--- a/UAE_Energy_Audit_Playbook.docx
+++ b/UAE_Energy_Audit_Playbook.docx
@@ -12524,6 +12524,14 @@
     </w:p>
     <w:p>
       <w:pPr>
+        <w:spacing w:after="120"/>
+      </w:pPr>
+      <w:r>
+        <w:t xml:space="preserve">The three tables below list local instrument suppliers and calibration laboratories by emirate. Details were compiled in October 2026 from company websites and UAE business directories (Yellow Pages UAE, ATN Info, ReachUAE, UAE Results).</w:t>
+      </w:r>
+    </w:p>
+    <w:p>
+      <w:pPr>
         <w:pBdr>
           <w:left w:val="single" w:color="E08A00" w:sz="18" w:space="6"/>
         </w:pBdr>
@@ -12531,7 +12539,15 @@
         <w:spacing w:after="160" w:before="80"/>
       </w:pPr>
       <w:r>
-        <w:t xml:space="preserve">The names below come from your brief and market knowledge. Scopes, addresses and accreditation status change; confirm each company's current EIAC scope, rental fleet and contact details directly before contracting. Do not rely on this table as verified accreditation evidence.</w:t>
+        <w:t xml:space="preserve">Contact details change often and directory listings are sometimes out of date or partly masked. Phone numbers marked (partial) could only be read in part, so confirm them first. Before sending a purchase order, call each company and check its current ISO/IEC 17025 scope on the EIAC directory (eiac.gov.ae/directory). EIAC head office: One Central, Trade Centre District, Dubai, +971 4 872 2666.</w:t>
+      </w:r>
+    </w:p>
+    <w:p>
+      <w:pPr>
+        <w:pStyle w:val="Heading3"/>
+      </w:pPr>
+      <w:r>
+        <w:t xml:space="preserve">5.3.1 Dubai</w:t>
       </w:r>
     </w:p>
     <w:tbl>
@@ -12547,10 +12563,11 @@
         </w:tblBorders>
       </w:tblPr>
       <w:tblGrid>
-        <w:gridCol w:w="1002"/>
-        <w:gridCol w:w="2005"/>
-        <w:gridCol w:w="2005"/>
-        <w:gridCol w:w="4014"/>
+        <w:gridCol w:w="384"/>
+        <w:gridCol w:w="2112"/>
+        <w:gridCol w:w="2304"/>
+        <w:gridCol w:w="2496"/>
+        <w:gridCol w:w="1730"/>
       </w:tblGrid>
       <w:tr>
         <w:trPr>
@@ -12558,7 +12575,7 @@
         </w:trPr>
         <w:tc>
           <w:tcPr>
-            <w:tcW w:type="dxa" w:w="1002"/>
+            <w:tcW w:type="dxa" w:w="384"/>
             <w:shd w:fill="1F4E79" w:val="clear"/>
             <w:tcMar>
               <w:top w:type="dxa" w:w="50"/>
@@ -12576,13 +12593,13 @@
                 <w:sz w:val="18"/>
                 <w:szCs w:val="18"/>
               </w:rPr>
-              <w:t xml:space="preserve">Emirate</w:t>
-            </w:r>
-          </w:p>
-        </w:tc>
-        <w:tc>
-          <w:tcPr>
-            <w:tcW w:type="dxa" w:w="2005"/>
+              <w:t xml:space="preserve">#</w:t>
+            </w:r>
+          </w:p>
+        </w:tc>
+        <w:tc>
+          <w:tcPr>
+            <w:tcW w:type="dxa" w:w="2112"/>
             <w:shd w:fill="1F4E79" w:val="clear"/>
             <w:tcMar>
               <w:top w:type="dxa" w:w="50"/>
@@ -12606,7 +12623,7 @@
         </w:tc>
         <w:tc>
           <w:tcPr>
-            <w:tcW w:type="dxa" w:w="2005"/>
+            <w:tcW w:type="dxa" w:w="2304"/>
             <w:shd w:fill="1F4E79" w:val="clear"/>
             <w:tcMar>
               <w:top w:type="dxa" w:w="50"/>
@@ -12624,13 +12641,13 @@
                 <w:sz w:val="18"/>
                 <w:szCs w:val="18"/>
               </w:rPr>
-              <w:t xml:space="preserve">Type</w:t>
-            </w:r>
-          </w:p>
-        </w:tc>
-        <w:tc>
-          <w:tcPr>
-            <w:tcW w:type="dxa" w:w="4014"/>
+              <w:t xml:space="preserve">Type / scope</w:t>
+            </w:r>
+          </w:p>
+        </w:tc>
+        <w:tc>
+          <w:tcPr>
+            <w:tcW w:type="dxa" w:w="2496"/>
             <w:shd w:fill="1F4E79" w:val="clear"/>
             <w:tcMar>
               <w:top w:type="dxa" w:w="50"/>
@@ -12648,7 +12665,31 @@
                 <w:sz w:val="18"/>
                 <w:szCs w:val="18"/>
               </w:rPr>
-              <w:t xml:space="preserve">Typical operational scope (to verify)</w:t>
+              <w:t xml:space="preserve">Address</w:t>
+            </w:r>
+          </w:p>
+        </w:tc>
+        <w:tc>
+          <w:tcPr>
+            <w:tcW w:type="dxa" w:w="1730"/>
+            <w:shd w:fill="1F4E79" w:val="clear"/>
+            <w:tcMar>
+              <w:top w:type="dxa" w:w="50"/>
+              <w:left w:type="dxa" w:w="90"/>
+              <w:bottom w:type="dxa" w:w="50"/>
+              <w:right w:type="dxa" w:w="90"/>
+            </w:tcMar>
+          </w:tcPr>
+          <w:p>
+            <w:r>
+              <w:rPr>
+                <w:b/>
+                <w:bCs/>
+                <w:color w:val="FFFFFF"/>
+                <w:sz w:val="18"/>
+                <w:szCs w:val="18"/>
+              </w:rPr>
+              <w:t xml:space="preserve">Phone</w:t>
             </w:r>
           </w:p>
         </w:tc>
@@ -12656,89 +12697,111 @@
       <w:tr>
         <w:tc>
           <w:tcPr>
-            <w:tcW w:type="dxa" w:w="1002"/>
-            <w:tcMar>
-              <w:top w:type="dxa" w:w="50"/>
-              <w:left w:type="dxa" w:w="90"/>
-              <w:bottom w:type="dxa" w:w="50"/>
-              <w:right w:type="dxa" w:w="90"/>
-            </w:tcMar>
-          </w:tcPr>
-          <w:p>
-            <w:r>
-              <w:rPr>
-                <w:b w:val="false"/>
-                <w:bCs w:val="false"/>
-                <w:sz w:val="18"/>
-                <w:szCs w:val="18"/>
-              </w:rPr>
-              <w:t xml:space="preserve">Dubai</w:t>
-            </w:r>
-          </w:p>
-        </w:tc>
-        <w:tc>
-          <w:tcPr>
-            <w:tcW w:type="dxa" w:w="2005"/>
-            <w:tcMar>
-              <w:top w:type="dxa" w:w="50"/>
-              <w:left w:type="dxa" w:w="90"/>
-              <w:bottom w:type="dxa" w:w="50"/>
-              <w:right w:type="dxa" w:w="90"/>
-            </w:tcMar>
-          </w:tcPr>
-          <w:p>
-            <w:r>
-              <w:rPr>
-                <w:b w:val="false"/>
-                <w:bCs w:val="false"/>
-                <w:sz w:val="18"/>
-                <w:szCs w:val="18"/>
-              </w:rPr>
-              <w:t xml:space="preserve">Alphatech</w:t>
-            </w:r>
-          </w:p>
-        </w:tc>
-        <w:tc>
-          <w:tcPr>
-            <w:tcW w:type="dxa" w:w="2005"/>
-            <w:tcMar>
-              <w:top w:type="dxa" w:w="50"/>
-              <w:left w:type="dxa" w:w="90"/>
-              <w:bottom w:type="dxa" w:w="50"/>
-              <w:right w:type="dxa" w:w="90"/>
-            </w:tcMar>
-          </w:tcPr>
-          <w:p>
-            <w:r>
-              <w:rPr>
-                <w:b w:val="false"/>
-                <w:bCs w:val="false"/>
-                <w:sz w:val="18"/>
-                <w:szCs w:val="18"/>
-              </w:rPr>
-              <w:t xml:space="preserve">Instrument supplier/distributor</w:t>
-            </w:r>
-          </w:p>
-        </w:tc>
-        <w:tc>
-          <w:tcPr>
-            <w:tcW w:type="dxa" w:w="4014"/>
-            <w:tcMar>
-              <w:top w:type="dxa" w:w="50"/>
-              <w:left w:type="dxa" w:w="90"/>
-              <w:bottom w:type="dxa" w:w="50"/>
-              <w:right w:type="dxa" w:w="90"/>
-            </w:tcMar>
-          </w:tcPr>
-          <w:p>
-            <w:r>
-              <w:rPr>
-                <w:b w:val="false"/>
-                <w:bCs w:val="false"/>
-                <w:sz w:val="18"/>
-                <w:szCs w:val="18"/>
-              </w:rPr>
-              <w:t xml:space="preserve">Test &amp; measurement instruments, power and thermal equipment, sales/rental</w:t>
+            <w:tcW w:type="dxa" w:w="384"/>
+            <w:tcMar>
+              <w:top w:type="dxa" w:w="50"/>
+              <w:left w:type="dxa" w:w="90"/>
+              <w:bottom w:type="dxa" w:w="50"/>
+              <w:right w:type="dxa" w:w="90"/>
+            </w:tcMar>
+          </w:tcPr>
+          <w:p>
+            <w:r>
+              <w:rPr>
+                <w:b w:val="false"/>
+                <w:bCs w:val="false"/>
+                <w:sz w:val="18"/>
+                <w:szCs w:val="18"/>
+              </w:rPr>
+              <w:t xml:space="preserve">1</w:t>
+            </w:r>
+          </w:p>
+        </w:tc>
+        <w:tc>
+          <w:tcPr>
+            <w:tcW w:type="dxa" w:w="2112"/>
+            <w:tcMar>
+              <w:top w:type="dxa" w:w="50"/>
+              <w:left w:type="dxa" w:w="90"/>
+              <w:bottom w:type="dxa" w:w="50"/>
+              <w:right w:type="dxa" w:w="90"/>
+            </w:tcMar>
+          </w:tcPr>
+          <w:p>
+            <w:r>
+              <w:rPr>
+                <w:b w:val="false"/>
+                <w:bCs w:val="false"/>
+                <w:sz w:val="18"/>
+                <w:szCs w:val="18"/>
+              </w:rPr>
+              <w:t xml:space="preserve">Alphatech (Bin Ghalib Group)</w:t>
+            </w:r>
+          </w:p>
+        </w:tc>
+        <w:tc>
+          <w:tcPr>
+            <w:tcW w:type="dxa" w:w="2304"/>
+            <w:tcMar>
+              <w:top w:type="dxa" w:w="50"/>
+              <w:left w:type="dxa" w:w="90"/>
+              <w:bottom w:type="dxa" w:w="50"/>
+              <w:right w:type="dxa" w:w="90"/>
+            </w:tcMar>
+          </w:tcPr>
+          <w:p>
+            <w:r>
+              <w:rPr>
+                <w:b w:val="false"/>
+                <w:bCs w:val="false"/>
+                <w:sz w:val="18"/>
+                <w:szCs w:val="18"/>
+              </w:rPr>
+              <w:t xml:space="preserve">T&amp;M distributor and calibration; EIAC-accredited HV calibration up to 10 kV</w:t>
+            </w:r>
+          </w:p>
+        </w:tc>
+        <w:tc>
+          <w:tcPr>
+            <w:tcW w:type="dxa" w:w="2496"/>
+            <w:tcMar>
+              <w:top w:type="dxa" w:w="50"/>
+              <w:left w:type="dxa" w:w="90"/>
+              <w:bottom w:type="dxa" w:w="50"/>
+              <w:right w:type="dxa" w:w="90"/>
+            </w:tcMar>
+          </w:tcPr>
+          <w:p>
+            <w:r>
+              <w:rPr>
+                <w:b w:val="false"/>
+                <w:bCs w:val="false"/>
+                <w:sz w:val="18"/>
+                <w:szCs w:val="18"/>
+              </w:rPr>
+              <w:t xml:space="preserve">Dubai (see alphatechgcc.com)</w:t>
+            </w:r>
+          </w:p>
+        </w:tc>
+        <w:tc>
+          <w:tcPr>
+            <w:tcW w:type="dxa" w:w="1730"/>
+            <w:tcMar>
+              <w:top w:type="dxa" w:w="50"/>
+              <w:left w:type="dxa" w:w="90"/>
+              <w:bottom w:type="dxa" w:w="50"/>
+              <w:right w:type="dxa" w:w="90"/>
+            </w:tcMar>
+          </w:tcPr>
+          <w:p>
+            <w:r>
+              <w:rPr>
+                <w:b w:val="false"/>
+                <w:bCs w:val="false"/>
+                <w:sz w:val="18"/>
+                <w:szCs w:val="18"/>
+              </w:rPr>
+              <w:t xml:space="preserve">+971 4 207 3733</w:t>
             </w:r>
           </w:p>
         </w:tc>
@@ -12746,89 +12809,111 @@
       <w:tr>
         <w:tc>
           <w:tcPr>
-            <w:tcW w:type="dxa" w:w="1002"/>
-            <w:tcMar>
-              <w:top w:type="dxa" w:w="50"/>
-              <w:left w:type="dxa" w:w="90"/>
-              <w:bottom w:type="dxa" w:w="50"/>
-              <w:right w:type="dxa" w:w="90"/>
-            </w:tcMar>
-          </w:tcPr>
-          <w:p>
-            <w:r>
-              <w:rPr>
-                <w:b w:val="false"/>
-                <w:bCs w:val="false"/>
-                <w:sz w:val="18"/>
-                <w:szCs w:val="18"/>
-              </w:rPr>
-              <w:t xml:space="preserve">Dubai</w:t>
-            </w:r>
-          </w:p>
-        </w:tc>
-        <w:tc>
-          <w:tcPr>
-            <w:tcW w:type="dxa" w:w="2005"/>
-            <w:tcMar>
-              <w:top w:type="dxa" w:w="50"/>
-              <w:left w:type="dxa" w:w="90"/>
-              <w:bottom w:type="dxa" w:w="50"/>
-              <w:right w:type="dxa" w:w="90"/>
-            </w:tcMar>
-          </w:tcPr>
-          <w:p>
-            <w:r>
-              <w:rPr>
-                <w:b w:val="false"/>
-                <w:bCs w:val="false"/>
-                <w:sz w:val="18"/>
-                <w:szCs w:val="18"/>
-              </w:rPr>
-              <w:t xml:space="preserve">ACUME</w:t>
-            </w:r>
-          </w:p>
-        </w:tc>
-        <w:tc>
-          <w:tcPr>
-            <w:tcW w:type="dxa" w:w="2005"/>
-            <w:tcMar>
-              <w:top w:type="dxa" w:w="50"/>
-              <w:left w:type="dxa" w:w="90"/>
-              <w:bottom w:type="dxa" w:w="50"/>
-              <w:right w:type="dxa" w:w="90"/>
-            </w:tcMar>
-          </w:tcPr>
-          <w:p>
-            <w:r>
-              <w:rPr>
-                <w:b w:val="false"/>
-                <w:bCs w:val="false"/>
-                <w:sz w:val="18"/>
-                <w:szCs w:val="18"/>
-              </w:rPr>
-              <w:t xml:space="preserve">Instrument supplier</w:t>
-            </w:r>
-          </w:p>
-        </w:tc>
-        <w:tc>
-          <w:tcPr>
-            <w:tcW w:type="dxa" w:w="4014"/>
-            <w:tcMar>
-              <w:top w:type="dxa" w:w="50"/>
-              <w:left w:type="dxa" w:w="90"/>
-              <w:bottom w:type="dxa" w:w="50"/>
-              <w:right w:type="dxa" w:w="90"/>
-            </w:tcMar>
-          </w:tcPr>
-          <w:p>
-            <w:r>
-              <w:rPr>
-                <w:b w:val="false"/>
-                <w:bCs w:val="false"/>
-                <w:sz w:val="18"/>
-                <w:szCs w:val="18"/>
-              </w:rPr>
-              <w:t xml:space="preserve">Electrical and environmental test instruments, sales</w:t>
+            <w:tcW w:type="dxa" w:w="384"/>
+            <w:tcMar>
+              <w:top w:type="dxa" w:w="50"/>
+              <w:left w:type="dxa" w:w="90"/>
+              <w:bottom w:type="dxa" w:w="50"/>
+              <w:right w:type="dxa" w:w="90"/>
+            </w:tcMar>
+          </w:tcPr>
+          <w:p>
+            <w:r>
+              <w:rPr>
+                <w:b w:val="false"/>
+                <w:bCs w:val="false"/>
+                <w:sz w:val="18"/>
+                <w:szCs w:val="18"/>
+              </w:rPr>
+              <w:t xml:space="preserve">2</w:t>
+            </w:r>
+          </w:p>
+        </w:tc>
+        <w:tc>
+          <w:tcPr>
+            <w:tcW w:type="dxa" w:w="2112"/>
+            <w:tcMar>
+              <w:top w:type="dxa" w:w="50"/>
+              <w:left w:type="dxa" w:w="90"/>
+              <w:bottom w:type="dxa" w:w="50"/>
+              <w:right w:type="dxa" w:w="90"/>
+            </w:tcMar>
+          </w:tcPr>
+          <w:p>
+            <w:r>
+              <w:rPr>
+                <w:b w:val="false"/>
+                <w:bCs w:val="false"/>
+                <w:sz w:val="18"/>
+                <w:szCs w:val="18"/>
+              </w:rPr>
+              <w:t xml:space="preserve">Arabcal (Arabian Calibration Dev. Rep. Co. LLC), Dubai office</w:t>
+            </w:r>
+          </w:p>
+        </w:tc>
+        <w:tc>
+          <w:tcPr>
+            <w:tcW w:type="dxa" w:w="2304"/>
+            <w:tcMar>
+              <w:top w:type="dxa" w:w="50"/>
+              <w:left w:type="dxa" w:w="90"/>
+              <w:bottom w:type="dxa" w:w="50"/>
+              <w:right w:type="dxa" w:w="90"/>
+            </w:tcMar>
+          </w:tcPr>
+          <w:p>
+            <w:r>
+              <w:rPr>
+                <w:b w:val="false"/>
+                <w:bCs w:val="false"/>
+                <w:sz w:val="18"/>
+                <w:szCs w:val="18"/>
+              </w:rPr>
+              <w:t xml:space="preserve">EIAC LB-CAL-007 calibration lab; T&amp;M instrument supply</w:t>
+            </w:r>
+          </w:p>
+        </w:tc>
+        <w:tc>
+          <w:tcPr>
+            <w:tcW w:type="dxa" w:w="2496"/>
+            <w:tcMar>
+              <w:top w:type="dxa" w:w="50"/>
+              <w:left w:type="dxa" w:w="90"/>
+              <w:bottom w:type="dxa" w:w="50"/>
+              <w:right w:type="dxa" w:w="90"/>
+            </w:tcMar>
+          </w:tcPr>
+          <w:p>
+            <w:r>
+              <w:rPr>
+                <w:b w:val="false"/>
+                <w:bCs w:val="false"/>
+                <w:sz w:val="18"/>
+                <w:szCs w:val="18"/>
+              </w:rPr>
+              <w:t xml:space="preserve">Port Saeed Road, Deira, Dubai</w:t>
+            </w:r>
+          </w:p>
+        </w:tc>
+        <w:tc>
+          <w:tcPr>
+            <w:tcW w:type="dxa" w:w="1730"/>
+            <w:tcMar>
+              <w:top w:type="dxa" w:w="50"/>
+              <w:left w:type="dxa" w:w="90"/>
+              <w:bottom w:type="dxa" w:w="50"/>
+              <w:right w:type="dxa" w:w="90"/>
+            </w:tcMar>
+          </w:tcPr>
+          <w:p>
+            <w:r>
+              <w:rPr>
+                <w:b w:val="false"/>
+                <w:bCs w:val="false"/>
+                <w:sz w:val="18"/>
+                <w:szCs w:val="18"/>
+              </w:rPr>
+              <w:t xml:space="preserve">+971 4 268 7938</w:t>
             </w:r>
           </w:p>
         </w:tc>
@@ -12836,89 +12921,111 @@
       <w:tr>
         <w:tc>
           <w:tcPr>
-            <w:tcW w:type="dxa" w:w="1002"/>
-            <w:tcMar>
-              <w:top w:type="dxa" w:w="50"/>
-              <w:left w:type="dxa" w:w="90"/>
-              <w:bottom w:type="dxa" w:w="50"/>
-              <w:right w:type="dxa" w:w="90"/>
-            </w:tcMar>
-          </w:tcPr>
-          <w:p>
-            <w:r>
-              <w:rPr>
-                <w:b w:val="false"/>
-                <w:bCs w:val="false"/>
-                <w:sz w:val="18"/>
-                <w:szCs w:val="18"/>
-              </w:rPr>
-              <w:t xml:space="preserve">Dubai</w:t>
-            </w:r>
-          </w:p>
-        </w:tc>
-        <w:tc>
-          <w:tcPr>
-            <w:tcW w:type="dxa" w:w="2005"/>
-            <w:tcMar>
-              <w:top w:type="dxa" w:w="50"/>
-              <w:left w:type="dxa" w:w="90"/>
-              <w:bottom w:type="dxa" w:w="50"/>
-              <w:right w:type="dxa" w:w="90"/>
-            </w:tcMar>
-          </w:tcPr>
-          <w:p>
-            <w:r>
-              <w:rPr>
-                <w:b w:val="false"/>
-                <w:bCs w:val="false"/>
-                <w:sz w:val="18"/>
-                <w:szCs w:val="18"/>
-              </w:rPr>
-              <w:t xml:space="preserve">MeasureMart</w:t>
-            </w:r>
-          </w:p>
-        </w:tc>
-        <w:tc>
-          <w:tcPr>
-            <w:tcW w:type="dxa" w:w="2005"/>
-            <w:tcMar>
-              <w:top w:type="dxa" w:w="50"/>
-              <w:left w:type="dxa" w:w="90"/>
-              <w:bottom w:type="dxa" w:w="50"/>
-              <w:right w:type="dxa" w:w="90"/>
-            </w:tcMar>
-          </w:tcPr>
-          <w:p>
-            <w:r>
-              <w:rPr>
-                <w:b w:val="false"/>
-                <w:bCs w:val="false"/>
-                <w:sz w:val="18"/>
-                <w:szCs w:val="18"/>
-              </w:rPr>
-              <w:t xml:space="preserve">Online/retail instrument supplier</w:t>
-            </w:r>
-          </w:p>
-        </w:tc>
-        <w:tc>
-          <w:tcPr>
-            <w:tcW w:type="dxa" w:w="4014"/>
-            <w:tcMar>
-              <w:top w:type="dxa" w:w="50"/>
-              <w:left w:type="dxa" w:w="90"/>
-              <w:bottom w:type="dxa" w:w="50"/>
-              <w:right w:type="dxa" w:w="90"/>
-            </w:tcMar>
-          </w:tcPr>
-          <w:p>
-            <w:r>
-              <w:rPr>
-                <w:b w:val="false"/>
-                <w:bCs w:val="false"/>
-                <w:sz w:val="18"/>
-                <w:szCs w:val="18"/>
-              </w:rPr>
-              <w:t xml:space="preserve">Handheld meters for purchase: clamp, lux, anemometers, laser meters</w:t>
+            <w:tcW w:type="dxa" w:w="384"/>
+            <w:tcMar>
+              <w:top w:type="dxa" w:w="50"/>
+              <w:left w:type="dxa" w:w="90"/>
+              <w:bottom w:type="dxa" w:w="50"/>
+              <w:right w:type="dxa" w:w="90"/>
+            </w:tcMar>
+          </w:tcPr>
+          <w:p>
+            <w:r>
+              <w:rPr>
+                <w:b w:val="false"/>
+                <w:bCs w:val="false"/>
+                <w:sz w:val="18"/>
+                <w:szCs w:val="18"/>
+              </w:rPr>
+              <w:t xml:space="preserve">3</w:t>
+            </w:r>
+          </w:p>
+        </w:tc>
+        <w:tc>
+          <w:tcPr>
+            <w:tcW w:type="dxa" w:w="2112"/>
+            <w:tcMar>
+              <w:top w:type="dxa" w:w="50"/>
+              <w:left w:type="dxa" w:w="90"/>
+              <w:bottom w:type="dxa" w:w="50"/>
+              <w:right w:type="dxa" w:w="90"/>
+            </w:tcMar>
+          </w:tcPr>
+          <w:p>
+            <w:r>
+              <w:rPr>
+                <w:b w:val="false"/>
+                <w:bCs w:val="false"/>
+                <w:sz w:val="18"/>
+                <w:szCs w:val="18"/>
+              </w:rPr>
+              <w:t xml:space="preserve">Accuver Calibration Laboratory LLC</w:t>
+            </w:r>
+          </w:p>
+        </w:tc>
+        <w:tc>
+          <w:tcPr>
+            <w:tcW w:type="dxa" w:w="2304"/>
+            <w:tcMar>
+              <w:top w:type="dxa" w:w="50"/>
+              <w:left w:type="dxa" w:w="90"/>
+              <w:bottom w:type="dxa" w:w="50"/>
+              <w:right w:type="dxa" w:w="90"/>
+            </w:tcMar>
+          </w:tcPr>
+          <w:p>
+            <w:r>
+              <w:rPr>
+                <w:b w:val="false"/>
+                <w:bCs w:val="false"/>
+                <w:sz w:val="18"/>
+                <w:szCs w:val="18"/>
+              </w:rPr>
+              <w:t xml:space="preserve">ISO/IEC 17025 calibration lab</w:t>
+            </w:r>
+          </w:p>
+        </w:tc>
+        <w:tc>
+          <w:tcPr>
+            <w:tcW w:type="dxa" w:w="2496"/>
+            <w:tcMar>
+              <w:top w:type="dxa" w:w="50"/>
+              <w:left w:type="dxa" w:w="90"/>
+              <w:bottom w:type="dxa" w:w="50"/>
+              <w:right w:type="dxa" w:w="90"/>
+            </w:tcMar>
+          </w:tcPr>
+          <w:p>
+            <w:r>
+              <w:rPr>
+                <w:b w:val="false"/>
+                <w:bCs w:val="false"/>
+                <w:sz w:val="18"/>
+                <w:szCs w:val="18"/>
+              </w:rPr>
+              <w:t xml:space="preserve">Warehouse C-45, Industrial Area 1, Al Qusais, PO Box 56942, Dubai</w:t>
+            </w:r>
+          </w:p>
+        </w:tc>
+        <w:tc>
+          <w:tcPr>
+            <w:tcW w:type="dxa" w:w="1730"/>
+            <w:tcMar>
+              <w:top w:type="dxa" w:w="50"/>
+              <w:left w:type="dxa" w:w="90"/>
+              <w:bottom w:type="dxa" w:w="50"/>
+              <w:right w:type="dxa" w:w="90"/>
+            </w:tcMar>
+          </w:tcPr>
+          <w:p>
+            <w:r>
+              <w:rPr>
+                <w:b w:val="false"/>
+                <w:bCs w:val="false"/>
+                <w:sz w:val="18"/>
+                <w:szCs w:val="18"/>
+              </w:rPr>
+              <w:t xml:space="preserve">+971 4 881 2664</w:t>
             </w:r>
           </w:p>
         </w:tc>
@@ -12926,89 +13033,111 @@
       <w:tr>
         <w:tc>
           <w:tcPr>
-            <w:tcW w:type="dxa" w:w="1002"/>
-            <w:tcMar>
-              <w:top w:type="dxa" w:w="50"/>
-              <w:left w:type="dxa" w:w="90"/>
-              <w:bottom w:type="dxa" w:w="50"/>
-              <w:right w:type="dxa" w:w="90"/>
-            </w:tcMar>
-          </w:tcPr>
-          <w:p>
-            <w:r>
-              <w:rPr>
-                <w:b w:val="false"/>
-                <w:bCs w:val="false"/>
-                <w:sz w:val="18"/>
-                <w:szCs w:val="18"/>
-              </w:rPr>
-              <w:t xml:space="preserve">Dubai</w:t>
-            </w:r>
-          </w:p>
-        </w:tc>
-        <w:tc>
-          <w:tcPr>
-            <w:tcW w:type="dxa" w:w="2005"/>
-            <w:tcMar>
-              <w:top w:type="dxa" w:w="50"/>
-              <w:left w:type="dxa" w:w="90"/>
-              <w:bottom w:type="dxa" w:w="50"/>
-              <w:right w:type="dxa" w:w="90"/>
-            </w:tcMar>
-          </w:tcPr>
-          <w:p>
-            <w:r>
-              <w:rPr>
-                <w:b w:val="false"/>
-                <w:bCs w:val="false"/>
-                <w:sz w:val="18"/>
-                <w:szCs w:val="18"/>
-              </w:rPr>
-              <w:t xml:space="preserve">Totalcal</w:t>
-            </w:r>
-          </w:p>
-        </w:tc>
-        <w:tc>
-          <w:tcPr>
-            <w:tcW w:type="dxa" w:w="2005"/>
-            <w:tcMar>
-              <w:top w:type="dxa" w:w="50"/>
-              <w:left w:type="dxa" w:w="90"/>
-              <w:bottom w:type="dxa" w:w="50"/>
-              <w:right w:type="dxa" w:w="90"/>
-            </w:tcMar>
-          </w:tcPr>
-          <w:p>
-            <w:r>
-              <w:rPr>
-                <w:b w:val="false"/>
-                <w:bCs w:val="false"/>
-                <w:sz w:val="18"/>
-                <w:szCs w:val="18"/>
-              </w:rPr>
-              <w:t xml:space="preserve">Calibration laboratory</w:t>
-            </w:r>
-          </w:p>
-        </w:tc>
-        <w:tc>
-          <w:tcPr>
-            <w:tcW w:type="dxa" w:w="4014"/>
-            <w:tcMar>
-              <w:top w:type="dxa" w:w="50"/>
-              <w:left w:type="dxa" w:w="90"/>
-              <w:bottom w:type="dxa" w:w="50"/>
-              <w:right w:type="dxa" w:w="90"/>
-            </w:tcMar>
-          </w:tcPr>
-          <w:p>
-            <w:r>
-              <w:rPr>
-                <w:b w:val="false"/>
-                <w:bCs w:val="false"/>
-                <w:sz w:val="18"/>
-                <w:szCs w:val="18"/>
-              </w:rPr>
-              <w:t xml:space="preserve">Electrical, temperature, pressure, dimensional calibration</w:t>
+            <w:tcW w:type="dxa" w:w="384"/>
+            <w:tcMar>
+              <w:top w:type="dxa" w:w="50"/>
+              <w:left w:type="dxa" w:w="90"/>
+              <w:bottom w:type="dxa" w:w="50"/>
+              <w:right w:type="dxa" w:w="90"/>
+            </w:tcMar>
+          </w:tcPr>
+          <w:p>
+            <w:r>
+              <w:rPr>
+                <w:b w:val="false"/>
+                <w:bCs w:val="false"/>
+                <w:sz w:val="18"/>
+                <w:szCs w:val="18"/>
+              </w:rPr>
+              <w:t xml:space="preserve">4</w:t>
+            </w:r>
+          </w:p>
+        </w:tc>
+        <w:tc>
+          <w:tcPr>
+            <w:tcW w:type="dxa" w:w="2112"/>
+            <w:tcMar>
+              <w:top w:type="dxa" w:w="50"/>
+              <w:left w:type="dxa" w:w="90"/>
+              <w:bottom w:type="dxa" w:w="50"/>
+              <w:right w:type="dxa" w:w="90"/>
+            </w:tcMar>
+          </w:tcPr>
+          <w:p>
+            <w:r>
+              <w:rPr>
+                <w:b w:val="false"/>
+                <w:bCs w:val="false"/>
+                <w:sz w:val="18"/>
+                <w:szCs w:val="18"/>
+              </w:rPr>
+              <w:t xml:space="preserve">URS Testing Laboratory LLC</w:t>
+            </w:r>
+          </w:p>
+        </w:tc>
+        <w:tc>
+          <w:tcPr>
+            <w:tcW w:type="dxa" w:w="2304"/>
+            <w:tcMar>
+              <w:top w:type="dxa" w:w="50"/>
+              <w:left w:type="dxa" w:w="90"/>
+              <w:bottom w:type="dxa" w:w="50"/>
+              <w:right w:type="dxa" w:w="90"/>
+            </w:tcMar>
+          </w:tcPr>
+          <w:p>
+            <w:r>
+              <w:rPr>
+                <w:b w:val="false"/>
+                <w:bCs w:val="false"/>
+                <w:sz w:val="18"/>
+                <w:szCs w:val="18"/>
+              </w:rPr>
+              <w:t xml:space="preserve">EIAC ISO 17025 testing laboratory (confirm calibration scope)</w:t>
+            </w:r>
+          </w:p>
+        </w:tc>
+        <w:tc>
+          <w:tcPr>
+            <w:tcW w:type="dxa" w:w="2496"/>
+            <w:tcMar>
+              <w:top w:type="dxa" w:w="50"/>
+              <w:left w:type="dxa" w:w="90"/>
+              <w:bottom w:type="dxa" w:w="50"/>
+              <w:right w:type="dxa" w:w="90"/>
+            </w:tcMar>
+          </w:tcPr>
+          <w:p>
+            <w:r>
+              <w:rPr>
+                <w:b w:val="false"/>
+                <w:bCs w:val="false"/>
+                <w:sz w:val="18"/>
+                <w:szCs w:val="18"/>
+              </w:rPr>
+              <w:t xml:space="preserve">Jebel Ali, Dubai</w:t>
+            </w:r>
+          </w:p>
+        </w:tc>
+        <w:tc>
+          <w:tcPr>
+            <w:tcW w:type="dxa" w:w="1730"/>
+            <w:tcMar>
+              <w:top w:type="dxa" w:w="50"/>
+              <w:left w:type="dxa" w:w="90"/>
+              <w:bottom w:type="dxa" w:w="50"/>
+              <w:right w:type="dxa" w:w="90"/>
+            </w:tcMar>
+          </w:tcPr>
+          <w:p>
+            <w:r>
+              <w:rPr>
+                <w:b w:val="false"/>
+                <w:bCs w:val="false"/>
+                <w:sz w:val="18"/>
+                <w:szCs w:val="18"/>
+              </w:rPr>
+              <w:t xml:space="preserve">+971 4 883 7115</w:t>
             </w:r>
           </w:p>
         </w:tc>
@@ -13016,89 +13145,111 @@
       <w:tr>
         <w:tc>
           <w:tcPr>
-            <w:tcW w:type="dxa" w:w="1002"/>
-            <w:tcMar>
-              <w:top w:type="dxa" w:w="50"/>
-              <w:left w:type="dxa" w:w="90"/>
-              <w:bottom w:type="dxa" w:w="50"/>
-              <w:right w:type="dxa" w:w="90"/>
-            </w:tcMar>
-          </w:tcPr>
-          <w:p>
-            <w:r>
-              <w:rPr>
-                <w:b w:val="false"/>
-                <w:bCs w:val="false"/>
-                <w:sz w:val="18"/>
-                <w:szCs w:val="18"/>
-              </w:rPr>
-              <w:t xml:space="preserve">Dubai</w:t>
-            </w:r>
-          </w:p>
-        </w:tc>
-        <w:tc>
-          <w:tcPr>
-            <w:tcW w:type="dxa" w:w="2005"/>
-            <w:tcMar>
-              <w:top w:type="dxa" w:w="50"/>
-              <w:left w:type="dxa" w:w="90"/>
-              <w:bottom w:type="dxa" w:w="50"/>
-              <w:right w:type="dxa" w:w="90"/>
-            </w:tcMar>
-          </w:tcPr>
-          <w:p>
-            <w:r>
-              <w:rPr>
-                <w:b w:val="false"/>
-                <w:bCs w:val="false"/>
-                <w:sz w:val="18"/>
-                <w:szCs w:val="18"/>
-              </w:rPr>
-              <w:t xml:space="preserve">Arabcal</w:t>
-            </w:r>
-          </w:p>
-        </w:tc>
-        <w:tc>
-          <w:tcPr>
-            <w:tcW w:type="dxa" w:w="2005"/>
-            <w:tcMar>
-              <w:top w:type="dxa" w:w="50"/>
-              <w:left w:type="dxa" w:w="90"/>
-              <w:bottom w:type="dxa" w:w="50"/>
-              <w:right w:type="dxa" w:w="90"/>
-            </w:tcMar>
-          </w:tcPr>
-          <w:p>
-            <w:r>
-              <w:rPr>
-                <w:b w:val="false"/>
-                <w:bCs w:val="false"/>
-                <w:sz w:val="18"/>
-                <w:szCs w:val="18"/>
-              </w:rPr>
-              <w:t xml:space="preserve">Calibration laboratory</w:t>
-            </w:r>
-          </w:p>
-        </w:tc>
-        <w:tc>
-          <w:tcPr>
-            <w:tcW w:type="dxa" w:w="4014"/>
-            <w:tcMar>
-              <w:top w:type="dxa" w:w="50"/>
-              <w:left w:type="dxa" w:w="90"/>
-              <w:bottom w:type="dxa" w:w="50"/>
-              <w:right w:type="dxa" w:w="90"/>
-            </w:tcMar>
-          </w:tcPr>
-          <w:p>
-            <w:r>
-              <w:rPr>
-                <w:b w:val="false"/>
-                <w:bCs w:val="false"/>
-                <w:sz w:val="18"/>
-                <w:szCs w:val="18"/>
-              </w:rPr>
-              <w:t xml:space="preserve">Multi-discipline calibration, on-site services</w:t>
+            <w:tcW w:type="dxa" w:w="384"/>
+            <w:tcMar>
+              <w:top w:type="dxa" w:w="50"/>
+              <w:left w:type="dxa" w:w="90"/>
+              <w:bottom w:type="dxa" w:w="50"/>
+              <w:right w:type="dxa" w:w="90"/>
+            </w:tcMar>
+          </w:tcPr>
+          <w:p>
+            <w:r>
+              <w:rPr>
+                <w:b w:val="false"/>
+                <w:bCs w:val="false"/>
+                <w:sz w:val="18"/>
+                <w:szCs w:val="18"/>
+              </w:rPr>
+              <w:t xml:space="preserve">5</w:t>
+            </w:r>
+          </w:p>
+        </w:tc>
+        <w:tc>
+          <w:tcPr>
+            <w:tcW w:type="dxa" w:w="2112"/>
+            <w:tcMar>
+              <w:top w:type="dxa" w:w="50"/>
+              <w:left w:type="dxa" w:w="90"/>
+              <w:bottom w:type="dxa" w:w="50"/>
+              <w:right w:type="dxa" w:w="90"/>
+            </w:tcMar>
+          </w:tcPr>
+          <w:p>
+            <w:r>
+              <w:rPr>
+                <w:b w:val="false"/>
+                <w:bCs w:val="false"/>
+                <w:sz w:val="18"/>
+                <w:szCs w:val="18"/>
+              </w:rPr>
+              <w:t xml:space="preserve">Anaum Measuring Equipment LLC</w:t>
+            </w:r>
+          </w:p>
+        </w:tc>
+        <w:tc>
+          <w:tcPr>
+            <w:tcW w:type="dxa" w:w="2304"/>
+            <w:tcMar>
+              <w:top w:type="dxa" w:w="50"/>
+              <w:left w:type="dxa" w:w="90"/>
+              <w:bottom w:type="dxa" w:w="50"/>
+              <w:right w:type="dxa" w:w="90"/>
+            </w:tcMar>
+          </w:tcPr>
+          <w:p>
+            <w:r>
+              <w:rPr>
+                <w:b w:val="false"/>
+                <w:bCs w:val="false"/>
+                <w:sz w:val="18"/>
+                <w:szCs w:val="18"/>
+              </w:rPr>
+              <w:t xml:space="preserve">T&amp;M supplier; ISO 17025 lab (lab located in Abu Dhabi)</w:t>
+            </w:r>
+          </w:p>
+        </w:tc>
+        <w:tc>
+          <w:tcPr>
+            <w:tcW w:type="dxa" w:w="2496"/>
+            <w:tcMar>
+              <w:top w:type="dxa" w:w="50"/>
+              <w:left w:type="dxa" w:w="90"/>
+              <w:bottom w:type="dxa" w:w="50"/>
+              <w:right w:type="dxa" w:w="90"/>
+            </w:tcMar>
+          </w:tcPr>
+          <w:p>
+            <w:r>
+              <w:rPr>
+                <w:b w:val="false"/>
+                <w:bCs w:val="false"/>
+                <w:sz w:val="18"/>
+                <w:szCs w:val="18"/>
+              </w:rPr>
+              <w:t xml:space="preserve">Phase 6, C05, Nadd Hessa, Dubai Silicon Oasis</w:t>
+            </w:r>
+          </w:p>
+        </w:tc>
+        <w:tc>
+          <w:tcPr>
+            <w:tcW w:type="dxa" w:w="1730"/>
+            <w:tcMar>
+              <w:top w:type="dxa" w:w="50"/>
+              <w:left w:type="dxa" w:w="90"/>
+              <w:bottom w:type="dxa" w:w="50"/>
+              <w:right w:type="dxa" w:w="90"/>
+            </w:tcMar>
+          </w:tcPr>
+          <w:p>
+            <w:r>
+              <w:rPr>
+                <w:b w:val="false"/>
+                <w:bCs w:val="false"/>
+                <w:sz w:val="18"/>
+                <w:szCs w:val="18"/>
+              </w:rPr>
+              <w:t xml:space="preserve">+971 2 205 9500</w:t>
             </w:r>
           </w:p>
         </w:tc>
@@ -13106,89 +13257,111 @@
       <w:tr>
         <w:tc>
           <w:tcPr>
-            <w:tcW w:type="dxa" w:w="1002"/>
-            <w:tcMar>
-              <w:top w:type="dxa" w:w="50"/>
-              <w:left w:type="dxa" w:w="90"/>
-              <w:bottom w:type="dxa" w:w="50"/>
-              <w:right w:type="dxa" w:w="90"/>
-            </w:tcMar>
-          </w:tcPr>
-          <w:p>
-            <w:r>
-              <w:rPr>
-                <w:b w:val="false"/>
-                <w:bCs w:val="false"/>
-                <w:sz w:val="18"/>
-                <w:szCs w:val="18"/>
-              </w:rPr>
-              <w:t xml:space="preserve">Sharjah</w:t>
-            </w:r>
-          </w:p>
-        </w:tc>
-        <w:tc>
-          <w:tcPr>
-            <w:tcW w:type="dxa" w:w="2005"/>
-            <w:tcMar>
-              <w:top w:type="dxa" w:w="50"/>
-              <w:left w:type="dxa" w:w="90"/>
-              <w:bottom w:type="dxa" w:w="50"/>
-              <w:right w:type="dxa" w:w="90"/>
-            </w:tcMar>
-          </w:tcPr>
-          <w:p>
-            <w:r>
-              <w:rPr>
-                <w:b w:val="false"/>
-                <w:bCs w:val="false"/>
-                <w:sz w:val="18"/>
-                <w:szCs w:val="18"/>
-              </w:rPr>
-              <w:t xml:space="preserve">General Tech Services</w:t>
-            </w:r>
-          </w:p>
-        </w:tc>
-        <w:tc>
-          <w:tcPr>
-            <w:tcW w:type="dxa" w:w="2005"/>
-            <w:tcMar>
-              <w:top w:type="dxa" w:w="50"/>
-              <w:left w:type="dxa" w:w="90"/>
-              <w:bottom w:type="dxa" w:w="50"/>
-              <w:right w:type="dxa" w:w="90"/>
-            </w:tcMar>
-          </w:tcPr>
-          <w:p>
-            <w:r>
-              <w:rPr>
-                <w:b w:val="false"/>
-                <w:bCs w:val="false"/>
-                <w:sz w:val="18"/>
-                <w:szCs w:val="18"/>
-              </w:rPr>
-              <w:t xml:space="preserve">Supplier/services</w:t>
-            </w:r>
-          </w:p>
-        </w:tc>
-        <w:tc>
-          <w:tcPr>
-            <w:tcW w:type="dxa" w:w="4014"/>
-            <w:tcMar>
-              <w:top w:type="dxa" w:w="50"/>
-              <w:left w:type="dxa" w:w="90"/>
-              <w:bottom w:type="dxa" w:w="50"/>
-              <w:right w:type="dxa" w:w="90"/>
-            </w:tcMar>
-          </w:tcPr>
-          <w:p>
-            <w:r>
-              <w:rPr>
-                <w:b w:val="false"/>
-                <w:bCs w:val="false"/>
-                <w:sz w:val="18"/>
-                <w:szCs w:val="18"/>
-              </w:rPr>
-              <w:t xml:space="preserve">Testing instruments and calibration services</w:t>
+            <w:tcW w:type="dxa" w:w="384"/>
+            <w:tcMar>
+              <w:top w:type="dxa" w:w="50"/>
+              <w:left w:type="dxa" w:w="90"/>
+              <w:bottom w:type="dxa" w:w="50"/>
+              <w:right w:type="dxa" w:w="90"/>
+            </w:tcMar>
+          </w:tcPr>
+          <w:p>
+            <w:r>
+              <w:rPr>
+                <w:b w:val="false"/>
+                <w:bCs w:val="false"/>
+                <w:sz w:val="18"/>
+                <w:szCs w:val="18"/>
+              </w:rPr>
+              <w:t xml:space="preserve">6</w:t>
+            </w:r>
+          </w:p>
+        </w:tc>
+        <w:tc>
+          <w:tcPr>
+            <w:tcW w:type="dxa" w:w="2112"/>
+            <w:tcMar>
+              <w:top w:type="dxa" w:w="50"/>
+              <w:left w:type="dxa" w:w="90"/>
+              <w:bottom w:type="dxa" w:w="50"/>
+              <w:right w:type="dxa" w:w="90"/>
+            </w:tcMar>
+          </w:tcPr>
+          <w:p>
+            <w:r>
+              <w:rPr>
+                <w:b w:val="false"/>
+                <w:bCs w:val="false"/>
+                <w:sz w:val="18"/>
+                <w:szCs w:val="18"/>
+              </w:rPr>
+              <w:t xml:space="preserve">Mohammad Mahdi Electronics (MME)</w:t>
+            </w:r>
+          </w:p>
+        </w:tc>
+        <w:tc>
+          <w:tcPr>
+            <w:tcW w:type="dxa" w:w="2304"/>
+            <w:tcMar>
+              <w:top w:type="dxa" w:w="50"/>
+              <w:left w:type="dxa" w:w="90"/>
+              <w:bottom w:type="dxa" w:w="50"/>
+              <w:right w:type="dxa" w:w="90"/>
+            </w:tcMar>
+          </w:tcPr>
+          <w:p>
+            <w:r>
+              <w:rPr>
+                <w:b w:val="false"/>
+                <w:bCs w:val="false"/>
+                <w:sz w:val="18"/>
+                <w:szCs w:val="18"/>
+              </w:rPr>
+              <w:t xml:space="preserve">Distributor: Fluke, Megger, Hioki, Testo, Kyoritsu</w:t>
+            </w:r>
+          </w:p>
+        </w:tc>
+        <w:tc>
+          <w:tcPr>
+            <w:tcW w:type="dxa" w:w="2496"/>
+            <w:tcMar>
+              <w:top w:type="dxa" w:w="50"/>
+              <w:left w:type="dxa" w:w="90"/>
+              <w:bottom w:type="dxa" w:w="50"/>
+              <w:right w:type="dxa" w:w="90"/>
+            </w:tcMar>
+          </w:tcPr>
+          <w:p>
+            <w:r>
+              <w:rPr>
+                <w:b w:val="false"/>
+                <w:bCs w:val="false"/>
+                <w:sz w:val="18"/>
+                <w:szCs w:val="18"/>
+              </w:rPr>
+              <w:t xml:space="preserve">Deira, Dubai</w:t>
+            </w:r>
+          </w:p>
+        </w:tc>
+        <w:tc>
+          <w:tcPr>
+            <w:tcW w:type="dxa" w:w="1730"/>
+            <w:tcMar>
+              <w:top w:type="dxa" w:w="50"/>
+              <w:left w:type="dxa" w:w="90"/>
+              <w:bottom w:type="dxa" w:w="50"/>
+              <w:right w:type="dxa" w:w="90"/>
+            </w:tcMar>
+          </w:tcPr>
+          <w:p>
+            <w:r>
+              <w:rPr>
+                <w:b w:val="false"/>
+                <w:bCs w:val="false"/>
+                <w:sz w:val="18"/>
+                <w:szCs w:val="18"/>
+              </w:rPr>
+              <w:t xml:space="preserve">+971 4 447 6031</w:t>
             </w:r>
           </w:p>
         </w:tc>
@@ -13196,89 +13369,111 @@
       <w:tr>
         <w:tc>
           <w:tcPr>
-            <w:tcW w:type="dxa" w:w="1002"/>
-            <w:tcMar>
-              <w:top w:type="dxa" w:w="50"/>
-              <w:left w:type="dxa" w:w="90"/>
-              <w:bottom w:type="dxa" w:w="50"/>
-              <w:right w:type="dxa" w:w="90"/>
-            </w:tcMar>
-          </w:tcPr>
-          <w:p>
-            <w:r>
-              <w:rPr>
-                <w:b w:val="false"/>
-                <w:bCs w:val="false"/>
-                <w:sz w:val="18"/>
-                <w:szCs w:val="18"/>
-              </w:rPr>
-              <w:t xml:space="preserve">Sharjah</w:t>
-            </w:r>
-          </w:p>
-        </w:tc>
-        <w:tc>
-          <w:tcPr>
-            <w:tcW w:type="dxa" w:w="2005"/>
-            <w:tcMar>
-              <w:top w:type="dxa" w:w="50"/>
-              <w:left w:type="dxa" w:w="90"/>
-              <w:bottom w:type="dxa" w:w="50"/>
-              <w:right w:type="dxa" w:w="90"/>
-            </w:tcMar>
-          </w:tcPr>
-          <w:p>
-            <w:r>
-              <w:rPr>
-                <w:b w:val="false"/>
-                <w:bCs w:val="false"/>
-                <w:sz w:val="18"/>
-                <w:szCs w:val="18"/>
-              </w:rPr>
-              <w:t xml:space="preserve">Al Khowahir</w:t>
-            </w:r>
-          </w:p>
-        </w:tc>
-        <w:tc>
-          <w:tcPr>
-            <w:tcW w:type="dxa" w:w="2005"/>
-            <w:tcMar>
-              <w:top w:type="dxa" w:w="50"/>
-              <w:left w:type="dxa" w:w="90"/>
-              <w:bottom w:type="dxa" w:w="50"/>
-              <w:right w:type="dxa" w:w="90"/>
-            </w:tcMar>
-          </w:tcPr>
-          <w:p>
-            <w:r>
-              <w:rPr>
-                <w:b w:val="false"/>
-                <w:bCs w:val="false"/>
-                <w:sz w:val="18"/>
-                <w:szCs w:val="18"/>
-              </w:rPr>
-              <w:t xml:space="preserve">Supplier/calibration</w:t>
-            </w:r>
-          </w:p>
-        </w:tc>
-        <w:tc>
-          <w:tcPr>
-            <w:tcW w:type="dxa" w:w="4014"/>
-            <w:tcMar>
-              <w:top w:type="dxa" w:w="50"/>
-              <w:left w:type="dxa" w:w="90"/>
-              <w:bottom w:type="dxa" w:w="50"/>
-              <w:right w:type="dxa" w:w="90"/>
-            </w:tcMar>
-          </w:tcPr>
-          <w:p>
-            <w:r>
-              <w:rPr>
-                <w:b w:val="false"/>
-                <w:bCs w:val="false"/>
-                <w:sz w:val="18"/>
-                <w:szCs w:val="18"/>
-              </w:rPr>
-              <w:t xml:space="preserve">Measurement equipment and calibration</w:t>
+            <w:tcW w:type="dxa" w:w="384"/>
+            <w:tcMar>
+              <w:top w:type="dxa" w:w="50"/>
+              <w:left w:type="dxa" w:w="90"/>
+              <w:bottom w:type="dxa" w:w="50"/>
+              <w:right w:type="dxa" w:w="90"/>
+            </w:tcMar>
+          </w:tcPr>
+          <w:p>
+            <w:r>
+              <w:rPr>
+                <w:b w:val="false"/>
+                <w:bCs w:val="false"/>
+                <w:sz w:val="18"/>
+                <w:szCs w:val="18"/>
+              </w:rPr>
+              <w:t xml:space="preserve">7</w:t>
+            </w:r>
+          </w:p>
+        </w:tc>
+        <w:tc>
+          <w:tcPr>
+            <w:tcW w:type="dxa" w:w="2112"/>
+            <w:tcMar>
+              <w:top w:type="dxa" w:w="50"/>
+              <w:left w:type="dxa" w:w="90"/>
+              <w:bottom w:type="dxa" w:w="50"/>
+              <w:right w:type="dxa" w:w="90"/>
+            </w:tcMar>
+          </w:tcPr>
+          <w:p>
+            <w:r>
+              <w:rPr>
+                <w:b w:val="false"/>
+                <w:bCs w:val="false"/>
+                <w:sz w:val="18"/>
+                <w:szCs w:val="18"/>
+              </w:rPr>
+              <w:t xml:space="preserve">Adex International</w:t>
+            </w:r>
+          </w:p>
+        </w:tc>
+        <w:tc>
+          <w:tcPr>
+            <w:tcW w:type="dxa" w:w="2304"/>
+            <w:tcMar>
+              <w:top w:type="dxa" w:w="50"/>
+              <w:left w:type="dxa" w:w="90"/>
+              <w:bottom w:type="dxa" w:w="50"/>
+              <w:right w:type="dxa" w:w="90"/>
+            </w:tcMar>
+          </w:tcPr>
+          <w:p>
+            <w:r>
+              <w:rPr>
+                <w:b w:val="false"/>
+                <w:bCs w:val="false"/>
+                <w:sz w:val="18"/>
+                <w:szCs w:val="18"/>
+              </w:rPr>
+              <w:t xml:space="preserve">Fluke and T&amp;M instrument supplier</w:t>
+            </w:r>
+          </w:p>
+        </w:tc>
+        <w:tc>
+          <w:tcPr>
+            <w:tcW w:type="dxa" w:w="2496"/>
+            <w:tcMar>
+              <w:top w:type="dxa" w:w="50"/>
+              <w:left w:type="dxa" w:w="90"/>
+              <w:bottom w:type="dxa" w:w="50"/>
+              <w:right w:type="dxa" w:w="90"/>
+            </w:tcMar>
+          </w:tcPr>
+          <w:p>
+            <w:r>
+              <w:rPr>
+                <w:b w:val="false"/>
+                <w:bCs w:val="false"/>
+                <w:sz w:val="18"/>
+                <w:szCs w:val="18"/>
+              </w:rPr>
+              <w:t xml:space="preserve">Al Qusais 3, Dubai</w:t>
+            </w:r>
+          </w:p>
+        </w:tc>
+        <w:tc>
+          <w:tcPr>
+            <w:tcW w:type="dxa" w:w="1730"/>
+            <w:tcMar>
+              <w:top w:type="dxa" w:w="50"/>
+              <w:left w:type="dxa" w:w="90"/>
+              <w:bottom w:type="dxa" w:w="50"/>
+              <w:right w:type="dxa" w:w="90"/>
+            </w:tcMar>
+          </w:tcPr>
+          <w:p>
+            <w:r>
+              <w:rPr>
+                <w:b w:val="false"/>
+                <w:bCs w:val="false"/>
+                <w:sz w:val="18"/>
+                <w:szCs w:val="18"/>
+              </w:rPr>
+              <w:t xml:space="preserve">+971 4 255 8915</w:t>
             </w:r>
           </w:p>
         </w:tc>
@@ -13286,89 +13481,111 @@
       <w:tr>
         <w:tc>
           <w:tcPr>
-            <w:tcW w:type="dxa" w:w="1002"/>
-            <w:tcMar>
-              <w:top w:type="dxa" w:w="50"/>
-              <w:left w:type="dxa" w:w="90"/>
-              <w:bottom w:type="dxa" w:w="50"/>
-              <w:right w:type="dxa" w:w="90"/>
-            </w:tcMar>
-          </w:tcPr>
-          <w:p>
-            <w:r>
-              <w:rPr>
-                <w:b w:val="false"/>
-                <w:bCs w:val="false"/>
-                <w:sz w:val="18"/>
-                <w:szCs w:val="18"/>
-              </w:rPr>
-              <w:t xml:space="preserve">Ajman</w:t>
-            </w:r>
-          </w:p>
-        </w:tc>
-        <w:tc>
-          <w:tcPr>
-            <w:tcW w:type="dxa" w:w="2005"/>
-            <w:tcMar>
-              <w:top w:type="dxa" w:w="50"/>
-              <w:left w:type="dxa" w:w="90"/>
-              <w:bottom w:type="dxa" w:w="50"/>
-              <w:right w:type="dxa" w:w="90"/>
-            </w:tcMar>
-          </w:tcPr>
-          <w:p>
-            <w:r>
-              <w:rPr>
-                <w:b w:val="false"/>
-                <w:bCs w:val="false"/>
-                <w:sz w:val="18"/>
-                <w:szCs w:val="18"/>
-              </w:rPr>
-              <w:t xml:space="preserve">Perfect Calibration</w:t>
-            </w:r>
-          </w:p>
-        </w:tc>
-        <w:tc>
-          <w:tcPr>
-            <w:tcW w:type="dxa" w:w="2005"/>
-            <w:tcMar>
-              <w:top w:type="dxa" w:w="50"/>
-              <w:left w:type="dxa" w:w="90"/>
-              <w:bottom w:type="dxa" w:w="50"/>
-              <w:right w:type="dxa" w:w="90"/>
-            </w:tcMar>
-          </w:tcPr>
-          <w:p>
-            <w:r>
-              <w:rPr>
-                <w:b w:val="false"/>
-                <w:bCs w:val="false"/>
-                <w:sz w:val="18"/>
-                <w:szCs w:val="18"/>
-              </w:rPr>
-              <w:t xml:space="preserve">Calibration laboratory</w:t>
-            </w:r>
-          </w:p>
-        </w:tc>
-        <w:tc>
-          <w:tcPr>
-            <w:tcW w:type="dxa" w:w="4014"/>
-            <w:tcMar>
-              <w:top w:type="dxa" w:w="50"/>
-              <w:left w:type="dxa" w:w="90"/>
-              <w:bottom w:type="dxa" w:w="50"/>
-              <w:right w:type="dxa" w:w="90"/>
-            </w:tcMar>
-          </w:tcPr>
-          <w:p>
-            <w:r>
-              <w:rPr>
-                <w:b w:val="false"/>
-                <w:bCs w:val="false"/>
-                <w:sz w:val="18"/>
-                <w:szCs w:val="18"/>
-              </w:rPr>
-              <w:t xml:space="preserve">Electrical, mechanical, thermal calibration</w:t>
+            <w:tcW w:type="dxa" w:w="384"/>
+            <w:tcMar>
+              <w:top w:type="dxa" w:w="50"/>
+              <w:left w:type="dxa" w:w="90"/>
+              <w:bottom w:type="dxa" w:w="50"/>
+              <w:right w:type="dxa" w:w="90"/>
+            </w:tcMar>
+          </w:tcPr>
+          <w:p>
+            <w:r>
+              <w:rPr>
+                <w:b w:val="false"/>
+                <w:bCs w:val="false"/>
+                <w:sz w:val="18"/>
+                <w:szCs w:val="18"/>
+              </w:rPr>
+              <w:t xml:space="preserve">8</w:t>
+            </w:r>
+          </w:p>
+        </w:tc>
+        <w:tc>
+          <w:tcPr>
+            <w:tcW w:type="dxa" w:w="2112"/>
+            <w:tcMar>
+              <w:top w:type="dxa" w:w="50"/>
+              <w:left w:type="dxa" w:w="90"/>
+              <w:bottom w:type="dxa" w:w="50"/>
+              <w:right w:type="dxa" w:w="90"/>
+            </w:tcMar>
+          </w:tcPr>
+          <w:p>
+            <w:r>
+              <w:rPr>
+                <w:b w:val="false"/>
+                <w:bCs w:val="false"/>
+                <w:sz w:val="18"/>
+                <w:szCs w:val="18"/>
+              </w:rPr>
+              <w:t xml:space="preserve">West Fort Group</w:t>
+            </w:r>
+          </w:p>
+        </w:tc>
+        <w:tc>
+          <w:tcPr>
+            <w:tcW w:type="dxa" w:w="2304"/>
+            <w:tcMar>
+              <w:top w:type="dxa" w:w="50"/>
+              <w:left w:type="dxa" w:w="90"/>
+              <w:bottom w:type="dxa" w:w="50"/>
+              <w:right w:type="dxa" w:w="90"/>
+            </w:tcMar>
+          </w:tcPr>
+          <w:p>
+            <w:r>
+              <w:rPr>
+                <w:b w:val="false"/>
+                <w:bCs w:val="false"/>
+                <w:sz w:val="18"/>
+                <w:szCs w:val="18"/>
+              </w:rPr>
+              <w:t xml:space="preserve">T&amp;M products and accredited calibration</w:t>
+            </w:r>
+          </w:p>
+        </w:tc>
+        <w:tc>
+          <w:tcPr>
+            <w:tcW w:type="dxa" w:w="2496"/>
+            <w:tcMar>
+              <w:top w:type="dxa" w:w="50"/>
+              <w:left w:type="dxa" w:w="90"/>
+              <w:bottom w:type="dxa" w:w="50"/>
+              <w:right w:type="dxa" w:w="90"/>
+            </w:tcMar>
+          </w:tcPr>
+          <w:p>
+            <w:r>
+              <w:rPr>
+                <w:b w:val="false"/>
+                <w:bCs w:val="false"/>
+                <w:sz w:val="18"/>
+                <w:szCs w:val="18"/>
+              </w:rPr>
+              <w:t xml:space="preserve">Offices in Dubai and Abu Dhabi</w:t>
+            </w:r>
+          </w:p>
+        </w:tc>
+        <w:tc>
+          <w:tcPr>
+            <w:tcW w:type="dxa" w:w="1730"/>
+            <w:tcMar>
+              <w:top w:type="dxa" w:w="50"/>
+              <w:left w:type="dxa" w:w="90"/>
+              <w:bottom w:type="dxa" w:w="50"/>
+              <w:right w:type="dxa" w:w="90"/>
+            </w:tcMar>
+          </w:tcPr>
+          <w:p>
+            <w:r>
+              <w:rPr>
+                <w:b w:val="false"/>
+                <w:bCs w:val="false"/>
+                <w:sz w:val="18"/>
+                <w:szCs w:val="18"/>
+              </w:rPr>
+              <w:t xml:space="preserve">+971 2 554 7371</w:t>
             </w:r>
           </w:p>
         </w:tc>
@@ -13376,89 +13593,111 @@
       <w:tr>
         <w:tc>
           <w:tcPr>
-            <w:tcW w:type="dxa" w:w="1002"/>
-            <w:tcMar>
-              <w:top w:type="dxa" w:w="50"/>
-              <w:left w:type="dxa" w:w="90"/>
-              <w:bottom w:type="dxa" w:w="50"/>
-              <w:right w:type="dxa" w:w="90"/>
-            </w:tcMar>
-          </w:tcPr>
-          <w:p>
-            <w:r>
-              <w:rPr>
-                <w:b w:val="false"/>
-                <w:bCs w:val="false"/>
-                <w:sz w:val="18"/>
-                <w:szCs w:val="18"/>
-              </w:rPr>
-              <w:t xml:space="preserve">Ajman</w:t>
-            </w:r>
-          </w:p>
-        </w:tc>
-        <w:tc>
-          <w:tcPr>
-            <w:tcW w:type="dxa" w:w="2005"/>
-            <w:tcMar>
-              <w:top w:type="dxa" w:w="50"/>
-              <w:left w:type="dxa" w:w="90"/>
-              <w:bottom w:type="dxa" w:w="50"/>
-              <w:right w:type="dxa" w:w="90"/>
-            </w:tcMar>
-          </w:tcPr>
-          <w:p>
-            <w:r>
-              <w:rPr>
-                <w:b w:val="false"/>
-                <w:bCs w:val="false"/>
-                <w:sz w:val="18"/>
-                <w:szCs w:val="18"/>
-              </w:rPr>
-              <w:t xml:space="preserve">Core 4 Solutions</w:t>
-            </w:r>
-          </w:p>
-        </w:tc>
-        <w:tc>
-          <w:tcPr>
-            <w:tcW w:type="dxa" w:w="2005"/>
-            <w:tcMar>
-              <w:top w:type="dxa" w:w="50"/>
-              <w:left w:type="dxa" w:w="90"/>
-              <w:bottom w:type="dxa" w:w="50"/>
-              <w:right w:type="dxa" w:w="90"/>
-            </w:tcMar>
-          </w:tcPr>
-          <w:p>
-            <w:r>
-              <w:rPr>
-                <w:b w:val="false"/>
-                <w:bCs w:val="false"/>
-                <w:sz w:val="18"/>
-                <w:szCs w:val="18"/>
-              </w:rPr>
-              <w:t xml:space="preserve">Supplier/services</w:t>
-            </w:r>
-          </w:p>
-        </w:tc>
-        <w:tc>
-          <w:tcPr>
-            <w:tcW w:type="dxa" w:w="4014"/>
-            <w:tcMar>
-              <w:top w:type="dxa" w:w="50"/>
-              <w:left w:type="dxa" w:w="90"/>
-              <w:bottom w:type="dxa" w:w="50"/>
-              <w:right w:type="dxa" w:w="90"/>
-            </w:tcMar>
-          </w:tcPr>
-          <w:p>
-            <w:r>
-              <w:rPr>
-                <w:b w:val="false"/>
-                <w:bCs w:val="false"/>
-                <w:sz w:val="18"/>
-                <w:szCs w:val="18"/>
-              </w:rPr>
-              <w:t xml:space="preserve">Instrumentation and technical services</w:t>
+            <w:tcW w:type="dxa" w:w="384"/>
+            <w:tcMar>
+              <w:top w:type="dxa" w:w="50"/>
+              <w:left w:type="dxa" w:w="90"/>
+              <w:bottom w:type="dxa" w:w="50"/>
+              <w:right w:type="dxa" w:w="90"/>
+            </w:tcMar>
+          </w:tcPr>
+          <w:p>
+            <w:r>
+              <w:rPr>
+                <w:b w:val="false"/>
+                <w:bCs w:val="false"/>
+                <w:sz w:val="18"/>
+                <w:szCs w:val="18"/>
+              </w:rPr>
+              <w:t xml:space="preserve">9</w:t>
+            </w:r>
+          </w:p>
+        </w:tc>
+        <w:tc>
+          <w:tcPr>
+            <w:tcW w:type="dxa" w:w="2112"/>
+            <w:tcMar>
+              <w:top w:type="dxa" w:w="50"/>
+              <w:left w:type="dxa" w:w="90"/>
+              <w:bottom w:type="dxa" w:w="50"/>
+              <w:right w:type="dxa" w:w="90"/>
+            </w:tcMar>
+          </w:tcPr>
+          <w:p>
+            <w:r>
+              <w:rPr>
+                <w:b w:val="false"/>
+                <w:bCs w:val="false"/>
+                <w:sz w:val="18"/>
+                <w:szCs w:val="18"/>
+              </w:rPr>
+              <w:t xml:space="preserve">Haris Al Afaq</w:t>
+            </w:r>
+          </w:p>
+        </w:tc>
+        <w:tc>
+          <w:tcPr>
+            <w:tcW w:type="dxa" w:w="2304"/>
+            <w:tcMar>
+              <w:top w:type="dxa" w:w="50"/>
+              <w:left w:type="dxa" w:w="90"/>
+              <w:bottom w:type="dxa" w:w="50"/>
+              <w:right w:type="dxa" w:w="90"/>
+            </w:tcMar>
+          </w:tcPr>
+          <w:p>
+            <w:r>
+              <w:rPr>
+                <w:b w:val="false"/>
+                <w:bCs w:val="false"/>
+                <w:sz w:val="18"/>
+                <w:szCs w:val="18"/>
+              </w:rPr>
+              <w:t xml:space="preserve">Authorised Fluke distributor (electrical testers, thermal imagers)</w:t>
+            </w:r>
+          </w:p>
+        </w:tc>
+        <w:tc>
+          <w:tcPr>
+            <w:tcW w:type="dxa" w:w="2496"/>
+            <w:tcMar>
+              <w:top w:type="dxa" w:w="50"/>
+              <w:left w:type="dxa" w:w="90"/>
+              <w:bottom w:type="dxa" w:w="50"/>
+              <w:right w:type="dxa" w:w="90"/>
+            </w:tcMar>
+          </w:tcPr>
+          <w:p>
+            <w:r>
+              <w:rPr>
+                <w:b w:val="false"/>
+                <w:bCs w:val="false"/>
+                <w:sz w:val="18"/>
+                <w:szCs w:val="18"/>
+              </w:rPr>
+              <w:t xml:space="preserve">Dubai, Jebel Ali and Abu Dhabi offices</w:t>
+            </w:r>
+          </w:p>
+        </w:tc>
+        <w:tc>
+          <w:tcPr>
+            <w:tcW w:type="dxa" w:w="1730"/>
+            <w:tcMar>
+              <w:top w:type="dxa" w:w="50"/>
+              <w:left w:type="dxa" w:w="90"/>
+              <w:bottom w:type="dxa" w:w="50"/>
+              <w:right w:type="dxa" w:w="90"/>
+            </w:tcMar>
+          </w:tcPr>
+          <w:p>
+            <w:r>
+              <w:rPr>
+                <w:b w:val="false"/>
+                <w:bCs w:val="false"/>
+                <w:sz w:val="18"/>
+                <w:szCs w:val="18"/>
+              </w:rPr>
+              <w:t xml:space="preserve">See haris.ae</w:t>
             </w:r>
           </w:p>
         </w:tc>
@@ -13466,89 +13705,335 @@
       <w:tr>
         <w:tc>
           <w:tcPr>
-            <w:tcW w:type="dxa" w:w="1002"/>
-            <w:tcMar>
-              <w:top w:type="dxa" w:w="50"/>
-              <w:left w:type="dxa" w:w="90"/>
-              <w:bottom w:type="dxa" w:w="50"/>
-              <w:right w:type="dxa" w:w="90"/>
-            </w:tcMar>
-          </w:tcPr>
-          <w:p>
-            <w:r>
-              <w:rPr>
-                <w:b w:val="false"/>
-                <w:bCs w:val="false"/>
-                <w:sz w:val="18"/>
-                <w:szCs w:val="18"/>
-              </w:rPr>
-              <w:t xml:space="preserve">Regional</w:t>
-            </w:r>
-          </w:p>
-        </w:tc>
-        <w:tc>
-          <w:tcPr>
-            <w:tcW w:type="dxa" w:w="2005"/>
-            <w:tcMar>
-              <w:top w:type="dxa" w:w="50"/>
-              <w:left w:type="dxa" w:w="90"/>
-              <w:bottom w:type="dxa" w:w="50"/>
-              <w:right w:type="dxa" w:w="90"/>
-            </w:tcMar>
-          </w:tcPr>
-          <w:p>
-            <w:r>
-              <w:rPr>
-                <w:b w:val="false"/>
-                <w:bCs w:val="false"/>
-                <w:sz w:val="18"/>
-                <w:szCs w:val="18"/>
-              </w:rPr>
-              <w:t xml:space="preserve">Brand distributors (Fluke, Testo, Hioki, Flir, Kimo, Chauvin Arnoux, Flexim)</w:t>
-            </w:r>
-          </w:p>
-        </w:tc>
-        <w:tc>
-          <w:tcPr>
-            <w:tcW w:type="dxa" w:w="2005"/>
-            <w:tcMar>
-              <w:top w:type="dxa" w:w="50"/>
-              <w:left w:type="dxa" w:w="90"/>
-              <w:bottom w:type="dxa" w:w="50"/>
-              <w:right w:type="dxa" w:w="90"/>
-            </w:tcMar>
-          </w:tcPr>
-          <w:p>
-            <w:r>
-              <w:rPr>
-                <w:b w:val="false"/>
-                <w:bCs w:val="false"/>
-                <w:sz w:val="18"/>
-                <w:szCs w:val="18"/>
-              </w:rPr>
-              <w:t xml:space="preserve">Authorised distributors</w:t>
-            </w:r>
-          </w:p>
-        </w:tc>
-        <w:tc>
-          <w:tcPr>
-            <w:tcW w:type="dxa" w:w="4014"/>
-            <w:tcMar>
-              <w:top w:type="dxa" w:w="50"/>
-              <w:left w:type="dxa" w:w="90"/>
-              <w:bottom w:type="dxa" w:w="50"/>
-              <w:right w:type="dxa" w:w="90"/>
-            </w:tcMar>
-          </w:tcPr>
-          <w:p>
-            <w:r>
-              <w:rPr>
-                <w:b w:val="false"/>
-                <w:bCs w:val="false"/>
-                <w:sz w:val="18"/>
-                <w:szCs w:val="18"/>
-              </w:rPr>
-              <w:t xml:space="preserve">Factory-calibrated new units, warranty, specialist rentals</w:t>
+            <w:tcW w:type="dxa" w:w="384"/>
+            <w:tcMar>
+              <w:top w:type="dxa" w:w="50"/>
+              <w:left w:type="dxa" w:w="90"/>
+              <w:bottom w:type="dxa" w:w="50"/>
+              <w:right w:type="dxa" w:w="90"/>
+            </w:tcMar>
+          </w:tcPr>
+          <w:p>
+            <w:r>
+              <w:rPr>
+                <w:b w:val="false"/>
+                <w:bCs w:val="false"/>
+                <w:sz w:val="18"/>
+                <w:szCs w:val="18"/>
+              </w:rPr>
+              <w:t xml:space="preserve">10</w:t>
+            </w:r>
+          </w:p>
+        </w:tc>
+        <w:tc>
+          <w:tcPr>
+            <w:tcW w:type="dxa" w:w="2112"/>
+            <w:tcMar>
+              <w:top w:type="dxa" w:w="50"/>
+              <w:left w:type="dxa" w:w="90"/>
+              <w:bottom w:type="dxa" w:w="50"/>
+              <w:right w:type="dxa" w:w="90"/>
+            </w:tcMar>
+          </w:tcPr>
+          <w:p>
+            <w:r>
+              <w:rPr>
+                <w:b w:val="false"/>
+                <w:bCs w:val="false"/>
+                <w:sz w:val="18"/>
+                <w:szCs w:val="18"/>
+              </w:rPr>
+              <w:t xml:space="preserve">AAB Calibration Services (AABCAL)</w:t>
+            </w:r>
+          </w:p>
+        </w:tc>
+        <w:tc>
+          <w:tcPr>
+            <w:tcW w:type="dxa" w:w="2304"/>
+            <w:tcMar>
+              <w:top w:type="dxa" w:w="50"/>
+              <w:left w:type="dxa" w:w="90"/>
+              <w:bottom w:type="dxa" w:w="50"/>
+              <w:right w:type="dxa" w:w="90"/>
+            </w:tcMar>
+          </w:tcPr>
+          <w:p>
+            <w:r>
+              <w:rPr>
+                <w:b w:val="false"/>
+                <w:bCs w:val="false"/>
+                <w:sz w:val="18"/>
+                <w:szCs w:val="18"/>
+              </w:rPr>
+              <w:t xml:space="preserve">ISO/IEC 17025 calibration lab, ~3-day turnaround</w:t>
+            </w:r>
+          </w:p>
+        </w:tc>
+        <w:tc>
+          <w:tcPr>
+            <w:tcW w:type="dxa" w:w="2496"/>
+            <w:tcMar>
+              <w:top w:type="dxa" w:w="50"/>
+              <w:left w:type="dxa" w:w="90"/>
+              <w:bottom w:type="dxa" w:w="50"/>
+              <w:right w:type="dxa" w:w="90"/>
+            </w:tcMar>
+          </w:tcPr>
+          <w:p>
+            <w:r>
+              <w:rPr>
+                <w:b w:val="false"/>
+                <w:bCs w:val="false"/>
+                <w:sz w:val="18"/>
+                <w:szCs w:val="18"/>
+              </w:rPr>
+              <w:t xml:space="preserve">Dubai</w:t>
+            </w:r>
+          </w:p>
+        </w:tc>
+        <w:tc>
+          <w:tcPr>
+            <w:tcW w:type="dxa" w:w="1730"/>
+            <w:tcMar>
+              <w:top w:type="dxa" w:w="50"/>
+              <w:left w:type="dxa" w:w="90"/>
+              <w:bottom w:type="dxa" w:w="50"/>
+              <w:right w:type="dxa" w:w="90"/>
+            </w:tcMar>
+          </w:tcPr>
+          <w:p>
+            <w:r>
+              <w:rPr>
+                <w:b w:val="false"/>
+                <w:bCs w:val="false"/>
+                <w:sz w:val="18"/>
+                <w:szCs w:val="18"/>
+              </w:rPr>
+              <w:t xml:space="preserve">See aabtools.com</w:t>
+            </w:r>
+          </w:p>
+        </w:tc>
+      </w:tr>
+      <w:tr>
+        <w:tc>
+          <w:tcPr>
+            <w:tcW w:type="dxa" w:w="384"/>
+            <w:tcMar>
+              <w:top w:type="dxa" w:w="50"/>
+              <w:left w:type="dxa" w:w="90"/>
+              <w:bottom w:type="dxa" w:w="50"/>
+              <w:right w:type="dxa" w:w="90"/>
+            </w:tcMar>
+          </w:tcPr>
+          <w:p>
+            <w:r>
+              <w:rPr>
+                <w:b w:val="false"/>
+                <w:bCs w:val="false"/>
+                <w:sz w:val="18"/>
+                <w:szCs w:val="18"/>
+              </w:rPr>
+              <w:t xml:space="preserve">11</w:t>
+            </w:r>
+          </w:p>
+        </w:tc>
+        <w:tc>
+          <w:tcPr>
+            <w:tcW w:type="dxa" w:w="2112"/>
+            <w:tcMar>
+              <w:top w:type="dxa" w:w="50"/>
+              <w:left w:type="dxa" w:w="90"/>
+              <w:bottom w:type="dxa" w:w="50"/>
+              <w:right w:type="dxa" w:w="90"/>
+            </w:tcMar>
+          </w:tcPr>
+          <w:p>
+            <w:r>
+              <w:rPr>
+                <w:b w:val="false"/>
+                <w:bCs w:val="false"/>
+                <w:sz w:val="18"/>
+                <w:szCs w:val="18"/>
+              </w:rPr>
+              <w:t xml:space="preserve">Aries Energy Calibration Lab</w:t>
+            </w:r>
+          </w:p>
+        </w:tc>
+        <w:tc>
+          <w:tcPr>
+            <w:tcW w:type="dxa" w:w="2304"/>
+            <w:tcMar>
+              <w:top w:type="dxa" w:w="50"/>
+              <w:left w:type="dxa" w:w="90"/>
+              <w:bottom w:type="dxa" w:w="50"/>
+              <w:right w:type="dxa" w:w="90"/>
+            </w:tcMar>
+          </w:tcPr>
+          <w:p>
+            <w:r>
+              <w:rPr>
+                <w:b w:val="false"/>
+                <w:bCs w:val="false"/>
+                <w:sz w:val="18"/>
+                <w:szCs w:val="18"/>
+              </w:rPr>
+              <w:t xml:space="preserve">ISO/IEC 17025: pressure, temperature, electrical, dimensional; some on-site</w:t>
+            </w:r>
+          </w:p>
+        </w:tc>
+        <w:tc>
+          <w:tcPr>
+            <w:tcW w:type="dxa" w:w="2496"/>
+            <w:tcMar>
+              <w:top w:type="dxa" w:w="50"/>
+              <w:left w:type="dxa" w:w="90"/>
+              <w:bottom w:type="dxa" w:w="50"/>
+              <w:right w:type="dxa" w:w="90"/>
+            </w:tcMar>
+          </w:tcPr>
+          <w:p>
+            <w:r>
+              <w:rPr>
+                <w:b w:val="false"/>
+                <w:bCs w:val="false"/>
+                <w:sz w:val="18"/>
+                <w:szCs w:val="18"/>
+              </w:rPr>
+              <w:t xml:space="preserve">Dubai</w:t>
+            </w:r>
+          </w:p>
+        </w:tc>
+        <w:tc>
+          <w:tcPr>
+            <w:tcW w:type="dxa" w:w="1730"/>
+            <w:tcMar>
+              <w:top w:type="dxa" w:w="50"/>
+              <w:left w:type="dxa" w:w="90"/>
+              <w:bottom w:type="dxa" w:w="50"/>
+              <w:right w:type="dxa" w:w="90"/>
+            </w:tcMar>
+          </w:tcPr>
+          <w:p>
+            <w:r>
+              <w:rPr>
+                <w:b w:val="false"/>
+                <w:bCs w:val="false"/>
+                <w:sz w:val="18"/>
+                <w:szCs w:val="18"/>
+              </w:rPr>
+              <w:t xml:space="preserve">See ariesmar.com</w:t>
+            </w:r>
+          </w:p>
+        </w:tc>
+      </w:tr>
+      <w:tr>
+        <w:tc>
+          <w:tcPr>
+            <w:tcW w:type="dxa" w:w="384"/>
+            <w:tcMar>
+              <w:top w:type="dxa" w:w="50"/>
+              <w:left w:type="dxa" w:w="90"/>
+              <w:bottom w:type="dxa" w:w="50"/>
+              <w:right w:type="dxa" w:w="90"/>
+            </w:tcMar>
+          </w:tcPr>
+          <w:p>
+            <w:r>
+              <w:rPr>
+                <w:b w:val="false"/>
+                <w:bCs w:val="false"/>
+                <w:sz w:val="18"/>
+                <w:szCs w:val="18"/>
+              </w:rPr>
+              <w:t xml:space="preserve">12</w:t>
+            </w:r>
+          </w:p>
+        </w:tc>
+        <w:tc>
+          <w:tcPr>
+            <w:tcW w:type="dxa" w:w="2112"/>
+            <w:tcMar>
+              <w:top w:type="dxa" w:w="50"/>
+              <w:left w:type="dxa" w:w="90"/>
+              <w:bottom w:type="dxa" w:w="50"/>
+              <w:right w:type="dxa" w:w="90"/>
+            </w:tcMar>
+          </w:tcPr>
+          <w:p>
+            <w:r>
+              <w:rPr>
+                <w:b w:val="false"/>
+                <w:bCs w:val="false"/>
+                <w:sz w:val="18"/>
+                <w:szCs w:val="18"/>
+              </w:rPr>
+              <w:t xml:space="preserve">ABHVAC General Trading LLC</w:t>
+            </w:r>
+          </w:p>
+        </w:tc>
+        <w:tc>
+          <w:tcPr>
+            <w:tcW w:type="dxa" w:w="2304"/>
+            <w:tcMar>
+              <w:top w:type="dxa" w:w="50"/>
+              <w:left w:type="dxa" w:w="90"/>
+              <w:bottom w:type="dxa" w:w="50"/>
+              <w:right w:type="dxa" w:w="90"/>
+            </w:tcMar>
+          </w:tcPr>
+          <w:p>
+            <w:r>
+              <w:rPr>
+                <w:b w:val="false"/>
+                <w:bCs w:val="false"/>
+                <w:sz w:val="18"/>
+                <w:szCs w:val="18"/>
+              </w:rPr>
+              <w:t xml:space="preserve">Hioki instruments, HVAC tools</w:t>
+            </w:r>
+          </w:p>
+        </w:tc>
+        <w:tc>
+          <w:tcPr>
+            <w:tcW w:type="dxa" w:w="2496"/>
+            <w:tcMar>
+              <w:top w:type="dxa" w:w="50"/>
+              <w:left w:type="dxa" w:w="90"/>
+              <w:bottom w:type="dxa" w:w="50"/>
+              <w:right w:type="dxa" w:w="90"/>
+            </w:tcMar>
+          </w:tcPr>
+          <w:p>
+            <w:r>
+              <w:rPr>
+                <w:b w:val="false"/>
+                <w:bCs w:val="false"/>
+                <w:sz w:val="18"/>
+                <w:szCs w:val="18"/>
+              </w:rPr>
+              <w:t xml:space="preserve">Al Waha Street, Al Quoz 3, Dubai</w:t>
+            </w:r>
+          </w:p>
+        </w:tc>
+        <w:tc>
+          <w:tcPr>
+            <w:tcW w:type="dxa" w:w="1730"/>
+            <w:tcMar>
+              <w:top w:type="dxa" w:w="50"/>
+              <w:left w:type="dxa" w:w="90"/>
+              <w:bottom w:type="dxa" w:w="50"/>
+              <w:right w:type="dxa" w:w="90"/>
+            </w:tcMar>
+          </w:tcPr>
+          <w:p>
+            <w:r>
+              <w:rPr>
+                <w:b w:val="false"/>
+                <w:bCs w:val="false"/>
+                <w:sz w:val="18"/>
+                <w:szCs w:val="18"/>
+              </w:rPr>
+              <w:t xml:space="preserve">04 (partial)</w:t>
             </w:r>
           </w:p>
         </w:tc>
@@ -13558,6 +14043,2704 @@
       <w:pPr>
         <w:spacing w:after="120"/>
       </w:pPr>
+    </w:p>
+    <w:p>
+      <w:pPr>
+        <w:pStyle w:val="Heading3"/>
+      </w:pPr>
+      <w:r>
+        <w:t xml:space="preserve">5.3.2 Sharjah</w:t>
+      </w:r>
+    </w:p>
+    <w:tbl>
+      <w:tblPr>
+        <w:tblW w:type="dxa" w:w="9026"/>
+        <w:tblBorders>
+          <w:top w:val="single" w:color="auto" w:sz="4"/>
+          <w:left w:val="single" w:color="auto" w:sz="4"/>
+          <w:bottom w:val="single" w:color="auto" w:sz="4"/>
+          <w:right w:val="single" w:color="auto" w:sz="4"/>
+          <w:insideH w:val="single" w:color="auto" w:sz="4"/>
+          <w:insideV w:val="single" w:color="auto" w:sz="4"/>
+        </w:tblBorders>
+      </w:tblPr>
+      <w:tblGrid>
+        <w:gridCol w:w="384"/>
+        <w:gridCol w:w="2112"/>
+        <w:gridCol w:w="2304"/>
+        <w:gridCol w:w="2496"/>
+        <w:gridCol w:w="1730"/>
+      </w:tblGrid>
+      <w:tr>
+        <w:trPr>
+          <w:tblHeader/>
+        </w:trPr>
+        <w:tc>
+          <w:tcPr>
+            <w:tcW w:type="dxa" w:w="384"/>
+            <w:shd w:fill="1F4E79" w:val="clear"/>
+            <w:tcMar>
+              <w:top w:type="dxa" w:w="50"/>
+              <w:left w:type="dxa" w:w="90"/>
+              <w:bottom w:type="dxa" w:w="50"/>
+              <w:right w:type="dxa" w:w="90"/>
+            </w:tcMar>
+          </w:tcPr>
+          <w:p>
+            <w:r>
+              <w:rPr>
+                <w:b/>
+                <w:bCs/>
+                <w:color w:val="FFFFFF"/>
+                <w:sz w:val="18"/>
+                <w:szCs w:val="18"/>
+              </w:rPr>
+              <w:t xml:space="preserve">#</w:t>
+            </w:r>
+          </w:p>
+        </w:tc>
+        <w:tc>
+          <w:tcPr>
+            <w:tcW w:type="dxa" w:w="2112"/>
+            <w:shd w:fill="1F4E79" w:val="clear"/>
+            <w:tcMar>
+              <w:top w:type="dxa" w:w="50"/>
+              <w:left w:type="dxa" w:w="90"/>
+              <w:bottom w:type="dxa" w:w="50"/>
+              <w:right w:type="dxa" w:w="90"/>
+            </w:tcMar>
+          </w:tcPr>
+          <w:p>
+            <w:r>
+              <w:rPr>
+                <w:b/>
+                <w:bCs/>
+                <w:color w:val="FFFFFF"/>
+                <w:sz w:val="18"/>
+                <w:szCs w:val="18"/>
+              </w:rPr>
+              <w:t xml:space="preserve">Company</w:t>
+            </w:r>
+          </w:p>
+        </w:tc>
+        <w:tc>
+          <w:tcPr>
+            <w:tcW w:type="dxa" w:w="2304"/>
+            <w:shd w:fill="1F4E79" w:val="clear"/>
+            <w:tcMar>
+              <w:top w:type="dxa" w:w="50"/>
+              <w:left w:type="dxa" w:w="90"/>
+              <w:bottom w:type="dxa" w:w="50"/>
+              <w:right w:type="dxa" w:w="90"/>
+            </w:tcMar>
+          </w:tcPr>
+          <w:p>
+            <w:r>
+              <w:rPr>
+                <w:b/>
+                <w:bCs/>
+                <w:color w:val="FFFFFF"/>
+                <w:sz w:val="18"/>
+                <w:szCs w:val="18"/>
+              </w:rPr>
+              <w:t xml:space="preserve">Type / scope</w:t>
+            </w:r>
+          </w:p>
+        </w:tc>
+        <w:tc>
+          <w:tcPr>
+            <w:tcW w:type="dxa" w:w="2496"/>
+            <w:shd w:fill="1F4E79" w:val="clear"/>
+            <w:tcMar>
+              <w:top w:type="dxa" w:w="50"/>
+              <w:left w:type="dxa" w:w="90"/>
+              <w:bottom w:type="dxa" w:w="50"/>
+              <w:right w:type="dxa" w:w="90"/>
+            </w:tcMar>
+          </w:tcPr>
+          <w:p>
+            <w:r>
+              <w:rPr>
+                <w:b/>
+                <w:bCs/>
+                <w:color w:val="FFFFFF"/>
+                <w:sz w:val="18"/>
+                <w:szCs w:val="18"/>
+              </w:rPr>
+              <w:t xml:space="preserve">Address</w:t>
+            </w:r>
+          </w:p>
+        </w:tc>
+        <w:tc>
+          <w:tcPr>
+            <w:tcW w:type="dxa" w:w="1730"/>
+            <w:shd w:fill="1F4E79" w:val="clear"/>
+            <w:tcMar>
+              <w:top w:type="dxa" w:w="50"/>
+              <w:left w:type="dxa" w:w="90"/>
+              <w:bottom w:type="dxa" w:w="50"/>
+              <w:right w:type="dxa" w:w="90"/>
+            </w:tcMar>
+          </w:tcPr>
+          <w:p>
+            <w:r>
+              <w:rPr>
+                <w:b/>
+                <w:bCs/>
+                <w:color w:val="FFFFFF"/>
+                <w:sz w:val="18"/>
+                <w:szCs w:val="18"/>
+              </w:rPr>
+              <w:t xml:space="preserve">Phone</w:t>
+            </w:r>
+          </w:p>
+        </w:tc>
+      </w:tr>
+      <w:tr>
+        <w:tc>
+          <w:tcPr>
+            <w:tcW w:type="dxa" w:w="384"/>
+            <w:tcMar>
+              <w:top w:type="dxa" w:w="50"/>
+              <w:left w:type="dxa" w:w="90"/>
+              <w:bottom w:type="dxa" w:w="50"/>
+              <w:right w:type="dxa" w:w="90"/>
+            </w:tcMar>
+          </w:tcPr>
+          <w:p>
+            <w:r>
+              <w:rPr>
+                <w:b w:val="false"/>
+                <w:bCs w:val="false"/>
+                <w:sz w:val="18"/>
+                <w:szCs w:val="18"/>
+              </w:rPr>
+              <w:t xml:space="preserve">1</w:t>
+            </w:r>
+          </w:p>
+        </w:tc>
+        <w:tc>
+          <w:tcPr>
+            <w:tcW w:type="dxa" w:w="2112"/>
+            <w:tcMar>
+              <w:top w:type="dxa" w:w="50"/>
+              <w:left w:type="dxa" w:w="90"/>
+              <w:bottom w:type="dxa" w:w="50"/>
+              <w:right w:type="dxa" w:w="90"/>
+            </w:tcMar>
+          </w:tcPr>
+          <w:p>
+            <w:r>
+              <w:rPr>
+                <w:b w:val="false"/>
+                <w:bCs w:val="false"/>
+                <w:sz w:val="18"/>
+                <w:szCs w:val="18"/>
+              </w:rPr>
+              <w:t xml:space="preserve">General Tech Services</w:t>
+            </w:r>
+          </w:p>
+        </w:tc>
+        <w:tc>
+          <w:tcPr>
+            <w:tcW w:type="dxa" w:w="2304"/>
+            <w:tcMar>
+              <w:top w:type="dxa" w:w="50"/>
+              <w:left w:type="dxa" w:w="90"/>
+              <w:bottom w:type="dxa" w:w="50"/>
+              <w:right w:type="dxa" w:w="90"/>
+            </w:tcMar>
+          </w:tcPr>
+          <w:p>
+            <w:r>
+              <w:rPr>
+                <w:b w:val="false"/>
+                <w:bCs w:val="false"/>
+                <w:sz w:val="18"/>
+                <w:szCs w:val="18"/>
+              </w:rPr>
+              <w:t xml:space="preserve">EIAC and ENAS ISO 17025 calibration lab; supplier of 90+ instrument brands (since 1998)</w:t>
+            </w:r>
+          </w:p>
+        </w:tc>
+        <w:tc>
+          <w:tcPr>
+            <w:tcW w:type="dxa" w:w="2496"/>
+            <w:tcMar>
+              <w:top w:type="dxa" w:w="50"/>
+              <w:left w:type="dxa" w:w="90"/>
+              <w:bottom w:type="dxa" w:w="50"/>
+              <w:right w:type="dxa" w:w="90"/>
+            </w:tcMar>
+          </w:tcPr>
+          <w:p>
+            <w:r>
+              <w:rPr>
+                <w:b w:val="false"/>
+                <w:bCs w:val="false"/>
+                <w:sz w:val="18"/>
+                <w:szCs w:val="18"/>
+              </w:rPr>
+              <w:t xml:space="preserve">Sharjah headquarters and laboratory</w:t>
+            </w:r>
+          </w:p>
+        </w:tc>
+        <w:tc>
+          <w:tcPr>
+            <w:tcW w:type="dxa" w:w="1730"/>
+            <w:tcMar>
+              <w:top w:type="dxa" w:w="50"/>
+              <w:left w:type="dxa" w:w="90"/>
+              <w:bottom w:type="dxa" w:w="50"/>
+              <w:right w:type="dxa" w:w="90"/>
+            </w:tcMar>
+          </w:tcPr>
+          <w:p>
+            <w:r>
+              <w:rPr>
+                <w:b w:val="false"/>
+                <w:bCs w:val="false"/>
+                <w:sz w:val="18"/>
+                <w:szCs w:val="18"/>
+              </w:rPr>
+              <w:t xml:space="preserve">+971 6 543 6933</w:t>
+            </w:r>
+          </w:p>
+        </w:tc>
+      </w:tr>
+      <w:tr>
+        <w:tc>
+          <w:tcPr>
+            <w:tcW w:type="dxa" w:w="384"/>
+            <w:tcMar>
+              <w:top w:type="dxa" w:w="50"/>
+              <w:left w:type="dxa" w:w="90"/>
+              <w:bottom w:type="dxa" w:w="50"/>
+              <w:right w:type="dxa" w:w="90"/>
+            </w:tcMar>
+          </w:tcPr>
+          <w:p>
+            <w:r>
+              <w:rPr>
+                <w:b w:val="false"/>
+                <w:bCs w:val="false"/>
+                <w:sz w:val="18"/>
+                <w:szCs w:val="18"/>
+              </w:rPr>
+              <w:t xml:space="preserve">2</w:t>
+            </w:r>
+          </w:p>
+        </w:tc>
+        <w:tc>
+          <w:tcPr>
+            <w:tcW w:type="dxa" w:w="2112"/>
+            <w:tcMar>
+              <w:top w:type="dxa" w:w="50"/>
+              <w:left w:type="dxa" w:w="90"/>
+              <w:bottom w:type="dxa" w:w="50"/>
+              <w:right w:type="dxa" w:w="90"/>
+            </w:tcMar>
+          </w:tcPr>
+          <w:p>
+            <w:r>
+              <w:rPr>
+                <w:b w:val="false"/>
+                <w:bCs w:val="false"/>
+                <w:sz w:val="18"/>
+                <w:szCs w:val="18"/>
+              </w:rPr>
+              <w:t xml:space="preserve">Arabcal, Sharjah lab</w:t>
+            </w:r>
+          </w:p>
+        </w:tc>
+        <w:tc>
+          <w:tcPr>
+            <w:tcW w:type="dxa" w:w="2304"/>
+            <w:tcMar>
+              <w:top w:type="dxa" w:w="50"/>
+              <w:left w:type="dxa" w:w="90"/>
+              <w:bottom w:type="dxa" w:w="50"/>
+              <w:right w:type="dxa" w:w="90"/>
+            </w:tcMar>
+          </w:tcPr>
+          <w:p>
+            <w:r>
+              <w:rPr>
+                <w:b w:val="false"/>
+                <w:bCs w:val="false"/>
+                <w:sz w:val="18"/>
+                <w:szCs w:val="18"/>
+              </w:rPr>
+              <w:t xml:space="preserve">EIAC ISO 17025 calibration (electrical, RF, mechanical, thermal); instrument supply</w:t>
+            </w:r>
+          </w:p>
+        </w:tc>
+        <w:tc>
+          <w:tcPr>
+            <w:tcW w:type="dxa" w:w="2496"/>
+            <w:tcMar>
+              <w:top w:type="dxa" w:w="50"/>
+              <w:left w:type="dxa" w:w="90"/>
+              <w:bottom w:type="dxa" w:w="50"/>
+              <w:right w:type="dxa" w:w="90"/>
+            </w:tcMar>
+          </w:tcPr>
+          <w:p>
+            <w:r>
+              <w:rPr>
+                <w:b w:val="false"/>
+                <w:bCs w:val="false"/>
+                <w:sz w:val="18"/>
+                <w:szCs w:val="18"/>
+              </w:rPr>
+              <w:t xml:space="preserve">Industrial Area 13, near National Paints R/A, PO Box 24650, Sharjah</w:t>
+            </w:r>
+          </w:p>
+        </w:tc>
+        <w:tc>
+          <w:tcPr>
+            <w:tcW w:type="dxa" w:w="1730"/>
+            <w:tcMar>
+              <w:top w:type="dxa" w:w="50"/>
+              <w:left w:type="dxa" w:w="90"/>
+              <w:bottom w:type="dxa" w:w="50"/>
+              <w:right w:type="dxa" w:w="90"/>
+            </w:tcMar>
+          </w:tcPr>
+          <w:p>
+            <w:r>
+              <w:rPr>
+                <w:b w:val="false"/>
+                <w:bCs w:val="false"/>
+                <w:sz w:val="18"/>
+                <w:szCs w:val="18"/>
+              </w:rPr>
+              <w:t xml:space="preserve">+971 6 534 5747</w:t>
+            </w:r>
+          </w:p>
+        </w:tc>
+      </w:tr>
+      <w:tr>
+        <w:tc>
+          <w:tcPr>
+            <w:tcW w:type="dxa" w:w="384"/>
+            <w:tcMar>
+              <w:top w:type="dxa" w:w="50"/>
+              <w:left w:type="dxa" w:w="90"/>
+              <w:bottom w:type="dxa" w:w="50"/>
+              <w:right w:type="dxa" w:w="90"/>
+            </w:tcMar>
+          </w:tcPr>
+          <w:p>
+            <w:r>
+              <w:rPr>
+                <w:b w:val="false"/>
+                <w:bCs w:val="false"/>
+                <w:sz w:val="18"/>
+                <w:szCs w:val="18"/>
+              </w:rPr>
+              <w:t xml:space="preserve">3</w:t>
+            </w:r>
+          </w:p>
+        </w:tc>
+        <w:tc>
+          <w:tcPr>
+            <w:tcW w:type="dxa" w:w="2112"/>
+            <w:tcMar>
+              <w:top w:type="dxa" w:w="50"/>
+              <w:left w:type="dxa" w:w="90"/>
+              <w:bottom w:type="dxa" w:w="50"/>
+              <w:right w:type="dxa" w:w="90"/>
+            </w:tcMar>
+          </w:tcPr>
+          <w:p>
+            <w:r>
+              <w:rPr>
+                <w:b w:val="false"/>
+                <w:bCs w:val="false"/>
+                <w:sz w:val="18"/>
+                <w:szCs w:val="18"/>
+              </w:rPr>
+              <w:t xml:space="preserve">Middle East Calibration Lab LLC (MECL)</w:t>
+            </w:r>
+          </w:p>
+        </w:tc>
+        <w:tc>
+          <w:tcPr>
+            <w:tcW w:type="dxa" w:w="2304"/>
+            <w:tcMar>
+              <w:top w:type="dxa" w:w="50"/>
+              <w:left w:type="dxa" w:w="90"/>
+              <w:bottom w:type="dxa" w:w="50"/>
+              <w:right w:type="dxa" w:w="90"/>
+            </w:tcMar>
+          </w:tcPr>
+          <w:p>
+            <w:r>
+              <w:rPr>
+                <w:b w:val="false"/>
+                <w:bCs w:val="false"/>
+                <w:sz w:val="18"/>
+                <w:szCs w:val="18"/>
+              </w:rPr>
+              <w:t xml:space="preserve">ISO/IEC 17025:2017 lab, strong in temperature calibration</w:t>
+            </w:r>
+          </w:p>
+        </w:tc>
+        <w:tc>
+          <w:tcPr>
+            <w:tcW w:type="dxa" w:w="2496"/>
+            <w:tcMar>
+              <w:top w:type="dxa" w:w="50"/>
+              <w:left w:type="dxa" w:w="90"/>
+              <w:bottom w:type="dxa" w:w="50"/>
+              <w:right w:type="dxa" w:w="90"/>
+            </w:tcMar>
+          </w:tcPr>
+          <w:p>
+            <w:r>
+              <w:rPr>
+                <w:b w:val="false"/>
+                <w:bCs w:val="false"/>
+                <w:sz w:val="18"/>
+                <w:szCs w:val="18"/>
+              </w:rPr>
+              <w:t xml:space="preserve">Sharjah</w:t>
+            </w:r>
+          </w:p>
+        </w:tc>
+        <w:tc>
+          <w:tcPr>
+            <w:tcW w:type="dxa" w:w="1730"/>
+            <w:tcMar>
+              <w:top w:type="dxa" w:w="50"/>
+              <w:left w:type="dxa" w:w="90"/>
+              <w:bottom w:type="dxa" w:w="50"/>
+              <w:right w:type="dxa" w:w="90"/>
+            </w:tcMar>
+          </w:tcPr>
+          <w:p>
+            <w:r>
+              <w:rPr>
+                <w:b w:val="false"/>
+                <w:bCs w:val="false"/>
+                <w:sz w:val="18"/>
+                <w:szCs w:val="18"/>
+              </w:rPr>
+              <w:t xml:space="preserve">+971 6 524 1472</w:t>
+            </w:r>
+          </w:p>
+        </w:tc>
+      </w:tr>
+      <w:tr>
+        <w:tc>
+          <w:tcPr>
+            <w:tcW w:type="dxa" w:w="384"/>
+            <w:tcMar>
+              <w:top w:type="dxa" w:w="50"/>
+              <w:left w:type="dxa" w:w="90"/>
+              <w:bottom w:type="dxa" w:w="50"/>
+              <w:right w:type="dxa" w:w="90"/>
+            </w:tcMar>
+          </w:tcPr>
+          <w:p>
+            <w:r>
+              <w:rPr>
+                <w:b w:val="false"/>
+                <w:bCs w:val="false"/>
+                <w:sz w:val="18"/>
+                <w:szCs w:val="18"/>
+              </w:rPr>
+              <w:t xml:space="preserve">4</w:t>
+            </w:r>
+          </w:p>
+        </w:tc>
+        <w:tc>
+          <w:tcPr>
+            <w:tcW w:type="dxa" w:w="2112"/>
+            <w:tcMar>
+              <w:top w:type="dxa" w:w="50"/>
+              <w:left w:type="dxa" w:w="90"/>
+              <w:bottom w:type="dxa" w:w="50"/>
+              <w:right w:type="dxa" w:w="90"/>
+            </w:tcMar>
+          </w:tcPr>
+          <w:p>
+            <w:r>
+              <w:rPr>
+                <w:b w:val="false"/>
+                <w:bCs w:val="false"/>
+                <w:sz w:val="18"/>
+                <w:szCs w:val="18"/>
+              </w:rPr>
+              <w:t xml:space="preserve">Abhath Instrumentation &amp; Calibration Services LLC</w:t>
+            </w:r>
+          </w:p>
+        </w:tc>
+        <w:tc>
+          <w:tcPr>
+            <w:tcW w:type="dxa" w:w="2304"/>
+            <w:tcMar>
+              <w:top w:type="dxa" w:w="50"/>
+              <w:left w:type="dxa" w:w="90"/>
+              <w:bottom w:type="dxa" w:w="50"/>
+              <w:right w:type="dxa" w:w="90"/>
+            </w:tcMar>
+          </w:tcPr>
+          <w:p>
+            <w:r>
+              <w:rPr>
+                <w:b w:val="false"/>
+                <w:bCs w:val="false"/>
+                <w:sz w:val="18"/>
+                <w:szCs w:val="18"/>
+              </w:rPr>
+              <w:t xml:space="preserve">Instrumentation and calibration services</w:t>
+            </w:r>
+          </w:p>
+        </w:tc>
+        <w:tc>
+          <w:tcPr>
+            <w:tcW w:type="dxa" w:w="2496"/>
+            <w:tcMar>
+              <w:top w:type="dxa" w:w="50"/>
+              <w:left w:type="dxa" w:w="90"/>
+              <w:bottom w:type="dxa" w:w="50"/>
+              <w:right w:type="dxa" w:w="90"/>
+            </w:tcMar>
+          </w:tcPr>
+          <w:p>
+            <w:r>
+              <w:rPr>
+                <w:b w:val="false"/>
+                <w:bCs w:val="false"/>
+                <w:sz w:val="18"/>
+                <w:szCs w:val="18"/>
+              </w:rPr>
+              <w:t xml:space="preserve">BMW Road, PO Box 36773, Sharjah</w:t>
+            </w:r>
+          </w:p>
+        </w:tc>
+        <w:tc>
+          <w:tcPr>
+            <w:tcW w:type="dxa" w:w="1730"/>
+            <w:tcMar>
+              <w:top w:type="dxa" w:w="50"/>
+              <w:left w:type="dxa" w:w="90"/>
+              <w:bottom w:type="dxa" w:w="50"/>
+              <w:right w:type="dxa" w:w="90"/>
+            </w:tcMar>
+          </w:tcPr>
+          <w:p>
+            <w:r>
+              <w:rPr>
+                <w:b w:val="false"/>
+                <w:bCs w:val="false"/>
+                <w:sz w:val="18"/>
+                <w:szCs w:val="18"/>
+              </w:rPr>
+              <w:t xml:space="preserve">+971 6 533 4574</w:t>
+            </w:r>
+          </w:p>
+        </w:tc>
+      </w:tr>
+      <w:tr>
+        <w:tc>
+          <w:tcPr>
+            <w:tcW w:type="dxa" w:w="384"/>
+            <w:tcMar>
+              <w:top w:type="dxa" w:w="50"/>
+              <w:left w:type="dxa" w:w="90"/>
+              <w:bottom w:type="dxa" w:w="50"/>
+              <w:right w:type="dxa" w:w="90"/>
+            </w:tcMar>
+          </w:tcPr>
+          <w:p>
+            <w:r>
+              <w:rPr>
+                <w:b w:val="false"/>
+                <w:bCs w:val="false"/>
+                <w:sz w:val="18"/>
+                <w:szCs w:val="18"/>
+              </w:rPr>
+              <w:t xml:space="preserve">5</w:t>
+            </w:r>
+          </w:p>
+        </w:tc>
+        <w:tc>
+          <w:tcPr>
+            <w:tcW w:type="dxa" w:w="2112"/>
+            <w:tcMar>
+              <w:top w:type="dxa" w:w="50"/>
+              <w:left w:type="dxa" w:w="90"/>
+              <w:bottom w:type="dxa" w:w="50"/>
+              <w:right w:type="dxa" w:w="90"/>
+            </w:tcMar>
+          </w:tcPr>
+          <w:p>
+            <w:r>
+              <w:rPr>
+                <w:b w:val="false"/>
+                <w:bCs w:val="false"/>
+                <w:sz w:val="18"/>
+                <w:szCs w:val="18"/>
+              </w:rPr>
+              <w:t xml:space="preserve">Najmt Al Khaleej Weight &amp; Gauge</w:t>
+            </w:r>
+          </w:p>
+        </w:tc>
+        <w:tc>
+          <w:tcPr>
+            <w:tcW w:type="dxa" w:w="2304"/>
+            <w:tcMar>
+              <w:top w:type="dxa" w:w="50"/>
+              <w:left w:type="dxa" w:w="90"/>
+              <w:bottom w:type="dxa" w:w="50"/>
+              <w:right w:type="dxa" w:w="90"/>
+            </w:tcMar>
+          </w:tcPr>
+          <w:p>
+            <w:r>
+              <w:rPr>
+                <w:b w:val="false"/>
+                <w:bCs w:val="false"/>
+                <w:sz w:val="18"/>
+                <w:szCs w:val="18"/>
+              </w:rPr>
+              <w:t xml:space="preserve">Calibration and testing instruments</w:t>
+            </w:r>
+          </w:p>
+        </w:tc>
+        <w:tc>
+          <w:tcPr>
+            <w:tcW w:type="dxa" w:w="2496"/>
+            <w:tcMar>
+              <w:top w:type="dxa" w:w="50"/>
+              <w:left w:type="dxa" w:w="90"/>
+              <w:bottom w:type="dxa" w:w="50"/>
+              <w:right w:type="dxa" w:w="90"/>
+            </w:tcMar>
+          </w:tcPr>
+          <w:p>
+            <w:r>
+              <w:rPr>
+                <w:b w:val="false"/>
+                <w:bCs w:val="false"/>
+                <w:sz w:val="18"/>
+                <w:szCs w:val="18"/>
+              </w:rPr>
+              <w:t xml:space="preserve">Near Firex, Street 16, Industrial Area 13, PO Box 97584, Sharjah</w:t>
+            </w:r>
+          </w:p>
+        </w:tc>
+        <w:tc>
+          <w:tcPr>
+            <w:tcW w:type="dxa" w:w="1730"/>
+            <w:tcMar>
+              <w:top w:type="dxa" w:w="50"/>
+              <w:left w:type="dxa" w:w="90"/>
+              <w:bottom w:type="dxa" w:w="50"/>
+              <w:right w:type="dxa" w:w="90"/>
+            </w:tcMar>
+          </w:tcPr>
+          <w:p>
+            <w:r>
+              <w:rPr>
+                <w:b w:val="false"/>
+                <w:bCs w:val="false"/>
+                <w:sz w:val="18"/>
+                <w:szCs w:val="18"/>
+              </w:rPr>
+              <w:t xml:space="preserve">+971 6 521 8494</w:t>
+            </w:r>
+          </w:p>
+        </w:tc>
+      </w:tr>
+      <w:tr>
+        <w:tc>
+          <w:tcPr>
+            <w:tcW w:type="dxa" w:w="384"/>
+            <w:tcMar>
+              <w:top w:type="dxa" w:w="50"/>
+              <w:left w:type="dxa" w:w="90"/>
+              <w:bottom w:type="dxa" w:w="50"/>
+              <w:right w:type="dxa" w:w="90"/>
+            </w:tcMar>
+          </w:tcPr>
+          <w:p>
+            <w:r>
+              <w:rPr>
+                <w:b w:val="false"/>
+                <w:bCs w:val="false"/>
+                <w:sz w:val="18"/>
+                <w:szCs w:val="18"/>
+              </w:rPr>
+              <w:t xml:space="preserve">6</w:t>
+            </w:r>
+          </w:p>
+        </w:tc>
+        <w:tc>
+          <w:tcPr>
+            <w:tcW w:type="dxa" w:w="2112"/>
+            <w:tcMar>
+              <w:top w:type="dxa" w:w="50"/>
+              <w:left w:type="dxa" w:w="90"/>
+              <w:bottom w:type="dxa" w:w="50"/>
+              <w:right w:type="dxa" w:w="90"/>
+            </w:tcMar>
+          </w:tcPr>
+          <w:p>
+            <w:r>
+              <w:rPr>
+                <w:b w:val="false"/>
+                <w:bCs w:val="false"/>
+                <w:sz w:val="18"/>
+                <w:szCs w:val="18"/>
+              </w:rPr>
+              <w:t xml:space="preserve">Al Mahasin Calibration Devices (AMCAL)</w:t>
+            </w:r>
+          </w:p>
+        </w:tc>
+        <w:tc>
+          <w:tcPr>
+            <w:tcW w:type="dxa" w:w="2304"/>
+            <w:tcMar>
+              <w:top w:type="dxa" w:w="50"/>
+              <w:left w:type="dxa" w:w="90"/>
+              <w:bottom w:type="dxa" w:w="50"/>
+              <w:right w:type="dxa" w:w="90"/>
+            </w:tcMar>
+          </w:tcPr>
+          <w:p>
+            <w:r>
+              <w:rPr>
+                <w:b w:val="false"/>
+                <w:bCs w:val="false"/>
+                <w:sz w:val="18"/>
+                <w:szCs w:val="18"/>
+              </w:rPr>
+              <w:t xml:space="preserve">Calibration devices and services</w:t>
+            </w:r>
+          </w:p>
+        </w:tc>
+        <w:tc>
+          <w:tcPr>
+            <w:tcW w:type="dxa" w:w="2496"/>
+            <w:tcMar>
+              <w:top w:type="dxa" w:w="50"/>
+              <w:left w:type="dxa" w:w="90"/>
+              <w:bottom w:type="dxa" w:w="50"/>
+              <w:right w:type="dxa" w:w="90"/>
+            </w:tcMar>
+          </w:tcPr>
+          <w:p>
+            <w:r>
+              <w:rPr>
+                <w:b w:val="false"/>
+                <w:bCs w:val="false"/>
+                <w:sz w:val="18"/>
+                <w:szCs w:val="18"/>
+              </w:rPr>
+              <w:t xml:space="preserve">Yasmeen Building, Industrial Area, opp. Sharjah Cricket Stadium, PO Box 40280</w:t>
+            </w:r>
+          </w:p>
+        </w:tc>
+        <w:tc>
+          <w:tcPr>
+            <w:tcW w:type="dxa" w:w="1730"/>
+            <w:tcMar>
+              <w:top w:type="dxa" w:w="50"/>
+              <w:left w:type="dxa" w:w="90"/>
+              <w:bottom w:type="dxa" w:w="50"/>
+              <w:right w:type="dxa" w:w="90"/>
+            </w:tcMar>
+          </w:tcPr>
+          <w:p>
+            <w:r>
+              <w:rPr>
+                <w:b w:val="false"/>
+                <w:bCs w:val="false"/>
+                <w:sz w:val="18"/>
+                <w:szCs w:val="18"/>
+              </w:rPr>
+              <w:t xml:space="preserve">+971 6 544 9254</w:t>
+            </w:r>
+          </w:p>
+        </w:tc>
+      </w:tr>
+      <w:tr>
+        <w:tc>
+          <w:tcPr>
+            <w:tcW w:type="dxa" w:w="384"/>
+            <w:tcMar>
+              <w:top w:type="dxa" w:w="50"/>
+              <w:left w:type="dxa" w:w="90"/>
+              <w:bottom w:type="dxa" w:w="50"/>
+              <w:right w:type="dxa" w:w="90"/>
+            </w:tcMar>
+          </w:tcPr>
+          <w:p>
+            <w:r>
+              <w:rPr>
+                <w:b w:val="false"/>
+                <w:bCs w:val="false"/>
+                <w:sz w:val="18"/>
+                <w:szCs w:val="18"/>
+              </w:rPr>
+              <w:t xml:space="preserve">7</w:t>
+            </w:r>
+          </w:p>
+        </w:tc>
+        <w:tc>
+          <w:tcPr>
+            <w:tcW w:type="dxa" w:w="2112"/>
+            <w:tcMar>
+              <w:top w:type="dxa" w:w="50"/>
+              <w:left w:type="dxa" w:w="90"/>
+              <w:bottom w:type="dxa" w:w="50"/>
+              <w:right w:type="dxa" w:w="90"/>
+            </w:tcMar>
+          </w:tcPr>
+          <w:p>
+            <w:r>
+              <w:rPr>
+                <w:b w:val="false"/>
+                <w:bCs w:val="false"/>
+                <w:sz w:val="18"/>
+                <w:szCs w:val="18"/>
+              </w:rPr>
+              <w:t xml:space="preserve">Al Waqt Calibration Weights &amp; Metrology</w:t>
+            </w:r>
+          </w:p>
+        </w:tc>
+        <w:tc>
+          <w:tcPr>
+            <w:tcW w:type="dxa" w:w="2304"/>
+            <w:tcMar>
+              <w:top w:type="dxa" w:w="50"/>
+              <w:left w:type="dxa" w:w="90"/>
+              <w:bottom w:type="dxa" w:w="50"/>
+              <w:right w:type="dxa" w:w="90"/>
+            </w:tcMar>
+          </w:tcPr>
+          <w:p>
+            <w:r>
+              <w:rPr>
+                <w:b w:val="false"/>
+                <w:bCs w:val="false"/>
+                <w:sz w:val="18"/>
+                <w:szCs w:val="18"/>
+              </w:rPr>
+              <w:t xml:space="preserve">Weights and metrology calibration</w:t>
+            </w:r>
+          </w:p>
+        </w:tc>
+        <w:tc>
+          <w:tcPr>
+            <w:tcW w:type="dxa" w:w="2496"/>
+            <w:tcMar>
+              <w:top w:type="dxa" w:w="50"/>
+              <w:left w:type="dxa" w:w="90"/>
+              <w:bottom w:type="dxa" w:w="50"/>
+              <w:right w:type="dxa" w:w="90"/>
+            </w:tcMar>
+          </w:tcPr>
+          <w:p>
+            <w:r>
+              <w:rPr>
+                <w:b w:val="false"/>
+                <w:bCs w:val="false"/>
+                <w:sz w:val="18"/>
+                <w:szCs w:val="18"/>
+              </w:rPr>
+              <w:t xml:space="preserve">PO Box 78167, Sharjah</w:t>
+            </w:r>
+          </w:p>
+        </w:tc>
+        <w:tc>
+          <w:tcPr>
+            <w:tcW w:type="dxa" w:w="1730"/>
+            <w:tcMar>
+              <w:top w:type="dxa" w:w="50"/>
+              <w:left w:type="dxa" w:w="90"/>
+              <w:bottom w:type="dxa" w:w="50"/>
+              <w:right w:type="dxa" w:w="90"/>
+            </w:tcMar>
+          </w:tcPr>
+          <w:p>
+            <w:r>
+              <w:rPr>
+                <w:b w:val="false"/>
+                <w:bCs w:val="false"/>
+                <w:sz w:val="18"/>
+                <w:szCs w:val="18"/>
+              </w:rPr>
+              <w:t xml:space="preserve">+971 6 531 1532</w:t>
+            </w:r>
+          </w:p>
+        </w:tc>
+      </w:tr>
+      <w:tr>
+        <w:tc>
+          <w:tcPr>
+            <w:tcW w:type="dxa" w:w="384"/>
+            <w:tcMar>
+              <w:top w:type="dxa" w:w="50"/>
+              <w:left w:type="dxa" w:w="90"/>
+              <w:bottom w:type="dxa" w:w="50"/>
+              <w:right w:type="dxa" w:w="90"/>
+            </w:tcMar>
+          </w:tcPr>
+          <w:p>
+            <w:r>
+              <w:rPr>
+                <w:b w:val="false"/>
+                <w:bCs w:val="false"/>
+                <w:sz w:val="18"/>
+                <w:szCs w:val="18"/>
+              </w:rPr>
+              <w:t xml:space="preserve">8</w:t>
+            </w:r>
+          </w:p>
+        </w:tc>
+        <w:tc>
+          <w:tcPr>
+            <w:tcW w:type="dxa" w:w="2112"/>
+            <w:tcMar>
+              <w:top w:type="dxa" w:w="50"/>
+              <w:left w:type="dxa" w:w="90"/>
+              <w:bottom w:type="dxa" w:w="50"/>
+              <w:right w:type="dxa" w:w="90"/>
+            </w:tcMar>
+          </w:tcPr>
+          <w:p>
+            <w:r>
+              <w:rPr>
+                <w:b w:val="false"/>
+                <w:bCs w:val="false"/>
+                <w:sz w:val="18"/>
+                <w:szCs w:val="18"/>
+              </w:rPr>
+              <w:t xml:space="preserve">Quality Technical Services (QTS)</w:t>
+            </w:r>
+          </w:p>
+        </w:tc>
+        <w:tc>
+          <w:tcPr>
+            <w:tcW w:type="dxa" w:w="2304"/>
+            <w:tcMar>
+              <w:top w:type="dxa" w:w="50"/>
+              <w:left w:type="dxa" w:w="90"/>
+              <w:bottom w:type="dxa" w:w="50"/>
+              <w:right w:type="dxa" w:w="90"/>
+            </w:tcMar>
+          </w:tcPr>
+          <w:p>
+            <w:r>
+              <w:rPr>
+                <w:b w:val="false"/>
+                <w:bCs w:val="false"/>
+                <w:sz w:val="18"/>
+                <w:szCs w:val="18"/>
+              </w:rPr>
+              <w:t xml:space="preserve">ENAS ISO 17025 lab; balometers, flow meters; on-site calibration in Sharjah</w:t>
+            </w:r>
+          </w:p>
+        </w:tc>
+        <w:tc>
+          <w:tcPr>
+            <w:tcW w:type="dxa" w:w="2496"/>
+            <w:tcMar>
+              <w:top w:type="dxa" w:w="50"/>
+              <w:left w:type="dxa" w:w="90"/>
+              <w:bottom w:type="dxa" w:w="50"/>
+              <w:right w:type="dxa" w:w="90"/>
+            </w:tcMar>
+          </w:tcPr>
+          <w:p>
+            <w:r>
+              <w:rPr>
+                <w:b w:val="false"/>
+                <w:bCs w:val="false"/>
+                <w:sz w:val="18"/>
+                <w:szCs w:val="18"/>
+              </w:rPr>
+              <w:t xml:space="preserve">Serves Sharjah (confirm office)</w:t>
+            </w:r>
+          </w:p>
+        </w:tc>
+        <w:tc>
+          <w:tcPr>
+            <w:tcW w:type="dxa" w:w="1730"/>
+            <w:tcMar>
+              <w:top w:type="dxa" w:w="50"/>
+              <w:left w:type="dxa" w:w="90"/>
+              <w:bottom w:type="dxa" w:w="50"/>
+              <w:right w:type="dxa" w:w="90"/>
+            </w:tcMar>
+          </w:tcPr>
+          <w:p>
+            <w:r>
+              <w:rPr>
+                <w:b w:val="false"/>
+                <w:bCs w:val="false"/>
+                <w:sz w:val="18"/>
+                <w:szCs w:val="18"/>
+              </w:rPr>
+              <w:t xml:space="preserve">+971 54 244 7390</w:t>
+            </w:r>
+          </w:p>
+        </w:tc>
+      </w:tr>
+      <w:tr>
+        <w:tc>
+          <w:tcPr>
+            <w:tcW w:type="dxa" w:w="384"/>
+            <w:tcMar>
+              <w:top w:type="dxa" w:w="50"/>
+              <w:left w:type="dxa" w:w="90"/>
+              <w:bottom w:type="dxa" w:w="50"/>
+              <w:right w:type="dxa" w:w="90"/>
+            </w:tcMar>
+          </w:tcPr>
+          <w:p>
+            <w:r>
+              <w:rPr>
+                <w:b w:val="false"/>
+                <w:bCs w:val="false"/>
+                <w:sz w:val="18"/>
+                <w:szCs w:val="18"/>
+              </w:rPr>
+              <w:t xml:space="preserve">9</w:t>
+            </w:r>
+          </w:p>
+        </w:tc>
+        <w:tc>
+          <w:tcPr>
+            <w:tcW w:type="dxa" w:w="2112"/>
+            <w:tcMar>
+              <w:top w:type="dxa" w:w="50"/>
+              <w:left w:type="dxa" w:w="90"/>
+              <w:bottom w:type="dxa" w:w="50"/>
+              <w:right w:type="dxa" w:w="90"/>
+            </w:tcMar>
+          </w:tcPr>
+          <w:p>
+            <w:r>
+              <w:rPr>
+                <w:b w:val="false"/>
+                <w:bCs w:val="false"/>
+                <w:sz w:val="18"/>
+                <w:szCs w:val="18"/>
+              </w:rPr>
+              <w:t xml:space="preserve">Al Rahat Trading Company</w:t>
+            </w:r>
+          </w:p>
+        </w:tc>
+        <w:tc>
+          <w:tcPr>
+            <w:tcW w:type="dxa" w:w="2304"/>
+            <w:tcMar>
+              <w:top w:type="dxa" w:w="50"/>
+              <w:left w:type="dxa" w:w="90"/>
+              <w:bottom w:type="dxa" w:w="50"/>
+              <w:right w:type="dxa" w:w="90"/>
+            </w:tcMar>
+          </w:tcPr>
+          <w:p>
+            <w:r>
+              <w:rPr>
+                <w:b w:val="false"/>
+                <w:bCs w:val="false"/>
+                <w:sz w:val="18"/>
+                <w:szCs w:val="18"/>
+              </w:rPr>
+              <w:t xml:space="preserve">Testing and measuring instruments</w:t>
+            </w:r>
+          </w:p>
+        </w:tc>
+        <w:tc>
+          <w:tcPr>
+            <w:tcW w:type="dxa" w:w="2496"/>
+            <w:tcMar>
+              <w:top w:type="dxa" w:w="50"/>
+              <w:left w:type="dxa" w:w="90"/>
+              <w:bottom w:type="dxa" w:w="50"/>
+              <w:right w:type="dxa" w:w="90"/>
+            </w:tcMar>
+          </w:tcPr>
+          <w:p>
+            <w:r>
+              <w:rPr>
+                <w:b w:val="false"/>
+                <w:bCs w:val="false"/>
+                <w:sz w:val="18"/>
+                <w:szCs w:val="18"/>
+              </w:rPr>
+              <w:t xml:space="preserve">Industrial Area 2, Sharjah</w:t>
+            </w:r>
+          </w:p>
+        </w:tc>
+        <w:tc>
+          <w:tcPr>
+            <w:tcW w:type="dxa" w:w="1730"/>
+            <w:tcMar>
+              <w:top w:type="dxa" w:w="50"/>
+              <w:left w:type="dxa" w:w="90"/>
+              <w:bottom w:type="dxa" w:w="50"/>
+              <w:right w:type="dxa" w:w="90"/>
+            </w:tcMar>
+          </w:tcPr>
+          <w:p>
+            <w:r>
+              <w:rPr>
+                <w:b w:val="false"/>
+                <w:bCs w:val="false"/>
+                <w:sz w:val="18"/>
+                <w:szCs w:val="18"/>
+              </w:rPr>
+              <w:t xml:space="preserve">06 (partial)</w:t>
+            </w:r>
+          </w:p>
+        </w:tc>
+      </w:tr>
+      <w:tr>
+        <w:tc>
+          <w:tcPr>
+            <w:tcW w:type="dxa" w:w="384"/>
+            <w:tcMar>
+              <w:top w:type="dxa" w:w="50"/>
+              <w:left w:type="dxa" w:w="90"/>
+              <w:bottom w:type="dxa" w:w="50"/>
+              <w:right w:type="dxa" w:w="90"/>
+            </w:tcMar>
+          </w:tcPr>
+          <w:p>
+            <w:r>
+              <w:rPr>
+                <w:b w:val="false"/>
+                <w:bCs w:val="false"/>
+                <w:sz w:val="18"/>
+                <w:szCs w:val="18"/>
+              </w:rPr>
+              <w:t xml:space="preserve">10</w:t>
+            </w:r>
+          </w:p>
+        </w:tc>
+        <w:tc>
+          <w:tcPr>
+            <w:tcW w:type="dxa" w:w="2112"/>
+            <w:tcMar>
+              <w:top w:type="dxa" w:w="50"/>
+              <w:left w:type="dxa" w:w="90"/>
+              <w:bottom w:type="dxa" w:w="50"/>
+              <w:right w:type="dxa" w:w="90"/>
+            </w:tcMar>
+          </w:tcPr>
+          <w:p>
+            <w:r>
+              <w:rPr>
+                <w:b w:val="false"/>
+                <w:bCs w:val="false"/>
+                <w:sz w:val="18"/>
+                <w:szCs w:val="18"/>
+              </w:rPr>
+              <w:t xml:space="preserve">Santco Trading Company</w:t>
+            </w:r>
+          </w:p>
+        </w:tc>
+        <w:tc>
+          <w:tcPr>
+            <w:tcW w:type="dxa" w:w="2304"/>
+            <w:tcMar>
+              <w:top w:type="dxa" w:w="50"/>
+              <w:left w:type="dxa" w:w="90"/>
+              <w:bottom w:type="dxa" w:w="50"/>
+              <w:right w:type="dxa" w:w="90"/>
+            </w:tcMar>
+          </w:tcPr>
+          <w:p>
+            <w:r>
+              <w:rPr>
+                <w:b w:val="false"/>
+                <w:bCs w:val="false"/>
+                <w:sz w:val="18"/>
+                <w:szCs w:val="18"/>
+              </w:rPr>
+              <w:t xml:space="preserve">Testing and measuring instruments</w:t>
+            </w:r>
+          </w:p>
+        </w:tc>
+        <w:tc>
+          <w:tcPr>
+            <w:tcW w:type="dxa" w:w="2496"/>
+            <w:tcMar>
+              <w:top w:type="dxa" w:w="50"/>
+              <w:left w:type="dxa" w:w="90"/>
+              <w:bottom w:type="dxa" w:w="50"/>
+              <w:right w:type="dxa" w:w="90"/>
+            </w:tcMar>
+          </w:tcPr>
+          <w:p>
+            <w:r>
+              <w:rPr>
+                <w:b w:val="false"/>
+                <w:bCs w:val="false"/>
+                <w:sz w:val="18"/>
+                <w:szCs w:val="18"/>
+              </w:rPr>
+              <w:t xml:space="preserve">Al Fardan Center, Al Buheira Corniche, Sharjah</w:t>
+            </w:r>
+          </w:p>
+        </w:tc>
+        <w:tc>
+          <w:tcPr>
+            <w:tcW w:type="dxa" w:w="1730"/>
+            <w:tcMar>
+              <w:top w:type="dxa" w:w="50"/>
+              <w:left w:type="dxa" w:w="90"/>
+              <w:bottom w:type="dxa" w:w="50"/>
+              <w:right w:type="dxa" w:w="90"/>
+            </w:tcMar>
+          </w:tcPr>
+          <w:p>
+            <w:r>
+              <w:rPr>
+                <w:b w:val="false"/>
+                <w:bCs w:val="false"/>
+                <w:sz w:val="18"/>
+                <w:szCs w:val="18"/>
+              </w:rPr>
+              <w:t xml:space="preserve">06 (partial)</w:t>
+            </w:r>
+          </w:p>
+        </w:tc>
+      </w:tr>
+    </w:tbl>
+    <w:p>
+      <w:pPr>
+        <w:spacing w:after="120"/>
+      </w:pPr>
+    </w:p>
+    <w:p>
+      <w:pPr>
+        <w:pStyle w:val="Heading3"/>
+      </w:pPr>
+      <w:r>
+        <w:t xml:space="preserve">5.3.3 Ajman</w:t>
+      </w:r>
+    </w:p>
+    <w:tbl>
+      <w:tblPr>
+        <w:tblW w:type="dxa" w:w="9026"/>
+        <w:tblBorders>
+          <w:top w:val="single" w:color="auto" w:sz="4"/>
+          <w:left w:val="single" w:color="auto" w:sz="4"/>
+          <w:bottom w:val="single" w:color="auto" w:sz="4"/>
+          <w:right w:val="single" w:color="auto" w:sz="4"/>
+          <w:insideH w:val="single" w:color="auto" w:sz="4"/>
+          <w:insideV w:val="single" w:color="auto" w:sz="4"/>
+        </w:tblBorders>
+      </w:tblPr>
+      <w:tblGrid>
+        <w:gridCol w:w="384"/>
+        <w:gridCol w:w="2112"/>
+        <w:gridCol w:w="2304"/>
+        <w:gridCol w:w="2496"/>
+        <w:gridCol w:w="1730"/>
+      </w:tblGrid>
+      <w:tr>
+        <w:trPr>
+          <w:tblHeader/>
+        </w:trPr>
+        <w:tc>
+          <w:tcPr>
+            <w:tcW w:type="dxa" w:w="384"/>
+            <w:shd w:fill="1F4E79" w:val="clear"/>
+            <w:tcMar>
+              <w:top w:type="dxa" w:w="50"/>
+              <w:left w:type="dxa" w:w="90"/>
+              <w:bottom w:type="dxa" w:w="50"/>
+              <w:right w:type="dxa" w:w="90"/>
+            </w:tcMar>
+          </w:tcPr>
+          <w:p>
+            <w:r>
+              <w:rPr>
+                <w:b/>
+                <w:bCs/>
+                <w:color w:val="FFFFFF"/>
+                <w:sz w:val="18"/>
+                <w:szCs w:val="18"/>
+              </w:rPr>
+              <w:t xml:space="preserve">#</w:t>
+            </w:r>
+          </w:p>
+        </w:tc>
+        <w:tc>
+          <w:tcPr>
+            <w:tcW w:type="dxa" w:w="2112"/>
+            <w:shd w:fill="1F4E79" w:val="clear"/>
+            <w:tcMar>
+              <w:top w:type="dxa" w:w="50"/>
+              <w:left w:type="dxa" w:w="90"/>
+              <w:bottom w:type="dxa" w:w="50"/>
+              <w:right w:type="dxa" w:w="90"/>
+            </w:tcMar>
+          </w:tcPr>
+          <w:p>
+            <w:r>
+              <w:rPr>
+                <w:b/>
+                <w:bCs/>
+                <w:color w:val="FFFFFF"/>
+                <w:sz w:val="18"/>
+                <w:szCs w:val="18"/>
+              </w:rPr>
+              <w:t xml:space="preserve">Company</w:t>
+            </w:r>
+          </w:p>
+        </w:tc>
+        <w:tc>
+          <w:tcPr>
+            <w:tcW w:type="dxa" w:w="2304"/>
+            <w:shd w:fill="1F4E79" w:val="clear"/>
+            <w:tcMar>
+              <w:top w:type="dxa" w:w="50"/>
+              <w:left w:type="dxa" w:w="90"/>
+              <w:bottom w:type="dxa" w:w="50"/>
+              <w:right w:type="dxa" w:w="90"/>
+            </w:tcMar>
+          </w:tcPr>
+          <w:p>
+            <w:r>
+              <w:rPr>
+                <w:b/>
+                <w:bCs/>
+                <w:color w:val="FFFFFF"/>
+                <w:sz w:val="18"/>
+                <w:szCs w:val="18"/>
+              </w:rPr>
+              <w:t xml:space="preserve">Type / scope</w:t>
+            </w:r>
+          </w:p>
+        </w:tc>
+        <w:tc>
+          <w:tcPr>
+            <w:tcW w:type="dxa" w:w="2496"/>
+            <w:shd w:fill="1F4E79" w:val="clear"/>
+            <w:tcMar>
+              <w:top w:type="dxa" w:w="50"/>
+              <w:left w:type="dxa" w:w="90"/>
+              <w:bottom w:type="dxa" w:w="50"/>
+              <w:right w:type="dxa" w:w="90"/>
+            </w:tcMar>
+          </w:tcPr>
+          <w:p>
+            <w:r>
+              <w:rPr>
+                <w:b/>
+                <w:bCs/>
+                <w:color w:val="FFFFFF"/>
+                <w:sz w:val="18"/>
+                <w:szCs w:val="18"/>
+              </w:rPr>
+              <w:t xml:space="preserve">Address</w:t>
+            </w:r>
+          </w:p>
+        </w:tc>
+        <w:tc>
+          <w:tcPr>
+            <w:tcW w:type="dxa" w:w="1730"/>
+            <w:shd w:fill="1F4E79" w:val="clear"/>
+            <w:tcMar>
+              <w:top w:type="dxa" w:w="50"/>
+              <w:left w:type="dxa" w:w="90"/>
+              <w:bottom w:type="dxa" w:w="50"/>
+              <w:right w:type="dxa" w:w="90"/>
+            </w:tcMar>
+          </w:tcPr>
+          <w:p>
+            <w:r>
+              <w:rPr>
+                <w:b/>
+                <w:bCs/>
+                <w:color w:val="FFFFFF"/>
+                <w:sz w:val="18"/>
+                <w:szCs w:val="18"/>
+              </w:rPr>
+              <w:t xml:space="preserve">Phone</w:t>
+            </w:r>
+          </w:p>
+        </w:tc>
+      </w:tr>
+      <w:tr>
+        <w:tc>
+          <w:tcPr>
+            <w:tcW w:type="dxa" w:w="384"/>
+            <w:tcMar>
+              <w:top w:type="dxa" w:w="50"/>
+              <w:left w:type="dxa" w:w="90"/>
+              <w:bottom w:type="dxa" w:w="50"/>
+              <w:right w:type="dxa" w:w="90"/>
+            </w:tcMar>
+          </w:tcPr>
+          <w:p>
+            <w:r>
+              <w:rPr>
+                <w:b w:val="false"/>
+                <w:bCs w:val="false"/>
+                <w:sz w:val="18"/>
+                <w:szCs w:val="18"/>
+              </w:rPr>
+              <w:t xml:space="preserve">1</w:t>
+            </w:r>
+          </w:p>
+        </w:tc>
+        <w:tc>
+          <w:tcPr>
+            <w:tcW w:type="dxa" w:w="2112"/>
+            <w:tcMar>
+              <w:top w:type="dxa" w:w="50"/>
+              <w:left w:type="dxa" w:w="90"/>
+              <w:bottom w:type="dxa" w:w="50"/>
+              <w:right w:type="dxa" w:w="90"/>
+            </w:tcMar>
+          </w:tcPr>
+          <w:p>
+            <w:r>
+              <w:rPr>
+                <w:b w:val="false"/>
+                <w:bCs w:val="false"/>
+                <w:sz w:val="18"/>
+                <w:szCs w:val="18"/>
+              </w:rPr>
+              <w:t xml:space="preserve">Perfect Calibration &amp; Electromech Cont. LLC</w:t>
+            </w:r>
+          </w:p>
+        </w:tc>
+        <w:tc>
+          <w:tcPr>
+            <w:tcW w:type="dxa" w:w="2304"/>
+            <w:tcMar>
+              <w:top w:type="dxa" w:w="50"/>
+              <w:left w:type="dxa" w:w="90"/>
+              <w:bottom w:type="dxa" w:w="50"/>
+              <w:right w:type="dxa" w:w="90"/>
+            </w:tcMar>
+          </w:tcPr>
+          <w:p>
+            <w:r>
+              <w:rPr>
+                <w:b w:val="false"/>
+                <w:bCs w:val="false"/>
+                <w:sz w:val="18"/>
+                <w:szCs w:val="18"/>
+              </w:rPr>
+              <w:t xml:space="preserve">Calibration, flow meters, instrument commissioning, repair, supply</w:t>
+            </w:r>
+          </w:p>
+        </w:tc>
+        <w:tc>
+          <w:tcPr>
+            <w:tcW w:type="dxa" w:w="2496"/>
+            <w:tcMar>
+              <w:top w:type="dxa" w:w="50"/>
+              <w:left w:type="dxa" w:w="90"/>
+              <w:bottom w:type="dxa" w:w="50"/>
+              <w:right w:type="dxa" w:w="90"/>
+            </w:tcMar>
+          </w:tcPr>
+          <w:p>
+            <w:r>
+              <w:rPr>
+                <w:b w:val="false"/>
+                <w:bCs w:val="false"/>
+                <w:sz w:val="18"/>
+                <w:szCs w:val="18"/>
+              </w:rPr>
+              <w:t xml:space="preserve">New Industrial Area (near Lucky R/A), PO Box 7410, Ajman</w:t>
+            </w:r>
+          </w:p>
+        </w:tc>
+        <w:tc>
+          <w:tcPr>
+            <w:tcW w:type="dxa" w:w="1730"/>
+            <w:tcMar>
+              <w:top w:type="dxa" w:w="50"/>
+              <w:left w:type="dxa" w:w="90"/>
+              <w:bottom w:type="dxa" w:w="50"/>
+              <w:right w:type="dxa" w:w="90"/>
+            </w:tcMar>
+          </w:tcPr>
+          <w:p>
+            <w:r>
+              <w:rPr>
+                <w:b w:val="false"/>
+                <w:bCs w:val="false"/>
+                <w:sz w:val="18"/>
+                <w:szCs w:val="18"/>
+              </w:rPr>
+              <w:t xml:space="preserve">06 748 4366 / 055 164 6223</w:t>
+            </w:r>
+          </w:p>
+        </w:tc>
+      </w:tr>
+      <w:tr>
+        <w:tc>
+          <w:tcPr>
+            <w:tcW w:type="dxa" w:w="384"/>
+            <w:tcMar>
+              <w:top w:type="dxa" w:w="50"/>
+              <w:left w:type="dxa" w:w="90"/>
+              <w:bottom w:type="dxa" w:w="50"/>
+              <w:right w:type="dxa" w:w="90"/>
+            </w:tcMar>
+          </w:tcPr>
+          <w:p>
+            <w:r>
+              <w:rPr>
+                <w:b w:val="false"/>
+                <w:bCs w:val="false"/>
+                <w:sz w:val="18"/>
+                <w:szCs w:val="18"/>
+              </w:rPr>
+              <w:t xml:space="preserve">2</w:t>
+            </w:r>
+          </w:p>
+        </w:tc>
+        <w:tc>
+          <w:tcPr>
+            <w:tcW w:type="dxa" w:w="2112"/>
+            <w:tcMar>
+              <w:top w:type="dxa" w:w="50"/>
+              <w:left w:type="dxa" w:w="90"/>
+              <w:bottom w:type="dxa" w:w="50"/>
+              <w:right w:type="dxa" w:w="90"/>
+            </w:tcMar>
+          </w:tcPr>
+          <w:p>
+            <w:r>
+              <w:rPr>
+                <w:b w:val="false"/>
+                <w:bCs w:val="false"/>
+                <w:sz w:val="18"/>
+                <w:szCs w:val="18"/>
+              </w:rPr>
+              <w:t xml:space="preserve">MeterPlus Calibration Services</w:t>
+            </w:r>
+          </w:p>
+        </w:tc>
+        <w:tc>
+          <w:tcPr>
+            <w:tcW w:type="dxa" w:w="2304"/>
+            <w:tcMar>
+              <w:top w:type="dxa" w:w="50"/>
+              <w:left w:type="dxa" w:w="90"/>
+              <w:bottom w:type="dxa" w:w="50"/>
+              <w:right w:type="dxa" w:w="90"/>
+            </w:tcMar>
+          </w:tcPr>
+          <w:p>
+            <w:r>
+              <w:rPr>
+                <w:b w:val="false"/>
+                <w:bCs w:val="false"/>
+                <w:sz w:val="18"/>
+                <w:szCs w:val="18"/>
+              </w:rPr>
+              <w:t xml:space="preserve">Calibration traceable to national/international standards</w:t>
+            </w:r>
+          </w:p>
+        </w:tc>
+        <w:tc>
+          <w:tcPr>
+            <w:tcW w:type="dxa" w:w="2496"/>
+            <w:tcMar>
+              <w:top w:type="dxa" w:w="50"/>
+              <w:left w:type="dxa" w:w="90"/>
+              <w:bottom w:type="dxa" w:w="50"/>
+              <w:right w:type="dxa" w:w="90"/>
+            </w:tcMar>
+          </w:tcPr>
+          <w:p>
+            <w:r>
+              <w:rPr>
+                <w:b w:val="false"/>
+                <w:bCs w:val="false"/>
+                <w:sz w:val="18"/>
+                <w:szCs w:val="18"/>
+              </w:rPr>
+              <w:t xml:space="preserve">Industrial Area 2, Ajman</w:t>
+            </w:r>
+          </w:p>
+        </w:tc>
+        <w:tc>
+          <w:tcPr>
+            <w:tcW w:type="dxa" w:w="1730"/>
+            <w:tcMar>
+              <w:top w:type="dxa" w:w="50"/>
+              <w:left w:type="dxa" w:w="90"/>
+              <w:bottom w:type="dxa" w:w="50"/>
+              <w:right w:type="dxa" w:w="90"/>
+            </w:tcMar>
+          </w:tcPr>
+          <w:p>
+            <w:r>
+              <w:rPr>
+                <w:b w:val="false"/>
+                <w:bCs w:val="false"/>
+                <w:sz w:val="18"/>
+                <w:szCs w:val="18"/>
+              </w:rPr>
+              <w:t xml:space="preserve">+971 54 348 0192 / +971 50 249 8242</w:t>
+            </w:r>
+          </w:p>
+        </w:tc>
+      </w:tr>
+      <w:tr>
+        <w:tc>
+          <w:tcPr>
+            <w:tcW w:type="dxa" w:w="384"/>
+            <w:tcMar>
+              <w:top w:type="dxa" w:w="50"/>
+              <w:left w:type="dxa" w:w="90"/>
+              <w:bottom w:type="dxa" w:w="50"/>
+              <w:right w:type="dxa" w:w="90"/>
+            </w:tcMar>
+          </w:tcPr>
+          <w:p>
+            <w:r>
+              <w:rPr>
+                <w:b w:val="false"/>
+                <w:bCs w:val="false"/>
+                <w:sz w:val="18"/>
+                <w:szCs w:val="18"/>
+              </w:rPr>
+              <w:t xml:space="preserve">3</w:t>
+            </w:r>
+          </w:p>
+        </w:tc>
+        <w:tc>
+          <w:tcPr>
+            <w:tcW w:type="dxa" w:w="2112"/>
+            <w:tcMar>
+              <w:top w:type="dxa" w:w="50"/>
+              <w:left w:type="dxa" w:w="90"/>
+              <w:bottom w:type="dxa" w:w="50"/>
+              <w:right w:type="dxa" w:w="90"/>
+            </w:tcMar>
+          </w:tcPr>
+          <w:p>
+            <w:r>
+              <w:rPr>
+                <w:b w:val="false"/>
+                <w:bCs w:val="false"/>
+                <w:sz w:val="18"/>
+                <w:szCs w:val="18"/>
+              </w:rPr>
+              <w:t xml:space="preserve">Quark International, Ajman branch</w:t>
+            </w:r>
+          </w:p>
+        </w:tc>
+        <w:tc>
+          <w:tcPr>
+            <w:tcW w:type="dxa" w:w="2304"/>
+            <w:tcMar>
+              <w:top w:type="dxa" w:w="50"/>
+              <w:left w:type="dxa" w:w="90"/>
+              <w:bottom w:type="dxa" w:w="50"/>
+              <w:right w:type="dxa" w:w="90"/>
+            </w:tcMar>
+          </w:tcPr>
+          <w:p>
+            <w:r>
+              <w:rPr>
+                <w:b w:val="false"/>
+                <w:bCs w:val="false"/>
+                <w:sz w:val="18"/>
+                <w:szCs w:val="18"/>
+              </w:rPr>
+              <w:t xml:space="preserve">Calibration services (HQ Abu Dhabi)</w:t>
+            </w:r>
+          </w:p>
+        </w:tc>
+        <w:tc>
+          <w:tcPr>
+            <w:tcW w:type="dxa" w:w="2496"/>
+            <w:tcMar>
+              <w:top w:type="dxa" w:w="50"/>
+              <w:left w:type="dxa" w:w="90"/>
+              <w:bottom w:type="dxa" w:w="50"/>
+              <w:right w:type="dxa" w:w="90"/>
+            </w:tcMar>
+          </w:tcPr>
+          <w:p>
+            <w:r>
+              <w:rPr>
+                <w:b w:val="false"/>
+                <w:bCs w:val="false"/>
+                <w:sz w:val="18"/>
+                <w:szCs w:val="18"/>
+              </w:rPr>
+              <w:t xml:space="preserve">#617E, Block A1, Ajman Free Zone, Al Butain</w:t>
+            </w:r>
+          </w:p>
+        </w:tc>
+        <w:tc>
+          <w:tcPr>
+            <w:tcW w:type="dxa" w:w="1730"/>
+            <w:tcMar>
+              <w:top w:type="dxa" w:w="50"/>
+              <w:left w:type="dxa" w:w="90"/>
+              <w:bottom w:type="dxa" w:w="50"/>
+              <w:right w:type="dxa" w:w="90"/>
+            </w:tcMar>
+          </w:tcPr>
+          <w:p>
+            <w:r>
+              <w:rPr>
+                <w:b w:val="false"/>
+                <w:bCs w:val="false"/>
+                <w:sz w:val="18"/>
+                <w:szCs w:val="18"/>
+              </w:rPr>
+              <w:t xml:space="preserve">+971 6 555 0674 / +971 55 157 5874</w:t>
+            </w:r>
+          </w:p>
+        </w:tc>
+      </w:tr>
+      <w:tr>
+        <w:tc>
+          <w:tcPr>
+            <w:tcW w:type="dxa" w:w="384"/>
+            <w:tcMar>
+              <w:top w:type="dxa" w:w="50"/>
+              <w:left w:type="dxa" w:w="90"/>
+              <w:bottom w:type="dxa" w:w="50"/>
+              <w:right w:type="dxa" w:w="90"/>
+            </w:tcMar>
+          </w:tcPr>
+          <w:p>
+            <w:r>
+              <w:rPr>
+                <w:b w:val="false"/>
+                <w:bCs w:val="false"/>
+                <w:sz w:val="18"/>
+                <w:szCs w:val="18"/>
+              </w:rPr>
+              <w:t xml:space="preserve">4</w:t>
+            </w:r>
+          </w:p>
+        </w:tc>
+        <w:tc>
+          <w:tcPr>
+            <w:tcW w:type="dxa" w:w="2112"/>
+            <w:tcMar>
+              <w:top w:type="dxa" w:w="50"/>
+              <w:left w:type="dxa" w:w="90"/>
+              <w:bottom w:type="dxa" w:w="50"/>
+              <w:right w:type="dxa" w:w="90"/>
+            </w:tcMar>
+          </w:tcPr>
+          <w:p>
+            <w:r>
+              <w:rPr>
+                <w:b w:val="false"/>
+                <w:bCs w:val="false"/>
+                <w:sz w:val="18"/>
+                <w:szCs w:val="18"/>
+              </w:rPr>
+              <w:t xml:space="preserve">Dream Torque Calibration Services LLC</w:t>
+            </w:r>
+          </w:p>
+        </w:tc>
+        <w:tc>
+          <w:tcPr>
+            <w:tcW w:type="dxa" w:w="2304"/>
+            <w:tcMar>
+              <w:top w:type="dxa" w:w="50"/>
+              <w:left w:type="dxa" w:w="90"/>
+              <w:bottom w:type="dxa" w:w="50"/>
+              <w:right w:type="dxa" w:w="90"/>
+            </w:tcMar>
+          </w:tcPr>
+          <w:p>
+            <w:r>
+              <w:rPr>
+                <w:b w:val="false"/>
+                <w:bCs w:val="false"/>
+                <w:sz w:val="18"/>
+                <w:szCs w:val="18"/>
+              </w:rPr>
+              <w:t xml:space="preserve">Flow meter (fuel oil, water) and valve calibration</w:t>
+            </w:r>
+          </w:p>
+        </w:tc>
+        <w:tc>
+          <w:tcPr>
+            <w:tcW w:type="dxa" w:w="2496"/>
+            <w:tcMar>
+              <w:top w:type="dxa" w:w="50"/>
+              <w:left w:type="dxa" w:w="90"/>
+              <w:bottom w:type="dxa" w:w="50"/>
+              <w:right w:type="dxa" w:w="90"/>
+            </w:tcMar>
+          </w:tcPr>
+          <w:p>
+            <w:r>
+              <w:rPr>
+                <w:b w:val="false"/>
+                <w:bCs w:val="false"/>
+                <w:sz w:val="18"/>
+                <w:szCs w:val="18"/>
+              </w:rPr>
+              <w:t xml:space="preserve">Jurf Industrial Zone 2, Ajman</w:t>
+            </w:r>
+          </w:p>
+        </w:tc>
+        <w:tc>
+          <w:tcPr>
+            <w:tcW w:type="dxa" w:w="1730"/>
+            <w:tcMar>
+              <w:top w:type="dxa" w:w="50"/>
+              <w:left w:type="dxa" w:w="90"/>
+              <w:bottom w:type="dxa" w:w="50"/>
+              <w:right w:type="dxa" w:w="90"/>
+            </w:tcMar>
+          </w:tcPr>
+          <w:p>
+            <w:r>
+              <w:rPr>
+                <w:b w:val="false"/>
+                <w:bCs w:val="false"/>
+                <w:sz w:val="18"/>
+                <w:szCs w:val="18"/>
+              </w:rPr>
+              <w:t xml:space="preserve">+971 6 743 4880</w:t>
+            </w:r>
+          </w:p>
+        </w:tc>
+      </w:tr>
+      <w:tr>
+        <w:tc>
+          <w:tcPr>
+            <w:tcW w:type="dxa" w:w="384"/>
+            <w:tcMar>
+              <w:top w:type="dxa" w:w="50"/>
+              <w:left w:type="dxa" w:w="90"/>
+              <w:bottom w:type="dxa" w:w="50"/>
+              <w:right w:type="dxa" w:w="90"/>
+            </w:tcMar>
+          </w:tcPr>
+          <w:p>
+            <w:r>
+              <w:rPr>
+                <w:b w:val="false"/>
+                <w:bCs w:val="false"/>
+                <w:sz w:val="18"/>
+                <w:szCs w:val="18"/>
+              </w:rPr>
+              <w:t xml:space="preserve">5</w:t>
+            </w:r>
+          </w:p>
+        </w:tc>
+        <w:tc>
+          <w:tcPr>
+            <w:tcW w:type="dxa" w:w="2112"/>
+            <w:tcMar>
+              <w:top w:type="dxa" w:w="50"/>
+              <w:left w:type="dxa" w:w="90"/>
+              <w:bottom w:type="dxa" w:w="50"/>
+              <w:right w:type="dxa" w:w="90"/>
+            </w:tcMar>
+          </w:tcPr>
+          <w:p>
+            <w:r>
+              <w:rPr>
+                <w:b w:val="false"/>
+                <w:bCs w:val="false"/>
+                <w:sz w:val="18"/>
+                <w:szCs w:val="18"/>
+              </w:rPr>
+              <w:t xml:space="preserve">Supreme Industrial Tools Trading LLC</w:t>
+            </w:r>
+          </w:p>
+        </w:tc>
+        <w:tc>
+          <w:tcPr>
+            <w:tcW w:type="dxa" w:w="2304"/>
+            <w:tcMar>
+              <w:top w:type="dxa" w:w="50"/>
+              <w:left w:type="dxa" w:w="90"/>
+              <w:bottom w:type="dxa" w:w="50"/>
+              <w:right w:type="dxa" w:w="90"/>
+            </w:tcMar>
+          </w:tcPr>
+          <w:p>
+            <w:r>
+              <w:rPr>
+                <w:b w:val="false"/>
+                <w:bCs w:val="false"/>
+                <w:sz w:val="18"/>
+                <w:szCs w:val="18"/>
+              </w:rPr>
+              <w:t xml:space="preserve">Testing and measuring instruments, tools</w:t>
+            </w:r>
+          </w:p>
+        </w:tc>
+        <w:tc>
+          <w:tcPr>
+            <w:tcW w:type="dxa" w:w="2496"/>
+            <w:tcMar>
+              <w:top w:type="dxa" w:w="50"/>
+              <w:left w:type="dxa" w:w="90"/>
+              <w:bottom w:type="dxa" w:w="50"/>
+              <w:right w:type="dxa" w:w="90"/>
+            </w:tcMar>
+          </w:tcPr>
+          <w:p>
+            <w:r>
+              <w:rPr>
+                <w:b w:val="false"/>
+                <w:bCs w:val="false"/>
+                <w:sz w:val="18"/>
+                <w:szCs w:val="18"/>
+              </w:rPr>
+              <w:t xml:space="preserve">Near Emirates Gas Co, New Industrial Area, PO Box 20965, Ajman</w:t>
+            </w:r>
+          </w:p>
+        </w:tc>
+        <w:tc>
+          <w:tcPr>
+            <w:tcW w:type="dxa" w:w="1730"/>
+            <w:tcMar>
+              <w:top w:type="dxa" w:w="50"/>
+              <w:left w:type="dxa" w:w="90"/>
+              <w:bottom w:type="dxa" w:w="50"/>
+              <w:right w:type="dxa" w:w="90"/>
+            </w:tcMar>
+          </w:tcPr>
+          <w:p>
+            <w:r>
+              <w:rPr>
+                <w:b w:val="false"/>
+                <w:bCs w:val="false"/>
+                <w:sz w:val="18"/>
+                <w:szCs w:val="18"/>
+              </w:rPr>
+              <w:t xml:space="preserve">06 743 3543 / 050 662 8727</w:t>
+            </w:r>
+          </w:p>
+        </w:tc>
+      </w:tr>
+      <w:tr>
+        <w:tc>
+          <w:tcPr>
+            <w:tcW w:type="dxa" w:w="384"/>
+            <w:tcMar>
+              <w:top w:type="dxa" w:w="50"/>
+              <w:left w:type="dxa" w:w="90"/>
+              <w:bottom w:type="dxa" w:w="50"/>
+              <w:right w:type="dxa" w:w="90"/>
+            </w:tcMar>
+          </w:tcPr>
+          <w:p>
+            <w:r>
+              <w:rPr>
+                <w:b w:val="false"/>
+                <w:bCs w:val="false"/>
+                <w:sz w:val="18"/>
+                <w:szCs w:val="18"/>
+              </w:rPr>
+              <w:t xml:space="preserve">6</w:t>
+            </w:r>
+          </w:p>
+        </w:tc>
+        <w:tc>
+          <w:tcPr>
+            <w:tcW w:type="dxa" w:w="2112"/>
+            <w:tcMar>
+              <w:top w:type="dxa" w:w="50"/>
+              <w:left w:type="dxa" w:w="90"/>
+              <w:bottom w:type="dxa" w:w="50"/>
+              <w:right w:type="dxa" w:w="90"/>
+            </w:tcMar>
+          </w:tcPr>
+          <w:p>
+            <w:r>
+              <w:rPr>
+                <w:b w:val="false"/>
+                <w:bCs w:val="false"/>
+                <w:sz w:val="18"/>
+                <w:szCs w:val="18"/>
+              </w:rPr>
+              <w:t xml:space="preserve">Incor Technical Equipments LLC</w:t>
+            </w:r>
+          </w:p>
+        </w:tc>
+        <w:tc>
+          <w:tcPr>
+            <w:tcW w:type="dxa" w:w="2304"/>
+            <w:tcMar>
+              <w:top w:type="dxa" w:w="50"/>
+              <w:left w:type="dxa" w:w="90"/>
+              <w:bottom w:type="dxa" w:w="50"/>
+              <w:right w:type="dxa" w:w="90"/>
+            </w:tcMar>
+          </w:tcPr>
+          <w:p>
+            <w:r>
+              <w:rPr>
+                <w:b w:val="false"/>
+                <w:bCs w:val="false"/>
+                <w:sz w:val="18"/>
+                <w:szCs w:val="18"/>
+              </w:rPr>
+              <w:t xml:space="preserve">Testing and measuring instruments</w:t>
+            </w:r>
+          </w:p>
+        </w:tc>
+        <w:tc>
+          <w:tcPr>
+            <w:tcW w:type="dxa" w:w="2496"/>
+            <w:tcMar>
+              <w:top w:type="dxa" w:w="50"/>
+              <w:left w:type="dxa" w:w="90"/>
+              <w:bottom w:type="dxa" w:w="50"/>
+              <w:right w:type="dxa" w:w="90"/>
+            </w:tcMar>
+          </w:tcPr>
+          <w:p>
+            <w:r>
+              <w:rPr>
+                <w:b w:val="false"/>
+                <w:bCs w:val="false"/>
+                <w:sz w:val="18"/>
+                <w:szCs w:val="18"/>
+              </w:rPr>
+              <w:t xml:space="preserve">Shop 6, Bldg 39, Plot 753, Al Rawdha 2, Ajman</w:t>
+            </w:r>
+          </w:p>
+        </w:tc>
+        <w:tc>
+          <w:tcPr>
+            <w:tcW w:type="dxa" w:w="1730"/>
+            <w:tcMar>
+              <w:top w:type="dxa" w:w="50"/>
+              <w:left w:type="dxa" w:w="90"/>
+              <w:bottom w:type="dxa" w:w="50"/>
+              <w:right w:type="dxa" w:w="90"/>
+            </w:tcMar>
+          </w:tcPr>
+          <w:p>
+            <w:r>
+              <w:rPr>
+                <w:b w:val="false"/>
+                <w:bCs w:val="false"/>
+                <w:sz w:val="18"/>
+                <w:szCs w:val="18"/>
+              </w:rPr>
+              <w:t xml:space="preserve">+971 6 510 0691</w:t>
+            </w:r>
+          </w:p>
+        </w:tc>
+      </w:tr>
+      <w:tr>
+        <w:tc>
+          <w:tcPr>
+            <w:tcW w:type="dxa" w:w="384"/>
+            <w:tcMar>
+              <w:top w:type="dxa" w:w="50"/>
+              <w:left w:type="dxa" w:w="90"/>
+              <w:bottom w:type="dxa" w:w="50"/>
+              <w:right w:type="dxa" w:w="90"/>
+            </w:tcMar>
+          </w:tcPr>
+          <w:p>
+            <w:r>
+              <w:rPr>
+                <w:b w:val="false"/>
+                <w:bCs w:val="false"/>
+                <w:sz w:val="18"/>
+                <w:szCs w:val="18"/>
+              </w:rPr>
+              <w:t xml:space="preserve">7</w:t>
+            </w:r>
+          </w:p>
+        </w:tc>
+        <w:tc>
+          <w:tcPr>
+            <w:tcW w:type="dxa" w:w="2112"/>
+            <w:tcMar>
+              <w:top w:type="dxa" w:w="50"/>
+              <w:left w:type="dxa" w:w="90"/>
+              <w:bottom w:type="dxa" w:w="50"/>
+              <w:right w:type="dxa" w:w="90"/>
+            </w:tcMar>
+          </w:tcPr>
+          <w:p>
+            <w:r>
+              <w:rPr>
+                <w:b w:val="false"/>
+                <w:bCs w:val="false"/>
+                <w:sz w:val="18"/>
+                <w:szCs w:val="18"/>
+              </w:rPr>
+              <w:t xml:space="preserve">Global Scientific LLC / Precision Scientific LLC</w:t>
+            </w:r>
+          </w:p>
+        </w:tc>
+        <w:tc>
+          <w:tcPr>
+            <w:tcW w:type="dxa" w:w="2304"/>
+            <w:tcMar>
+              <w:top w:type="dxa" w:w="50"/>
+              <w:left w:type="dxa" w:w="90"/>
+              <w:bottom w:type="dxa" w:w="50"/>
+              <w:right w:type="dxa" w:w="90"/>
+            </w:tcMar>
+          </w:tcPr>
+          <w:p>
+            <w:r>
+              <w:rPr>
+                <w:b w:val="false"/>
+                <w:bCs w:val="false"/>
+                <w:sz w:val="18"/>
+                <w:szCs w:val="18"/>
+              </w:rPr>
+              <w:t xml:space="preserve">Laboratory equipment; pipette calibration</w:t>
+            </w:r>
+          </w:p>
+        </w:tc>
+        <w:tc>
+          <w:tcPr>
+            <w:tcW w:type="dxa" w:w="2496"/>
+            <w:tcMar>
+              <w:top w:type="dxa" w:w="50"/>
+              <w:left w:type="dxa" w:w="90"/>
+              <w:bottom w:type="dxa" w:w="50"/>
+              <w:right w:type="dxa" w:w="90"/>
+            </w:tcMar>
+          </w:tcPr>
+          <w:p>
+            <w:r>
+              <w:rPr>
+                <w:b w:val="false"/>
+                <w:bCs w:val="false"/>
+                <w:sz w:val="18"/>
+                <w:szCs w:val="18"/>
+              </w:rPr>
+              <w:t xml:space="preserve">Office 301, King Faisal Street, Al Nuaimiya, Ajman</w:t>
+            </w:r>
+          </w:p>
+        </w:tc>
+        <w:tc>
+          <w:tcPr>
+            <w:tcW w:type="dxa" w:w="1730"/>
+            <w:tcMar>
+              <w:top w:type="dxa" w:w="50"/>
+              <w:left w:type="dxa" w:w="90"/>
+              <w:bottom w:type="dxa" w:w="50"/>
+              <w:right w:type="dxa" w:w="90"/>
+            </w:tcMar>
+          </w:tcPr>
+          <w:p>
+            <w:r>
+              <w:rPr>
+                <w:b w:val="false"/>
+                <w:bCs w:val="false"/>
+                <w:sz w:val="18"/>
+                <w:szCs w:val="18"/>
+              </w:rPr>
+              <w:t xml:space="preserve">+971 6 746 6890</w:t>
+            </w:r>
+          </w:p>
+        </w:tc>
+      </w:tr>
+      <w:tr>
+        <w:tc>
+          <w:tcPr>
+            <w:tcW w:type="dxa" w:w="384"/>
+            <w:tcMar>
+              <w:top w:type="dxa" w:w="50"/>
+              <w:left w:type="dxa" w:w="90"/>
+              <w:bottom w:type="dxa" w:w="50"/>
+              <w:right w:type="dxa" w:w="90"/>
+            </w:tcMar>
+          </w:tcPr>
+          <w:p>
+            <w:r>
+              <w:rPr>
+                <w:b w:val="false"/>
+                <w:bCs w:val="false"/>
+                <w:sz w:val="18"/>
+                <w:szCs w:val="18"/>
+              </w:rPr>
+              <w:t xml:space="preserve">8</w:t>
+            </w:r>
+          </w:p>
+        </w:tc>
+        <w:tc>
+          <w:tcPr>
+            <w:tcW w:type="dxa" w:w="2112"/>
+            <w:tcMar>
+              <w:top w:type="dxa" w:w="50"/>
+              <w:left w:type="dxa" w:w="90"/>
+              <w:bottom w:type="dxa" w:w="50"/>
+              <w:right w:type="dxa" w:w="90"/>
+            </w:tcMar>
+          </w:tcPr>
+          <w:p>
+            <w:r>
+              <w:rPr>
+                <w:b w:val="false"/>
+                <w:bCs w:val="false"/>
+                <w:sz w:val="18"/>
+                <w:szCs w:val="18"/>
+              </w:rPr>
+              <w:t xml:space="preserve">SSI Scientific Lab Equipment Trading LLC</w:t>
+            </w:r>
+          </w:p>
+        </w:tc>
+        <w:tc>
+          <w:tcPr>
+            <w:tcW w:type="dxa" w:w="2304"/>
+            <w:tcMar>
+              <w:top w:type="dxa" w:w="50"/>
+              <w:left w:type="dxa" w:w="90"/>
+              <w:bottom w:type="dxa" w:w="50"/>
+              <w:right w:type="dxa" w:w="90"/>
+            </w:tcMar>
+          </w:tcPr>
+          <w:p>
+            <w:r>
+              <w:rPr>
+                <w:b w:val="false"/>
+                <w:bCs w:val="false"/>
+                <w:sz w:val="18"/>
+                <w:szCs w:val="18"/>
+              </w:rPr>
+              <w:t xml:space="preserve">Scientific and lab instruments</w:t>
+            </w:r>
+          </w:p>
+        </w:tc>
+        <w:tc>
+          <w:tcPr>
+            <w:tcW w:type="dxa" w:w="2496"/>
+            <w:tcMar>
+              <w:top w:type="dxa" w:w="50"/>
+              <w:left w:type="dxa" w:w="90"/>
+              <w:bottom w:type="dxa" w:w="50"/>
+              <w:right w:type="dxa" w:w="90"/>
+            </w:tcMar>
+          </w:tcPr>
+          <w:p>
+            <w:r>
+              <w:rPr>
+                <w:b w:val="false"/>
+                <w:bCs w:val="false"/>
+                <w:sz w:val="18"/>
+                <w:szCs w:val="18"/>
+              </w:rPr>
+              <w:t xml:space="preserve">Warehouse 28, Ajman Free Zone</w:t>
+            </w:r>
+          </w:p>
+        </w:tc>
+        <w:tc>
+          <w:tcPr>
+            <w:tcW w:type="dxa" w:w="1730"/>
+            <w:tcMar>
+              <w:top w:type="dxa" w:w="50"/>
+              <w:left w:type="dxa" w:w="90"/>
+              <w:bottom w:type="dxa" w:w="50"/>
+              <w:right w:type="dxa" w:w="90"/>
+            </w:tcMar>
+          </w:tcPr>
+          <w:p>
+            <w:r>
+              <w:rPr>
+                <w:b w:val="false"/>
+                <w:bCs w:val="false"/>
+                <w:sz w:val="18"/>
+                <w:szCs w:val="18"/>
+              </w:rPr>
+              <w:t xml:space="preserve">+971 56 926 7686</w:t>
+            </w:r>
+          </w:p>
+        </w:tc>
+      </w:tr>
+      <w:tr>
+        <w:tc>
+          <w:tcPr>
+            <w:tcW w:type="dxa" w:w="384"/>
+            <w:tcMar>
+              <w:top w:type="dxa" w:w="50"/>
+              <w:left w:type="dxa" w:w="90"/>
+              <w:bottom w:type="dxa" w:w="50"/>
+              <w:right w:type="dxa" w:w="90"/>
+            </w:tcMar>
+          </w:tcPr>
+          <w:p>
+            <w:r>
+              <w:rPr>
+                <w:b w:val="false"/>
+                <w:bCs w:val="false"/>
+                <w:sz w:val="18"/>
+                <w:szCs w:val="18"/>
+              </w:rPr>
+              <w:t xml:space="preserve">9</w:t>
+            </w:r>
+          </w:p>
+        </w:tc>
+        <w:tc>
+          <w:tcPr>
+            <w:tcW w:type="dxa" w:w="2112"/>
+            <w:tcMar>
+              <w:top w:type="dxa" w:w="50"/>
+              <w:left w:type="dxa" w:w="90"/>
+              <w:bottom w:type="dxa" w:w="50"/>
+              <w:right w:type="dxa" w:w="90"/>
+            </w:tcMar>
+          </w:tcPr>
+          <w:p>
+            <w:r>
+              <w:rPr>
+                <w:b w:val="false"/>
+                <w:bCs w:val="false"/>
+                <w:sz w:val="18"/>
+                <w:szCs w:val="18"/>
+              </w:rPr>
+              <w:t xml:space="preserve">Delta Medical &amp; Laboratory Equipment Trading</w:t>
+            </w:r>
+          </w:p>
+        </w:tc>
+        <w:tc>
+          <w:tcPr>
+            <w:tcW w:type="dxa" w:w="2304"/>
+            <w:tcMar>
+              <w:top w:type="dxa" w:w="50"/>
+              <w:left w:type="dxa" w:w="90"/>
+              <w:bottom w:type="dxa" w:w="50"/>
+              <w:right w:type="dxa" w:w="90"/>
+            </w:tcMar>
+          </w:tcPr>
+          <w:p>
+            <w:r>
+              <w:rPr>
+                <w:b w:val="false"/>
+                <w:bCs w:val="false"/>
+                <w:sz w:val="18"/>
+                <w:szCs w:val="18"/>
+              </w:rPr>
+              <w:t xml:space="preserve">Lab and medical equipment</w:t>
+            </w:r>
+          </w:p>
+        </w:tc>
+        <w:tc>
+          <w:tcPr>
+            <w:tcW w:type="dxa" w:w="2496"/>
+            <w:tcMar>
+              <w:top w:type="dxa" w:w="50"/>
+              <w:left w:type="dxa" w:w="90"/>
+              <w:bottom w:type="dxa" w:w="50"/>
+              <w:right w:type="dxa" w:w="90"/>
+            </w:tcMar>
+          </w:tcPr>
+          <w:p>
+            <w:r>
+              <w:rPr>
+                <w:b w:val="false"/>
+                <w:bCs w:val="false"/>
+                <w:sz w:val="18"/>
+                <w:szCs w:val="18"/>
+              </w:rPr>
+              <w:t xml:space="preserve">Showroom, Al Nakheel, Ajman</w:t>
+            </w:r>
+          </w:p>
+        </w:tc>
+        <w:tc>
+          <w:tcPr>
+            <w:tcW w:type="dxa" w:w="1730"/>
+            <w:tcMar>
+              <w:top w:type="dxa" w:w="50"/>
+              <w:left w:type="dxa" w:w="90"/>
+              <w:bottom w:type="dxa" w:w="50"/>
+              <w:right w:type="dxa" w:w="90"/>
+            </w:tcMar>
+          </w:tcPr>
+          <w:p>
+            <w:r>
+              <w:rPr>
+                <w:b w:val="false"/>
+                <w:bCs w:val="false"/>
+                <w:sz w:val="18"/>
+                <w:szCs w:val="18"/>
+              </w:rPr>
+              <w:t xml:space="preserve">+971 6 740 2520</w:t>
+            </w:r>
+          </w:p>
+        </w:tc>
+      </w:tr>
+      <w:tr>
+        <w:tc>
+          <w:tcPr>
+            <w:tcW w:type="dxa" w:w="384"/>
+            <w:tcMar>
+              <w:top w:type="dxa" w:w="50"/>
+              <w:left w:type="dxa" w:w="90"/>
+              <w:bottom w:type="dxa" w:w="50"/>
+              <w:right w:type="dxa" w:w="90"/>
+            </w:tcMar>
+          </w:tcPr>
+          <w:p>
+            <w:r>
+              <w:rPr>
+                <w:b w:val="false"/>
+                <w:bCs w:val="false"/>
+                <w:sz w:val="18"/>
+                <w:szCs w:val="18"/>
+              </w:rPr>
+              <w:t xml:space="preserve">10</w:t>
+            </w:r>
+          </w:p>
+        </w:tc>
+        <w:tc>
+          <w:tcPr>
+            <w:tcW w:type="dxa" w:w="2112"/>
+            <w:tcMar>
+              <w:top w:type="dxa" w:w="50"/>
+              <w:left w:type="dxa" w:w="90"/>
+              <w:bottom w:type="dxa" w:w="50"/>
+              <w:right w:type="dxa" w:w="90"/>
+            </w:tcMar>
+          </w:tcPr>
+          <w:p>
+            <w:r>
+              <w:rPr>
+                <w:b w:val="false"/>
+                <w:bCs w:val="false"/>
+                <w:sz w:val="18"/>
+                <w:szCs w:val="18"/>
+              </w:rPr>
+              <w:t xml:space="preserve">Westec Supplies General Trading</w:t>
+            </w:r>
+          </w:p>
+        </w:tc>
+        <w:tc>
+          <w:tcPr>
+            <w:tcW w:type="dxa" w:w="2304"/>
+            <w:tcMar>
+              <w:top w:type="dxa" w:w="50"/>
+              <w:left w:type="dxa" w:w="90"/>
+              <w:bottom w:type="dxa" w:w="50"/>
+              <w:right w:type="dxa" w:w="90"/>
+            </w:tcMar>
+          </w:tcPr>
+          <w:p>
+            <w:r>
+              <w:rPr>
+                <w:b w:val="false"/>
+                <w:bCs w:val="false"/>
+                <w:sz w:val="18"/>
+                <w:szCs w:val="18"/>
+              </w:rPr>
+              <w:t xml:space="preserve">Electrical equipment and testers</w:t>
+            </w:r>
+          </w:p>
+        </w:tc>
+        <w:tc>
+          <w:tcPr>
+            <w:tcW w:type="dxa" w:w="2496"/>
+            <w:tcMar>
+              <w:top w:type="dxa" w:w="50"/>
+              <w:left w:type="dxa" w:w="90"/>
+              <w:bottom w:type="dxa" w:w="50"/>
+              <w:right w:type="dxa" w:w="90"/>
+            </w:tcMar>
+          </w:tcPr>
+          <w:p>
+            <w:r>
+              <w:rPr>
+                <w:b w:val="false"/>
+                <w:bCs w:val="false"/>
+                <w:sz w:val="18"/>
+                <w:szCs w:val="18"/>
+              </w:rPr>
+              <w:t xml:space="preserve">Westec Bldg, Al Khawarizmi Street, New Industrial Area, PO Box 14524, Ajman</w:t>
+            </w:r>
+          </w:p>
+        </w:tc>
+        <w:tc>
+          <w:tcPr>
+            <w:tcW w:type="dxa" w:w="1730"/>
+            <w:tcMar>
+              <w:top w:type="dxa" w:w="50"/>
+              <w:left w:type="dxa" w:w="90"/>
+              <w:bottom w:type="dxa" w:w="50"/>
+              <w:right w:type="dxa" w:w="90"/>
+            </w:tcMar>
+          </w:tcPr>
+          <w:p>
+            <w:r>
+              <w:rPr>
+                <w:b w:val="false"/>
+                <w:bCs w:val="false"/>
+                <w:sz w:val="18"/>
+                <w:szCs w:val="18"/>
+              </w:rPr>
+              <w:t xml:space="preserve">06 748 1133 (partial)</w:t>
+            </w:r>
+          </w:p>
+        </w:tc>
+      </w:tr>
+      <w:tr>
+        <w:tc>
+          <w:tcPr>
+            <w:tcW w:type="dxa" w:w="384"/>
+            <w:tcMar>
+              <w:top w:type="dxa" w:w="50"/>
+              <w:left w:type="dxa" w:w="90"/>
+              <w:bottom w:type="dxa" w:w="50"/>
+              <w:right w:type="dxa" w:w="90"/>
+            </w:tcMar>
+          </w:tcPr>
+          <w:p>
+            <w:r>
+              <w:rPr>
+                <w:b w:val="false"/>
+                <w:bCs w:val="false"/>
+                <w:sz w:val="18"/>
+                <w:szCs w:val="18"/>
+              </w:rPr>
+              <w:t xml:space="preserve">11</w:t>
+            </w:r>
+          </w:p>
+        </w:tc>
+        <w:tc>
+          <w:tcPr>
+            <w:tcW w:type="dxa" w:w="2112"/>
+            <w:tcMar>
+              <w:top w:type="dxa" w:w="50"/>
+              <w:left w:type="dxa" w:w="90"/>
+              <w:bottom w:type="dxa" w:w="50"/>
+              <w:right w:type="dxa" w:w="90"/>
+            </w:tcMar>
+          </w:tcPr>
+          <w:p>
+            <w:r>
+              <w:rPr>
+                <w:b w:val="false"/>
+                <w:bCs w:val="false"/>
+                <w:sz w:val="18"/>
+                <w:szCs w:val="18"/>
+              </w:rPr>
+              <w:t xml:space="preserve">Abdul Basit Elect. &amp; Sanitary Tools Trading</w:t>
+            </w:r>
+          </w:p>
+        </w:tc>
+        <w:tc>
+          <w:tcPr>
+            <w:tcW w:type="dxa" w:w="2304"/>
+            <w:tcMar>
+              <w:top w:type="dxa" w:w="50"/>
+              <w:left w:type="dxa" w:w="90"/>
+              <w:bottom w:type="dxa" w:w="50"/>
+              <w:right w:type="dxa" w:w="90"/>
+            </w:tcMar>
+          </w:tcPr>
+          <w:p>
+            <w:r>
+              <w:rPr>
+                <w:b w:val="false"/>
+                <w:bCs w:val="false"/>
+                <w:sz w:val="18"/>
+                <w:szCs w:val="18"/>
+              </w:rPr>
+              <w:t xml:space="preserve">Electrical tools and testers</w:t>
+            </w:r>
+          </w:p>
+        </w:tc>
+        <w:tc>
+          <w:tcPr>
+            <w:tcW w:type="dxa" w:w="2496"/>
+            <w:tcMar>
+              <w:top w:type="dxa" w:w="50"/>
+              <w:left w:type="dxa" w:w="90"/>
+              <w:bottom w:type="dxa" w:w="50"/>
+              <w:right w:type="dxa" w:w="90"/>
+            </w:tcMar>
+          </w:tcPr>
+          <w:p>
+            <w:r>
+              <w:rPr>
+                <w:b w:val="false"/>
+                <w:bCs w:val="false"/>
+                <w:sz w:val="18"/>
+                <w:szCs w:val="18"/>
+              </w:rPr>
+              <w:t xml:space="preserve">PO Box 66032, Ajman</w:t>
+            </w:r>
+          </w:p>
+        </w:tc>
+        <w:tc>
+          <w:tcPr>
+            <w:tcW w:type="dxa" w:w="1730"/>
+            <w:tcMar>
+              <w:top w:type="dxa" w:w="50"/>
+              <w:left w:type="dxa" w:w="90"/>
+              <w:bottom w:type="dxa" w:w="50"/>
+              <w:right w:type="dxa" w:w="90"/>
+            </w:tcMar>
+          </w:tcPr>
+          <w:p>
+            <w:r>
+              <w:rPr>
+                <w:b w:val="false"/>
+                <w:bCs w:val="false"/>
+                <w:sz w:val="18"/>
+                <w:szCs w:val="18"/>
+              </w:rPr>
+              <w:t xml:space="preserve">06 743 2699 (partial)</w:t>
+            </w:r>
+          </w:p>
+        </w:tc>
+      </w:tr>
+    </w:tbl>
+    <w:p>
+      <w:pPr>
+        <w:spacing w:after="120"/>
+      </w:pPr>
+    </w:p>
+    <w:p>
+      <w:pPr>
+        <w:spacing w:after="120"/>
+      </w:pPr>
+      <w:r>
+        <w:rPr>
+          <w:b/>
+          <w:bCs/>
+        </w:rPr>
+        <w:t xml:space="preserve">Note on names in the original brief:</w:t>
+      </w:r>
+      <w:r>
+        <w:t xml:space="preserve"> ACUME, MeasureMart, Totalcal, Al Khowahir and Core 4 Solutions could not be matched to published contact details in this search, so they are left out of the tables. Contact them directly if they are already on your vendor list.</w:t>
+      </w:r>
+    </w:p>
+    <w:p>
+      <w:pPr>
+        <w:spacing w:after="120"/>
+      </w:pPr>
+      <w:r>
+        <w:rPr>
+          <w:b/>
+          <w:bCs/>
+        </w:rPr>
+        <w:t xml:space="preserve">Sources:</w:t>
+      </w:r>
+      <w:r>
+        <w:t xml:space="preserve"> alphatechgcc.com, arabcal.com, accuvergroup.com, urslabs.com, anaum.com, mme-ae.com, adexuae.com, westfortgroup.com, haris.ae, aabtools.com, ariesmar.com, generaltech.ae, mecl.ae, qtsservice.com, quark-international.com, dreamtorque.com, meterpluscalibration.com, ssiscientific.com, deltamedicaluae.com, eiac.gov.ae, yellowpages-uae.com, atninfo.com, reachuae.com, uaeresults.com.</w:t>
+      </w:r>
     </w:p>
     <w:p>
       <w:pPr>

--- a/UAE_Energy_Audit_Playbook.docx
+++ b/UAE_Energy_Audit_Playbook.docx
@@ -12519,7 +12519,7 @@
         <w:pStyle w:val="Heading2"/>
       </w:pPr>
       <w:r>
-        <w:t xml:space="preserve">5.3 Supplier and calibration lab directory</w:t>
+        <w:t xml:space="preserve">5.3 Instrumentation supplier directory</w:t>
       </w:r>
     </w:p>
     <w:p>
@@ -12527,7 +12527,7 @@
         <w:spacing w:after="120"/>
       </w:pPr>
       <w:r>
-        <w:t xml:space="preserve">The three tables below list local instrument suppliers and calibration laboratories by emirate. Details were compiled in October 2026 from company websites and UAE business directories (Yellow Pages UAE, ATN Info, ReachUAE, UAE Results).</w:t>
+        <w:t xml:space="preserve">These tables list companies that sell or rent field instruments (clamp meters, power analysers, lux meters, anemometers, thermal cameras and similar) in each emirate. Calibration laboratories are listed separately in 5.4. Details were compiled in October 2026 from company websites and UAE business directories (Yellow Pages UAE, ATN Info, ReachUAE, 2GIS).</w:t>
       </w:r>
     </w:p>
     <w:p>
@@ -12539,7 +12539,7 @@
         <w:spacing w:after="160" w:before="80"/>
       </w:pPr>
       <w:r>
-        <w:t xml:space="preserve">Contact details change often and directory listings are sometimes out of date or partly masked. Phone numbers marked (partial) could only be read in part, so confirm them first. Before sending a purchase order, call each company and check its current ISO/IEC 17025 scope on the EIAC directory (eiac.gov.ae/directory). EIAC head office: One Central, Trade Centre District, Dubai, +971 4 872 2666.</w:t>
+        <w:t xml:space="preserve">Directory listings can be out of date or show only part of a phone number. Entries marked "see website" or "(partial)" need a call to confirm. If a supplier says it is an authorised distributor, check that with the brand (Fluke, Testo, Hioki, Flir) before you rely on warranty or factory calibration.</w:t>
       </w:r>
     </w:p>
     <w:p>
@@ -12563,11 +12563,11 @@
         </w:tblBorders>
       </w:tblPr>
       <w:tblGrid>
-        <w:gridCol w:w="384"/>
-        <w:gridCol w:w="2112"/>
-        <w:gridCol w:w="2304"/>
-        <w:gridCol w:w="2496"/>
-        <w:gridCol w:w="1730"/>
+        <w:gridCol w:w="380"/>
+        <w:gridCol w:w="2090"/>
+        <w:gridCol w:w="2470"/>
+        <w:gridCol w:w="2470"/>
+        <w:gridCol w:w="1616"/>
       </w:tblGrid>
       <w:tr>
         <w:trPr>
@@ -12575,7 +12575,7 @@
         </w:trPr>
         <w:tc>
           <w:tcPr>
-            <w:tcW w:type="dxa" w:w="384"/>
+            <w:tcW w:type="dxa" w:w="380"/>
             <w:shd w:fill="1F4E79" w:val="clear"/>
             <w:tcMar>
               <w:top w:type="dxa" w:w="50"/>
@@ -12599,7 +12599,7 @@
         </w:tc>
         <w:tc>
           <w:tcPr>
-            <w:tcW w:type="dxa" w:w="2112"/>
+            <w:tcW w:type="dxa" w:w="2090"/>
             <w:shd w:fill="1F4E79" w:val="clear"/>
             <w:tcMar>
               <w:top w:type="dxa" w:w="50"/>
@@ -12623,7 +12623,7 @@
         </w:tc>
         <w:tc>
           <w:tcPr>
-            <w:tcW w:type="dxa" w:w="2304"/>
+            <w:tcW w:type="dxa" w:w="2470"/>
             <w:shd w:fill="1F4E79" w:val="clear"/>
             <w:tcMar>
               <w:top w:type="dxa" w:w="50"/>
@@ -12641,13 +12641,13 @@
                 <w:sz w:val="18"/>
                 <w:szCs w:val="18"/>
               </w:rPr>
-              <w:t xml:space="preserve">Type / scope</w:t>
-            </w:r>
-          </w:p>
-        </w:tc>
-        <w:tc>
-          <w:tcPr>
-            <w:tcW w:type="dxa" w:w="2496"/>
+              <w:t xml:space="preserve">Instruments / brands</w:t>
+            </w:r>
+          </w:p>
+        </w:tc>
+        <w:tc>
+          <w:tcPr>
+            <w:tcW w:type="dxa" w:w="2470"/>
             <w:shd w:fill="1F4E79" w:val="clear"/>
             <w:tcMar>
               <w:top w:type="dxa" w:w="50"/>
@@ -12671,7 +12671,7 @@
         </w:tc>
         <w:tc>
           <w:tcPr>
-            <w:tcW w:type="dxa" w:w="1730"/>
+            <w:tcW w:type="dxa" w:w="1616"/>
             <w:shd w:fill="1F4E79" w:val="clear"/>
             <w:tcMar>
               <w:top w:type="dxa" w:w="50"/>
@@ -12697,7 +12697,7 @@
       <w:tr>
         <w:tc>
           <w:tcPr>
-            <w:tcW w:type="dxa" w:w="384"/>
+            <w:tcW w:type="dxa" w:w="380"/>
             <w:tcMar>
               <w:top w:type="dxa" w:w="50"/>
               <w:left w:type="dxa" w:w="90"/>
@@ -12719,89 +12719,89 @@
         </w:tc>
         <w:tc>
           <w:tcPr>
-            <w:tcW w:type="dxa" w:w="2112"/>
-            <w:tcMar>
-              <w:top w:type="dxa" w:w="50"/>
-              <w:left w:type="dxa" w:w="90"/>
-              <w:bottom w:type="dxa" w:w="50"/>
-              <w:right w:type="dxa" w:w="90"/>
-            </w:tcMar>
-          </w:tcPr>
-          <w:p>
-            <w:r>
-              <w:rPr>
-                <w:b w:val="false"/>
-                <w:bCs w:val="false"/>
-                <w:sz w:val="18"/>
-                <w:szCs w:val="18"/>
-              </w:rPr>
-              <w:t xml:space="preserve">Alphatech (Bin Ghalib Group)</w:t>
-            </w:r>
-          </w:p>
-        </w:tc>
-        <w:tc>
-          <w:tcPr>
-            <w:tcW w:type="dxa" w:w="2304"/>
-            <w:tcMar>
-              <w:top w:type="dxa" w:w="50"/>
-              <w:left w:type="dxa" w:w="90"/>
-              <w:bottom w:type="dxa" w:w="50"/>
-              <w:right w:type="dxa" w:w="90"/>
-            </w:tcMar>
-          </w:tcPr>
-          <w:p>
-            <w:r>
-              <w:rPr>
-                <w:b w:val="false"/>
-                <w:bCs w:val="false"/>
-                <w:sz w:val="18"/>
-                <w:szCs w:val="18"/>
-              </w:rPr>
-              <w:t xml:space="preserve">T&amp;M distributor and calibration; EIAC-accredited HV calibration up to 10 kV</w:t>
-            </w:r>
-          </w:p>
-        </w:tc>
-        <w:tc>
-          <w:tcPr>
-            <w:tcW w:type="dxa" w:w="2496"/>
-            <w:tcMar>
-              <w:top w:type="dxa" w:w="50"/>
-              <w:left w:type="dxa" w:w="90"/>
-              <w:bottom w:type="dxa" w:w="50"/>
-              <w:right w:type="dxa" w:w="90"/>
-            </w:tcMar>
-          </w:tcPr>
-          <w:p>
-            <w:r>
-              <w:rPr>
-                <w:b w:val="false"/>
-                <w:bCs w:val="false"/>
-                <w:sz w:val="18"/>
-                <w:szCs w:val="18"/>
-              </w:rPr>
-              <w:t xml:space="preserve">Dubai (see alphatechgcc.com)</w:t>
-            </w:r>
-          </w:p>
-        </w:tc>
-        <w:tc>
-          <w:tcPr>
-            <w:tcW w:type="dxa" w:w="1730"/>
-            <w:tcMar>
-              <w:top w:type="dxa" w:w="50"/>
-              <w:left w:type="dxa" w:w="90"/>
-              <w:bottom w:type="dxa" w:w="50"/>
-              <w:right w:type="dxa" w:w="90"/>
-            </w:tcMar>
-          </w:tcPr>
-          <w:p>
-            <w:r>
-              <w:rPr>
-                <w:b w:val="false"/>
-                <w:bCs w:val="false"/>
-                <w:sz w:val="18"/>
-                <w:szCs w:val="18"/>
-              </w:rPr>
-              <w:t xml:space="preserve">+971 4 207 3733</w:t>
+            <w:tcW w:type="dxa" w:w="2090"/>
+            <w:tcMar>
+              <w:top w:type="dxa" w:w="50"/>
+              <w:left w:type="dxa" w:w="90"/>
+              <w:bottom w:type="dxa" w:w="50"/>
+              <w:right w:type="dxa" w:w="90"/>
+            </w:tcMar>
+          </w:tcPr>
+          <w:p>
+            <w:r>
+              <w:rPr>
+                <w:b w:val="false"/>
+                <w:bCs w:val="false"/>
+                <w:sz w:val="18"/>
+                <w:szCs w:val="18"/>
+              </w:rPr>
+              <w:t xml:space="preserve">Mohammad Mahdi Electronics Trading LLC (MME)</w:t>
+            </w:r>
+          </w:p>
+        </w:tc>
+        <w:tc>
+          <w:tcPr>
+            <w:tcW w:type="dxa" w:w="2470"/>
+            <w:tcMar>
+              <w:top w:type="dxa" w:w="50"/>
+              <w:left w:type="dxa" w:w="90"/>
+              <w:bottom w:type="dxa" w:w="50"/>
+              <w:right w:type="dxa" w:w="90"/>
+            </w:tcMar>
+          </w:tcPr>
+          <w:p>
+            <w:r>
+              <w:rPr>
+                <w:b w:val="false"/>
+                <w:bCs w:val="false"/>
+                <w:sz w:val="18"/>
+                <w:szCs w:val="18"/>
+              </w:rPr>
+              <w:t xml:space="preserve">Fluke, Testo, Hioki, Kyoritsu, Flir, Megger; stockist</w:t>
+            </w:r>
+          </w:p>
+        </w:tc>
+        <w:tc>
+          <w:tcPr>
+            <w:tcW w:type="dxa" w:w="2470"/>
+            <w:tcMar>
+              <w:top w:type="dxa" w:w="50"/>
+              <w:left w:type="dxa" w:w="90"/>
+              <w:bottom w:type="dxa" w:w="50"/>
+              <w:right w:type="dxa" w:w="90"/>
+            </w:tcMar>
+          </w:tcPr>
+          <w:p>
+            <w:r>
+              <w:rPr>
+                <w:b w:val="false"/>
+                <w:bCs w:val="false"/>
+                <w:sz w:val="18"/>
+                <w:szCs w:val="18"/>
+              </w:rPr>
+              <w:t xml:space="preserve">Office 403, 4th Floor, Radisson Blu Plaza Bldg, Deira Creek; showroom: Bin Shabib Bldg, Naif Road, Deira</w:t>
+            </w:r>
+          </w:p>
+        </w:tc>
+        <w:tc>
+          <w:tcPr>
+            <w:tcW w:type="dxa" w:w="1616"/>
+            <w:tcMar>
+              <w:top w:type="dxa" w:w="50"/>
+              <w:left w:type="dxa" w:w="90"/>
+              <w:bottom w:type="dxa" w:w="50"/>
+              <w:right w:type="dxa" w:w="90"/>
+            </w:tcMar>
+          </w:tcPr>
+          <w:p>
+            <w:r>
+              <w:rPr>
+                <w:b w:val="false"/>
+                <w:bCs w:val="false"/>
+                <w:sz w:val="18"/>
+                <w:szCs w:val="18"/>
+              </w:rPr>
+              <w:t xml:space="preserve">+971 4 447 6031 / +971 4 344 9868</w:t>
             </w:r>
           </w:p>
         </w:tc>
@@ -12809,7 +12809,7 @@
       <w:tr>
         <w:tc>
           <w:tcPr>
-            <w:tcW w:type="dxa" w:w="384"/>
+            <w:tcW w:type="dxa" w:w="380"/>
             <w:tcMar>
               <w:top w:type="dxa" w:w="50"/>
               <w:left w:type="dxa" w:w="90"/>
@@ -12831,89 +12831,89 @@
         </w:tc>
         <w:tc>
           <w:tcPr>
-            <w:tcW w:type="dxa" w:w="2112"/>
-            <w:tcMar>
-              <w:top w:type="dxa" w:w="50"/>
-              <w:left w:type="dxa" w:w="90"/>
-              <w:bottom w:type="dxa" w:w="50"/>
-              <w:right w:type="dxa" w:w="90"/>
-            </w:tcMar>
-          </w:tcPr>
-          <w:p>
-            <w:r>
-              <w:rPr>
-                <w:b w:val="false"/>
-                <w:bCs w:val="false"/>
-                <w:sz w:val="18"/>
-                <w:szCs w:val="18"/>
-              </w:rPr>
-              <w:t xml:space="preserve">Arabcal (Arabian Calibration Dev. Rep. Co. LLC), Dubai office</w:t>
-            </w:r>
-          </w:p>
-        </w:tc>
-        <w:tc>
-          <w:tcPr>
-            <w:tcW w:type="dxa" w:w="2304"/>
-            <w:tcMar>
-              <w:top w:type="dxa" w:w="50"/>
-              <w:left w:type="dxa" w:w="90"/>
-              <w:bottom w:type="dxa" w:w="50"/>
-              <w:right w:type="dxa" w:w="90"/>
-            </w:tcMar>
-          </w:tcPr>
-          <w:p>
-            <w:r>
-              <w:rPr>
-                <w:b w:val="false"/>
-                <w:bCs w:val="false"/>
-                <w:sz w:val="18"/>
-                <w:szCs w:val="18"/>
-              </w:rPr>
-              <w:t xml:space="preserve">EIAC LB-CAL-007 calibration lab; T&amp;M instrument supply</w:t>
-            </w:r>
-          </w:p>
-        </w:tc>
-        <w:tc>
-          <w:tcPr>
-            <w:tcW w:type="dxa" w:w="2496"/>
-            <w:tcMar>
-              <w:top w:type="dxa" w:w="50"/>
-              <w:left w:type="dxa" w:w="90"/>
-              <w:bottom w:type="dxa" w:w="50"/>
-              <w:right w:type="dxa" w:w="90"/>
-            </w:tcMar>
-          </w:tcPr>
-          <w:p>
-            <w:r>
-              <w:rPr>
-                <w:b w:val="false"/>
-                <w:bCs w:val="false"/>
-                <w:sz w:val="18"/>
-                <w:szCs w:val="18"/>
-              </w:rPr>
-              <w:t xml:space="preserve">Port Saeed Road, Deira, Dubai</w:t>
-            </w:r>
-          </w:p>
-        </w:tc>
-        <w:tc>
-          <w:tcPr>
-            <w:tcW w:type="dxa" w:w="1730"/>
-            <w:tcMar>
-              <w:top w:type="dxa" w:w="50"/>
-              <w:left w:type="dxa" w:w="90"/>
-              <w:bottom w:type="dxa" w:w="50"/>
-              <w:right w:type="dxa" w:w="90"/>
-            </w:tcMar>
-          </w:tcPr>
-          <w:p>
-            <w:r>
-              <w:rPr>
-                <w:b w:val="false"/>
-                <w:bCs w:val="false"/>
-                <w:sz w:val="18"/>
-                <w:szCs w:val="18"/>
-              </w:rPr>
-              <w:t xml:space="preserve">+971 4 268 7938</w:t>
+            <w:tcW w:type="dxa" w:w="2090"/>
+            <w:tcMar>
+              <w:top w:type="dxa" w:w="50"/>
+              <w:left w:type="dxa" w:w="90"/>
+              <w:bottom w:type="dxa" w:w="50"/>
+              <w:right w:type="dxa" w:w="90"/>
+            </w:tcMar>
+          </w:tcPr>
+          <w:p>
+            <w:r>
+              <w:rPr>
+                <w:b w:val="false"/>
+                <w:bCs w:val="false"/>
+                <w:sz w:val="18"/>
+                <w:szCs w:val="18"/>
+              </w:rPr>
+              <w:t xml:space="preserve">Adex International LLC</w:t>
+            </w:r>
+          </w:p>
+        </w:tc>
+        <w:tc>
+          <w:tcPr>
+            <w:tcW w:type="dxa" w:w="2470"/>
+            <w:tcMar>
+              <w:top w:type="dxa" w:w="50"/>
+              <w:left w:type="dxa" w:w="90"/>
+              <w:bottom w:type="dxa" w:w="50"/>
+              <w:right w:type="dxa" w:w="90"/>
+            </w:tcMar>
+          </w:tcPr>
+          <w:p>
+            <w:r>
+              <w:rPr>
+                <w:b w:val="false"/>
+                <w:bCs w:val="false"/>
+                <w:sz w:val="18"/>
+                <w:szCs w:val="18"/>
+              </w:rPr>
+              <w:t xml:space="preserve">Testo (UAE supplier), Fluke, Hioki, Kyoritsu</w:t>
+            </w:r>
+          </w:p>
+        </w:tc>
+        <w:tc>
+          <w:tcPr>
+            <w:tcW w:type="dxa" w:w="2470"/>
+            <w:tcMar>
+              <w:top w:type="dxa" w:w="50"/>
+              <w:left w:type="dxa" w:w="90"/>
+              <w:bottom w:type="dxa" w:w="50"/>
+              <w:right w:type="dxa" w:w="90"/>
+            </w:tcMar>
+          </w:tcPr>
+          <w:p>
+            <w:r>
+              <w:rPr>
+                <w:b w:val="false"/>
+                <w:bCs w:val="false"/>
+                <w:sz w:val="18"/>
+                <w:szCs w:val="18"/>
+              </w:rPr>
+              <w:t xml:space="preserve">Al Qusais 3, Dubai</w:t>
+            </w:r>
+          </w:p>
+        </w:tc>
+        <w:tc>
+          <w:tcPr>
+            <w:tcW w:type="dxa" w:w="1616"/>
+            <w:tcMar>
+              <w:top w:type="dxa" w:w="50"/>
+              <w:left w:type="dxa" w:w="90"/>
+              <w:bottom w:type="dxa" w:w="50"/>
+              <w:right w:type="dxa" w:w="90"/>
+            </w:tcMar>
+          </w:tcPr>
+          <w:p>
+            <w:r>
+              <w:rPr>
+                <w:b w:val="false"/>
+                <w:bCs w:val="false"/>
+                <w:sz w:val="18"/>
+                <w:szCs w:val="18"/>
+              </w:rPr>
+              <w:t xml:space="preserve">+971 4 255 8915</w:t>
             </w:r>
           </w:p>
         </w:tc>
@@ -12921,7 +12921,7 @@
       <w:tr>
         <w:tc>
           <w:tcPr>
-            <w:tcW w:type="dxa" w:w="384"/>
+            <w:tcW w:type="dxa" w:w="380"/>
             <w:tcMar>
               <w:top w:type="dxa" w:w="50"/>
               <w:left w:type="dxa" w:w="90"/>
@@ -12943,89 +12943,89 @@
         </w:tc>
         <w:tc>
           <w:tcPr>
-            <w:tcW w:type="dxa" w:w="2112"/>
-            <w:tcMar>
-              <w:top w:type="dxa" w:w="50"/>
-              <w:left w:type="dxa" w:w="90"/>
-              <w:bottom w:type="dxa" w:w="50"/>
-              <w:right w:type="dxa" w:w="90"/>
-            </w:tcMar>
-          </w:tcPr>
-          <w:p>
-            <w:r>
-              <w:rPr>
-                <w:b w:val="false"/>
-                <w:bCs w:val="false"/>
-                <w:sz w:val="18"/>
-                <w:szCs w:val="18"/>
-              </w:rPr>
-              <w:t xml:space="preserve">Accuver Calibration Laboratory LLC</w:t>
-            </w:r>
-          </w:p>
-        </w:tc>
-        <w:tc>
-          <w:tcPr>
-            <w:tcW w:type="dxa" w:w="2304"/>
-            <w:tcMar>
-              <w:top w:type="dxa" w:w="50"/>
-              <w:left w:type="dxa" w:w="90"/>
-              <w:bottom w:type="dxa" w:w="50"/>
-              <w:right w:type="dxa" w:w="90"/>
-            </w:tcMar>
-          </w:tcPr>
-          <w:p>
-            <w:r>
-              <w:rPr>
-                <w:b w:val="false"/>
-                <w:bCs w:val="false"/>
-                <w:sz w:val="18"/>
-                <w:szCs w:val="18"/>
-              </w:rPr>
-              <w:t xml:space="preserve">ISO/IEC 17025 calibration lab</w:t>
-            </w:r>
-          </w:p>
-        </w:tc>
-        <w:tc>
-          <w:tcPr>
-            <w:tcW w:type="dxa" w:w="2496"/>
-            <w:tcMar>
-              <w:top w:type="dxa" w:w="50"/>
-              <w:left w:type="dxa" w:w="90"/>
-              <w:bottom w:type="dxa" w:w="50"/>
-              <w:right w:type="dxa" w:w="90"/>
-            </w:tcMar>
-          </w:tcPr>
-          <w:p>
-            <w:r>
-              <w:rPr>
-                <w:b w:val="false"/>
-                <w:bCs w:val="false"/>
-                <w:sz w:val="18"/>
-                <w:szCs w:val="18"/>
-              </w:rPr>
-              <w:t xml:space="preserve">Warehouse C-45, Industrial Area 1, Al Qusais, PO Box 56942, Dubai</w:t>
-            </w:r>
-          </w:p>
-        </w:tc>
-        <w:tc>
-          <w:tcPr>
-            <w:tcW w:type="dxa" w:w="1730"/>
-            <w:tcMar>
-              <w:top w:type="dxa" w:w="50"/>
-              <w:left w:type="dxa" w:w="90"/>
-              <w:bottom w:type="dxa" w:w="50"/>
-              <w:right w:type="dxa" w:w="90"/>
-            </w:tcMar>
-          </w:tcPr>
-          <w:p>
-            <w:r>
-              <w:rPr>
-                <w:b w:val="false"/>
-                <w:bCs w:val="false"/>
-                <w:sz w:val="18"/>
-                <w:szCs w:val="18"/>
-              </w:rPr>
-              <w:t xml:space="preserve">+971 4 881 2664</w:t>
+            <w:tcW w:type="dxa" w:w="2090"/>
+            <w:tcMar>
+              <w:top w:type="dxa" w:w="50"/>
+              <w:left w:type="dxa" w:w="90"/>
+              <w:bottom w:type="dxa" w:w="50"/>
+              <w:right w:type="dxa" w:w="90"/>
+            </w:tcMar>
+          </w:tcPr>
+          <w:p>
+            <w:r>
+              <w:rPr>
+                <w:b w:val="false"/>
+                <w:bCs w:val="false"/>
+                <w:sz w:val="18"/>
+                <w:szCs w:val="18"/>
+              </w:rPr>
+              <w:t xml:space="preserve">Anaum Measuring Equipment LLC</w:t>
+            </w:r>
+          </w:p>
+        </w:tc>
+        <w:tc>
+          <w:tcPr>
+            <w:tcW w:type="dxa" w:w="2470"/>
+            <w:tcMar>
+              <w:top w:type="dxa" w:w="50"/>
+              <w:left w:type="dxa" w:w="90"/>
+              <w:bottom w:type="dxa" w:w="50"/>
+              <w:right w:type="dxa" w:w="90"/>
+            </w:tcMar>
+          </w:tcPr>
+          <w:p>
+            <w:r>
+              <w:rPr>
+                <w:b w:val="false"/>
+                <w:bCs w:val="false"/>
+                <w:sz w:val="18"/>
+                <w:szCs w:val="18"/>
+              </w:rPr>
+              <w:t xml:space="preserve">Fluke, Hioki, Testo; electrical and HVAC meters</w:t>
+            </w:r>
+          </w:p>
+        </w:tc>
+        <w:tc>
+          <w:tcPr>
+            <w:tcW w:type="dxa" w:w="2470"/>
+            <w:tcMar>
+              <w:top w:type="dxa" w:w="50"/>
+              <w:left w:type="dxa" w:w="90"/>
+              <w:bottom w:type="dxa" w:w="50"/>
+              <w:right w:type="dxa" w:w="90"/>
+            </w:tcMar>
+          </w:tcPr>
+          <w:p>
+            <w:r>
+              <w:rPr>
+                <w:b w:val="false"/>
+                <w:bCs w:val="false"/>
+                <w:sz w:val="18"/>
+                <w:szCs w:val="18"/>
+              </w:rPr>
+              <w:t xml:space="preserve">Phase 6, C05, Nadd Hessa, Dubai Silicon Oasis (also listed at Al Qusais 2, PO Box 18941)</w:t>
+            </w:r>
+          </w:p>
+        </w:tc>
+        <w:tc>
+          <w:tcPr>
+            <w:tcW w:type="dxa" w:w="1616"/>
+            <w:tcMar>
+              <w:top w:type="dxa" w:w="50"/>
+              <w:left w:type="dxa" w:w="90"/>
+              <w:bottom w:type="dxa" w:w="50"/>
+              <w:right w:type="dxa" w:w="90"/>
+            </w:tcMar>
+          </w:tcPr>
+          <w:p>
+            <w:r>
+              <w:rPr>
+                <w:b w:val="false"/>
+                <w:bCs w:val="false"/>
+                <w:sz w:val="18"/>
+                <w:szCs w:val="18"/>
+              </w:rPr>
+              <w:t xml:space="preserve">+971 2 205 9500</w:t>
             </w:r>
           </w:p>
         </w:tc>
@@ -13033,7 +13033,7 @@
       <w:tr>
         <w:tc>
           <w:tcPr>
-            <w:tcW w:type="dxa" w:w="384"/>
+            <w:tcW w:type="dxa" w:w="380"/>
             <w:tcMar>
               <w:top w:type="dxa" w:w="50"/>
               <w:left w:type="dxa" w:w="90"/>
@@ -13055,89 +13055,89 @@
         </w:tc>
         <w:tc>
           <w:tcPr>
-            <w:tcW w:type="dxa" w:w="2112"/>
-            <w:tcMar>
-              <w:top w:type="dxa" w:w="50"/>
-              <w:left w:type="dxa" w:w="90"/>
-              <w:bottom w:type="dxa" w:w="50"/>
-              <w:right w:type="dxa" w:w="90"/>
-            </w:tcMar>
-          </w:tcPr>
-          <w:p>
-            <w:r>
-              <w:rPr>
-                <w:b w:val="false"/>
-                <w:bCs w:val="false"/>
-                <w:sz w:val="18"/>
-                <w:szCs w:val="18"/>
-              </w:rPr>
-              <w:t xml:space="preserve">URS Testing Laboratory LLC</w:t>
-            </w:r>
-          </w:p>
-        </w:tc>
-        <w:tc>
-          <w:tcPr>
-            <w:tcW w:type="dxa" w:w="2304"/>
-            <w:tcMar>
-              <w:top w:type="dxa" w:w="50"/>
-              <w:left w:type="dxa" w:w="90"/>
-              <w:bottom w:type="dxa" w:w="50"/>
-              <w:right w:type="dxa" w:w="90"/>
-            </w:tcMar>
-          </w:tcPr>
-          <w:p>
-            <w:r>
-              <w:rPr>
-                <w:b w:val="false"/>
-                <w:bCs w:val="false"/>
-                <w:sz w:val="18"/>
-                <w:szCs w:val="18"/>
-              </w:rPr>
-              <w:t xml:space="preserve">EIAC ISO 17025 testing laboratory (confirm calibration scope)</w:t>
-            </w:r>
-          </w:p>
-        </w:tc>
-        <w:tc>
-          <w:tcPr>
-            <w:tcW w:type="dxa" w:w="2496"/>
-            <w:tcMar>
-              <w:top w:type="dxa" w:w="50"/>
-              <w:left w:type="dxa" w:w="90"/>
-              <w:bottom w:type="dxa" w:w="50"/>
-              <w:right w:type="dxa" w:w="90"/>
-            </w:tcMar>
-          </w:tcPr>
-          <w:p>
-            <w:r>
-              <w:rPr>
-                <w:b w:val="false"/>
-                <w:bCs w:val="false"/>
-                <w:sz w:val="18"/>
-                <w:szCs w:val="18"/>
-              </w:rPr>
-              <w:t xml:space="preserve">Jebel Ali, Dubai</w:t>
-            </w:r>
-          </w:p>
-        </w:tc>
-        <w:tc>
-          <w:tcPr>
-            <w:tcW w:type="dxa" w:w="1730"/>
-            <w:tcMar>
-              <w:top w:type="dxa" w:w="50"/>
-              <w:left w:type="dxa" w:w="90"/>
-              <w:bottom w:type="dxa" w:w="50"/>
-              <w:right w:type="dxa" w:w="90"/>
-            </w:tcMar>
-          </w:tcPr>
-          <w:p>
-            <w:r>
-              <w:rPr>
-                <w:b w:val="false"/>
-                <w:bCs w:val="false"/>
-                <w:sz w:val="18"/>
-                <w:szCs w:val="18"/>
-              </w:rPr>
-              <w:t xml:space="preserve">+971 4 883 7115</w:t>
+            <w:tcW w:type="dxa" w:w="2090"/>
+            <w:tcMar>
+              <w:top w:type="dxa" w:w="50"/>
+              <w:left w:type="dxa" w:w="90"/>
+              <w:bottom w:type="dxa" w:w="50"/>
+              <w:right w:type="dxa" w:w="90"/>
+            </w:tcMar>
+          </w:tcPr>
+          <w:p>
+            <w:r>
+              <w:rPr>
+                <w:b w:val="false"/>
+                <w:bCs w:val="false"/>
+                <w:sz w:val="18"/>
+                <w:szCs w:val="18"/>
+              </w:rPr>
+              <w:t xml:space="preserve">Alphatech (Bin Ghalib Group)</w:t>
+            </w:r>
+          </w:p>
+        </w:tc>
+        <w:tc>
+          <w:tcPr>
+            <w:tcW w:type="dxa" w:w="2470"/>
+            <w:tcMar>
+              <w:top w:type="dxa" w:w="50"/>
+              <w:left w:type="dxa" w:w="90"/>
+              <w:bottom w:type="dxa" w:w="50"/>
+              <w:right w:type="dxa" w:w="90"/>
+            </w:tcMar>
+          </w:tcPr>
+          <w:p>
+            <w:r>
+              <w:rPr>
+                <w:b w:val="false"/>
+                <w:bCs w:val="false"/>
+                <w:sz w:val="18"/>
+                <w:szCs w:val="18"/>
+              </w:rPr>
+              <w:t xml:space="preserve">T&amp;M distributor: power quality, HV, thermal</w:t>
+            </w:r>
+          </w:p>
+        </w:tc>
+        <w:tc>
+          <w:tcPr>
+            <w:tcW w:type="dxa" w:w="2470"/>
+            <w:tcMar>
+              <w:top w:type="dxa" w:w="50"/>
+              <w:left w:type="dxa" w:w="90"/>
+              <w:bottom w:type="dxa" w:w="50"/>
+              <w:right w:type="dxa" w:w="90"/>
+            </w:tcMar>
+          </w:tcPr>
+          <w:p>
+            <w:r>
+              <w:rPr>
+                <w:b w:val="false"/>
+                <w:bCs w:val="false"/>
+                <w:sz w:val="18"/>
+                <w:szCs w:val="18"/>
+              </w:rPr>
+              <w:t xml:space="preserve">Dubai</w:t>
+            </w:r>
+          </w:p>
+        </w:tc>
+        <w:tc>
+          <w:tcPr>
+            <w:tcW w:type="dxa" w:w="1616"/>
+            <w:tcMar>
+              <w:top w:type="dxa" w:w="50"/>
+              <w:left w:type="dxa" w:w="90"/>
+              <w:bottom w:type="dxa" w:w="50"/>
+              <w:right w:type="dxa" w:w="90"/>
+            </w:tcMar>
+          </w:tcPr>
+          <w:p>
+            <w:r>
+              <w:rPr>
+                <w:b w:val="false"/>
+                <w:bCs w:val="false"/>
+                <w:sz w:val="18"/>
+                <w:szCs w:val="18"/>
+              </w:rPr>
+              <w:t xml:space="preserve">+971 4 207 3733</w:t>
             </w:r>
           </w:p>
         </w:tc>
@@ -13145,7 +13145,7 @@
       <w:tr>
         <w:tc>
           <w:tcPr>
-            <w:tcW w:type="dxa" w:w="384"/>
+            <w:tcW w:type="dxa" w:w="380"/>
             <w:tcMar>
               <w:top w:type="dxa" w:w="50"/>
               <w:left w:type="dxa" w:w="90"/>
@@ -13167,89 +13167,89 @@
         </w:tc>
         <w:tc>
           <w:tcPr>
-            <w:tcW w:type="dxa" w:w="2112"/>
-            <w:tcMar>
-              <w:top w:type="dxa" w:w="50"/>
-              <w:left w:type="dxa" w:w="90"/>
-              <w:bottom w:type="dxa" w:w="50"/>
-              <w:right w:type="dxa" w:w="90"/>
-            </w:tcMar>
-          </w:tcPr>
-          <w:p>
-            <w:r>
-              <w:rPr>
-                <w:b w:val="false"/>
-                <w:bCs w:val="false"/>
-                <w:sz w:val="18"/>
-                <w:szCs w:val="18"/>
-              </w:rPr>
-              <w:t xml:space="preserve">Anaum Measuring Equipment LLC</w:t>
-            </w:r>
-          </w:p>
-        </w:tc>
-        <w:tc>
-          <w:tcPr>
-            <w:tcW w:type="dxa" w:w="2304"/>
-            <w:tcMar>
-              <w:top w:type="dxa" w:w="50"/>
-              <w:left w:type="dxa" w:w="90"/>
-              <w:bottom w:type="dxa" w:w="50"/>
-              <w:right w:type="dxa" w:w="90"/>
-            </w:tcMar>
-          </w:tcPr>
-          <w:p>
-            <w:r>
-              <w:rPr>
-                <w:b w:val="false"/>
-                <w:bCs w:val="false"/>
-                <w:sz w:val="18"/>
-                <w:szCs w:val="18"/>
-              </w:rPr>
-              <w:t xml:space="preserve">T&amp;M supplier; ISO 17025 lab (lab located in Abu Dhabi)</w:t>
-            </w:r>
-          </w:p>
-        </w:tc>
-        <w:tc>
-          <w:tcPr>
-            <w:tcW w:type="dxa" w:w="2496"/>
-            <w:tcMar>
-              <w:top w:type="dxa" w:w="50"/>
-              <w:left w:type="dxa" w:w="90"/>
-              <w:bottom w:type="dxa" w:w="50"/>
-              <w:right w:type="dxa" w:w="90"/>
-            </w:tcMar>
-          </w:tcPr>
-          <w:p>
-            <w:r>
-              <w:rPr>
-                <w:b w:val="false"/>
-                <w:bCs w:val="false"/>
-                <w:sz w:val="18"/>
-                <w:szCs w:val="18"/>
-              </w:rPr>
-              <w:t xml:space="preserve">Phase 6, C05, Nadd Hessa, Dubai Silicon Oasis</w:t>
-            </w:r>
-          </w:p>
-        </w:tc>
-        <w:tc>
-          <w:tcPr>
-            <w:tcW w:type="dxa" w:w="1730"/>
-            <w:tcMar>
-              <w:top w:type="dxa" w:w="50"/>
-              <w:left w:type="dxa" w:w="90"/>
-              <w:bottom w:type="dxa" w:w="50"/>
-              <w:right w:type="dxa" w:w="90"/>
-            </w:tcMar>
-          </w:tcPr>
-          <w:p>
-            <w:r>
-              <w:rPr>
-                <w:b w:val="false"/>
-                <w:bCs w:val="false"/>
-                <w:sz w:val="18"/>
-                <w:szCs w:val="18"/>
-              </w:rPr>
-              <w:t xml:space="preserve">+971 2 205 9500</w:t>
+            <w:tcW w:type="dxa" w:w="2090"/>
+            <w:tcMar>
+              <w:top w:type="dxa" w:w="50"/>
+              <w:left w:type="dxa" w:w="90"/>
+              <w:bottom w:type="dxa" w:w="50"/>
+              <w:right w:type="dxa" w:w="90"/>
+            </w:tcMar>
+          </w:tcPr>
+          <w:p>
+            <w:r>
+              <w:rPr>
+                <w:b w:val="false"/>
+                <w:bCs w:val="false"/>
+                <w:sz w:val="18"/>
+                <w:szCs w:val="18"/>
+              </w:rPr>
+              <w:t xml:space="preserve">Haris Al Afaq LLC</w:t>
+            </w:r>
+          </w:p>
+        </w:tc>
+        <w:tc>
+          <w:tcPr>
+            <w:tcW w:type="dxa" w:w="2470"/>
+            <w:tcMar>
+              <w:top w:type="dxa" w:w="50"/>
+              <w:left w:type="dxa" w:w="90"/>
+              <w:bottom w:type="dxa" w:w="50"/>
+              <w:right w:type="dxa" w:w="90"/>
+            </w:tcMar>
+          </w:tcPr>
+          <w:p>
+            <w:r>
+              <w:rPr>
+                <w:b w:val="false"/>
+                <w:bCs w:val="false"/>
+                <w:sz w:val="18"/>
+                <w:szCs w:val="18"/>
+              </w:rPr>
+              <w:t xml:space="preserve">Authorised Fluke distributor: testers, thermal imagers, PQ analysers</w:t>
+            </w:r>
+          </w:p>
+        </w:tc>
+        <w:tc>
+          <w:tcPr>
+            <w:tcW w:type="dxa" w:w="2470"/>
+            <w:tcMar>
+              <w:top w:type="dxa" w:w="50"/>
+              <w:left w:type="dxa" w:w="90"/>
+              <w:bottom w:type="dxa" w:w="50"/>
+              <w:right w:type="dxa" w:w="90"/>
+            </w:tcMar>
+          </w:tcPr>
+          <w:p>
+            <w:r>
+              <w:rPr>
+                <w:b w:val="false"/>
+                <w:bCs w:val="false"/>
+                <w:sz w:val="18"/>
+                <w:szCs w:val="18"/>
+              </w:rPr>
+              <w:t xml:space="preserve">Dubai, Jebel Ali and Abu Dhabi offices</w:t>
+            </w:r>
+          </w:p>
+        </w:tc>
+        <w:tc>
+          <w:tcPr>
+            <w:tcW w:type="dxa" w:w="1616"/>
+            <w:tcMar>
+              <w:top w:type="dxa" w:w="50"/>
+              <w:left w:type="dxa" w:w="90"/>
+              <w:bottom w:type="dxa" w:w="50"/>
+              <w:right w:type="dxa" w:w="90"/>
+            </w:tcMar>
+          </w:tcPr>
+          <w:p>
+            <w:r>
+              <w:rPr>
+                <w:b w:val="false"/>
+                <w:bCs w:val="false"/>
+                <w:sz w:val="18"/>
+                <w:szCs w:val="18"/>
+              </w:rPr>
+              <w:t xml:space="preserve">See haris.ae</w:t>
             </w:r>
           </w:p>
         </w:tc>
@@ -13257,7 +13257,7 @@
       <w:tr>
         <w:tc>
           <w:tcPr>
-            <w:tcW w:type="dxa" w:w="384"/>
+            <w:tcW w:type="dxa" w:w="380"/>
             <w:tcMar>
               <w:top w:type="dxa" w:w="50"/>
               <w:left w:type="dxa" w:w="90"/>
@@ -13279,89 +13279,89 @@
         </w:tc>
         <w:tc>
           <w:tcPr>
-            <w:tcW w:type="dxa" w:w="2112"/>
-            <w:tcMar>
-              <w:top w:type="dxa" w:w="50"/>
-              <w:left w:type="dxa" w:w="90"/>
-              <w:bottom w:type="dxa" w:w="50"/>
-              <w:right w:type="dxa" w:w="90"/>
-            </w:tcMar>
-          </w:tcPr>
-          <w:p>
-            <w:r>
-              <w:rPr>
-                <w:b w:val="false"/>
-                <w:bCs w:val="false"/>
-                <w:sz w:val="18"/>
-                <w:szCs w:val="18"/>
-              </w:rPr>
-              <w:t xml:space="preserve">Mohammad Mahdi Electronics (MME)</w:t>
-            </w:r>
-          </w:p>
-        </w:tc>
-        <w:tc>
-          <w:tcPr>
-            <w:tcW w:type="dxa" w:w="2304"/>
-            <w:tcMar>
-              <w:top w:type="dxa" w:w="50"/>
-              <w:left w:type="dxa" w:w="90"/>
-              <w:bottom w:type="dxa" w:w="50"/>
-              <w:right w:type="dxa" w:w="90"/>
-            </w:tcMar>
-          </w:tcPr>
-          <w:p>
-            <w:r>
-              <w:rPr>
-                <w:b w:val="false"/>
-                <w:bCs w:val="false"/>
-                <w:sz w:val="18"/>
-                <w:szCs w:val="18"/>
-              </w:rPr>
-              <w:t xml:space="preserve">Distributor: Fluke, Megger, Hioki, Testo, Kyoritsu</w:t>
-            </w:r>
-          </w:p>
-        </w:tc>
-        <w:tc>
-          <w:tcPr>
-            <w:tcW w:type="dxa" w:w="2496"/>
-            <w:tcMar>
-              <w:top w:type="dxa" w:w="50"/>
-              <w:left w:type="dxa" w:w="90"/>
-              <w:bottom w:type="dxa" w:w="50"/>
-              <w:right w:type="dxa" w:w="90"/>
-            </w:tcMar>
-          </w:tcPr>
-          <w:p>
-            <w:r>
-              <w:rPr>
-                <w:b w:val="false"/>
-                <w:bCs w:val="false"/>
-                <w:sz w:val="18"/>
-                <w:szCs w:val="18"/>
-              </w:rPr>
-              <w:t xml:space="preserve">Deira, Dubai</w:t>
-            </w:r>
-          </w:p>
-        </w:tc>
-        <w:tc>
-          <w:tcPr>
-            <w:tcW w:type="dxa" w:w="1730"/>
-            <w:tcMar>
-              <w:top w:type="dxa" w:w="50"/>
-              <w:left w:type="dxa" w:w="90"/>
-              <w:bottom w:type="dxa" w:w="50"/>
-              <w:right w:type="dxa" w:w="90"/>
-            </w:tcMar>
-          </w:tcPr>
-          <w:p>
-            <w:r>
-              <w:rPr>
-                <w:b w:val="false"/>
-                <w:bCs w:val="false"/>
-                <w:sz w:val="18"/>
-                <w:szCs w:val="18"/>
-              </w:rPr>
-              <w:t xml:space="preserve">+971 4 447 6031</w:t>
+            <w:tcW w:type="dxa" w:w="2090"/>
+            <w:tcMar>
+              <w:top w:type="dxa" w:w="50"/>
+              <w:left w:type="dxa" w:w="90"/>
+              <w:bottom w:type="dxa" w:w="50"/>
+              <w:right w:type="dxa" w:w="90"/>
+            </w:tcMar>
+          </w:tcPr>
+          <w:p>
+            <w:r>
+              <w:rPr>
+                <w:b w:val="false"/>
+                <w:bCs w:val="false"/>
+                <w:sz w:val="18"/>
+                <w:szCs w:val="18"/>
+              </w:rPr>
+              <w:t xml:space="preserve">Uazon</w:t>
+            </w:r>
+          </w:p>
+        </w:tc>
+        <w:tc>
+          <w:tcPr>
+            <w:tcW w:type="dxa" w:w="2470"/>
+            <w:tcMar>
+              <w:top w:type="dxa" w:w="50"/>
+              <w:left w:type="dxa" w:w="90"/>
+              <w:bottom w:type="dxa" w:w="50"/>
+              <w:right w:type="dxa" w:w="90"/>
+            </w:tcMar>
+          </w:tcPr>
+          <w:p>
+            <w:r>
+              <w:rPr>
+                <w:b w:val="false"/>
+                <w:bCs w:val="false"/>
+                <w:sz w:val="18"/>
+                <w:szCs w:val="18"/>
+              </w:rPr>
+              <w:t xml:space="preserve">Thermal cameras, power quality analysers, lux meters, anemometers, multimeters</w:t>
+            </w:r>
+          </w:p>
+        </w:tc>
+        <w:tc>
+          <w:tcPr>
+            <w:tcW w:type="dxa" w:w="2470"/>
+            <w:tcMar>
+              <w:top w:type="dxa" w:w="50"/>
+              <w:left w:type="dxa" w:w="90"/>
+              <w:bottom w:type="dxa" w:w="50"/>
+              <w:right w:type="dxa" w:w="90"/>
+            </w:tcMar>
+          </w:tcPr>
+          <w:p>
+            <w:r>
+              <w:rPr>
+                <w:b w:val="false"/>
+                <w:bCs w:val="false"/>
+                <w:sz w:val="18"/>
+                <w:szCs w:val="18"/>
+              </w:rPr>
+              <w:t xml:space="preserve">Deira Creek, Dubai</w:t>
+            </w:r>
+          </w:p>
+        </w:tc>
+        <w:tc>
+          <w:tcPr>
+            <w:tcW w:type="dxa" w:w="1616"/>
+            <w:tcMar>
+              <w:top w:type="dxa" w:w="50"/>
+              <w:left w:type="dxa" w:w="90"/>
+              <w:bottom w:type="dxa" w:w="50"/>
+              <w:right w:type="dxa" w:w="90"/>
+            </w:tcMar>
+          </w:tcPr>
+          <w:p>
+            <w:r>
+              <w:rPr>
+                <w:b w:val="false"/>
+                <w:bCs w:val="false"/>
+                <w:sz w:val="18"/>
+                <w:szCs w:val="18"/>
+              </w:rPr>
+              <w:t xml:space="preserve">+971 4 395 1225</w:t>
             </w:r>
           </w:p>
         </w:tc>
@@ -13369,7 +13369,7 @@
       <w:tr>
         <w:tc>
           <w:tcPr>
-            <w:tcW w:type="dxa" w:w="384"/>
+            <w:tcW w:type="dxa" w:w="380"/>
             <w:tcMar>
               <w:top w:type="dxa" w:w="50"/>
               <w:left w:type="dxa" w:w="90"/>
@@ -13391,89 +13391,89 @@
         </w:tc>
         <w:tc>
           <w:tcPr>
-            <w:tcW w:type="dxa" w:w="2112"/>
-            <w:tcMar>
-              <w:top w:type="dxa" w:w="50"/>
-              <w:left w:type="dxa" w:w="90"/>
-              <w:bottom w:type="dxa" w:w="50"/>
-              <w:right w:type="dxa" w:w="90"/>
-            </w:tcMar>
-          </w:tcPr>
-          <w:p>
-            <w:r>
-              <w:rPr>
-                <w:b w:val="false"/>
-                <w:bCs w:val="false"/>
-                <w:sz w:val="18"/>
-                <w:szCs w:val="18"/>
-              </w:rPr>
-              <w:t xml:space="preserve">Adex International</w:t>
-            </w:r>
-          </w:p>
-        </w:tc>
-        <w:tc>
-          <w:tcPr>
-            <w:tcW w:type="dxa" w:w="2304"/>
-            <w:tcMar>
-              <w:top w:type="dxa" w:w="50"/>
-              <w:left w:type="dxa" w:w="90"/>
-              <w:bottom w:type="dxa" w:w="50"/>
-              <w:right w:type="dxa" w:w="90"/>
-            </w:tcMar>
-          </w:tcPr>
-          <w:p>
-            <w:r>
-              <w:rPr>
-                <w:b w:val="false"/>
-                <w:bCs w:val="false"/>
-                <w:sz w:val="18"/>
-                <w:szCs w:val="18"/>
-              </w:rPr>
-              <w:t xml:space="preserve">Fluke and T&amp;M instrument supplier</w:t>
-            </w:r>
-          </w:p>
-        </w:tc>
-        <w:tc>
-          <w:tcPr>
-            <w:tcW w:type="dxa" w:w="2496"/>
-            <w:tcMar>
-              <w:top w:type="dxa" w:w="50"/>
-              <w:left w:type="dxa" w:w="90"/>
-              <w:bottom w:type="dxa" w:w="50"/>
-              <w:right w:type="dxa" w:w="90"/>
-            </w:tcMar>
-          </w:tcPr>
-          <w:p>
-            <w:r>
-              <w:rPr>
-                <w:b w:val="false"/>
-                <w:bCs w:val="false"/>
-                <w:sz w:val="18"/>
-                <w:szCs w:val="18"/>
-              </w:rPr>
-              <w:t xml:space="preserve">Al Qusais 3, Dubai</w:t>
-            </w:r>
-          </w:p>
-        </w:tc>
-        <w:tc>
-          <w:tcPr>
-            <w:tcW w:type="dxa" w:w="1730"/>
-            <w:tcMar>
-              <w:top w:type="dxa" w:w="50"/>
-              <w:left w:type="dxa" w:w="90"/>
-              <w:bottom w:type="dxa" w:w="50"/>
-              <w:right w:type="dxa" w:w="90"/>
-            </w:tcMar>
-          </w:tcPr>
-          <w:p>
-            <w:r>
-              <w:rPr>
-                <w:b w:val="false"/>
-                <w:bCs w:val="false"/>
-                <w:sz w:val="18"/>
-                <w:szCs w:val="18"/>
-              </w:rPr>
-              <w:t xml:space="preserve">+971 4 255 8915</w:t>
+            <w:tcW w:type="dxa" w:w="2090"/>
+            <w:tcMar>
+              <w:top w:type="dxa" w:w="50"/>
+              <w:left w:type="dxa" w:w="90"/>
+              <w:bottom w:type="dxa" w:w="50"/>
+              <w:right w:type="dxa" w:w="90"/>
+            </w:tcMar>
+          </w:tcPr>
+          <w:p>
+            <w:r>
+              <w:rPr>
+                <w:b w:val="false"/>
+                <w:bCs w:val="false"/>
+                <w:sz w:val="18"/>
+                <w:szCs w:val="18"/>
+              </w:rPr>
+              <w:t xml:space="preserve">GoSwitchgear</w:t>
+            </w:r>
+          </w:p>
+        </w:tc>
+        <w:tc>
+          <w:tcPr>
+            <w:tcW w:type="dxa" w:w="2470"/>
+            <w:tcMar>
+              <w:top w:type="dxa" w:w="50"/>
+              <w:left w:type="dxa" w:w="90"/>
+              <w:bottom w:type="dxa" w:w="50"/>
+              <w:right w:type="dxa" w:w="90"/>
+            </w:tcMar>
+          </w:tcPr>
+          <w:p>
+            <w:r>
+              <w:rPr>
+                <w:b w:val="false"/>
+                <w:bCs w:val="false"/>
+                <w:sz w:val="18"/>
+                <w:szCs w:val="18"/>
+              </w:rPr>
+              <w:t xml:space="preserve">Measuring and testing instruments</w:t>
+            </w:r>
+          </w:p>
+        </w:tc>
+        <w:tc>
+          <w:tcPr>
+            <w:tcW w:type="dxa" w:w="2470"/>
+            <w:tcMar>
+              <w:top w:type="dxa" w:w="50"/>
+              <w:left w:type="dxa" w:w="90"/>
+              <w:bottom w:type="dxa" w:w="50"/>
+              <w:right w:type="dxa" w:w="90"/>
+            </w:tcMar>
+          </w:tcPr>
+          <w:p>
+            <w:r>
+              <w:rPr>
+                <w:b w:val="false"/>
+                <w:bCs w:val="false"/>
+                <w:sz w:val="18"/>
+                <w:szCs w:val="18"/>
+              </w:rPr>
+              <w:t xml:space="preserve">Al Qusais, Dubai</w:t>
+            </w:r>
+          </w:p>
+        </w:tc>
+        <w:tc>
+          <w:tcPr>
+            <w:tcW w:type="dxa" w:w="1616"/>
+            <w:tcMar>
+              <w:top w:type="dxa" w:w="50"/>
+              <w:left w:type="dxa" w:w="90"/>
+              <w:bottom w:type="dxa" w:w="50"/>
+              <w:right w:type="dxa" w:w="90"/>
+            </w:tcMar>
+          </w:tcPr>
+          <w:p>
+            <w:r>
+              <w:rPr>
+                <w:b w:val="false"/>
+                <w:bCs w:val="false"/>
+                <w:sz w:val="18"/>
+                <w:szCs w:val="18"/>
+              </w:rPr>
+              <w:t xml:space="preserve">+971 54 530 8331</w:t>
             </w:r>
           </w:p>
         </w:tc>
@@ -13481,7 +13481,7 @@
       <w:tr>
         <w:tc>
           <w:tcPr>
-            <w:tcW w:type="dxa" w:w="384"/>
+            <w:tcW w:type="dxa" w:w="380"/>
             <w:tcMar>
               <w:top w:type="dxa" w:w="50"/>
               <w:left w:type="dxa" w:w="90"/>
@@ -13503,89 +13503,89 @@
         </w:tc>
         <w:tc>
           <w:tcPr>
-            <w:tcW w:type="dxa" w:w="2112"/>
-            <w:tcMar>
-              <w:top w:type="dxa" w:w="50"/>
-              <w:left w:type="dxa" w:w="90"/>
-              <w:bottom w:type="dxa" w:w="50"/>
-              <w:right w:type="dxa" w:w="90"/>
-            </w:tcMar>
-          </w:tcPr>
-          <w:p>
-            <w:r>
-              <w:rPr>
-                <w:b w:val="false"/>
-                <w:bCs w:val="false"/>
-                <w:sz w:val="18"/>
-                <w:szCs w:val="18"/>
-              </w:rPr>
-              <w:t xml:space="preserve">West Fort Group</w:t>
-            </w:r>
-          </w:p>
-        </w:tc>
-        <w:tc>
-          <w:tcPr>
-            <w:tcW w:type="dxa" w:w="2304"/>
-            <w:tcMar>
-              <w:top w:type="dxa" w:w="50"/>
-              <w:left w:type="dxa" w:w="90"/>
-              <w:bottom w:type="dxa" w:w="50"/>
-              <w:right w:type="dxa" w:w="90"/>
-            </w:tcMar>
-          </w:tcPr>
-          <w:p>
-            <w:r>
-              <w:rPr>
-                <w:b w:val="false"/>
-                <w:bCs w:val="false"/>
-                <w:sz w:val="18"/>
-                <w:szCs w:val="18"/>
-              </w:rPr>
-              <w:t xml:space="preserve">T&amp;M products and accredited calibration</w:t>
-            </w:r>
-          </w:p>
-        </w:tc>
-        <w:tc>
-          <w:tcPr>
-            <w:tcW w:type="dxa" w:w="2496"/>
-            <w:tcMar>
-              <w:top w:type="dxa" w:w="50"/>
-              <w:left w:type="dxa" w:w="90"/>
-              <w:bottom w:type="dxa" w:w="50"/>
-              <w:right w:type="dxa" w:w="90"/>
-            </w:tcMar>
-          </w:tcPr>
-          <w:p>
-            <w:r>
-              <w:rPr>
-                <w:b w:val="false"/>
-                <w:bCs w:val="false"/>
-                <w:sz w:val="18"/>
-                <w:szCs w:val="18"/>
-              </w:rPr>
-              <w:t xml:space="preserve">Offices in Dubai and Abu Dhabi</w:t>
-            </w:r>
-          </w:p>
-        </w:tc>
-        <w:tc>
-          <w:tcPr>
-            <w:tcW w:type="dxa" w:w="1730"/>
-            <w:tcMar>
-              <w:top w:type="dxa" w:w="50"/>
-              <w:left w:type="dxa" w:w="90"/>
-              <w:bottom w:type="dxa" w:w="50"/>
-              <w:right w:type="dxa" w:w="90"/>
-            </w:tcMar>
-          </w:tcPr>
-          <w:p>
-            <w:r>
-              <w:rPr>
-                <w:b w:val="false"/>
-                <w:bCs w:val="false"/>
-                <w:sz w:val="18"/>
-                <w:szCs w:val="18"/>
-              </w:rPr>
-              <w:t xml:space="preserve">+971 2 554 7371</w:t>
+            <w:tcW w:type="dxa" w:w="2090"/>
+            <w:tcMar>
+              <w:top w:type="dxa" w:w="50"/>
+              <w:left w:type="dxa" w:w="90"/>
+              <w:bottom w:type="dxa" w:w="50"/>
+              <w:right w:type="dxa" w:w="90"/>
+            </w:tcMar>
+          </w:tcPr>
+          <w:p>
+            <w:r>
+              <w:rPr>
+                <w:b w:val="false"/>
+                <w:bCs w:val="false"/>
+                <w:sz w:val="18"/>
+                <w:szCs w:val="18"/>
+              </w:rPr>
+              <w:t xml:space="preserve">Luluaa</w:t>
+            </w:r>
+          </w:p>
+        </w:tc>
+        <w:tc>
+          <w:tcPr>
+            <w:tcW w:type="dxa" w:w="2470"/>
+            <w:tcMar>
+              <w:top w:type="dxa" w:w="50"/>
+              <w:left w:type="dxa" w:w="90"/>
+              <w:bottom w:type="dxa" w:w="50"/>
+              <w:right w:type="dxa" w:w="90"/>
+            </w:tcMar>
+          </w:tcPr>
+          <w:p>
+            <w:r>
+              <w:rPr>
+                <w:b w:val="false"/>
+                <w:bCs w:val="false"/>
+                <w:sz w:val="18"/>
+                <w:szCs w:val="18"/>
+              </w:rPr>
+              <w:t xml:space="preserve">Fluke stockist (177 models listed)</w:t>
+            </w:r>
+          </w:p>
+        </w:tc>
+        <w:tc>
+          <w:tcPr>
+            <w:tcW w:type="dxa" w:w="2470"/>
+            <w:tcMar>
+              <w:top w:type="dxa" w:w="50"/>
+              <w:left w:type="dxa" w:w="90"/>
+              <w:bottom w:type="dxa" w:w="50"/>
+              <w:right w:type="dxa" w:w="90"/>
+            </w:tcMar>
+          </w:tcPr>
+          <w:p>
+            <w:r>
+              <w:rPr>
+                <w:b w:val="false"/>
+                <w:bCs w:val="false"/>
+                <w:sz w:val="18"/>
+                <w:szCs w:val="18"/>
+              </w:rPr>
+              <w:t xml:space="preserve">Shop 06, Al Murar Building, Deira, Dubai</w:t>
+            </w:r>
+          </w:p>
+        </w:tc>
+        <w:tc>
+          <w:tcPr>
+            <w:tcW w:type="dxa" w:w="1616"/>
+            <w:tcMar>
+              <w:top w:type="dxa" w:w="50"/>
+              <w:left w:type="dxa" w:w="90"/>
+              <w:bottom w:type="dxa" w:w="50"/>
+              <w:right w:type="dxa" w:w="90"/>
+            </w:tcMar>
+          </w:tcPr>
+          <w:p>
+            <w:r>
+              <w:rPr>
+                <w:b w:val="false"/>
+                <w:bCs w:val="false"/>
+                <w:sz w:val="18"/>
+                <w:szCs w:val="18"/>
+              </w:rPr>
+              <w:t xml:space="preserve">See luluaa.com</w:t>
             </w:r>
           </w:p>
         </w:tc>
@@ -13593,7 +13593,7 @@
       <w:tr>
         <w:tc>
           <w:tcPr>
-            <w:tcW w:type="dxa" w:w="384"/>
+            <w:tcW w:type="dxa" w:w="380"/>
             <w:tcMar>
               <w:top w:type="dxa" w:w="50"/>
               <w:left w:type="dxa" w:w="90"/>
@@ -13615,89 +13615,89 @@
         </w:tc>
         <w:tc>
           <w:tcPr>
-            <w:tcW w:type="dxa" w:w="2112"/>
-            <w:tcMar>
-              <w:top w:type="dxa" w:w="50"/>
-              <w:left w:type="dxa" w:w="90"/>
-              <w:bottom w:type="dxa" w:w="50"/>
-              <w:right w:type="dxa" w:w="90"/>
-            </w:tcMar>
-          </w:tcPr>
-          <w:p>
-            <w:r>
-              <w:rPr>
-                <w:b w:val="false"/>
-                <w:bCs w:val="false"/>
-                <w:sz w:val="18"/>
-                <w:szCs w:val="18"/>
-              </w:rPr>
-              <w:t xml:space="preserve">Haris Al Afaq</w:t>
-            </w:r>
-          </w:p>
-        </w:tc>
-        <w:tc>
-          <w:tcPr>
-            <w:tcW w:type="dxa" w:w="2304"/>
-            <w:tcMar>
-              <w:top w:type="dxa" w:w="50"/>
-              <w:left w:type="dxa" w:w="90"/>
-              <w:bottom w:type="dxa" w:w="50"/>
-              <w:right w:type="dxa" w:w="90"/>
-            </w:tcMar>
-          </w:tcPr>
-          <w:p>
-            <w:r>
-              <w:rPr>
-                <w:b w:val="false"/>
-                <w:bCs w:val="false"/>
-                <w:sz w:val="18"/>
-                <w:szCs w:val="18"/>
-              </w:rPr>
-              <w:t xml:space="preserve">Authorised Fluke distributor (electrical testers, thermal imagers)</w:t>
-            </w:r>
-          </w:p>
-        </w:tc>
-        <w:tc>
-          <w:tcPr>
-            <w:tcW w:type="dxa" w:w="2496"/>
-            <w:tcMar>
-              <w:top w:type="dxa" w:w="50"/>
-              <w:left w:type="dxa" w:w="90"/>
-              <w:bottom w:type="dxa" w:w="50"/>
-              <w:right w:type="dxa" w:w="90"/>
-            </w:tcMar>
-          </w:tcPr>
-          <w:p>
-            <w:r>
-              <w:rPr>
-                <w:b w:val="false"/>
-                <w:bCs w:val="false"/>
-                <w:sz w:val="18"/>
-                <w:szCs w:val="18"/>
-              </w:rPr>
-              <w:t xml:space="preserve">Dubai, Jebel Ali and Abu Dhabi offices</w:t>
-            </w:r>
-          </w:p>
-        </w:tc>
-        <w:tc>
-          <w:tcPr>
-            <w:tcW w:type="dxa" w:w="1730"/>
-            <w:tcMar>
-              <w:top w:type="dxa" w:w="50"/>
-              <w:left w:type="dxa" w:w="90"/>
-              <w:bottom w:type="dxa" w:w="50"/>
-              <w:right w:type="dxa" w:w="90"/>
-            </w:tcMar>
-          </w:tcPr>
-          <w:p>
-            <w:r>
-              <w:rPr>
-                <w:b w:val="false"/>
-                <w:bCs w:val="false"/>
-                <w:sz w:val="18"/>
-                <w:szCs w:val="18"/>
-              </w:rPr>
-              <w:t xml:space="preserve">See haris.ae</w:t>
+            <w:tcW w:type="dxa" w:w="2090"/>
+            <w:tcMar>
+              <w:top w:type="dxa" w:w="50"/>
+              <w:left w:type="dxa" w:w="90"/>
+              <w:bottom w:type="dxa" w:w="50"/>
+              <w:right w:type="dxa" w:w="90"/>
+            </w:tcMar>
+          </w:tcPr>
+          <w:p>
+            <w:r>
+              <w:rPr>
+                <w:b w:val="false"/>
+                <w:bCs w:val="false"/>
+                <w:sz w:val="18"/>
+                <w:szCs w:val="18"/>
+              </w:rPr>
+              <w:t xml:space="preserve">Skysun Energy</w:t>
+            </w:r>
+          </w:p>
+        </w:tc>
+        <w:tc>
+          <w:tcPr>
+            <w:tcW w:type="dxa" w:w="2470"/>
+            <w:tcMar>
+              <w:top w:type="dxa" w:w="50"/>
+              <w:left w:type="dxa" w:w="90"/>
+              <w:bottom w:type="dxa" w:w="50"/>
+              <w:right w:type="dxa" w:w="90"/>
+            </w:tcMar>
+          </w:tcPr>
+          <w:p>
+            <w:r>
+              <w:rPr>
+                <w:b w:val="false"/>
+                <w:bCs w:val="false"/>
+                <w:sz w:val="18"/>
+                <w:szCs w:val="18"/>
+              </w:rPr>
+              <w:t xml:space="preserve">RENTAL: Fluke 1775 PQ analyser, Fluke TiX580 thermal camera, electrical test kit</w:t>
+            </w:r>
+          </w:p>
+        </w:tc>
+        <w:tc>
+          <w:tcPr>
+            <w:tcW w:type="dxa" w:w="2470"/>
+            <w:tcMar>
+              <w:top w:type="dxa" w:w="50"/>
+              <w:left w:type="dxa" w:w="90"/>
+              <w:bottom w:type="dxa" w:w="50"/>
+              <w:right w:type="dxa" w:w="90"/>
+            </w:tcMar>
+          </w:tcPr>
+          <w:p>
+            <w:r>
+              <w:rPr>
+                <w:b w:val="false"/>
+                <w:bCs w:val="false"/>
+                <w:sz w:val="18"/>
+                <w:szCs w:val="18"/>
+              </w:rPr>
+              <w:t xml:space="preserve">UAE branch (see skysunenergy.com)</w:t>
+            </w:r>
+          </w:p>
+        </w:tc>
+        <w:tc>
+          <w:tcPr>
+            <w:tcW w:type="dxa" w:w="1616"/>
+            <w:tcMar>
+              <w:top w:type="dxa" w:w="50"/>
+              <w:left w:type="dxa" w:w="90"/>
+              <w:bottom w:type="dxa" w:w="50"/>
+              <w:right w:type="dxa" w:w="90"/>
+            </w:tcMar>
+          </w:tcPr>
+          <w:p>
+            <w:r>
+              <w:rPr>
+                <w:b w:val="false"/>
+                <w:bCs w:val="false"/>
+                <w:sz w:val="18"/>
+                <w:szCs w:val="18"/>
+              </w:rPr>
+              <w:t xml:space="preserve">See website</w:t>
             </w:r>
           </w:p>
         </w:tc>
@@ -13705,7 +13705,7 @@
       <w:tr>
         <w:tc>
           <w:tcPr>
-            <w:tcW w:type="dxa" w:w="384"/>
+            <w:tcW w:type="dxa" w:w="380"/>
             <w:tcMar>
               <w:top w:type="dxa" w:w="50"/>
               <w:left w:type="dxa" w:w="90"/>
@@ -13727,89 +13727,89 @@
         </w:tc>
         <w:tc>
           <w:tcPr>
-            <w:tcW w:type="dxa" w:w="2112"/>
-            <w:tcMar>
-              <w:top w:type="dxa" w:w="50"/>
-              <w:left w:type="dxa" w:w="90"/>
-              <w:bottom w:type="dxa" w:w="50"/>
-              <w:right w:type="dxa" w:w="90"/>
-            </w:tcMar>
-          </w:tcPr>
-          <w:p>
-            <w:r>
-              <w:rPr>
-                <w:b w:val="false"/>
-                <w:bCs w:val="false"/>
-                <w:sz w:val="18"/>
-                <w:szCs w:val="18"/>
-              </w:rPr>
-              <w:t xml:space="preserve">AAB Calibration Services (AABCAL)</w:t>
-            </w:r>
-          </w:p>
-        </w:tc>
-        <w:tc>
-          <w:tcPr>
-            <w:tcW w:type="dxa" w:w="2304"/>
-            <w:tcMar>
-              <w:top w:type="dxa" w:w="50"/>
-              <w:left w:type="dxa" w:w="90"/>
-              <w:bottom w:type="dxa" w:w="50"/>
-              <w:right w:type="dxa" w:w="90"/>
-            </w:tcMar>
-          </w:tcPr>
-          <w:p>
-            <w:r>
-              <w:rPr>
-                <w:b w:val="false"/>
-                <w:bCs w:val="false"/>
-                <w:sz w:val="18"/>
-                <w:szCs w:val="18"/>
-              </w:rPr>
-              <w:t xml:space="preserve">ISO/IEC 17025 calibration lab, ~3-day turnaround</w:t>
-            </w:r>
-          </w:p>
-        </w:tc>
-        <w:tc>
-          <w:tcPr>
-            <w:tcW w:type="dxa" w:w="2496"/>
-            <w:tcMar>
-              <w:top w:type="dxa" w:w="50"/>
-              <w:left w:type="dxa" w:w="90"/>
-              <w:bottom w:type="dxa" w:w="50"/>
-              <w:right w:type="dxa" w:w="90"/>
-            </w:tcMar>
-          </w:tcPr>
-          <w:p>
-            <w:r>
-              <w:rPr>
-                <w:b w:val="false"/>
-                <w:bCs w:val="false"/>
-                <w:sz w:val="18"/>
-                <w:szCs w:val="18"/>
-              </w:rPr>
-              <w:t xml:space="preserve">Dubai</w:t>
-            </w:r>
-          </w:p>
-        </w:tc>
-        <w:tc>
-          <w:tcPr>
-            <w:tcW w:type="dxa" w:w="1730"/>
-            <w:tcMar>
-              <w:top w:type="dxa" w:w="50"/>
-              <w:left w:type="dxa" w:w="90"/>
-              <w:bottom w:type="dxa" w:w="50"/>
-              <w:right w:type="dxa" w:w="90"/>
-            </w:tcMar>
-          </w:tcPr>
-          <w:p>
-            <w:r>
-              <w:rPr>
-                <w:b w:val="false"/>
-                <w:bCs w:val="false"/>
-                <w:sz w:val="18"/>
-                <w:szCs w:val="18"/>
-              </w:rPr>
-              <w:t xml:space="preserve">See aabtools.com</w:t>
+            <w:tcW w:type="dxa" w:w="2090"/>
+            <w:tcMar>
+              <w:top w:type="dxa" w:w="50"/>
+              <w:left w:type="dxa" w:w="90"/>
+              <w:bottom w:type="dxa" w:w="50"/>
+              <w:right w:type="dxa" w:w="90"/>
+            </w:tcMar>
+          </w:tcPr>
+          <w:p>
+            <w:r>
+              <w:rPr>
+                <w:b w:val="false"/>
+                <w:bCs w:val="false"/>
+                <w:sz w:val="18"/>
+                <w:szCs w:val="18"/>
+              </w:rPr>
+              <w:t xml:space="preserve">West Fort Group</w:t>
+            </w:r>
+          </w:p>
+        </w:tc>
+        <w:tc>
+          <w:tcPr>
+            <w:tcW w:type="dxa" w:w="2470"/>
+            <w:tcMar>
+              <w:top w:type="dxa" w:w="50"/>
+              <w:left w:type="dxa" w:w="90"/>
+              <w:bottom w:type="dxa" w:w="50"/>
+              <w:right w:type="dxa" w:w="90"/>
+            </w:tcMar>
+          </w:tcPr>
+          <w:p>
+            <w:r>
+              <w:rPr>
+                <w:b w:val="false"/>
+                <w:bCs w:val="false"/>
+                <w:sz w:val="18"/>
+                <w:szCs w:val="18"/>
+              </w:rPr>
+              <w:t xml:space="preserve">T&amp;M products, electrical test equipment</w:t>
+            </w:r>
+          </w:p>
+        </w:tc>
+        <w:tc>
+          <w:tcPr>
+            <w:tcW w:type="dxa" w:w="2470"/>
+            <w:tcMar>
+              <w:top w:type="dxa" w:w="50"/>
+              <w:left w:type="dxa" w:w="90"/>
+              <w:bottom w:type="dxa" w:w="50"/>
+              <w:right w:type="dxa" w:w="90"/>
+            </w:tcMar>
+          </w:tcPr>
+          <w:p>
+            <w:r>
+              <w:rPr>
+                <w:b w:val="false"/>
+                <w:bCs w:val="false"/>
+                <w:sz w:val="18"/>
+                <w:szCs w:val="18"/>
+              </w:rPr>
+              <w:t xml:space="preserve">Dubai and Abu Dhabi offices</w:t>
+            </w:r>
+          </w:p>
+        </w:tc>
+        <w:tc>
+          <w:tcPr>
+            <w:tcW w:type="dxa" w:w="1616"/>
+            <w:tcMar>
+              <w:top w:type="dxa" w:w="50"/>
+              <w:left w:type="dxa" w:w="90"/>
+              <w:bottom w:type="dxa" w:w="50"/>
+              <w:right w:type="dxa" w:w="90"/>
+            </w:tcMar>
+          </w:tcPr>
+          <w:p>
+            <w:r>
+              <w:rPr>
+                <w:b w:val="false"/>
+                <w:bCs w:val="false"/>
+                <w:sz w:val="18"/>
+                <w:szCs w:val="18"/>
+              </w:rPr>
+              <w:t xml:space="preserve">+971 2 554 7371</w:t>
             </w:r>
           </w:p>
         </w:tc>
@@ -13817,7 +13817,7 @@
       <w:tr>
         <w:tc>
           <w:tcPr>
-            <w:tcW w:type="dxa" w:w="384"/>
+            <w:tcW w:type="dxa" w:w="380"/>
             <w:tcMar>
               <w:top w:type="dxa" w:w="50"/>
               <w:left w:type="dxa" w:w="90"/>
@@ -13839,51 +13839,51 @@
         </w:tc>
         <w:tc>
           <w:tcPr>
-            <w:tcW w:type="dxa" w:w="2112"/>
-            <w:tcMar>
-              <w:top w:type="dxa" w:w="50"/>
-              <w:left w:type="dxa" w:w="90"/>
-              <w:bottom w:type="dxa" w:w="50"/>
-              <w:right w:type="dxa" w:w="90"/>
-            </w:tcMar>
-          </w:tcPr>
-          <w:p>
-            <w:r>
-              <w:rPr>
-                <w:b w:val="false"/>
-                <w:bCs w:val="false"/>
-                <w:sz w:val="18"/>
-                <w:szCs w:val="18"/>
-              </w:rPr>
-              <w:t xml:space="preserve">Aries Energy Calibration Lab</w:t>
-            </w:r>
-          </w:p>
-        </w:tc>
-        <w:tc>
-          <w:tcPr>
-            <w:tcW w:type="dxa" w:w="2304"/>
-            <w:tcMar>
-              <w:top w:type="dxa" w:w="50"/>
-              <w:left w:type="dxa" w:w="90"/>
-              <w:bottom w:type="dxa" w:w="50"/>
-              <w:right w:type="dxa" w:w="90"/>
-            </w:tcMar>
-          </w:tcPr>
-          <w:p>
-            <w:r>
-              <w:rPr>
-                <w:b w:val="false"/>
-                <w:bCs w:val="false"/>
-                <w:sz w:val="18"/>
-                <w:szCs w:val="18"/>
-              </w:rPr>
-              <w:t xml:space="preserve">ISO/IEC 17025: pressure, temperature, electrical, dimensional; some on-site</w:t>
-            </w:r>
-          </w:p>
-        </w:tc>
-        <w:tc>
-          <w:tcPr>
-            <w:tcW w:type="dxa" w:w="2496"/>
+            <w:tcW w:type="dxa" w:w="2090"/>
+            <w:tcMar>
+              <w:top w:type="dxa" w:w="50"/>
+              <w:left w:type="dxa" w:w="90"/>
+              <w:bottom w:type="dxa" w:w="50"/>
+              <w:right w:type="dxa" w:w="90"/>
+            </w:tcMar>
+          </w:tcPr>
+          <w:p>
+            <w:r>
+              <w:rPr>
+                <w:b w:val="false"/>
+                <w:bCs w:val="false"/>
+                <w:sz w:val="18"/>
+                <w:szCs w:val="18"/>
+              </w:rPr>
+              <w:t xml:space="preserve">Gulf Instruments</w:t>
+            </w:r>
+          </w:p>
+        </w:tc>
+        <w:tc>
+          <w:tcPr>
+            <w:tcW w:type="dxa" w:w="2470"/>
+            <w:tcMar>
+              <w:top w:type="dxa" w:w="50"/>
+              <w:left w:type="dxa" w:w="90"/>
+              <w:bottom w:type="dxa" w:w="50"/>
+              <w:right w:type="dxa" w:w="90"/>
+            </w:tcMar>
+          </w:tcPr>
+          <w:p>
+            <w:r>
+              <w:rPr>
+                <w:b w:val="false"/>
+                <w:bCs w:val="false"/>
+                <w:sz w:val="18"/>
+                <w:szCs w:val="18"/>
+              </w:rPr>
+              <w:t xml:space="preserve">T&amp;M instruments supplier, Dubai HQ</w:t>
+            </w:r>
+          </w:p>
+        </w:tc>
+        <w:tc>
+          <w:tcPr>
+            <w:tcW w:type="dxa" w:w="2470"/>
             <w:tcMar>
               <w:top w:type="dxa" w:w="50"/>
               <w:left w:type="dxa" w:w="90"/>
@@ -13905,23 +13905,23 @@
         </w:tc>
         <w:tc>
           <w:tcPr>
-            <w:tcW w:type="dxa" w:w="1730"/>
-            <w:tcMar>
-              <w:top w:type="dxa" w:w="50"/>
-              <w:left w:type="dxa" w:w="90"/>
-              <w:bottom w:type="dxa" w:w="50"/>
-              <w:right w:type="dxa" w:w="90"/>
-            </w:tcMar>
-          </w:tcPr>
-          <w:p>
-            <w:r>
-              <w:rPr>
-                <w:b w:val="false"/>
-                <w:bCs w:val="false"/>
-                <w:sz w:val="18"/>
-                <w:szCs w:val="18"/>
-              </w:rPr>
-              <w:t xml:space="preserve">See ariesmar.com</w:t>
+            <w:tcW w:type="dxa" w:w="1616"/>
+            <w:tcMar>
+              <w:top w:type="dxa" w:w="50"/>
+              <w:left w:type="dxa" w:w="90"/>
+              <w:bottom w:type="dxa" w:w="50"/>
+              <w:right w:type="dxa" w:w="90"/>
+            </w:tcMar>
+          </w:tcPr>
+          <w:p>
+            <w:r>
+              <w:rPr>
+                <w:b w:val="false"/>
+                <w:bCs w:val="false"/>
+                <w:sz w:val="18"/>
+                <w:szCs w:val="18"/>
+              </w:rPr>
+              <w:t xml:space="preserve">See gulfinstruments.com</w:t>
             </w:r>
           </w:p>
         </w:tc>
@@ -13929,7 +13929,7 @@
       <w:tr>
         <w:tc>
           <w:tcPr>
-            <w:tcW w:type="dxa" w:w="384"/>
+            <w:tcW w:type="dxa" w:w="380"/>
             <w:tcMar>
               <w:top w:type="dxa" w:w="50"/>
               <w:left w:type="dxa" w:w="90"/>
@@ -13951,89 +13951,201 @@
         </w:tc>
         <w:tc>
           <w:tcPr>
-            <w:tcW w:type="dxa" w:w="2112"/>
-            <w:tcMar>
-              <w:top w:type="dxa" w:w="50"/>
-              <w:left w:type="dxa" w:w="90"/>
-              <w:bottom w:type="dxa" w:w="50"/>
-              <w:right w:type="dxa" w:w="90"/>
-            </w:tcMar>
-          </w:tcPr>
-          <w:p>
-            <w:r>
-              <w:rPr>
-                <w:b w:val="false"/>
-                <w:bCs w:val="false"/>
-                <w:sz w:val="18"/>
-                <w:szCs w:val="18"/>
-              </w:rPr>
-              <w:t xml:space="preserve">ABHVAC General Trading LLC</w:t>
-            </w:r>
-          </w:p>
-        </w:tc>
-        <w:tc>
-          <w:tcPr>
-            <w:tcW w:type="dxa" w:w="2304"/>
-            <w:tcMar>
-              <w:top w:type="dxa" w:w="50"/>
-              <w:left w:type="dxa" w:w="90"/>
-              <w:bottom w:type="dxa" w:w="50"/>
-              <w:right w:type="dxa" w:w="90"/>
-            </w:tcMar>
-          </w:tcPr>
-          <w:p>
-            <w:r>
-              <w:rPr>
-                <w:b w:val="false"/>
-                <w:bCs w:val="false"/>
-                <w:sz w:val="18"/>
-                <w:szCs w:val="18"/>
-              </w:rPr>
-              <w:t xml:space="preserve">Hioki instruments, HVAC tools</w:t>
-            </w:r>
-          </w:p>
-        </w:tc>
-        <w:tc>
-          <w:tcPr>
-            <w:tcW w:type="dxa" w:w="2496"/>
-            <w:tcMar>
-              <w:top w:type="dxa" w:w="50"/>
-              <w:left w:type="dxa" w:w="90"/>
-              <w:bottom w:type="dxa" w:w="50"/>
-              <w:right w:type="dxa" w:w="90"/>
-            </w:tcMar>
-          </w:tcPr>
-          <w:p>
-            <w:r>
-              <w:rPr>
-                <w:b w:val="false"/>
-                <w:bCs w:val="false"/>
-                <w:sz w:val="18"/>
-                <w:szCs w:val="18"/>
-              </w:rPr>
-              <w:t xml:space="preserve">Al Waha Street, Al Quoz 3, Dubai</w:t>
-            </w:r>
-          </w:p>
-        </w:tc>
-        <w:tc>
-          <w:tcPr>
-            <w:tcW w:type="dxa" w:w="1730"/>
-            <w:tcMar>
-              <w:top w:type="dxa" w:w="50"/>
-              <w:left w:type="dxa" w:w="90"/>
-              <w:bottom w:type="dxa" w:w="50"/>
-              <w:right w:type="dxa" w:w="90"/>
-            </w:tcMar>
-          </w:tcPr>
-          <w:p>
-            <w:r>
-              <w:rPr>
-                <w:b w:val="false"/>
-                <w:bCs w:val="false"/>
-                <w:sz w:val="18"/>
-                <w:szCs w:val="18"/>
-              </w:rPr>
-              <w:t xml:space="preserve">04 (partial)</w:t>
+            <w:tcW w:type="dxa" w:w="2090"/>
+            <w:tcMar>
+              <w:top w:type="dxa" w:w="50"/>
+              <w:left w:type="dxa" w:w="90"/>
+              <w:bottom w:type="dxa" w:w="50"/>
+              <w:right w:type="dxa" w:w="90"/>
+            </w:tcMar>
+          </w:tcPr>
+          <w:p>
+            <w:r>
+              <w:rPr>
+                <w:b w:val="false"/>
+                <w:bCs w:val="false"/>
+                <w:sz w:val="18"/>
+                <w:szCs w:val="18"/>
+              </w:rPr>
+              <w:t xml:space="preserve">AAB Tools</w:t>
+            </w:r>
+          </w:p>
+        </w:tc>
+        <w:tc>
+          <w:tcPr>
+            <w:tcW w:type="dxa" w:w="2470"/>
+            <w:tcMar>
+              <w:top w:type="dxa" w:w="50"/>
+              <w:left w:type="dxa" w:w="90"/>
+              <w:bottom w:type="dxa" w:w="50"/>
+              <w:right w:type="dxa" w:w="90"/>
+            </w:tcMar>
+          </w:tcPr>
+          <w:p>
+            <w:r>
+              <w:rPr>
+                <w:b w:val="false"/>
+                <w:bCs w:val="false"/>
+                <w:sz w:val="18"/>
+                <w:szCs w:val="18"/>
+              </w:rPr>
+              <w:t xml:space="preserve">Fluke and testing equipment</w:t>
+            </w:r>
+          </w:p>
+        </w:tc>
+        <w:tc>
+          <w:tcPr>
+            <w:tcW w:type="dxa" w:w="2470"/>
+            <w:tcMar>
+              <w:top w:type="dxa" w:w="50"/>
+              <w:left w:type="dxa" w:w="90"/>
+              <w:bottom w:type="dxa" w:w="50"/>
+              <w:right w:type="dxa" w:w="90"/>
+            </w:tcMar>
+          </w:tcPr>
+          <w:p>
+            <w:r>
+              <w:rPr>
+                <w:b w:val="false"/>
+                <w:bCs w:val="false"/>
+                <w:sz w:val="18"/>
+                <w:szCs w:val="18"/>
+              </w:rPr>
+              <w:t xml:space="preserve">Dubai</w:t>
+            </w:r>
+          </w:p>
+        </w:tc>
+        <w:tc>
+          <w:tcPr>
+            <w:tcW w:type="dxa" w:w="1616"/>
+            <w:tcMar>
+              <w:top w:type="dxa" w:w="50"/>
+              <w:left w:type="dxa" w:w="90"/>
+              <w:bottom w:type="dxa" w:w="50"/>
+              <w:right w:type="dxa" w:w="90"/>
+            </w:tcMar>
+          </w:tcPr>
+          <w:p>
+            <w:r>
+              <w:rPr>
+                <w:b w:val="false"/>
+                <w:bCs w:val="false"/>
+                <w:sz w:val="18"/>
+                <w:szCs w:val="18"/>
+              </w:rPr>
+              <w:t xml:space="preserve">See aabtools.com</w:t>
+            </w:r>
+          </w:p>
+        </w:tc>
+      </w:tr>
+      <w:tr>
+        <w:tc>
+          <w:tcPr>
+            <w:tcW w:type="dxa" w:w="380"/>
+            <w:tcMar>
+              <w:top w:type="dxa" w:w="50"/>
+              <w:left w:type="dxa" w:w="90"/>
+              <w:bottom w:type="dxa" w:w="50"/>
+              <w:right w:type="dxa" w:w="90"/>
+            </w:tcMar>
+          </w:tcPr>
+          <w:p>
+            <w:r>
+              <w:rPr>
+                <w:b w:val="false"/>
+                <w:bCs w:val="false"/>
+                <w:sz w:val="18"/>
+                <w:szCs w:val="18"/>
+              </w:rPr>
+              <w:t xml:space="preserve">13</w:t>
+            </w:r>
+          </w:p>
+        </w:tc>
+        <w:tc>
+          <w:tcPr>
+            <w:tcW w:type="dxa" w:w="2090"/>
+            <w:tcMar>
+              <w:top w:type="dxa" w:w="50"/>
+              <w:left w:type="dxa" w:w="90"/>
+              <w:bottom w:type="dxa" w:w="50"/>
+              <w:right w:type="dxa" w:w="90"/>
+            </w:tcMar>
+          </w:tcPr>
+          <w:p>
+            <w:r>
+              <w:rPr>
+                <w:b w:val="false"/>
+                <w:bCs w:val="false"/>
+                <w:sz w:val="18"/>
+                <w:szCs w:val="18"/>
+              </w:rPr>
+              <w:t xml:space="preserve">Testomart</w:t>
+            </w:r>
+          </w:p>
+        </w:tc>
+        <w:tc>
+          <w:tcPr>
+            <w:tcW w:type="dxa" w:w="2470"/>
+            <w:tcMar>
+              <w:top w:type="dxa" w:w="50"/>
+              <w:left w:type="dxa" w:w="90"/>
+              <w:bottom w:type="dxa" w:w="50"/>
+              <w:right w:type="dxa" w:w="90"/>
+            </w:tcMar>
+          </w:tcPr>
+          <w:p>
+            <w:r>
+              <w:rPr>
+                <w:b w:val="false"/>
+                <w:bCs w:val="false"/>
+                <w:sz w:val="18"/>
+                <w:szCs w:val="18"/>
+              </w:rPr>
+              <w:t xml:space="preserve">Online T&amp;M store with delivery in Dubai</w:t>
+            </w:r>
+          </w:p>
+        </w:tc>
+        <w:tc>
+          <w:tcPr>
+            <w:tcW w:type="dxa" w:w="2470"/>
+            <w:tcMar>
+              <w:top w:type="dxa" w:w="50"/>
+              <w:left w:type="dxa" w:w="90"/>
+              <w:bottom w:type="dxa" w:w="50"/>
+              <w:right w:type="dxa" w:w="90"/>
+            </w:tcMar>
+          </w:tcPr>
+          <w:p>
+            <w:r>
+              <w:rPr>
+                <w:b w:val="false"/>
+                <w:bCs w:val="false"/>
+                <w:sz w:val="18"/>
+                <w:szCs w:val="18"/>
+              </w:rPr>
+              <w:t xml:space="preserve">Dubai</w:t>
+            </w:r>
+          </w:p>
+        </w:tc>
+        <w:tc>
+          <w:tcPr>
+            <w:tcW w:type="dxa" w:w="1616"/>
+            <w:tcMar>
+              <w:top w:type="dxa" w:w="50"/>
+              <w:left w:type="dxa" w:w="90"/>
+              <w:bottom w:type="dxa" w:w="50"/>
+              <w:right w:type="dxa" w:w="90"/>
+            </w:tcMar>
+          </w:tcPr>
+          <w:p>
+            <w:r>
+              <w:rPr>
+                <w:b w:val="false"/>
+                <w:bCs w:val="false"/>
+                <w:sz w:val="18"/>
+                <w:szCs w:val="18"/>
+              </w:rPr>
+              <w:t xml:space="preserve">See testomart.com</w:t>
             </w:r>
           </w:p>
         </w:tc>
@@ -14065,11 +14177,11 @@
         </w:tblBorders>
       </w:tblPr>
       <w:tblGrid>
-        <w:gridCol w:w="384"/>
-        <w:gridCol w:w="2112"/>
-        <w:gridCol w:w="2304"/>
-        <w:gridCol w:w="2496"/>
-        <w:gridCol w:w="1730"/>
+        <w:gridCol w:w="380"/>
+        <w:gridCol w:w="2090"/>
+        <w:gridCol w:w="2470"/>
+        <w:gridCol w:w="2470"/>
+        <w:gridCol w:w="1616"/>
       </w:tblGrid>
       <w:tr>
         <w:trPr>
@@ -14077,7 +14189,7 @@
         </w:trPr>
         <w:tc>
           <w:tcPr>
-            <w:tcW w:type="dxa" w:w="384"/>
+            <w:tcW w:type="dxa" w:w="380"/>
             <w:shd w:fill="1F4E79" w:val="clear"/>
             <w:tcMar>
               <w:top w:type="dxa" w:w="50"/>
@@ -14101,7 +14213,7 @@
         </w:tc>
         <w:tc>
           <w:tcPr>
-            <w:tcW w:type="dxa" w:w="2112"/>
+            <w:tcW w:type="dxa" w:w="2090"/>
             <w:shd w:fill="1F4E79" w:val="clear"/>
             <w:tcMar>
               <w:top w:type="dxa" w:w="50"/>
@@ -14125,7 +14237,7 @@
         </w:tc>
         <w:tc>
           <w:tcPr>
-            <w:tcW w:type="dxa" w:w="2304"/>
+            <w:tcW w:type="dxa" w:w="2470"/>
             <w:shd w:fill="1F4E79" w:val="clear"/>
             <w:tcMar>
               <w:top w:type="dxa" w:w="50"/>
@@ -14143,13 +14255,13 @@
                 <w:sz w:val="18"/>
                 <w:szCs w:val="18"/>
               </w:rPr>
-              <w:t xml:space="preserve">Type / scope</w:t>
-            </w:r>
-          </w:p>
-        </w:tc>
-        <w:tc>
-          <w:tcPr>
-            <w:tcW w:type="dxa" w:w="2496"/>
+              <w:t xml:space="preserve">Instruments / brands</w:t>
+            </w:r>
+          </w:p>
+        </w:tc>
+        <w:tc>
+          <w:tcPr>
+            <w:tcW w:type="dxa" w:w="2470"/>
             <w:shd w:fill="1F4E79" w:val="clear"/>
             <w:tcMar>
               <w:top w:type="dxa" w:w="50"/>
@@ -14173,7 +14285,7 @@
         </w:tc>
         <w:tc>
           <w:tcPr>
-            <w:tcW w:type="dxa" w:w="1730"/>
+            <w:tcW w:type="dxa" w:w="1616"/>
             <w:shd w:fill="1F4E79" w:val="clear"/>
             <w:tcMar>
               <w:top w:type="dxa" w:w="50"/>
@@ -14199,7 +14311,7 @@
       <w:tr>
         <w:tc>
           <w:tcPr>
-            <w:tcW w:type="dxa" w:w="384"/>
+            <w:tcW w:type="dxa" w:w="380"/>
             <w:tcMar>
               <w:top w:type="dxa" w:w="50"/>
               <w:left w:type="dxa" w:w="90"/>
@@ -14221,7 +14333,7 @@
         </w:tc>
         <w:tc>
           <w:tcPr>
-            <w:tcW w:type="dxa" w:w="2112"/>
+            <w:tcW w:type="dxa" w:w="2090"/>
             <w:tcMar>
               <w:top w:type="dxa" w:w="50"/>
               <w:left w:type="dxa" w:w="90"/>
@@ -14243,51 +14355,51 @@
         </w:tc>
         <w:tc>
           <w:tcPr>
-            <w:tcW w:type="dxa" w:w="2304"/>
-            <w:tcMar>
-              <w:top w:type="dxa" w:w="50"/>
-              <w:left w:type="dxa" w:w="90"/>
-              <w:bottom w:type="dxa" w:w="50"/>
-              <w:right w:type="dxa" w:w="90"/>
-            </w:tcMar>
-          </w:tcPr>
-          <w:p>
-            <w:r>
-              <w:rPr>
-                <w:b w:val="false"/>
-                <w:bCs w:val="false"/>
-                <w:sz w:val="18"/>
-                <w:szCs w:val="18"/>
-              </w:rPr>
-              <w:t xml:space="preserve">EIAC and ENAS ISO 17025 calibration lab; supplier of 90+ instrument brands (since 1998)</w:t>
-            </w:r>
-          </w:p>
-        </w:tc>
-        <w:tc>
-          <w:tcPr>
-            <w:tcW w:type="dxa" w:w="2496"/>
-            <w:tcMar>
-              <w:top w:type="dxa" w:w="50"/>
-              <w:left w:type="dxa" w:w="90"/>
-              <w:bottom w:type="dxa" w:w="50"/>
-              <w:right w:type="dxa" w:w="90"/>
-            </w:tcMar>
-          </w:tcPr>
-          <w:p>
-            <w:r>
-              <w:rPr>
-                <w:b w:val="false"/>
-                <w:bCs w:val="false"/>
-                <w:sz w:val="18"/>
-                <w:szCs w:val="18"/>
-              </w:rPr>
-              <w:t xml:space="preserve">Sharjah headquarters and laboratory</w:t>
-            </w:r>
-          </w:p>
-        </w:tc>
-        <w:tc>
-          <w:tcPr>
-            <w:tcW w:type="dxa" w:w="1730"/>
+            <w:tcW w:type="dxa" w:w="2470"/>
+            <w:tcMar>
+              <w:top w:type="dxa" w:w="50"/>
+              <w:left w:type="dxa" w:w="90"/>
+              <w:bottom w:type="dxa" w:w="50"/>
+              <w:right w:type="dxa" w:w="90"/>
+            </w:tcMar>
+          </w:tcPr>
+          <w:p>
+            <w:r>
+              <w:rPr>
+                <w:b w:val="false"/>
+                <w:bCs w:val="false"/>
+                <w:sz w:val="18"/>
+                <w:szCs w:val="18"/>
+              </w:rPr>
+              <w:t xml:space="preserve">Industrial instrument supplier, 90+ brands</w:t>
+            </w:r>
+          </w:p>
+        </w:tc>
+        <w:tc>
+          <w:tcPr>
+            <w:tcW w:type="dxa" w:w="2470"/>
+            <w:tcMar>
+              <w:top w:type="dxa" w:w="50"/>
+              <w:left w:type="dxa" w:w="90"/>
+              <w:bottom w:type="dxa" w:w="50"/>
+              <w:right w:type="dxa" w:w="90"/>
+            </w:tcMar>
+          </w:tcPr>
+          <w:p>
+            <w:r>
+              <w:rPr>
+                <w:b w:val="false"/>
+                <w:bCs w:val="false"/>
+                <w:sz w:val="18"/>
+                <w:szCs w:val="18"/>
+              </w:rPr>
+              <w:t xml:space="preserve">Sharjah headquarters</w:t>
+            </w:r>
+          </w:p>
+        </w:tc>
+        <w:tc>
+          <w:tcPr>
+            <w:tcW w:type="dxa" w:w="1616"/>
             <w:tcMar>
               <w:top w:type="dxa" w:w="50"/>
               <w:left w:type="dxa" w:w="90"/>
@@ -14311,7 +14423,7 @@
       <w:tr>
         <w:tc>
           <w:tcPr>
-            <w:tcW w:type="dxa" w:w="384"/>
+            <w:tcW w:type="dxa" w:w="380"/>
             <w:tcMar>
               <w:top w:type="dxa" w:w="50"/>
               <w:left w:type="dxa" w:w="90"/>
@@ -14333,51 +14445,51 @@
         </w:tc>
         <w:tc>
           <w:tcPr>
-            <w:tcW w:type="dxa" w:w="2112"/>
-            <w:tcMar>
-              <w:top w:type="dxa" w:w="50"/>
-              <w:left w:type="dxa" w:w="90"/>
-              <w:bottom w:type="dxa" w:w="50"/>
-              <w:right w:type="dxa" w:w="90"/>
-            </w:tcMar>
-          </w:tcPr>
-          <w:p>
-            <w:r>
-              <w:rPr>
-                <w:b w:val="false"/>
-                <w:bCs w:val="false"/>
-                <w:sz w:val="18"/>
-                <w:szCs w:val="18"/>
-              </w:rPr>
-              <w:t xml:space="preserve">Arabcal, Sharjah lab</w:t>
-            </w:r>
-          </w:p>
-        </w:tc>
-        <w:tc>
-          <w:tcPr>
-            <w:tcW w:type="dxa" w:w="2304"/>
-            <w:tcMar>
-              <w:top w:type="dxa" w:w="50"/>
-              <w:left w:type="dxa" w:w="90"/>
-              <w:bottom w:type="dxa" w:w="50"/>
-              <w:right w:type="dxa" w:w="90"/>
-            </w:tcMar>
-          </w:tcPr>
-          <w:p>
-            <w:r>
-              <w:rPr>
-                <w:b w:val="false"/>
-                <w:bCs w:val="false"/>
-                <w:sz w:val="18"/>
-                <w:szCs w:val="18"/>
-              </w:rPr>
-              <w:t xml:space="preserve">EIAC ISO 17025 calibration (electrical, RF, mechanical, thermal); instrument supply</w:t>
-            </w:r>
-          </w:p>
-        </w:tc>
-        <w:tc>
-          <w:tcPr>
-            <w:tcW w:type="dxa" w:w="2496"/>
+            <w:tcW w:type="dxa" w:w="2090"/>
+            <w:tcMar>
+              <w:top w:type="dxa" w:w="50"/>
+              <w:left w:type="dxa" w:w="90"/>
+              <w:bottom w:type="dxa" w:w="50"/>
+              <w:right w:type="dxa" w:w="90"/>
+            </w:tcMar>
+          </w:tcPr>
+          <w:p>
+            <w:r>
+              <w:rPr>
+                <w:b w:val="false"/>
+                <w:bCs w:val="false"/>
+                <w:sz w:val="18"/>
+                <w:szCs w:val="18"/>
+              </w:rPr>
+              <w:t xml:space="preserve">Arabcal</w:t>
+            </w:r>
+          </w:p>
+        </w:tc>
+        <w:tc>
+          <w:tcPr>
+            <w:tcW w:type="dxa" w:w="2470"/>
+            <w:tcMar>
+              <w:top w:type="dxa" w:w="50"/>
+              <w:left w:type="dxa" w:w="90"/>
+              <w:bottom w:type="dxa" w:w="50"/>
+              <w:right w:type="dxa" w:w="90"/>
+            </w:tcMar>
+          </w:tcPr>
+          <w:p>
+            <w:r>
+              <w:rPr>
+                <w:b w:val="false"/>
+                <w:bCs w:val="false"/>
+                <w:sz w:val="18"/>
+                <w:szCs w:val="18"/>
+              </w:rPr>
+              <w:t xml:space="preserve">Supply of test and measuring instruments</w:t>
+            </w:r>
+          </w:p>
+        </w:tc>
+        <w:tc>
+          <w:tcPr>
+            <w:tcW w:type="dxa" w:w="2470"/>
             <w:tcMar>
               <w:top w:type="dxa" w:w="50"/>
               <w:left w:type="dxa" w:w="90"/>
@@ -14399,7 +14511,7 @@
         </w:tc>
         <w:tc>
           <w:tcPr>
-            <w:tcW w:type="dxa" w:w="1730"/>
+            <w:tcW w:type="dxa" w:w="1616"/>
             <w:tcMar>
               <w:top w:type="dxa" w:w="50"/>
               <w:left w:type="dxa" w:w="90"/>
@@ -14423,7 +14535,7 @@
       <w:tr>
         <w:tc>
           <w:tcPr>
-            <w:tcW w:type="dxa" w:w="384"/>
+            <w:tcW w:type="dxa" w:w="380"/>
             <w:tcMar>
               <w:top w:type="dxa" w:w="50"/>
               <w:left w:type="dxa" w:w="90"/>
@@ -14445,7 +14557,7 @@
         </w:tc>
         <w:tc>
           <w:tcPr>
-            <w:tcW w:type="dxa" w:w="2112"/>
+            <w:tcW w:type="dxa" w:w="2090"/>
             <w:tcMar>
               <w:top w:type="dxa" w:w="50"/>
               <w:left w:type="dxa" w:w="90"/>
@@ -14467,51 +14579,51 @@
         </w:tc>
         <w:tc>
           <w:tcPr>
-            <w:tcW w:type="dxa" w:w="2304"/>
-            <w:tcMar>
-              <w:top w:type="dxa" w:w="50"/>
-              <w:left w:type="dxa" w:w="90"/>
-              <w:bottom w:type="dxa" w:w="50"/>
-              <w:right w:type="dxa" w:w="90"/>
-            </w:tcMar>
-          </w:tcPr>
-          <w:p>
-            <w:r>
-              <w:rPr>
-                <w:b w:val="false"/>
-                <w:bCs w:val="false"/>
-                <w:sz w:val="18"/>
-                <w:szCs w:val="18"/>
-              </w:rPr>
-              <w:t xml:space="preserve">ISO/IEC 17025:2017 lab, strong in temperature calibration</w:t>
-            </w:r>
-          </w:p>
-        </w:tc>
-        <w:tc>
-          <w:tcPr>
-            <w:tcW w:type="dxa" w:w="2496"/>
-            <w:tcMar>
-              <w:top w:type="dxa" w:w="50"/>
-              <w:left w:type="dxa" w:w="90"/>
-              <w:bottom w:type="dxa" w:w="50"/>
-              <w:right w:type="dxa" w:w="90"/>
-            </w:tcMar>
-          </w:tcPr>
-          <w:p>
-            <w:r>
-              <w:rPr>
-                <w:b w:val="false"/>
-                <w:bCs w:val="false"/>
-                <w:sz w:val="18"/>
-                <w:szCs w:val="18"/>
-              </w:rPr>
-              <w:t xml:space="preserve">Sharjah</w:t>
-            </w:r>
-          </w:p>
-        </w:tc>
-        <w:tc>
-          <w:tcPr>
-            <w:tcW w:type="dxa" w:w="1730"/>
+            <w:tcW w:type="dxa" w:w="2470"/>
+            <w:tcMar>
+              <w:top w:type="dxa" w:w="50"/>
+              <w:left w:type="dxa" w:w="90"/>
+              <w:bottom w:type="dxa" w:w="50"/>
+              <w:right w:type="dxa" w:w="90"/>
+            </w:tcMar>
+          </w:tcPr>
+          <w:p>
+            <w:r>
+              <w:rPr>
+                <w:b w:val="false"/>
+                <w:bCs w:val="false"/>
+                <w:sz w:val="18"/>
+                <w:szCs w:val="18"/>
+              </w:rPr>
+              <w:t xml:space="preserve">Lux meters and light measurement instruments</w:t>
+            </w:r>
+          </w:p>
+        </w:tc>
+        <w:tc>
+          <w:tcPr>
+            <w:tcW w:type="dxa" w:w="2470"/>
+            <w:tcMar>
+              <w:top w:type="dxa" w:w="50"/>
+              <w:left w:type="dxa" w:w="90"/>
+              <w:bottom w:type="dxa" w:w="50"/>
+              <w:right w:type="dxa" w:w="90"/>
+            </w:tcMar>
+          </w:tcPr>
+          <w:p>
+            <w:r>
+              <w:rPr>
+                <w:b w:val="false"/>
+                <w:bCs w:val="false"/>
+                <w:sz w:val="18"/>
+                <w:szCs w:val="18"/>
+              </w:rPr>
+              <w:t xml:space="preserve">Industrial Area 6, Sharjah</w:t>
+            </w:r>
+          </w:p>
+        </w:tc>
+        <w:tc>
+          <w:tcPr>
+            <w:tcW w:type="dxa" w:w="1616"/>
             <w:tcMar>
               <w:top w:type="dxa" w:w="50"/>
               <w:left w:type="dxa" w:w="90"/>
@@ -14535,7 +14647,7 @@
       <w:tr>
         <w:tc>
           <w:tcPr>
-            <w:tcW w:type="dxa" w:w="384"/>
+            <w:tcW w:type="dxa" w:w="380"/>
             <w:tcMar>
               <w:top w:type="dxa" w:w="50"/>
               <w:left w:type="dxa" w:w="90"/>
@@ -14557,89 +14669,89 @@
         </w:tc>
         <w:tc>
           <w:tcPr>
-            <w:tcW w:type="dxa" w:w="2112"/>
-            <w:tcMar>
-              <w:top w:type="dxa" w:w="50"/>
-              <w:left w:type="dxa" w:w="90"/>
-              <w:bottom w:type="dxa" w:w="50"/>
-              <w:right w:type="dxa" w:w="90"/>
-            </w:tcMar>
-          </w:tcPr>
-          <w:p>
-            <w:r>
-              <w:rPr>
-                <w:b w:val="false"/>
-                <w:bCs w:val="false"/>
-                <w:sz w:val="18"/>
-                <w:szCs w:val="18"/>
-              </w:rPr>
-              <w:t xml:space="preserve">Abhath Instrumentation &amp; Calibration Services LLC</w:t>
-            </w:r>
-          </w:p>
-        </w:tc>
-        <w:tc>
-          <w:tcPr>
-            <w:tcW w:type="dxa" w:w="2304"/>
-            <w:tcMar>
-              <w:top w:type="dxa" w:w="50"/>
-              <w:left w:type="dxa" w:w="90"/>
-              <w:bottom w:type="dxa" w:w="50"/>
-              <w:right w:type="dxa" w:w="90"/>
-            </w:tcMar>
-          </w:tcPr>
-          <w:p>
-            <w:r>
-              <w:rPr>
-                <w:b w:val="false"/>
-                <w:bCs w:val="false"/>
-                <w:sz w:val="18"/>
-                <w:szCs w:val="18"/>
-              </w:rPr>
-              <w:t xml:space="preserve">Instrumentation and calibration services</w:t>
-            </w:r>
-          </w:p>
-        </w:tc>
-        <w:tc>
-          <w:tcPr>
-            <w:tcW w:type="dxa" w:w="2496"/>
-            <w:tcMar>
-              <w:top w:type="dxa" w:w="50"/>
-              <w:left w:type="dxa" w:w="90"/>
-              <w:bottom w:type="dxa" w:w="50"/>
-              <w:right w:type="dxa" w:w="90"/>
-            </w:tcMar>
-          </w:tcPr>
-          <w:p>
-            <w:r>
-              <w:rPr>
-                <w:b w:val="false"/>
-                <w:bCs w:val="false"/>
-                <w:sz w:val="18"/>
-                <w:szCs w:val="18"/>
-              </w:rPr>
-              <w:t xml:space="preserve">BMW Road, PO Box 36773, Sharjah</w:t>
-            </w:r>
-          </w:p>
-        </w:tc>
-        <w:tc>
-          <w:tcPr>
-            <w:tcW w:type="dxa" w:w="1730"/>
-            <w:tcMar>
-              <w:top w:type="dxa" w:w="50"/>
-              <w:left w:type="dxa" w:w="90"/>
-              <w:bottom w:type="dxa" w:w="50"/>
-              <w:right w:type="dxa" w:w="90"/>
-            </w:tcMar>
-          </w:tcPr>
-          <w:p>
-            <w:r>
-              <w:rPr>
-                <w:b w:val="false"/>
-                <w:bCs w:val="false"/>
-                <w:sz w:val="18"/>
-                <w:szCs w:val="18"/>
-              </w:rPr>
-              <w:t xml:space="preserve">+971 6 533 4574</w:t>
+            <w:tcW w:type="dxa" w:w="2090"/>
+            <w:tcMar>
+              <w:top w:type="dxa" w:w="50"/>
+              <w:left w:type="dxa" w:w="90"/>
+              <w:bottom w:type="dxa" w:w="50"/>
+              <w:right w:type="dxa" w:w="90"/>
+            </w:tcMar>
+          </w:tcPr>
+          <w:p>
+            <w:r>
+              <w:rPr>
+                <w:b w:val="false"/>
+                <w:bCs w:val="false"/>
+                <w:sz w:val="18"/>
+                <w:szCs w:val="18"/>
+              </w:rPr>
+              <w:t xml:space="preserve">Nexa General Trading LLC</w:t>
+            </w:r>
+          </w:p>
+        </w:tc>
+        <w:tc>
+          <w:tcPr>
+            <w:tcW w:type="dxa" w:w="2470"/>
+            <w:tcMar>
+              <w:top w:type="dxa" w:w="50"/>
+              <w:left w:type="dxa" w:w="90"/>
+              <w:bottom w:type="dxa" w:w="50"/>
+              <w:right w:type="dxa" w:w="90"/>
+            </w:tcMar>
+          </w:tcPr>
+          <w:p>
+            <w:r>
+              <w:rPr>
+                <w:b w:val="false"/>
+                <w:bCs w:val="false"/>
+                <w:sz w:val="18"/>
+                <w:szCs w:val="18"/>
+              </w:rPr>
+              <w:t xml:space="preserve">Fluke instruments</w:t>
+            </w:r>
+          </w:p>
+        </w:tc>
+        <w:tc>
+          <w:tcPr>
+            <w:tcW w:type="dxa" w:w="2470"/>
+            <w:tcMar>
+              <w:top w:type="dxa" w:w="50"/>
+              <w:left w:type="dxa" w:w="90"/>
+              <w:bottom w:type="dxa" w:w="50"/>
+              <w:right w:type="dxa" w:w="90"/>
+            </w:tcMar>
+          </w:tcPr>
+          <w:p>
+            <w:r>
+              <w:rPr>
+                <w:b w:val="false"/>
+                <w:bCs w:val="false"/>
+                <w:sz w:val="18"/>
+                <w:szCs w:val="18"/>
+              </w:rPr>
+              <w:t xml:space="preserve">Warehouse A7, Industrial Area 13, Sharjah</w:t>
+            </w:r>
+          </w:p>
+        </w:tc>
+        <w:tc>
+          <w:tcPr>
+            <w:tcW w:type="dxa" w:w="1616"/>
+            <w:tcMar>
+              <w:top w:type="dxa" w:w="50"/>
+              <w:left w:type="dxa" w:w="90"/>
+              <w:bottom w:type="dxa" w:w="50"/>
+              <w:right w:type="dxa" w:w="90"/>
+            </w:tcMar>
+          </w:tcPr>
+          <w:p>
+            <w:r>
+              <w:rPr>
+                <w:b w:val="false"/>
+                <w:bCs w:val="false"/>
+                <w:sz w:val="18"/>
+                <w:szCs w:val="18"/>
+              </w:rPr>
+              <w:t xml:space="preserve">See directory</w:t>
             </w:r>
           </w:p>
         </w:tc>
@@ -14647,7 +14759,7 @@
       <w:tr>
         <w:tc>
           <w:tcPr>
-            <w:tcW w:type="dxa" w:w="384"/>
+            <w:tcW w:type="dxa" w:w="380"/>
             <w:tcMar>
               <w:top w:type="dxa" w:w="50"/>
               <w:left w:type="dxa" w:w="90"/>
@@ -14669,89 +14781,89 @@
         </w:tc>
         <w:tc>
           <w:tcPr>
-            <w:tcW w:type="dxa" w:w="2112"/>
-            <w:tcMar>
-              <w:top w:type="dxa" w:w="50"/>
-              <w:left w:type="dxa" w:w="90"/>
-              <w:bottom w:type="dxa" w:w="50"/>
-              <w:right w:type="dxa" w:w="90"/>
-            </w:tcMar>
-          </w:tcPr>
-          <w:p>
-            <w:r>
-              <w:rPr>
-                <w:b w:val="false"/>
-                <w:bCs w:val="false"/>
-                <w:sz w:val="18"/>
-                <w:szCs w:val="18"/>
-              </w:rPr>
-              <w:t xml:space="preserve">Najmt Al Khaleej Weight &amp; Gauge</w:t>
-            </w:r>
-          </w:p>
-        </w:tc>
-        <w:tc>
-          <w:tcPr>
-            <w:tcW w:type="dxa" w:w="2304"/>
-            <w:tcMar>
-              <w:top w:type="dxa" w:w="50"/>
-              <w:left w:type="dxa" w:w="90"/>
-              <w:bottom w:type="dxa" w:w="50"/>
-              <w:right w:type="dxa" w:w="90"/>
-            </w:tcMar>
-          </w:tcPr>
-          <w:p>
-            <w:r>
-              <w:rPr>
-                <w:b w:val="false"/>
-                <w:bCs w:val="false"/>
-                <w:sz w:val="18"/>
-                <w:szCs w:val="18"/>
-              </w:rPr>
-              <w:t xml:space="preserve">Calibration and testing instruments</w:t>
-            </w:r>
-          </w:p>
-        </w:tc>
-        <w:tc>
-          <w:tcPr>
-            <w:tcW w:type="dxa" w:w="2496"/>
-            <w:tcMar>
-              <w:top w:type="dxa" w:w="50"/>
-              <w:left w:type="dxa" w:w="90"/>
-              <w:bottom w:type="dxa" w:w="50"/>
-              <w:right w:type="dxa" w:w="90"/>
-            </w:tcMar>
-          </w:tcPr>
-          <w:p>
-            <w:r>
-              <w:rPr>
-                <w:b w:val="false"/>
-                <w:bCs w:val="false"/>
-                <w:sz w:val="18"/>
-                <w:szCs w:val="18"/>
-              </w:rPr>
-              <w:t xml:space="preserve">Near Firex, Street 16, Industrial Area 13, PO Box 97584, Sharjah</w:t>
-            </w:r>
-          </w:p>
-        </w:tc>
-        <w:tc>
-          <w:tcPr>
-            <w:tcW w:type="dxa" w:w="1730"/>
-            <w:tcMar>
-              <w:top w:type="dxa" w:w="50"/>
-              <w:left w:type="dxa" w:w="90"/>
-              <w:bottom w:type="dxa" w:w="50"/>
-              <w:right w:type="dxa" w:w="90"/>
-            </w:tcMar>
-          </w:tcPr>
-          <w:p>
-            <w:r>
-              <w:rPr>
-                <w:b w:val="false"/>
-                <w:bCs w:val="false"/>
-                <w:sz w:val="18"/>
-                <w:szCs w:val="18"/>
-              </w:rPr>
-              <w:t xml:space="preserve">+971 6 521 8494</w:t>
+            <w:tcW w:type="dxa" w:w="2090"/>
+            <w:tcMar>
+              <w:top w:type="dxa" w:w="50"/>
+              <w:left w:type="dxa" w:w="90"/>
+              <w:bottom w:type="dxa" w:w="50"/>
+              <w:right w:type="dxa" w:w="90"/>
+            </w:tcMar>
+          </w:tcPr>
+          <w:p>
+            <w:r>
+              <w:rPr>
+                <w:b w:val="false"/>
+                <w:bCs w:val="false"/>
+                <w:sz w:val="18"/>
+                <w:szCs w:val="18"/>
+              </w:rPr>
+              <w:t xml:space="preserve">Al Bait Al Aali Hardware Trading LLC</w:t>
+            </w:r>
+          </w:p>
+        </w:tc>
+        <w:tc>
+          <w:tcPr>
+            <w:tcW w:type="dxa" w:w="2470"/>
+            <w:tcMar>
+              <w:top w:type="dxa" w:w="50"/>
+              <w:left w:type="dxa" w:w="90"/>
+              <w:bottom w:type="dxa" w:w="50"/>
+              <w:right w:type="dxa" w:w="90"/>
+            </w:tcMar>
+          </w:tcPr>
+          <w:p>
+            <w:r>
+              <w:rPr>
+                <w:b w:val="false"/>
+                <w:bCs w:val="false"/>
+                <w:sz w:val="18"/>
+                <w:szCs w:val="18"/>
+              </w:rPr>
+              <w:t xml:space="preserve">Hioki instruments</w:t>
+            </w:r>
+          </w:p>
+        </w:tc>
+        <w:tc>
+          <w:tcPr>
+            <w:tcW w:type="dxa" w:w="2470"/>
+            <w:tcMar>
+              <w:top w:type="dxa" w:w="50"/>
+              <w:left w:type="dxa" w:w="90"/>
+              <w:bottom w:type="dxa" w:w="50"/>
+              <w:right w:type="dxa" w:w="90"/>
+            </w:tcMar>
+          </w:tcPr>
+          <w:p>
+            <w:r>
+              <w:rPr>
+                <w:b w:val="false"/>
+                <w:bCs w:val="false"/>
+                <w:sz w:val="18"/>
+                <w:szCs w:val="18"/>
+              </w:rPr>
+              <w:t xml:space="preserve">Industrial Area 2, Sharjah</w:t>
+            </w:r>
+          </w:p>
+        </w:tc>
+        <w:tc>
+          <w:tcPr>
+            <w:tcW w:type="dxa" w:w="1616"/>
+            <w:tcMar>
+              <w:top w:type="dxa" w:w="50"/>
+              <w:left w:type="dxa" w:w="90"/>
+              <w:bottom w:type="dxa" w:w="50"/>
+              <w:right w:type="dxa" w:w="90"/>
+            </w:tcMar>
+          </w:tcPr>
+          <w:p>
+            <w:r>
+              <w:rPr>
+                <w:b w:val="false"/>
+                <w:bCs w:val="false"/>
+                <w:sz w:val="18"/>
+                <w:szCs w:val="18"/>
+              </w:rPr>
+              <w:t xml:space="preserve">+971 6 543 0177</w:t>
             </w:r>
           </w:p>
         </w:tc>
@@ -14759,7 +14871,7 @@
       <w:tr>
         <w:tc>
           <w:tcPr>
-            <w:tcW w:type="dxa" w:w="384"/>
+            <w:tcW w:type="dxa" w:w="380"/>
             <w:tcMar>
               <w:top w:type="dxa" w:w="50"/>
               <w:left w:type="dxa" w:w="90"/>
@@ -14781,89 +14893,89 @@
         </w:tc>
         <w:tc>
           <w:tcPr>
-            <w:tcW w:type="dxa" w:w="2112"/>
-            <w:tcMar>
-              <w:top w:type="dxa" w:w="50"/>
-              <w:left w:type="dxa" w:w="90"/>
-              <w:bottom w:type="dxa" w:w="50"/>
-              <w:right w:type="dxa" w:w="90"/>
-            </w:tcMar>
-          </w:tcPr>
-          <w:p>
-            <w:r>
-              <w:rPr>
-                <w:b w:val="false"/>
-                <w:bCs w:val="false"/>
-                <w:sz w:val="18"/>
-                <w:szCs w:val="18"/>
-              </w:rPr>
-              <w:t xml:space="preserve">Al Mahasin Calibration Devices (AMCAL)</w:t>
-            </w:r>
-          </w:p>
-        </w:tc>
-        <w:tc>
-          <w:tcPr>
-            <w:tcW w:type="dxa" w:w="2304"/>
-            <w:tcMar>
-              <w:top w:type="dxa" w:w="50"/>
-              <w:left w:type="dxa" w:w="90"/>
-              <w:bottom w:type="dxa" w:w="50"/>
-              <w:right w:type="dxa" w:w="90"/>
-            </w:tcMar>
-          </w:tcPr>
-          <w:p>
-            <w:r>
-              <w:rPr>
-                <w:b w:val="false"/>
-                <w:bCs w:val="false"/>
-                <w:sz w:val="18"/>
-                <w:szCs w:val="18"/>
-              </w:rPr>
-              <w:t xml:space="preserve">Calibration devices and services</w:t>
-            </w:r>
-          </w:p>
-        </w:tc>
-        <w:tc>
-          <w:tcPr>
-            <w:tcW w:type="dxa" w:w="2496"/>
-            <w:tcMar>
-              <w:top w:type="dxa" w:w="50"/>
-              <w:left w:type="dxa" w:w="90"/>
-              <w:bottom w:type="dxa" w:w="50"/>
-              <w:right w:type="dxa" w:w="90"/>
-            </w:tcMar>
-          </w:tcPr>
-          <w:p>
-            <w:r>
-              <w:rPr>
-                <w:b w:val="false"/>
-                <w:bCs w:val="false"/>
-                <w:sz w:val="18"/>
-                <w:szCs w:val="18"/>
-              </w:rPr>
-              <w:t xml:space="preserve">Yasmeen Building, Industrial Area, opp. Sharjah Cricket Stadium, PO Box 40280</w:t>
-            </w:r>
-          </w:p>
-        </w:tc>
-        <w:tc>
-          <w:tcPr>
-            <w:tcW w:type="dxa" w:w="1730"/>
-            <w:tcMar>
-              <w:top w:type="dxa" w:w="50"/>
-              <w:left w:type="dxa" w:w="90"/>
-              <w:bottom w:type="dxa" w:w="50"/>
-              <w:right w:type="dxa" w:w="90"/>
-            </w:tcMar>
-          </w:tcPr>
-          <w:p>
-            <w:r>
-              <w:rPr>
-                <w:b w:val="false"/>
-                <w:bCs w:val="false"/>
-                <w:sz w:val="18"/>
-                <w:szCs w:val="18"/>
-              </w:rPr>
-              <w:t xml:space="preserve">+971 6 544 9254</w:t>
+            <w:tcW w:type="dxa" w:w="2090"/>
+            <w:tcMar>
+              <w:top w:type="dxa" w:w="50"/>
+              <w:left w:type="dxa" w:w="90"/>
+              <w:bottom w:type="dxa" w:w="50"/>
+              <w:right w:type="dxa" w:w="90"/>
+            </w:tcMar>
+          </w:tcPr>
+          <w:p>
+            <w:r>
+              <w:rPr>
+                <w:b w:val="false"/>
+                <w:bCs w:val="false"/>
+                <w:sz w:val="18"/>
+                <w:szCs w:val="18"/>
+              </w:rPr>
+              <w:t xml:space="preserve">Al Baraq Electricware Trading</w:t>
+            </w:r>
+          </w:p>
+        </w:tc>
+        <w:tc>
+          <w:tcPr>
+            <w:tcW w:type="dxa" w:w="2470"/>
+            <w:tcMar>
+              <w:top w:type="dxa" w:w="50"/>
+              <w:left w:type="dxa" w:w="90"/>
+              <w:bottom w:type="dxa" w:w="50"/>
+              <w:right w:type="dxa" w:w="90"/>
+            </w:tcMar>
+          </w:tcPr>
+          <w:p>
+            <w:r>
+              <w:rPr>
+                <w:b w:val="false"/>
+                <w:bCs w:val="false"/>
+                <w:sz w:val="18"/>
+                <w:szCs w:val="18"/>
+              </w:rPr>
+              <w:t xml:space="preserve">Hioki and electrical test equipment</w:t>
+            </w:r>
+          </w:p>
+        </w:tc>
+        <w:tc>
+          <w:tcPr>
+            <w:tcW w:type="dxa" w:w="2470"/>
+            <w:tcMar>
+              <w:top w:type="dxa" w:w="50"/>
+              <w:left w:type="dxa" w:w="90"/>
+              <w:bottom w:type="dxa" w:w="50"/>
+              <w:right w:type="dxa" w:w="90"/>
+            </w:tcMar>
+          </w:tcPr>
+          <w:p>
+            <w:r>
+              <w:rPr>
+                <w:b w:val="false"/>
+                <w:bCs w:val="false"/>
+                <w:sz w:val="18"/>
+                <w:szCs w:val="18"/>
+              </w:rPr>
+              <w:t xml:space="preserve">Industrial Area 12, Sharjah</w:t>
+            </w:r>
+          </w:p>
+        </w:tc>
+        <w:tc>
+          <w:tcPr>
+            <w:tcW w:type="dxa" w:w="1616"/>
+            <w:tcMar>
+              <w:top w:type="dxa" w:w="50"/>
+              <w:left w:type="dxa" w:w="90"/>
+              <w:bottom w:type="dxa" w:w="50"/>
+              <w:right w:type="dxa" w:w="90"/>
+            </w:tcMar>
+          </w:tcPr>
+          <w:p>
+            <w:r>
+              <w:rPr>
+                <w:b w:val="false"/>
+                <w:bCs w:val="false"/>
+                <w:sz w:val="18"/>
+                <w:szCs w:val="18"/>
+              </w:rPr>
+              <w:t xml:space="preserve">+971 65 (partial)</w:t>
             </w:r>
           </w:p>
         </w:tc>
@@ -14871,7 +14983,7 @@
       <w:tr>
         <w:tc>
           <w:tcPr>
-            <w:tcW w:type="dxa" w:w="384"/>
+            <w:tcW w:type="dxa" w:w="380"/>
             <w:tcMar>
               <w:top w:type="dxa" w:w="50"/>
               <w:left w:type="dxa" w:w="90"/>
@@ -14893,89 +15005,89 @@
         </w:tc>
         <w:tc>
           <w:tcPr>
-            <w:tcW w:type="dxa" w:w="2112"/>
-            <w:tcMar>
-              <w:top w:type="dxa" w:w="50"/>
-              <w:left w:type="dxa" w:w="90"/>
-              <w:bottom w:type="dxa" w:w="50"/>
-              <w:right w:type="dxa" w:w="90"/>
-            </w:tcMar>
-          </w:tcPr>
-          <w:p>
-            <w:r>
-              <w:rPr>
-                <w:b w:val="false"/>
-                <w:bCs w:val="false"/>
-                <w:sz w:val="18"/>
-                <w:szCs w:val="18"/>
-              </w:rPr>
-              <w:t xml:space="preserve">Al Waqt Calibration Weights &amp; Metrology</w:t>
-            </w:r>
-          </w:p>
-        </w:tc>
-        <w:tc>
-          <w:tcPr>
-            <w:tcW w:type="dxa" w:w="2304"/>
-            <w:tcMar>
-              <w:top w:type="dxa" w:w="50"/>
-              <w:left w:type="dxa" w:w="90"/>
-              <w:bottom w:type="dxa" w:w="50"/>
-              <w:right w:type="dxa" w:w="90"/>
-            </w:tcMar>
-          </w:tcPr>
-          <w:p>
-            <w:r>
-              <w:rPr>
-                <w:b w:val="false"/>
-                <w:bCs w:val="false"/>
-                <w:sz w:val="18"/>
-                <w:szCs w:val="18"/>
-              </w:rPr>
-              <w:t xml:space="preserve">Weights and metrology calibration</w:t>
-            </w:r>
-          </w:p>
-        </w:tc>
-        <w:tc>
-          <w:tcPr>
-            <w:tcW w:type="dxa" w:w="2496"/>
-            <w:tcMar>
-              <w:top w:type="dxa" w:w="50"/>
-              <w:left w:type="dxa" w:w="90"/>
-              <w:bottom w:type="dxa" w:w="50"/>
-              <w:right w:type="dxa" w:w="90"/>
-            </w:tcMar>
-          </w:tcPr>
-          <w:p>
-            <w:r>
-              <w:rPr>
-                <w:b w:val="false"/>
-                <w:bCs w:val="false"/>
-                <w:sz w:val="18"/>
-                <w:szCs w:val="18"/>
-              </w:rPr>
-              <w:t xml:space="preserve">PO Box 78167, Sharjah</w:t>
-            </w:r>
-          </w:p>
-        </w:tc>
-        <w:tc>
-          <w:tcPr>
-            <w:tcW w:type="dxa" w:w="1730"/>
-            <w:tcMar>
-              <w:top w:type="dxa" w:w="50"/>
-              <w:left w:type="dxa" w:w="90"/>
-              <w:bottom w:type="dxa" w:w="50"/>
-              <w:right w:type="dxa" w:w="90"/>
-            </w:tcMar>
-          </w:tcPr>
-          <w:p>
-            <w:r>
-              <w:rPr>
-                <w:b w:val="false"/>
-                <w:bCs w:val="false"/>
-                <w:sz w:val="18"/>
-                <w:szCs w:val="18"/>
-              </w:rPr>
-              <w:t xml:space="preserve">+971 6 531 1532</w:t>
+            <w:tcW w:type="dxa" w:w="2090"/>
+            <w:tcMar>
+              <w:top w:type="dxa" w:w="50"/>
+              <w:left w:type="dxa" w:w="90"/>
+              <w:bottom w:type="dxa" w:w="50"/>
+              <w:right w:type="dxa" w:w="90"/>
+            </w:tcMar>
+          </w:tcPr>
+          <w:p>
+            <w:r>
+              <w:rPr>
+                <w:b w:val="false"/>
+                <w:bCs w:val="false"/>
+                <w:sz w:val="18"/>
+                <w:szCs w:val="18"/>
+              </w:rPr>
+              <w:t xml:space="preserve">1st Class Electrical Switch Gear Trading Co. LLC</w:t>
+            </w:r>
+          </w:p>
+        </w:tc>
+        <w:tc>
+          <w:tcPr>
+            <w:tcW w:type="dxa" w:w="2470"/>
+            <w:tcMar>
+              <w:top w:type="dxa" w:w="50"/>
+              <w:left w:type="dxa" w:w="90"/>
+              <w:bottom w:type="dxa" w:w="50"/>
+              <w:right w:type="dxa" w:w="90"/>
+            </w:tcMar>
+          </w:tcPr>
+          <w:p>
+            <w:r>
+              <w:rPr>
+                <w:b w:val="false"/>
+                <w:bCs w:val="false"/>
+                <w:sz w:val="18"/>
+                <w:szCs w:val="18"/>
+              </w:rPr>
+              <w:t xml:space="preserve">Kyoritsu instruments</w:t>
+            </w:r>
+          </w:p>
+        </w:tc>
+        <w:tc>
+          <w:tcPr>
+            <w:tcW w:type="dxa" w:w="2470"/>
+            <w:tcMar>
+              <w:top w:type="dxa" w:w="50"/>
+              <w:left w:type="dxa" w:w="90"/>
+              <w:bottom w:type="dxa" w:w="50"/>
+              <w:right w:type="dxa" w:w="90"/>
+            </w:tcMar>
+          </w:tcPr>
+          <w:p>
+            <w:r>
+              <w:rPr>
+                <w:b w:val="false"/>
+                <w:bCs w:val="false"/>
+                <w:sz w:val="18"/>
+                <w:szCs w:val="18"/>
+              </w:rPr>
+              <w:t xml:space="preserve">Sharjah Industrial Area</w:t>
+            </w:r>
+          </w:p>
+        </w:tc>
+        <w:tc>
+          <w:tcPr>
+            <w:tcW w:type="dxa" w:w="1616"/>
+            <w:tcMar>
+              <w:top w:type="dxa" w:w="50"/>
+              <w:left w:type="dxa" w:w="90"/>
+              <w:bottom w:type="dxa" w:w="50"/>
+              <w:right w:type="dxa" w:w="90"/>
+            </w:tcMar>
+          </w:tcPr>
+          <w:p>
+            <w:r>
+              <w:rPr>
+                <w:b w:val="false"/>
+                <w:bCs w:val="false"/>
+                <w:sz w:val="18"/>
+                <w:szCs w:val="18"/>
+              </w:rPr>
+              <w:t xml:space="preserve">See directory</w:t>
             </w:r>
           </w:p>
         </w:tc>
@@ -14983,7 +15095,7 @@
       <w:tr>
         <w:tc>
           <w:tcPr>
-            <w:tcW w:type="dxa" w:w="384"/>
+            <w:tcW w:type="dxa" w:w="380"/>
             <w:tcMar>
               <w:top w:type="dxa" w:w="50"/>
               <w:left w:type="dxa" w:w="90"/>
@@ -15005,89 +15117,89 @@
         </w:tc>
         <w:tc>
           <w:tcPr>
-            <w:tcW w:type="dxa" w:w="2112"/>
-            <w:tcMar>
-              <w:top w:type="dxa" w:w="50"/>
-              <w:left w:type="dxa" w:w="90"/>
-              <w:bottom w:type="dxa" w:w="50"/>
-              <w:right w:type="dxa" w:w="90"/>
-            </w:tcMar>
-          </w:tcPr>
-          <w:p>
-            <w:r>
-              <w:rPr>
-                <w:b w:val="false"/>
-                <w:bCs w:val="false"/>
-                <w:sz w:val="18"/>
-                <w:szCs w:val="18"/>
-              </w:rPr>
-              <w:t xml:space="preserve">Quality Technical Services (QTS)</w:t>
-            </w:r>
-          </w:p>
-        </w:tc>
-        <w:tc>
-          <w:tcPr>
-            <w:tcW w:type="dxa" w:w="2304"/>
-            <w:tcMar>
-              <w:top w:type="dxa" w:w="50"/>
-              <w:left w:type="dxa" w:w="90"/>
-              <w:bottom w:type="dxa" w:w="50"/>
-              <w:right w:type="dxa" w:w="90"/>
-            </w:tcMar>
-          </w:tcPr>
-          <w:p>
-            <w:r>
-              <w:rPr>
-                <w:b w:val="false"/>
-                <w:bCs w:val="false"/>
-                <w:sz w:val="18"/>
-                <w:szCs w:val="18"/>
-              </w:rPr>
-              <w:t xml:space="preserve">ENAS ISO 17025 lab; balometers, flow meters; on-site calibration in Sharjah</w:t>
-            </w:r>
-          </w:p>
-        </w:tc>
-        <w:tc>
-          <w:tcPr>
-            <w:tcW w:type="dxa" w:w="2496"/>
-            <w:tcMar>
-              <w:top w:type="dxa" w:w="50"/>
-              <w:left w:type="dxa" w:w="90"/>
-              <w:bottom w:type="dxa" w:w="50"/>
-              <w:right w:type="dxa" w:w="90"/>
-            </w:tcMar>
-          </w:tcPr>
-          <w:p>
-            <w:r>
-              <w:rPr>
-                <w:b w:val="false"/>
-                <w:bCs w:val="false"/>
-                <w:sz w:val="18"/>
-                <w:szCs w:val="18"/>
-              </w:rPr>
-              <w:t xml:space="preserve">Serves Sharjah (confirm office)</w:t>
-            </w:r>
-          </w:p>
-        </w:tc>
-        <w:tc>
-          <w:tcPr>
-            <w:tcW w:type="dxa" w:w="1730"/>
-            <w:tcMar>
-              <w:top w:type="dxa" w:w="50"/>
-              <w:left w:type="dxa" w:w="90"/>
-              <w:bottom w:type="dxa" w:w="50"/>
-              <w:right w:type="dxa" w:w="90"/>
-            </w:tcMar>
-          </w:tcPr>
-          <w:p>
-            <w:r>
-              <w:rPr>
-                <w:b w:val="false"/>
-                <w:bCs w:val="false"/>
-                <w:sz w:val="18"/>
-                <w:szCs w:val="18"/>
-              </w:rPr>
-              <w:t xml:space="preserve">+971 54 244 7390</w:t>
+            <w:tcW w:type="dxa" w:w="2090"/>
+            <w:tcMar>
+              <w:top w:type="dxa" w:w="50"/>
+              <w:left w:type="dxa" w:w="90"/>
+              <w:bottom w:type="dxa" w:w="50"/>
+              <w:right w:type="dxa" w:w="90"/>
+            </w:tcMar>
+          </w:tcPr>
+          <w:p>
+            <w:r>
+              <w:rPr>
+                <w:b w:val="false"/>
+                <w:bCs w:val="false"/>
+                <w:sz w:val="18"/>
+                <w:szCs w:val="18"/>
+              </w:rPr>
+              <w:t xml:space="preserve">Smart Elemech Trading FZE</w:t>
+            </w:r>
+          </w:p>
+        </w:tc>
+        <w:tc>
+          <w:tcPr>
+            <w:tcW w:type="dxa" w:w="2470"/>
+            <w:tcMar>
+              <w:top w:type="dxa" w:w="50"/>
+              <w:left w:type="dxa" w:w="90"/>
+              <w:bottom w:type="dxa" w:w="50"/>
+              <w:right w:type="dxa" w:w="90"/>
+            </w:tcMar>
+          </w:tcPr>
+          <w:p>
+            <w:r>
+              <w:rPr>
+                <w:b w:val="false"/>
+                <w:bCs w:val="false"/>
+                <w:sz w:val="18"/>
+                <w:szCs w:val="18"/>
+              </w:rPr>
+              <w:t xml:space="preserve">Fluke instruments</w:t>
+            </w:r>
+          </w:p>
+        </w:tc>
+        <w:tc>
+          <w:tcPr>
+            <w:tcW w:type="dxa" w:w="2470"/>
+            <w:tcMar>
+              <w:top w:type="dxa" w:w="50"/>
+              <w:left w:type="dxa" w:w="90"/>
+              <w:bottom w:type="dxa" w:w="50"/>
+              <w:right w:type="dxa" w:w="90"/>
+            </w:tcMar>
+          </w:tcPr>
+          <w:p>
+            <w:r>
+              <w:rPr>
+                <w:b w:val="false"/>
+                <w:bCs w:val="false"/>
+                <w:sz w:val="18"/>
+                <w:szCs w:val="18"/>
+              </w:rPr>
+              <w:t xml:space="preserve">Sharjah</w:t>
+            </w:r>
+          </w:p>
+        </w:tc>
+        <w:tc>
+          <w:tcPr>
+            <w:tcW w:type="dxa" w:w="1616"/>
+            <w:tcMar>
+              <w:top w:type="dxa" w:w="50"/>
+              <w:left w:type="dxa" w:w="90"/>
+              <w:bottom w:type="dxa" w:w="50"/>
+              <w:right w:type="dxa" w:w="90"/>
+            </w:tcMar>
+          </w:tcPr>
+          <w:p>
+            <w:r>
+              <w:rPr>
+                <w:b w:val="false"/>
+                <w:bCs w:val="false"/>
+                <w:sz w:val="18"/>
+                <w:szCs w:val="18"/>
+              </w:rPr>
+              <w:t xml:space="preserve">See directory</w:t>
             </w:r>
           </w:p>
         </w:tc>
@@ -15095,7 +15207,7 @@
       <w:tr>
         <w:tc>
           <w:tcPr>
-            <w:tcW w:type="dxa" w:w="384"/>
+            <w:tcW w:type="dxa" w:w="380"/>
             <w:tcMar>
               <w:top w:type="dxa" w:w="50"/>
               <w:left w:type="dxa" w:w="90"/>
@@ -15117,89 +15229,89 @@
         </w:tc>
         <w:tc>
           <w:tcPr>
-            <w:tcW w:type="dxa" w:w="2112"/>
-            <w:tcMar>
-              <w:top w:type="dxa" w:w="50"/>
-              <w:left w:type="dxa" w:w="90"/>
-              <w:bottom w:type="dxa" w:w="50"/>
-              <w:right w:type="dxa" w:w="90"/>
-            </w:tcMar>
-          </w:tcPr>
-          <w:p>
-            <w:r>
-              <w:rPr>
-                <w:b w:val="false"/>
-                <w:bCs w:val="false"/>
-                <w:sz w:val="18"/>
-                <w:szCs w:val="18"/>
-              </w:rPr>
-              <w:t xml:space="preserve">Al Rahat Trading Company</w:t>
-            </w:r>
-          </w:p>
-        </w:tc>
-        <w:tc>
-          <w:tcPr>
-            <w:tcW w:type="dxa" w:w="2304"/>
-            <w:tcMar>
-              <w:top w:type="dxa" w:w="50"/>
-              <w:left w:type="dxa" w:w="90"/>
-              <w:bottom w:type="dxa" w:w="50"/>
-              <w:right w:type="dxa" w:w="90"/>
-            </w:tcMar>
-          </w:tcPr>
-          <w:p>
-            <w:r>
-              <w:rPr>
-                <w:b w:val="false"/>
-                <w:bCs w:val="false"/>
-                <w:sz w:val="18"/>
-                <w:szCs w:val="18"/>
-              </w:rPr>
-              <w:t xml:space="preserve">Testing and measuring instruments</w:t>
-            </w:r>
-          </w:p>
-        </w:tc>
-        <w:tc>
-          <w:tcPr>
-            <w:tcW w:type="dxa" w:w="2496"/>
-            <w:tcMar>
-              <w:top w:type="dxa" w:w="50"/>
-              <w:left w:type="dxa" w:w="90"/>
-              <w:bottom w:type="dxa" w:w="50"/>
-              <w:right w:type="dxa" w:w="90"/>
-            </w:tcMar>
-          </w:tcPr>
-          <w:p>
-            <w:r>
-              <w:rPr>
-                <w:b w:val="false"/>
-                <w:bCs w:val="false"/>
-                <w:sz w:val="18"/>
-                <w:szCs w:val="18"/>
-              </w:rPr>
-              <w:t xml:space="preserve">Industrial Area 2, Sharjah</w:t>
-            </w:r>
-          </w:p>
-        </w:tc>
-        <w:tc>
-          <w:tcPr>
-            <w:tcW w:type="dxa" w:w="1730"/>
-            <w:tcMar>
-              <w:top w:type="dxa" w:w="50"/>
-              <w:left w:type="dxa" w:w="90"/>
-              <w:bottom w:type="dxa" w:w="50"/>
-              <w:right w:type="dxa" w:w="90"/>
-            </w:tcMar>
-          </w:tcPr>
-          <w:p>
-            <w:r>
-              <w:rPr>
-                <w:b w:val="false"/>
-                <w:bCs w:val="false"/>
-                <w:sz w:val="18"/>
-                <w:szCs w:val="18"/>
-              </w:rPr>
-              <w:t xml:space="preserve">06 (partial)</w:t>
+            <w:tcW w:type="dxa" w:w="2090"/>
+            <w:tcMar>
+              <w:top w:type="dxa" w:w="50"/>
+              <w:left w:type="dxa" w:w="90"/>
+              <w:bottom w:type="dxa" w:w="50"/>
+              <w:right w:type="dxa" w:w="90"/>
+            </w:tcMar>
+          </w:tcPr>
+          <w:p>
+            <w:r>
+              <w:rPr>
+                <w:b w:val="false"/>
+                <w:bCs w:val="false"/>
+                <w:sz w:val="18"/>
+                <w:szCs w:val="18"/>
+              </w:rPr>
+              <w:t xml:space="preserve">AAPEX Global Solutions</w:t>
+            </w:r>
+          </w:p>
+        </w:tc>
+        <w:tc>
+          <w:tcPr>
+            <w:tcW w:type="dxa" w:w="2470"/>
+            <w:tcMar>
+              <w:top w:type="dxa" w:w="50"/>
+              <w:left w:type="dxa" w:w="90"/>
+              <w:bottom w:type="dxa" w:w="50"/>
+              <w:right w:type="dxa" w:w="90"/>
+            </w:tcMar>
+          </w:tcPr>
+          <w:p>
+            <w:r>
+              <w:rPr>
+                <w:b w:val="false"/>
+                <w:bCs w:val="false"/>
+                <w:sz w:val="18"/>
+                <w:szCs w:val="18"/>
+              </w:rPr>
+              <w:t xml:space="preserve">Electrical test equipment</w:t>
+            </w:r>
+          </w:p>
+        </w:tc>
+        <w:tc>
+          <w:tcPr>
+            <w:tcW w:type="dxa" w:w="2470"/>
+            <w:tcMar>
+              <w:top w:type="dxa" w:w="50"/>
+              <w:left w:type="dxa" w:w="90"/>
+              <w:bottom w:type="dxa" w:w="50"/>
+              <w:right w:type="dxa" w:w="90"/>
+            </w:tcMar>
+          </w:tcPr>
+          <w:p>
+            <w:r>
+              <w:rPr>
+                <w:b w:val="false"/>
+                <w:bCs w:val="false"/>
+                <w:sz w:val="18"/>
+                <w:szCs w:val="18"/>
+              </w:rPr>
+              <w:t xml:space="preserve">Sharjah City</w:t>
+            </w:r>
+          </w:p>
+        </w:tc>
+        <w:tc>
+          <w:tcPr>
+            <w:tcW w:type="dxa" w:w="1616"/>
+            <w:tcMar>
+              <w:top w:type="dxa" w:w="50"/>
+              <w:left w:type="dxa" w:w="90"/>
+              <w:bottom w:type="dxa" w:w="50"/>
+              <w:right w:type="dxa" w:w="90"/>
+            </w:tcMar>
+          </w:tcPr>
+          <w:p>
+            <w:r>
+              <w:rPr>
+                <w:b w:val="false"/>
+                <w:bCs w:val="false"/>
+                <w:sz w:val="18"/>
+                <w:szCs w:val="18"/>
+              </w:rPr>
+              <w:t xml:space="preserve">See directory</w:t>
             </w:r>
           </w:p>
         </w:tc>
@@ -15207,7 +15319,7 @@
       <w:tr>
         <w:tc>
           <w:tcPr>
-            <w:tcW w:type="dxa" w:w="384"/>
+            <w:tcW w:type="dxa" w:w="380"/>
             <w:tcMar>
               <w:top w:type="dxa" w:w="50"/>
               <w:left w:type="dxa" w:w="90"/>
@@ -15229,7 +15341,231 @@
         </w:tc>
         <w:tc>
           <w:tcPr>
-            <w:tcW w:type="dxa" w:w="2112"/>
+            <w:tcW w:type="dxa" w:w="2090"/>
+            <w:tcMar>
+              <w:top w:type="dxa" w:w="50"/>
+              <w:left w:type="dxa" w:w="90"/>
+              <w:bottom w:type="dxa" w:w="50"/>
+              <w:right w:type="dxa" w:w="90"/>
+            </w:tcMar>
+          </w:tcPr>
+          <w:p>
+            <w:r>
+              <w:rPr>
+                <w:b w:val="false"/>
+                <w:bCs w:val="false"/>
+                <w:sz w:val="18"/>
+                <w:szCs w:val="18"/>
+              </w:rPr>
+              <w:t xml:space="preserve">Najmt Al Khaleej Weight &amp; Gauge</w:t>
+            </w:r>
+          </w:p>
+        </w:tc>
+        <w:tc>
+          <w:tcPr>
+            <w:tcW w:type="dxa" w:w="2470"/>
+            <w:tcMar>
+              <w:top w:type="dxa" w:w="50"/>
+              <w:left w:type="dxa" w:w="90"/>
+              <w:bottom w:type="dxa" w:w="50"/>
+              <w:right w:type="dxa" w:w="90"/>
+            </w:tcMar>
+          </w:tcPr>
+          <w:p>
+            <w:r>
+              <w:rPr>
+                <w:b w:val="false"/>
+                <w:bCs w:val="false"/>
+                <w:sz w:val="18"/>
+                <w:szCs w:val="18"/>
+              </w:rPr>
+              <w:t xml:space="preserve">Testing instruments, gauges</w:t>
+            </w:r>
+          </w:p>
+        </w:tc>
+        <w:tc>
+          <w:tcPr>
+            <w:tcW w:type="dxa" w:w="2470"/>
+            <w:tcMar>
+              <w:top w:type="dxa" w:w="50"/>
+              <w:left w:type="dxa" w:w="90"/>
+              <w:bottom w:type="dxa" w:w="50"/>
+              <w:right w:type="dxa" w:w="90"/>
+            </w:tcMar>
+          </w:tcPr>
+          <w:p>
+            <w:r>
+              <w:rPr>
+                <w:b w:val="false"/>
+                <w:bCs w:val="false"/>
+                <w:sz w:val="18"/>
+                <w:szCs w:val="18"/>
+              </w:rPr>
+              <w:t xml:space="preserve">Street 16, Industrial Area 13, PO Box 97584, Sharjah</w:t>
+            </w:r>
+          </w:p>
+        </w:tc>
+        <w:tc>
+          <w:tcPr>
+            <w:tcW w:type="dxa" w:w="1616"/>
+            <w:tcMar>
+              <w:top w:type="dxa" w:w="50"/>
+              <w:left w:type="dxa" w:w="90"/>
+              <w:bottom w:type="dxa" w:w="50"/>
+              <w:right w:type="dxa" w:w="90"/>
+            </w:tcMar>
+          </w:tcPr>
+          <w:p>
+            <w:r>
+              <w:rPr>
+                <w:b w:val="false"/>
+                <w:bCs w:val="false"/>
+                <w:sz w:val="18"/>
+                <w:szCs w:val="18"/>
+              </w:rPr>
+              <w:t xml:space="preserve">+971 6 521 8494</w:t>
+            </w:r>
+          </w:p>
+        </w:tc>
+      </w:tr>
+      <w:tr>
+        <w:tc>
+          <w:tcPr>
+            <w:tcW w:type="dxa" w:w="380"/>
+            <w:tcMar>
+              <w:top w:type="dxa" w:w="50"/>
+              <w:left w:type="dxa" w:w="90"/>
+              <w:bottom w:type="dxa" w:w="50"/>
+              <w:right w:type="dxa" w:w="90"/>
+            </w:tcMar>
+          </w:tcPr>
+          <w:p>
+            <w:r>
+              <w:rPr>
+                <w:b w:val="false"/>
+                <w:bCs w:val="false"/>
+                <w:sz w:val="18"/>
+                <w:szCs w:val="18"/>
+              </w:rPr>
+              <w:t xml:space="preserve">11</w:t>
+            </w:r>
+          </w:p>
+        </w:tc>
+        <w:tc>
+          <w:tcPr>
+            <w:tcW w:type="dxa" w:w="2090"/>
+            <w:tcMar>
+              <w:top w:type="dxa" w:w="50"/>
+              <w:left w:type="dxa" w:w="90"/>
+              <w:bottom w:type="dxa" w:w="50"/>
+              <w:right w:type="dxa" w:w="90"/>
+            </w:tcMar>
+          </w:tcPr>
+          <w:p>
+            <w:r>
+              <w:rPr>
+                <w:b w:val="false"/>
+                <w:bCs w:val="false"/>
+                <w:sz w:val="18"/>
+                <w:szCs w:val="18"/>
+              </w:rPr>
+              <w:t xml:space="preserve">Al Rahat Trading Company</w:t>
+            </w:r>
+          </w:p>
+        </w:tc>
+        <w:tc>
+          <w:tcPr>
+            <w:tcW w:type="dxa" w:w="2470"/>
+            <w:tcMar>
+              <w:top w:type="dxa" w:w="50"/>
+              <w:left w:type="dxa" w:w="90"/>
+              <w:bottom w:type="dxa" w:w="50"/>
+              <w:right w:type="dxa" w:w="90"/>
+            </w:tcMar>
+          </w:tcPr>
+          <w:p>
+            <w:r>
+              <w:rPr>
+                <w:b w:val="false"/>
+                <w:bCs w:val="false"/>
+                <w:sz w:val="18"/>
+                <w:szCs w:val="18"/>
+              </w:rPr>
+              <w:t xml:space="preserve">Testing and measuring instruments</w:t>
+            </w:r>
+          </w:p>
+        </w:tc>
+        <w:tc>
+          <w:tcPr>
+            <w:tcW w:type="dxa" w:w="2470"/>
+            <w:tcMar>
+              <w:top w:type="dxa" w:w="50"/>
+              <w:left w:type="dxa" w:w="90"/>
+              <w:bottom w:type="dxa" w:w="50"/>
+              <w:right w:type="dxa" w:w="90"/>
+            </w:tcMar>
+          </w:tcPr>
+          <w:p>
+            <w:r>
+              <w:rPr>
+                <w:b w:val="false"/>
+                <w:bCs w:val="false"/>
+                <w:sz w:val="18"/>
+                <w:szCs w:val="18"/>
+              </w:rPr>
+              <w:t xml:space="preserve">Industrial Area 2, Sharjah</w:t>
+            </w:r>
+          </w:p>
+        </w:tc>
+        <w:tc>
+          <w:tcPr>
+            <w:tcW w:type="dxa" w:w="1616"/>
+            <w:tcMar>
+              <w:top w:type="dxa" w:w="50"/>
+              <w:left w:type="dxa" w:w="90"/>
+              <w:bottom w:type="dxa" w:w="50"/>
+              <w:right w:type="dxa" w:w="90"/>
+            </w:tcMar>
+          </w:tcPr>
+          <w:p>
+            <w:r>
+              <w:rPr>
+                <w:b w:val="false"/>
+                <w:bCs w:val="false"/>
+                <w:sz w:val="18"/>
+                <w:szCs w:val="18"/>
+              </w:rPr>
+              <w:t xml:space="preserve">06 (partial)</w:t>
+            </w:r>
+          </w:p>
+        </w:tc>
+      </w:tr>
+      <w:tr>
+        <w:tc>
+          <w:tcPr>
+            <w:tcW w:type="dxa" w:w="380"/>
+            <w:tcMar>
+              <w:top w:type="dxa" w:w="50"/>
+              <w:left w:type="dxa" w:w="90"/>
+              <w:bottom w:type="dxa" w:w="50"/>
+              <w:right w:type="dxa" w:w="90"/>
+            </w:tcMar>
+          </w:tcPr>
+          <w:p>
+            <w:r>
+              <w:rPr>
+                <w:b w:val="false"/>
+                <w:bCs w:val="false"/>
+                <w:sz w:val="18"/>
+                <w:szCs w:val="18"/>
+              </w:rPr>
+              <w:t xml:space="preserve">12</w:t>
+            </w:r>
+          </w:p>
+        </w:tc>
+        <w:tc>
+          <w:tcPr>
+            <w:tcW w:type="dxa" w:w="2090"/>
             <w:tcMar>
               <w:top w:type="dxa" w:w="50"/>
               <w:left w:type="dxa" w:w="90"/>
@@ -15251,7 +15587,7 @@
         </w:tc>
         <w:tc>
           <w:tcPr>
-            <w:tcW w:type="dxa" w:w="2304"/>
+            <w:tcW w:type="dxa" w:w="2470"/>
             <w:tcMar>
               <w:top w:type="dxa" w:w="50"/>
               <w:left w:type="dxa" w:w="90"/>
@@ -15273,7 +15609,7 @@
         </w:tc>
         <w:tc>
           <w:tcPr>
-            <w:tcW w:type="dxa" w:w="2496"/>
+            <w:tcW w:type="dxa" w:w="2470"/>
             <w:tcMar>
               <w:top w:type="dxa" w:w="50"/>
               <w:left w:type="dxa" w:w="90"/>
@@ -15295,7 +15631,7 @@
         </w:tc>
         <w:tc>
           <w:tcPr>
-            <w:tcW w:type="dxa" w:w="1730"/>
+            <w:tcW w:type="dxa" w:w="1616"/>
             <w:tcMar>
               <w:top w:type="dxa" w:w="50"/>
               <w:left w:type="dxa" w:w="90"/>
@@ -15328,6 +15664,14 @@
       </w:pPr>
       <w:r>
         <w:t xml:space="preserve">5.3.3 Ajman</w:t>
+      </w:r>
+    </w:p>
+    <w:p>
+      <w:pPr>
+        <w:spacing w:after="120"/>
+      </w:pPr>
+      <w:r>
+        <w:t xml:space="preserve">Ajman has few dedicated instrument dealers. Most are general tool or electrical traders, so for power analysers, flow meters and thermal cameras use the Dubai or Sharjah suppliers. The Ajman firms below are handy for consumables, basic meters and quick replacements.</w:t>
       </w:r>
     </w:p>
     <w:tbl>
@@ -15343,11 +15687,11 @@
         </w:tblBorders>
       </w:tblPr>
       <w:tblGrid>
-        <w:gridCol w:w="384"/>
-        <w:gridCol w:w="2112"/>
-        <w:gridCol w:w="2304"/>
-        <w:gridCol w:w="2496"/>
-        <w:gridCol w:w="1730"/>
+        <w:gridCol w:w="380"/>
+        <w:gridCol w:w="2090"/>
+        <w:gridCol w:w="2470"/>
+        <w:gridCol w:w="2470"/>
+        <w:gridCol w:w="1616"/>
       </w:tblGrid>
       <w:tr>
         <w:trPr>
@@ -15355,7 +15699,7 @@
         </w:trPr>
         <w:tc>
           <w:tcPr>
-            <w:tcW w:type="dxa" w:w="384"/>
+            <w:tcW w:type="dxa" w:w="380"/>
             <w:shd w:fill="1F4E79" w:val="clear"/>
             <w:tcMar>
               <w:top w:type="dxa" w:w="50"/>
@@ -15379,7 +15723,7 @@
         </w:tc>
         <w:tc>
           <w:tcPr>
-            <w:tcW w:type="dxa" w:w="2112"/>
+            <w:tcW w:type="dxa" w:w="2090"/>
             <w:shd w:fill="1F4E79" w:val="clear"/>
             <w:tcMar>
               <w:top w:type="dxa" w:w="50"/>
@@ -15403,7 +15747,7 @@
         </w:tc>
         <w:tc>
           <w:tcPr>
-            <w:tcW w:type="dxa" w:w="2304"/>
+            <w:tcW w:type="dxa" w:w="2470"/>
             <w:shd w:fill="1F4E79" w:val="clear"/>
             <w:tcMar>
               <w:top w:type="dxa" w:w="50"/>
@@ -15421,13 +15765,13 @@
                 <w:sz w:val="18"/>
                 <w:szCs w:val="18"/>
               </w:rPr>
-              <w:t xml:space="preserve">Type / scope</w:t>
-            </w:r>
-          </w:p>
-        </w:tc>
-        <w:tc>
-          <w:tcPr>
-            <w:tcW w:type="dxa" w:w="2496"/>
+              <w:t xml:space="preserve">Instruments / brands</w:t>
+            </w:r>
+          </w:p>
+        </w:tc>
+        <w:tc>
+          <w:tcPr>
+            <w:tcW w:type="dxa" w:w="2470"/>
             <w:shd w:fill="1F4E79" w:val="clear"/>
             <w:tcMar>
               <w:top w:type="dxa" w:w="50"/>
@@ -15451,7 +15795,7 @@
         </w:tc>
         <w:tc>
           <w:tcPr>
-            <w:tcW w:type="dxa" w:w="1730"/>
+            <w:tcW w:type="dxa" w:w="1616"/>
             <w:shd w:fill="1F4E79" w:val="clear"/>
             <w:tcMar>
               <w:top w:type="dxa" w:w="50"/>
@@ -15477,7 +15821,7 @@
       <w:tr>
         <w:tc>
           <w:tcPr>
-            <w:tcW w:type="dxa" w:w="384"/>
+            <w:tcW w:type="dxa" w:w="380"/>
             <w:tcMar>
               <w:top w:type="dxa" w:w="50"/>
               <w:left w:type="dxa" w:w="90"/>
@@ -15499,7 +15843,7 @@
         </w:tc>
         <w:tc>
           <w:tcPr>
-            <w:tcW w:type="dxa" w:w="2112"/>
+            <w:tcW w:type="dxa" w:w="2090"/>
             <w:tcMar>
               <w:top w:type="dxa" w:w="50"/>
               <w:left w:type="dxa" w:w="90"/>
@@ -15521,29 +15865,29 @@
         </w:tc>
         <w:tc>
           <w:tcPr>
-            <w:tcW w:type="dxa" w:w="2304"/>
-            <w:tcMar>
-              <w:top w:type="dxa" w:w="50"/>
-              <w:left w:type="dxa" w:w="90"/>
-              <w:bottom w:type="dxa" w:w="50"/>
-              <w:right w:type="dxa" w:w="90"/>
-            </w:tcMar>
-          </w:tcPr>
-          <w:p>
-            <w:r>
-              <w:rPr>
-                <w:b w:val="false"/>
-                <w:bCs w:val="false"/>
-                <w:sz w:val="18"/>
-                <w:szCs w:val="18"/>
-              </w:rPr>
-              <w:t xml:space="preserve">Calibration, flow meters, instrument commissioning, repair, supply</w:t>
-            </w:r>
-          </w:p>
-        </w:tc>
-        <w:tc>
-          <w:tcPr>
-            <w:tcW w:type="dxa" w:w="2496"/>
+            <w:tcW w:type="dxa" w:w="2470"/>
+            <w:tcMar>
+              <w:top w:type="dxa" w:w="50"/>
+              <w:left w:type="dxa" w:w="90"/>
+              <w:bottom w:type="dxa" w:w="50"/>
+              <w:right w:type="dxa" w:w="90"/>
+            </w:tcMar>
+          </w:tcPr>
+          <w:p>
+            <w:r>
+              <w:rPr>
+                <w:b w:val="false"/>
+                <w:bCs w:val="false"/>
+                <w:sz w:val="18"/>
+                <w:szCs w:val="18"/>
+              </w:rPr>
+              <w:t xml:space="preserve">Instrument and flow meter supply, repair, commissioning</w:t>
+            </w:r>
+          </w:p>
+        </w:tc>
+        <w:tc>
+          <w:tcPr>
+            <w:tcW w:type="dxa" w:w="2470"/>
             <w:tcMar>
               <w:top w:type="dxa" w:w="50"/>
               <w:left w:type="dxa" w:w="90"/>
@@ -15565,7 +15909,7 @@
         </w:tc>
         <w:tc>
           <w:tcPr>
-            <w:tcW w:type="dxa" w:w="1730"/>
+            <w:tcW w:type="dxa" w:w="1616"/>
             <w:tcMar>
               <w:top w:type="dxa" w:w="50"/>
               <w:left w:type="dxa" w:w="90"/>
@@ -15589,7 +15933,7 @@
       <w:tr>
         <w:tc>
           <w:tcPr>
-            <w:tcW w:type="dxa" w:w="384"/>
+            <w:tcW w:type="dxa" w:w="380"/>
             <w:tcMar>
               <w:top w:type="dxa" w:w="50"/>
               <w:left w:type="dxa" w:w="90"/>
@@ -15611,89 +15955,89 @@
         </w:tc>
         <w:tc>
           <w:tcPr>
-            <w:tcW w:type="dxa" w:w="2112"/>
-            <w:tcMar>
-              <w:top w:type="dxa" w:w="50"/>
-              <w:left w:type="dxa" w:w="90"/>
-              <w:bottom w:type="dxa" w:w="50"/>
-              <w:right w:type="dxa" w:w="90"/>
-            </w:tcMar>
-          </w:tcPr>
-          <w:p>
-            <w:r>
-              <w:rPr>
-                <w:b w:val="false"/>
-                <w:bCs w:val="false"/>
-                <w:sz w:val="18"/>
-                <w:szCs w:val="18"/>
-              </w:rPr>
-              <w:t xml:space="preserve">MeterPlus Calibration Services</w:t>
-            </w:r>
-          </w:p>
-        </w:tc>
-        <w:tc>
-          <w:tcPr>
-            <w:tcW w:type="dxa" w:w="2304"/>
-            <w:tcMar>
-              <w:top w:type="dxa" w:w="50"/>
-              <w:left w:type="dxa" w:w="90"/>
-              <w:bottom w:type="dxa" w:w="50"/>
-              <w:right w:type="dxa" w:w="90"/>
-            </w:tcMar>
-          </w:tcPr>
-          <w:p>
-            <w:r>
-              <w:rPr>
-                <w:b w:val="false"/>
-                <w:bCs w:val="false"/>
-                <w:sz w:val="18"/>
-                <w:szCs w:val="18"/>
-              </w:rPr>
-              <w:t xml:space="preserve">Calibration traceable to national/international standards</w:t>
-            </w:r>
-          </w:p>
-        </w:tc>
-        <w:tc>
-          <w:tcPr>
-            <w:tcW w:type="dxa" w:w="2496"/>
-            <w:tcMar>
-              <w:top w:type="dxa" w:w="50"/>
-              <w:left w:type="dxa" w:w="90"/>
-              <w:bottom w:type="dxa" w:w="50"/>
-              <w:right w:type="dxa" w:w="90"/>
-            </w:tcMar>
-          </w:tcPr>
-          <w:p>
-            <w:r>
-              <w:rPr>
-                <w:b w:val="false"/>
-                <w:bCs w:val="false"/>
-                <w:sz w:val="18"/>
-                <w:szCs w:val="18"/>
-              </w:rPr>
-              <w:t xml:space="preserve">Industrial Area 2, Ajman</w:t>
-            </w:r>
-          </w:p>
-        </w:tc>
-        <w:tc>
-          <w:tcPr>
-            <w:tcW w:type="dxa" w:w="1730"/>
-            <w:tcMar>
-              <w:top w:type="dxa" w:w="50"/>
-              <w:left w:type="dxa" w:w="90"/>
-              <w:bottom w:type="dxa" w:w="50"/>
-              <w:right w:type="dxa" w:w="90"/>
-            </w:tcMar>
-          </w:tcPr>
-          <w:p>
-            <w:r>
-              <w:rPr>
-                <w:b w:val="false"/>
-                <w:bCs w:val="false"/>
-                <w:sz w:val="18"/>
-                <w:szCs w:val="18"/>
-              </w:rPr>
-              <w:t xml:space="preserve">+971 54 348 0192 / +971 50 249 8242</w:t>
+            <w:tcW w:type="dxa" w:w="2090"/>
+            <w:tcMar>
+              <w:top w:type="dxa" w:w="50"/>
+              <w:left w:type="dxa" w:w="90"/>
+              <w:bottom w:type="dxa" w:w="50"/>
+              <w:right w:type="dxa" w:w="90"/>
+            </w:tcMar>
+          </w:tcPr>
+          <w:p>
+            <w:r>
+              <w:rPr>
+                <w:b w:val="false"/>
+                <w:bCs w:val="false"/>
+                <w:sz w:val="18"/>
+                <w:szCs w:val="18"/>
+              </w:rPr>
+              <w:t xml:space="preserve">Incor Technical Equipments LLC</w:t>
+            </w:r>
+          </w:p>
+        </w:tc>
+        <w:tc>
+          <w:tcPr>
+            <w:tcW w:type="dxa" w:w="2470"/>
+            <w:tcMar>
+              <w:top w:type="dxa" w:w="50"/>
+              <w:left w:type="dxa" w:w="90"/>
+              <w:bottom w:type="dxa" w:w="50"/>
+              <w:right w:type="dxa" w:w="90"/>
+            </w:tcMar>
+          </w:tcPr>
+          <w:p>
+            <w:r>
+              <w:rPr>
+                <w:b w:val="false"/>
+                <w:bCs w:val="false"/>
+                <w:sz w:val="18"/>
+                <w:szCs w:val="18"/>
+              </w:rPr>
+              <w:t xml:space="preserve">Testing and measuring instruments</w:t>
+            </w:r>
+          </w:p>
+        </w:tc>
+        <w:tc>
+          <w:tcPr>
+            <w:tcW w:type="dxa" w:w="2470"/>
+            <w:tcMar>
+              <w:top w:type="dxa" w:w="50"/>
+              <w:left w:type="dxa" w:w="90"/>
+              <w:bottom w:type="dxa" w:w="50"/>
+              <w:right w:type="dxa" w:w="90"/>
+            </w:tcMar>
+          </w:tcPr>
+          <w:p>
+            <w:r>
+              <w:rPr>
+                <w:b w:val="false"/>
+                <w:bCs w:val="false"/>
+                <w:sz w:val="18"/>
+                <w:szCs w:val="18"/>
+              </w:rPr>
+              <w:t xml:space="preserve">Shop 6, Bldg 39, Plot 753, Al Rawdha 2, PO Box 294700, Ajman</w:t>
+            </w:r>
+          </w:p>
+        </w:tc>
+        <w:tc>
+          <w:tcPr>
+            <w:tcW w:type="dxa" w:w="1616"/>
+            <w:tcMar>
+              <w:top w:type="dxa" w:w="50"/>
+              <w:left w:type="dxa" w:w="90"/>
+              <w:bottom w:type="dxa" w:w="50"/>
+              <w:right w:type="dxa" w:w="90"/>
+            </w:tcMar>
+          </w:tcPr>
+          <w:p>
+            <w:r>
+              <w:rPr>
+                <w:b w:val="false"/>
+                <w:bCs w:val="false"/>
+                <w:sz w:val="18"/>
+                <w:szCs w:val="18"/>
+              </w:rPr>
+              <w:t xml:space="preserve">+971 6 510 0691 / +971 55 927 7974</w:t>
             </w:r>
           </w:p>
         </w:tc>
@@ -15701,7 +16045,7 @@
       <w:tr>
         <w:tc>
           <w:tcPr>
-            <w:tcW w:type="dxa" w:w="384"/>
+            <w:tcW w:type="dxa" w:w="380"/>
             <w:tcMar>
               <w:top w:type="dxa" w:w="50"/>
               <w:left w:type="dxa" w:w="90"/>
@@ -15723,89 +16067,89 @@
         </w:tc>
         <w:tc>
           <w:tcPr>
-            <w:tcW w:type="dxa" w:w="2112"/>
-            <w:tcMar>
-              <w:top w:type="dxa" w:w="50"/>
-              <w:left w:type="dxa" w:w="90"/>
-              <w:bottom w:type="dxa" w:w="50"/>
-              <w:right w:type="dxa" w:w="90"/>
-            </w:tcMar>
-          </w:tcPr>
-          <w:p>
-            <w:r>
-              <w:rPr>
-                <w:b w:val="false"/>
-                <w:bCs w:val="false"/>
-                <w:sz w:val="18"/>
-                <w:szCs w:val="18"/>
-              </w:rPr>
-              <w:t xml:space="preserve">Quark International, Ajman branch</w:t>
-            </w:r>
-          </w:p>
-        </w:tc>
-        <w:tc>
-          <w:tcPr>
-            <w:tcW w:type="dxa" w:w="2304"/>
-            <w:tcMar>
-              <w:top w:type="dxa" w:w="50"/>
-              <w:left w:type="dxa" w:w="90"/>
-              <w:bottom w:type="dxa" w:w="50"/>
-              <w:right w:type="dxa" w:w="90"/>
-            </w:tcMar>
-          </w:tcPr>
-          <w:p>
-            <w:r>
-              <w:rPr>
-                <w:b w:val="false"/>
-                <w:bCs w:val="false"/>
-                <w:sz w:val="18"/>
-                <w:szCs w:val="18"/>
-              </w:rPr>
-              <w:t xml:space="preserve">Calibration services (HQ Abu Dhabi)</w:t>
-            </w:r>
-          </w:p>
-        </w:tc>
-        <w:tc>
-          <w:tcPr>
-            <w:tcW w:type="dxa" w:w="2496"/>
-            <w:tcMar>
-              <w:top w:type="dxa" w:w="50"/>
-              <w:left w:type="dxa" w:w="90"/>
-              <w:bottom w:type="dxa" w:w="50"/>
-              <w:right w:type="dxa" w:w="90"/>
-            </w:tcMar>
-          </w:tcPr>
-          <w:p>
-            <w:r>
-              <w:rPr>
-                <w:b w:val="false"/>
-                <w:bCs w:val="false"/>
-                <w:sz w:val="18"/>
-                <w:szCs w:val="18"/>
-              </w:rPr>
-              <w:t xml:space="preserve">#617E, Block A1, Ajman Free Zone, Al Butain</w:t>
-            </w:r>
-          </w:p>
-        </w:tc>
-        <w:tc>
-          <w:tcPr>
-            <w:tcW w:type="dxa" w:w="1730"/>
-            <w:tcMar>
-              <w:top w:type="dxa" w:w="50"/>
-              <w:left w:type="dxa" w:w="90"/>
-              <w:bottom w:type="dxa" w:w="50"/>
-              <w:right w:type="dxa" w:w="90"/>
-            </w:tcMar>
-          </w:tcPr>
-          <w:p>
-            <w:r>
-              <w:rPr>
-                <w:b w:val="false"/>
-                <w:bCs w:val="false"/>
-                <w:sz w:val="18"/>
-                <w:szCs w:val="18"/>
-              </w:rPr>
-              <w:t xml:space="preserve">+971 6 555 0674 / +971 55 157 5874</w:t>
+            <w:tcW w:type="dxa" w:w="2090"/>
+            <w:tcMar>
+              <w:top w:type="dxa" w:w="50"/>
+              <w:left w:type="dxa" w:w="90"/>
+              <w:bottom w:type="dxa" w:w="50"/>
+              <w:right w:type="dxa" w:w="90"/>
+            </w:tcMar>
+          </w:tcPr>
+          <w:p>
+            <w:r>
+              <w:rPr>
+                <w:b w:val="false"/>
+                <w:bCs w:val="false"/>
+                <w:sz w:val="18"/>
+                <w:szCs w:val="18"/>
+              </w:rPr>
+              <w:t xml:space="preserve">Supreme Industrial Tools Trading LLC</w:t>
+            </w:r>
+          </w:p>
+        </w:tc>
+        <w:tc>
+          <w:tcPr>
+            <w:tcW w:type="dxa" w:w="2470"/>
+            <w:tcMar>
+              <w:top w:type="dxa" w:w="50"/>
+              <w:left w:type="dxa" w:w="90"/>
+              <w:bottom w:type="dxa" w:w="50"/>
+              <w:right w:type="dxa" w:w="90"/>
+            </w:tcMar>
+          </w:tcPr>
+          <w:p>
+            <w:r>
+              <w:rPr>
+                <w:b w:val="false"/>
+                <w:bCs w:val="false"/>
+                <w:sz w:val="18"/>
+                <w:szCs w:val="18"/>
+              </w:rPr>
+              <w:t xml:space="preserve">Testing and measuring instruments, tools</w:t>
+            </w:r>
+          </w:p>
+        </w:tc>
+        <w:tc>
+          <w:tcPr>
+            <w:tcW w:type="dxa" w:w="2470"/>
+            <w:tcMar>
+              <w:top w:type="dxa" w:w="50"/>
+              <w:left w:type="dxa" w:w="90"/>
+              <w:bottom w:type="dxa" w:w="50"/>
+              <w:right w:type="dxa" w:w="90"/>
+            </w:tcMar>
+          </w:tcPr>
+          <w:p>
+            <w:r>
+              <w:rPr>
+                <w:b w:val="false"/>
+                <w:bCs w:val="false"/>
+                <w:sz w:val="18"/>
+                <w:szCs w:val="18"/>
+              </w:rPr>
+              <w:t xml:space="preserve">Near Emirates Gas Co, New Industrial Area, PO Box 20965, Ajman</w:t>
+            </w:r>
+          </w:p>
+        </w:tc>
+        <w:tc>
+          <w:tcPr>
+            <w:tcW w:type="dxa" w:w="1616"/>
+            <w:tcMar>
+              <w:top w:type="dxa" w:w="50"/>
+              <w:left w:type="dxa" w:w="90"/>
+              <w:bottom w:type="dxa" w:w="50"/>
+              <w:right w:type="dxa" w:w="90"/>
+            </w:tcMar>
+          </w:tcPr>
+          <w:p>
+            <w:r>
+              <w:rPr>
+                <w:b w:val="false"/>
+                <w:bCs w:val="false"/>
+                <w:sz w:val="18"/>
+                <w:szCs w:val="18"/>
+              </w:rPr>
+              <w:t xml:space="preserve">06 743 3543 / 050 662 8727</w:t>
             </w:r>
           </w:p>
         </w:tc>
@@ -15813,7 +16157,7 @@
       <w:tr>
         <w:tc>
           <w:tcPr>
-            <w:tcW w:type="dxa" w:w="384"/>
+            <w:tcW w:type="dxa" w:w="380"/>
             <w:tcMar>
               <w:top w:type="dxa" w:w="50"/>
               <w:left w:type="dxa" w:w="90"/>
@@ -15835,89 +16179,89 @@
         </w:tc>
         <w:tc>
           <w:tcPr>
-            <w:tcW w:type="dxa" w:w="2112"/>
-            <w:tcMar>
-              <w:top w:type="dxa" w:w="50"/>
-              <w:left w:type="dxa" w:w="90"/>
-              <w:bottom w:type="dxa" w:w="50"/>
-              <w:right w:type="dxa" w:w="90"/>
-            </w:tcMar>
-          </w:tcPr>
-          <w:p>
-            <w:r>
-              <w:rPr>
-                <w:b w:val="false"/>
-                <w:bCs w:val="false"/>
-                <w:sz w:val="18"/>
-                <w:szCs w:val="18"/>
-              </w:rPr>
-              <w:t xml:space="preserve">Dream Torque Calibration Services LLC</w:t>
-            </w:r>
-          </w:p>
-        </w:tc>
-        <w:tc>
-          <w:tcPr>
-            <w:tcW w:type="dxa" w:w="2304"/>
-            <w:tcMar>
-              <w:top w:type="dxa" w:w="50"/>
-              <w:left w:type="dxa" w:w="90"/>
-              <w:bottom w:type="dxa" w:w="50"/>
-              <w:right w:type="dxa" w:w="90"/>
-            </w:tcMar>
-          </w:tcPr>
-          <w:p>
-            <w:r>
-              <w:rPr>
-                <w:b w:val="false"/>
-                <w:bCs w:val="false"/>
-                <w:sz w:val="18"/>
-                <w:szCs w:val="18"/>
-              </w:rPr>
-              <w:t xml:space="preserve">Flow meter (fuel oil, water) and valve calibration</w:t>
-            </w:r>
-          </w:p>
-        </w:tc>
-        <w:tc>
-          <w:tcPr>
-            <w:tcW w:type="dxa" w:w="2496"/>
-            <w:tcMar>
-              <w:top w:type="dxa" w:w="50"/>
-              <w:left w:type="dxa" w:w="90"/>
-              <w:bottom w:type="dxa" w:w="50"/>
-              <w:right w:type="dxa" w:w="90"/>
-            </w:tcMar>
-          </w:tcPr>
-          <w:p>
-            <w:r>
-              <w:rPr>
-                <w:b w:val="false"/>
-                <w:bCs w:val="false"/>
-                <w:sz w:val="18"/>
-                <w:szCs w:val="18"/>
-              </w:rPr>
-              <w:t xml:space="preserve">Jurf Industrial Zone 2, Ajman</w:t>
-            </w:r>
-          </w:p>
-        </w:tc>
-        <w:tc>
-          <w:tcPr>
-            <w:tcW w:type="dxa" w:w="1730"/>
-            <w:tcMar>
-              <w:top w:type="dxa" w:w="50"/>
-              <w:left w:type="dxa" w:w="90"/>
-              <w:bottom w:type="dxa" w:w="50"/>
-              <w:right w:type="dxa" w:w="90"/>
-            </w:tcMar>
-          </w:tcPr>
-          <w:p>
-            <w:r>
-              <w:rPr>
-                <w:b w:val="false"/>
-                <w:bCs w:val="false"/>
-                <w:sz w:val="18"/>
-                <w:szCs w:val="18"/>
-              </w:rPr>
-              <w:t xml:space="preserve">+971 6 743 4880</w:t>
+            <w:tcW w:type="dxa" w:w="2090"/>
+            <w:tcMar>
+              <w:top w:type="dxa" w:w="50"/>
+              <w:left w:type="dxa" w:w="90"/>
+              <w:bottom w:type="dxa" w:w="50"/>
+              <w:right w:type="dxa" w:w="90"/>
+            </w:tcMar>
+          </w:tcPr>
+          <w:p>
+            <w:r>
+              <w:rPr>
+                <w:b w:val="false"/>
+                <w:bCs w:val="false"/>
+                <w:sz w:val="18"/>
+                <w:szCs w:val="18"/>
+              </w:rPr>
+              <w:t xml:space="preserve">Steeloid Industrial Supplies LLC</w:t>
+            </w:r>
+          </w:p>
+        </w:tc>
+        <w:tc>
+          <w:tcPr>
+            <w:tcW w:type="dxa" w:w="2470"/>
+            <w:tcMar>
+              <w:top w:type="dxa" w:w="50"/>
+              <w:left w:type="dxa" w:w="90"/>
+              <w:bottom w:type="dxa" w:w="50"/>
+              <w:right w:type="dxa" w:w="90"/>
+            </w:tcMar>
+          </w:tcPr>
+          <w:p>
+            <w:r>
+              <w:rPr>
+                <w:b w:val="false"/>
+                <w:bCs w:val="false"/>
+                <w:sz w:val="18"/>
+                <w:szCs w:val="18"/>
+              </w:rPr>
+              <w:t xml:space="preserve">Instrumentation supplies</w:t>
+            </w:r>
+          </w:p>
+        </w:tc>
+        <w:tc>
+          <w:tcPr>
+            <w:tcW w:type="dxa" w:w="2470"/>
+            <w:tcMar>
+              <w:top w:type="dxa" w:w="50"/>
+              <w:left w:type="dxa" w:w="90"/>
+              <w:bottom w:type="dxa" w:w="50"/>
+              <w:right w:type="dxa" w:w="90"/>
+            </w:tcMar>
+          </w:tcPr>
+          <w:p>
+            <w:r>
+              <w:rPr>
+                <w:b w:val="false"/>
+                <w:bCs w:val="false"/>
+                <w:sz w:val="18"/>
+                <w:szCs w:val="18"/>
+              </w:rPr>
+              <w:t xml:space="preserve">Showroom 1, behind Ajman Car Souq, Al Jurf 1, Ajman</w:t>
+            </w:r>
+          </w:p>
+        </w:tc>
+        <w:tc>
+          <w:tcPr>
+            <w:tcW w:type="dxa" w:w="1616"/>
+            <w:tcMar>
+              <w:top w:type="dxa" w:w="50"/>
+              <w:left w:type="dxa" w:w="90"/>
+              <w:bottom w:type="dxa" w:w="50"/>
+              <w:right w:type="dxa" w:w="90"/>
+            </w:tcMar>
+          </w:tcPr>
+          <w:p>
+            <w:r>
+              <w:rPr>
+                <w:b w:val="false"/>
+                <w:bCs w:val="false"/>
+                <w:sz w:val="18"/>
+                <w:szCs w:val="18"/>
+              </w:rPr>
+              <w:t xml:space="preserve">See directory</w:t>
             </w:r>
           </w:p>
         </w:tc>
@@ -15925,7 +16269,7 @@
       <w:tr>
         <w:tc>
           <w:tcPr>
-            <w:tcW w:type="dxa" w:w="384"/>
+            <w:tcW w:type="dxa" w:w="380"/>
             <w:tcMar>
               <w:top w:type="dxa" w:w="50"/>
               <w:left w:type="dxa" w:w="90"/>
@@ -15947,89 +16291,89 @@
         </w:tc>
         <w:tc>
           <w:tcPr>
-            <w:tcW w:type="dxa" w:w="2112"/>
-            <w:tcMar>
-              <w:top w:type="dxa" w:w="50"/>
-              <w:left w:type="dxa" w:w="90"/>
-              <w:bottom w:type="dxa" w:w="50"/>
-              <w:right w:type="dxa" w:w="90"/>
-            </w:tcMar>
-          </w:tcPr>
-          <w:p>
-            <w:r>
-              <w:rPr>
-                <w:b w:val="false"/>
-                <w:bCs w:val="false"/>
-                <w:sz w:val="18"/>
-                <w:szCs w:val="18"/>
-              </w:rPr>
-              <w:t xml:space="preserve">Supreme Industrial Tools Trading LLC</w:t>
-            </w:r>
-          </w:p>
-        </w:tc>
-        <w:tc>
-          <w:tcPr>
-            <w:tcW w:type="dxa" w:w="2304"/>
-            <w:tcMar>
-              <w:top w:type="dxa" w:w="50"/>
-              <w:left w:type="dxa" w:w="90"/>
-              <w:bottom w:type="dxa" w:w="50"/>
-              <w:right w:type="dxa" w:w="90"/>
-            </w:tcMar>
-          </w:tcPr>
-          <w:p>
-            <w:r>
-              <w:rPr>
-                <w:b w:val="false"/>
-                <w:bCs w:val="false"/>
-                <w:sz w:val="18"/>
-                <w:szCs w:val="18"/>
-              </w:rPr>
-              <w:t xml:space="preserve">Testing and measuring instruments, tools</w:t>
-            </w:r>
-          </w:p>
-        </w:tc>
-        <w:tc>
-          <w:tcPr>
-            <w:tcW w:type="dxa" w:w="2496"/>
-            <w:tcMar>
-              <w:top w:type="dxa" w:w="50"/>
-              <w:left w:type="dxa" w:w="90"/>
-              <w:bottom w:type="dxa" w:w="50"/>
-              <w:right w:type="dxa" w:w="90"/>
-            </w:tcMar>
-          </w:tcPr>
-          <w:p>
-            <w:r>
-              <w:rPr>
-                <w:b w:val="false"/>
-                <w:bCs w:val="false"/>
-                <w:sz w:val="18"/>
-                <w:szCs w:val="18"/>
-              </w:rPr>
-              <w:t xml:space="preserve">Near Emirates Gas Co, New Industrial Area, PO Box 20965, Ajman</w:t>
-            </w:r>
-          </w:p>
-        </w:tc>
-        <w:tc>
-          <w:tcPr>
-            <w:tcW w:type="dxa" w:w="1730"/>
-            <w:tcMar>
-              <w:top w:type="dxa" w:w="50"/>
-              <w:left w:type="dxa" w:w="90"/>
-              <w:bottom w:type="dxa" w:w="50"/>
-              <w:right w:type="dxa" w:w="90"/>
-            </w:tcMar>
-          </w:tcPr>
-          <w:p>
-            <w:r>
-              <w:rPr>
-                <w:b w:val="false"/>
-                <w:bCs w:val="false"/>
-                <w:sz w:val="18"/>
-                <w:szCs w:val="18"/>
-              </w:rPr>
-              <w:t xml:space="preserve">06 743 3543 / 050 662 8727</w:t>
+            <w:tcW w:type="dxa" w:w="2090"/>
+            <w:tcMar>
+              <w:top w:type="dxa" w:w="50"/>
+              <w:left w:type="dxa" w:w="90"/>
+              <w:bottom w:type="dxa" w:w="50"/>
+              <w:right w:type="dxa" w:w="90"/>
+            </w:tcMar>
+          </w:tcPr>
+          <w:p>
+            <w:r>
+              <w:rPr>
+                <w:b w:val="false"/>
+                <w:bCs w:val="false"/>
+                <w:sz w:val="18"/>
+                <w:szCs w:val="18"/>
+              </w:rPr>
+              <w:t xml:space="preserve">Fakhri Tools &amp; Workshop Materials Trading LLC</w:t>
+            </w:r>
+          </w:p>
+        </w:tc>
+        <w:tc>
+          <w:tcPr>
+            <w:tcW w:type="dxa" w:w="2470"/>
+            <w:tcMar>
+              <w:top w:type="dxa" w:w="50"/>
+              <w:left w:type="dxa" w:w="90"/>
+              <w:bottom w:type="dxa" w:w="50"/>
+              <w:right w:type="dxa" w:w="90"/>
+            </w:tcMar>
+          </w:tcPr>
+          <w:p>
+            <w:r>
+              <w:rPr>
+                <w:b w:val="false"/>
+                <w:bCs w:val="false"/>
+                <w:sz w:val="18"/>
+                <w:szCs w:val="18"/>
+              </w:rPr>
+              <w:t xml:space="preserve">Measuring tools, power and hand tools</w:t>
+            </w:r>
+          </w:p>
+        </w:tc>
+        <w:tc>
+          <w:tcPr>
+            <w:tcW w:type="dxa" w:w="2470"/>
+            <w:tcMar>
+              <w:top w:type="dxa" w:w="50"/>
+              <w:left w:type="dxa" w:w="90"/>
+              <w:bottom w:type="dxa" w:w="50"/>
+              <w:right w:type="dxa" w:w="90"/>
+            </w:tcMar>
+          </w:tcPr>
+          <w:p>
+            <w:r>
+              <w:rPr>
+                <w:b w:val="false"/>
+                <w:bCs w:val="false"/>
+                <w:sz w:val="18"/>
+                <w:szCs w:val="18"/>
+              </w:rPr>
+              <w:t xml:space="preserve">Jurf Industrial Area 1, Ajman</w:t>
+            </w:r>
+          </w:p>
+        </w:tc>
+        <w:tc>
+          <w:tcPr>
+            <w:tcW w:type="dxa" w:w="1616"/>
+            <w:tcMar>
+              <w:top w:type="dxa" w:w="50"/>
+              <w:left w:type="dxa" w:w="90"/>
+              <w:bottom w:type="dxa" w:w="50"/>
+              <w:right w:type="dxa" w:w="90"/>
+            </w:tcMar>
+          </w:tcPr>
+          <w:p>
+            <w:r>
+              <w:rPr>
+                <w:b w:val="false"/>
+                <w:bCs w:val="false"/>
+                <w:sz w:val="18"/>
+                <w:szCs w:val="18"/>
+              </w:rPr>
+              <w:t xml:space="preserve">See directory</w:t>
             </w:r>
           </w:p>
         </w:tc>
@@ -16037,7 +16381,7 @@
       <w:tr>
         <w:tc>
           <w:tcPr>
-            <w:tcW w:type="dxa" w:w="384"/>
+            <w:tcW w:type="dxa" w:w="380"/>
             <w:tcMar>
               <w:top w:type="dxa" w:w="50"/>
               <w:left w:type="dxa" w:w="90"/>
@@ -16059,89 +16403,89 @@
         </w:tc>
         <w:tc>
           <w:tcPr>
-            <w:tcW w:type="dxa" w:w="2112"/>
-            <w:tcMar>
-              <w:top w:type="dxa" w:w="50"/>
-              <w:left w:type="dxa" w:w="90"/>
-              <w:bottom w:type="dxa" w:w="50"/>
-              <w:right w:type="dxa" w:w="90"/>
-            </w:tcMar>
-          </w:tcPr>
-          <w:p>
-            <w:r>
-              <w:rPr>
-                <w:b w:val="false"/>
-                <w:bCs w:val="false"/>
-                <w:sz w:val="18"/>
-                <w:szCs w:val="18"/>
-              </w:rPr>
-              <w:t xml:space="preserve">Incor Technical Equipments LLC</w:t>
-            </w:r>
-          </w:p>
-        </w:tc>
-        <w:tc>
-          <w:tcPr>
-            <w:tcW w:type="dxa" w:w="2304"/>
-            <w:tcMar>
-              <w:top w:type="dxa" w:w="50"/>
-              <w:left w:type="dxa" w:w="90"/>
-              <w:bottom w:type="dxa" w:w="50"/>
-              <w:right w:type="dxa" w:w="90"/>
-            </w:tcMar>
-          </w:tcPr>
-          <w:p>
-            <w:r>
-              <w:rPr>
-                <w:b w:val="false"/>
-                <w:bCs w:val="false"/>
-                <w:sz w:val="18"/>
-                <w:szCs w:val="18"/>
-              </w:rPr>
-              <w:t xml:space="preserve">Testing and measuring instruments</w:t>
-            </w:r>
-          </w:p>
-        </w:tc>
-        <w:tc>
-          <w:tcPr>
-            <w:tcW w:type="dxa" w:w="2496"/>
-            <w:tcMar>
-              <w:top w:type="dxa" w:w="50"/>
-              <w:left w:type="dxa" w:w="90"/>
-              <w:bottom w:type="dxa" w:w="50"/>
-              <w:right w:type="dxa" w:w="90"/>
-            </w:tcMar>
-          </w:tcPr>
-          <w:p>
-            <w:r>
-              <w:rPr>
-                <w:b w:val="false"/>
-                <w:bCs w:val="false"/>
-                <w:sz w:val="18"/>
-                <w:szCs w:val="18"/>
-              </w:rPr>
-              <w:t xml:space="preserve">Shop 6, Bldg 39, Plot 753, Al Rawdha 2, Ajman</w:t>
-            </w:r>
-          </w:p>
-        </w:tc>
-        <w:tc>
-          <w:tcPr>
-            <w:tcW w:type="dxa" w:w="1730"/>
-            <w:tcMar>
-              <w:top w:type="dxa" w:w="50"/>
-              <w:left w:type="dxa" w:w="90"/>
-              <w:bottom w:type="dxa" w:w="50"/>
-              <w:right w:type="dxa" w:w="90"/>
-            </w:tcMar>
-          </w:tcPr>
-          <w:p>
-            <w:r>
-              <w:rPr>
-                <w:b w:val="false"/>
-                <w:bCs w:val="false"/>
-                <w:sz w:val="18"/>
-                <w:szCs w:val="18"/>
-              </w:rPr>
-              <w:t xml:space="preserve">+971 6 510 0691</w:t>
+            <w:tcW w:type="dxa" w:w="2090"/>
+            <w:tcMar>
+              <w:top w:type="dxa" w:w="50"/>
+              <w:left w:type="dxa" w:w="90"/>
+              <w:bottom w:type="dxa" w:w="50"/>
+              <w:right w:type="dxa" w:w="90"/>
+            </w:tcMar>
+          </w:tcPr>
+          <w:p>
+            <w:r>
+              <w:rPr>
+                <w:b w:val="false"/>
+                <w:bCs w:val="false"/>
+                <w:sz w:val="18"/>
+                <w:szCs w:val="18"/>
+              </w:rPr>
+              <w:t xml:space="preserve">Westec Supplies General Trading</w:t>
+            </w:r>
+          </w:p>
+        </w:tc>
+        <w:tc>
+          <w:tcPr>
+            <w:tcW w:type="dxa" w:w="2470"/>
+            <w:tcMar>
+              <w:top w:type="dxa" w:w="50"/>
+              <w:left w:type="dxa" w:w="90"/>
+              <w:bottom w:type="dxa" w:w="50"/>
+              <w:right w:type="dxa" w:w="90"/>
+            </w:tcMar>
+          </w:tcPr>
+          <w:p>
+            <w:r>
+              <w:rPr>
+                <w:b w:val="false"/>
+                <w:bCs w:val="false"/>
+                <w:sz w:val="18"/>
+                <w:szCs w:val="18"/>
+              </w:rPr>
+              <w:t xml:space="preserve">Electrical equipment and testers</w:t>
+            </w:r>
+          </w:p>
+        </w:tc>
+        <w:tc>
+          <w:tcPr>
+            <w:tcW w:type="dxa" w:w="2470"/>
+            <w:tcMar>
+              <w:top w:type="dxa" w:w="50"/>
+              <w:left w:type="dxa" w:w="90"/>
+              <w:bottom w:type="dxa" w:w="50"/>
+              <w:right w:type="dxa" w:w="90"/>
+            </w:tcMar>
+          </w:tcPr>
+          <w:p>
+            <w:r>
+              <w:rPr>
+                <w:b w:val="false"/>
+                <w:bCs w:val="false"/>
+                <w:sz w:val="18"/>
+                <w:szCs w:val="18"/>
+              </w:rPr>
+              <w:t xml:space="preserve">Westec Bldg, Al Khawarizmi Street, New Industrial Area, PO Box 14524, Ajman</w:t>
+            </w:r>
+          </w:p>
+        </w:tc>
+        <w:tc>
+          <w:tcPr>
+            <w:tcW w:type="dxa" w:w="1616"/>
+            <w:tcMar>
+              <w:top w:type="dxa" w:w="50"/>
+              <w:left w:type="dxa" w:w="90"/>
+              <w:bottom w:type="dxa" w:w="50"/>
+              <w:right w:type="dxa" w:w="90"/>
+            </w:tcMar>
+          </w:tcPr>
+          <w:p>
+            <w:r>
+              <w:rPr>
+                <w:b w:val="false"/>
+                <w:bCs w:val="false"/>
+                <w:sz w:val="18"/>
+                <w:szCs w:val="18"/>
+              </w:rPr>
+              <w:t xml:space="preserve">06 748 1133 (partial)</w:t>
             </w:r>
           </w:p>
         </w:tc>
@@ -16149,7 +16493,7 @@
       <w:tr>
         <w:tc>
           <w:tcPr>
-            <w:tcW w:type="dxa" w:w="384"/>
+            <w:tcW w:type="dxa" w:w="380"/>
             <w:tcMar>
               <w:top w:type="dxa" w:w="50"/>
               <w:left w:type="dxa" w:w="90"/>
@@ -16171,89 +16515,89 @@
         </w:tc>
         <w:tc>
           <w:tcPr>
-            <w:tcW w:type="dxa" w:w="2112"/>
-            <w:tcMar>
-              <w:top w:type="dxa" w:w="50"/>
-              <w:left w:type="dxa" w:w="90"/>
-              <w:bottom w:type="dxa" w:w="50"/>
-              <w:right w:type="dxa" w:w="90"/>
-            </w:tcMar>
-          </w:tcPr>
-          <w:p>
-            <w:r>
-              <w:rPr>
-                <w:b w:val="false"/>
-                <w:bCs w:val="false"/>
-                <w:sz w:val="18"/>
-                <w:szCs w:val="18"/>
-              </w:rPr>
-              <w:t xml:space="preserve">Global Scientific LLC / Precision Scientific LLC</w:t>
-            </w:r>
-          </w:p>
-        </w:tc>
-        <w:tc>
-          <w:tcPr>
-            <w:tcW w:type="dxa" w:w="2304"/>
-            <w:tcMar>
-              <w:top w:type="dxa" w:w="50"/>
-              <w:left w:type="dxa" w:w="90"/>
-              <w:bottom w:type="dxa" w:w="50"/>
-              <w:right w:type="dxa" w:w="90"/>
-            </w:tcMar>
-          </w:tcPr>
-          <w:p>
-            <w:r>
-              <w:rPr>
-                <w:b w:val="false"/>
-                <w:bCs w:val="false"/>
-                <w:sz w:val="18"/>
-                <w:szCs w:val="18"/>
-              </w:rPr>
-              <w:t xml:space="preserve">Laboratory equipment; pipette calibration</w:t>
-            </w:r>
-          </w:p>
-        </w:tc>
-        <w:tc>
-          <w:tcPr>
-            <w:tcW w:type="dxa" w:w="2496"/>
-            <w:tcMar>
-              <w:top w:type="dxa" w:w="50"/>
-              <w:left w:type="dxa" w:w="90"/>
-              <w:bottom w:type="dxa" w:w="50"/>
-              <w:right w:type="dxa" w:w="90"/>
-            </w:tcMar>
-          </w:tcPr>
-          <w:p>
-            <w:r>
-              <w:rPr>
-                <w:b w:val="false"/>
-                <w:bCs w:val="false"/>
-                <w:sz w:val="18"/>
-                <w:szCs w:val="18"/>
-              </w:rPr>
-              <w:t xml:space="preserve">Office 301, King Faisal Street, Al Nuaimiya, Ajman</w:t>
-            </w:r>
-          </w:p>
-        </w:tc>
-        <w:tc>
-          <w:tcPr>
-            <w:tcW w:type="dxa" w:w="1730"/>
-            <w:tcMar>
-              <w:top w:type="dxa" w:w="50"/>
-              <w:left w:type="dxa" w:w="90"/>
-              <w:bottom w:type="dxa" w:w="50"/>
-              <w:right w:type="dxa" w:w="90"/>
-            </w:tcMar>
-          </w:tcPr>
-          <w:p>
-            <w:r>
-              <w:rPr>
-                <w:b w:val="false"/>
-                <w:bCs w:val="false"/>
-                <w:sz w:val="18"/>
-                <w:szCs w:val="18"/>
-              </w:rPr>
-              <w:t xml:space="preserve">+971 6 746 6890</w:t>
+            <w:tcW w:type="dxa" w:w="2090"/>
+            <w:tcMar>
+              <w:top w:type="dxa" w:w="50"/>
+              <w:left w:type="dxa" w:w="90"/>
+              <w:bottom w:type="dxa" w:w="50"/>
+              <w:right w:type="dxa" w:w="90"/>
+            </w:tcMar>
+          </w:tcPr>
+          <w:p>
+            <w:r>
+              <w:rPr>
+                <w:b w:val="false"/>
+                <w:bCs w:val="false"/>
+                <w:sz w:val="18"/>
+                <w:szCs w:val="18"/>
+              </w:rPr>
+              <w:t xml:space="preserve">Abdul Basit Elect. &amp; Sanitary Tools Trading</w:t>
+            </w:r>
+          </w:p>
+        </w:tc>
+        <w:tc>
+          <w:tcPr>
+            <w:tcW w:type="dxa" w:w="2470"/>
+            <w:tcMar>
+              <w:top w:type="dxa" w:w="50"/>
+              <w:left w:type="dxa" w:w="90"/>
+              <w:bottom w:type="dxa" w:w="50"/>
+              <w:right w:type="dxa" w:w="90"/>
+            </w:tcMar>
+          </w:tcPr>
+          <w:p>
+            <w:r>
+              <w:rPr>
+                <w:b w:val="false"/>
+                <w:bCs w:val="false"/>
+                <w:sz w:val="18"/>
+                <w:szCs w:val="18"/>
+              </w:rPr>
+              <w:t xml:space="preserve">Electrical tools and testers</w:t>
+            </w:r>
+          </w:p>
+        </w:tc>
+        <w:tc>
+          <w:tcPr>
+            <w:tcW w:type="dxa" w:w="2470"/>
+            <w:tcMar>
+              <w:top w:type="dxa" w:w="50"/>
+              <w:left w:type="dxa" w:w="90"/>
+              <w:bottom w:type="dxa" w:w="50"/>
+              <w:right w:type="dxa" w:w="90"/>
+            </w:tcMar>
+          </w:tcPr>
+          <w:p>
+            <w:r>
+              <w:rPr>
+                <w:b w:val="false"/>
+                <w:bCs w:val="false"/>
+                <w:sz w:val="18"/>
+                <w:szCs w:val="18"/>
+              </w:rPr>
+              <w:t xml:space="preserve">PO Box 66032, Ajman</w:t>
+            </w:r>
+          </w:p>
+        </w:tc>
+        <w:tc>
+          <w:tcPr>
+            <w:tcW w:type="dxa" w:w="1616"/>
+            <w:tcMar>
+              <w:top w:type="dxa" w:w="50"/>
+              <w:left w:type="dxa" w:w="90"/>
+              <w:bottom w:type="dxa" w:w="50"/>
+              <w:right w:type="dxa" w:w="90"/>
+            </w:tcMar>
+          </w:tcPr>
+          <w:p>
+            <w:r>
+              <w:rPr>
+                <w:b w:val="false"/>
+                <w:bCs w:val="false"/>
+                <w:sz w:val="18"/>
+                <w:szCs w:val="18"/>
+              </w:rPr>
+              <w:t xml:space="preserve">06 743 2699 (partial)</w:t>
             </w:r>
           </w:p>
         </w:tc>
@@ -16261,7 +16605,7 @@
       <w:tr>
         <w:tc>
           <w:tcPr>
-            <w:tcW w:type="dxa" w:w="384"/>
+            <w:tcW w:type="dxa" w:w="380"/>
             <w:tcMar>
               <w:top w:type="dxa" w:w="50"/>
               <w:left w:type="dxa" w:w="90"/>
@@ -16283,89 +16627,89 @@
         </w:tc>
         <w:tc>
           <w:tcPr>
-            <w:tcW w:type="dxa" w:w="2112"/>
-            <w:tcMar>
-              <w:top w:type="dxa" w:w="50"/>
-              <w:left w:type="dxa" w:w="90"/>
-              <w:bottom w:type="dxa" w:w="50"/>
-              <w:right w:type="dxa" w:w="90"/>
-            </w:tcMar>
-          </w:tcPr>
-          <w:p>
-            <w:r>
-              <w:rPr>
-                <w:b w:val="false"/>
-                <w:bCs w:val="false"/>
-                <w:sz w:val="18"/>
-                <w:szCs w:val="18"/>
-              </w:rPr>
-              <w:t xml:space="preserve">SSI Scientific Lab Equipment Trading LLC</w:t>
-            </w:r>
-          </w:p>
-        </w:tc>
-        <w:tc>
-          <w:tcPr>
-            <w:tcW w:type="dxa" w:w="2304"/>
-            <w:tcMar>
-              <w:top w:type="dxa" w:w="50"/>
-              <w:left w:type="dxa" w:w="90"/>
-              <w:bottom w:type="dxa" w:w="50"/>
-              <w:right w:type="dxa" w:w="90"/>
-            </w:tcMar>
-          </w:tcPr>
-          <w:p>
-            <w:r>
-              <w:rPr>
-                <w:b w:val="false"/>
-                <w:bCs w:val="false"/>
-                <w:sz w:val="18"/>
-                <w:szCs w:val="18"/>
-              </w:rPr>
-              <w:t xml:space="preserve">Scientific and lab instruments</w:t>
-            </w:r>
-          </w:p>
-        </w:tc>
-        <w:tc>
-          <w:tcPr>
-            <w:tcW w:type="dxa" w:w="2496"/>
-            <w:tcMar>
-              <w:top w:type="dxa" w:w="50"/>
-              <w:left w:type="dxa" w:w="90"/>
-              <w:bottom w:type="dxa" w:w="50"/>
-              <w:right w:type="dxa" w:w="90"/>
-            </w:tcMar>
-          </w:tcPr>
-          <w:p>
-            <w:r>
-              <w:rPr>
-                <w:b w:val="false"/>
-                <w:bCs w:val="false"/>
-                <w:sz w:val="18"/>
-                <w:szCs w:val="18"/>
-              </w:rPr>
-              <w:t xml:space="preserve">Warehouse 28, Ajman Free Zone</w:t>
-            </w:r>
-          </w:p>
-        </w:tc>
-        <w:tc>
-          <w:tcPr>
-            <w:tcW w:type="dxa" w:w="1730"/>
-            <w:tcMar>
-              <w:top w:type="dxa" w:w="50"/>
-              <w:left w:type="dxa" w:w="90"/>
-              <w:bottom w:type="dxa" w:w="50"/>
-              <w:right w:type="dxa" w:w="90"/>
-            </w:tcMar>
-          </w:tcPr>
-          <w:p>
-            <w:r>
-              <w:rPr>
-                <w:b w:val="false"/>
-                <w:bCs w:val="false"/>
-                <w:sz w:val="18"/>
-                <w:szCs w:val="18"/>
-              </w:rPr>
-              <w:t xml:space="preserve">+971 56 926 7686</w:t>
+            <w:tcW w:type="dxa" w:w="2090"/>
+            <w:tcMar>
+              <w:top w:type="dxa" w:w="50"/>
+              <w:left w:type="dxa" w:w="90"/>
+              <w:bottom w:type="dxa" w:w="50"/>
+              <w:right w:type="dxa" w:w="90"/>
+            </w:tcMar>
+          </w:tcPr>
+          <w:p>
+            <w:r>
+              <w:rPr>
+                <w:b w:val="false"/>
+                <w:bCs w:val="false"/>
+                <w:sz w:val="18"/>
+                <w:szCs w:val="18"/>
+              </w:rPr>
+              <w:t xml:space="preserve">Al Jarah Industries Equipments &amp; Machineries</w:t>
+            </w:r>
+          </w:p>
+        </w:tc>
+        <w:tc>
+          <w:tcPr>
+            <w:tcW w:type="dxa" w:w="2470"/>
+            <w:tcMar>
+              <w:top w:type="dxa" w:w="50"/>
+              <w:left w:type="dxa" w:w="90"/>
+              <w:bottom w:type="dxa" w:w="50"/>
+              <w:right w:type="dxa" w:w="90"/>
+            </w:tcMar>
+          </w:tcPr>
+          <w:p>
+            <w:r>
+              <w:rPr>
+                <w:b w:val="false"/>
+                <w:bCs w:val="false"/>
+                <w:sz w:val="18"/>
+                <w:szCs w:val="18"/>
+              </w:rPr>
+              <w:t xml:space="preserve">Industrial and automation equipment</w:t>
+            </w:r>
+          </w:p>
+        </w:tc>
+        <w:tc>
+          <w:tcPr>
+            <w:tcW w:type="dxa" w:w="2470"/>
+            <w:tcMar>
+              <w:top w:type="dxa" w:w="50"/>
+              <w:left w:type="dxa" w:w="90"/>
+              <w:bottom w:type="dxa" w:w="50"/>
+              <w:right w:type="dxa" w:w="90"/>
+            </w:tcMar>
+          </w:tcPr>
+          <w:p>
+            <w:r>
+              <w:rPr>
+                <w:b w:val="false"/>
+                <w:bCs w:val="false"/>
+                <w:sz w:val="18"/>
+                <w:szCs w:val="18"/>
+              </w:rPr>
+              <w:t xml:space="preserve">Jurf Industrial 1, Ajman</w:t>
+            </w:r>
+          </w:p>
+        </w:tc>
+        <w:tc>
+          <w:tcPr>
+            <w:tcW w:type="dxa" w:w="1616"/>
+            <w:tcMar>
+              <w:top w:type="dxa" w:w="50"/>
+              <w:left w:type="dxa" w:w="90"/>
+              <w:bottom w:type="dxa" w:w="50"/>
+              <w:right w:type="dxa" w:w="90"/>
+            </w:tcMar>
+          </w:tcPr>
+          <w:p>
+            <w:r>
+              <w:rPr>
+                <w:b w:val="false"/>
+                <w:bCs w:val="false"/>
+                <w:sz w:val="18"/>
+                <w:szCs w:val="18"/>
+              </w:rPr>
+              <w:t xml:space="preserve">See 2gis.ae</w:t>
             </w:r>
           </w:p>
         </w:tc>
@@ -16373,7 +16717,7 @@
       <w:tr>
         <w:tc>
           <w:tcPr>
-            <w:tcW w:type="dxa" w:w="384"/>
+            <w:tcW w:type="dxa" w:w="380"/>
             <w:tcMar>
               <w:top w:type="dxa" w:w="50"/>
               <w:left w:type="dxa" w:w="90"/>
@@ -16395,89 +16739,89 @@
         </w:tc>
         <w:tc>
           <w:tcPr>
-            <w:tcW w:type="dxa" w:w="2112"/>
-            <w:tcMar>
-              <w:top w:type="dxa" w:w="50"/>
-              <w:left w:type="dxa" w:w="90"/>
-              <w:bottom w:type="dxa" w:w="50"/>
-              <w:right w:type="dxa" w:w="90"/>
-            </w:tcMar>
-          </w:tcPr>
-          <w:p>
-            <w:r>
-              <w:rPr>
-                <w:b w:val="false"/>
-                <w:bCs w:val="false"/>
-                <w:sz w:val="18"/>
-                <w:szCs w:val="18"/>
-              </w:rPr>
-              <w:t xml:space="preserve">Delta Medical &amp; Laboratory Equipment Trading</w:t>
-            </w:r>
-          </w:p>
-        </w:tc>
-        <w:tc>
-          <w:tcPr>
-            <w:tcW w:type="dxa" w:w="2304"/>
-            <w:tcMar>
-              <w:top w:type="dxa" w:w="50"/>
-              <w:left w:type="dxa" w:w="90"/>
-              <w:bottom w:type="dxa" w:w="50"/>
-              <w:right w:type="dxa" w:w="90"/>
-            </w:tcMar>
-          </w:tcPr>
-          <w:p>
-            <w:r>
-              <w:rPr>
-                <w:b w:val="false"/>
-                <w:bCs w:val="false"/>
-                <w:sz w:val="18"/>
-                <w:szCs w:val="18"/>
-              </w:rPr>
-              <w:t xml:space="preserve">Lab and medical equipment</w:t>
-            </w:r>
-          </w:p>
-        </w:tc>
-        <w:tc>
-          <w:tcPr>
-            <w:tcW w:type="dxa" w:w="2496"/>
-            <w:tcMar>
-              <w:top w:type="dxa" w:w="50"/>
-              <w:left w:type="dxa" w:w="90"/>
-              <w:bottom w:type="dxa" w:w="50"/>
-              <w:right w:type="dxa" w:w="90"/>
-            </w:tcMar>
-          </w:tcPr>
-          <w:p>
-            <w:r>
-              <w:rPr>
-                <w:b w:val="false"/>
-                <w:bCs w:val="false"/>
-                <w:sz w:val="18"/>
-                <w:szCs w:val="18"/>
-              </w:rPr>
-              <w:t xml:space="preserve">Showroom, Al Nakheel, Ajman</w:t>
-            </w:r>
-          </w:p>
-        </w:tc>
-        <w:tc>
-          <w:tcPr>
-            <w:tcW w:type="dxa" w:w="1730"/>
-            <w:tcMar>
-              <w:top w:type="dxa" w:w="50"/>
-              <w:left w:type="dxa" w:w="90"/>
-              <w:bottom w:type="dxa" w:w="50"/>
-              <w:right w:type="dxa" w:w="90"/>
-            </w:tcMar>
-          </w:tcPr>
-          <w:p>
-            <w:r>
-              <w:rPr>
-                <w:b w:val="false"/>
-                <w:bCs w:val="false"/>
-                <w:sz w:val="18"/>
-                <w:szCs w:val="18"/>
-              </w:rPr>
-              <w:t xml:space="preserve">+971 6 740 2520</w:t>
+            <w:tcW w:type="dxa" w:w="2090"/>
+            <w:tcMar>
+              <w:top w:type="dxa" w:w="50"/>
+              <w:left w:type="dxa" w:w="90"/>
+              <w:bottom w:type="dxa" w:w="50"/>
+              <w:right w:type="dxa" w:w="90"/>
+            </w:tcMar>
+          </w:tcPr>
+          <w:p>
+            <w:r>
+              <w:rPr>
+                <w:b w:val="false"/>
+                <w:bCs w:val="false"/>
+                <w:sz w:val="18"/>
+                <w:szCs w:val="18"/>
+              </w:rPr>
+              <w:t xml:space="preserve">Global Scientific LLC / Precision Scientific LLC</w:t>
+            </w:r>
+          </w:p>
+        </w:tc>
+        <w:tc>
+          <w:tcPr>
+            <w:tcW w:type="dxa" w:w="2470"/>
+            <w:tcMar>
+              <w:top w:type="dxa" w:w="50"/>
+              <w:left w:type="dxa" w:w="90"/>
+              <w:bottom w:type="dxa" w:w="50"/>
+              <w:right w:type="dxa" w:w="90"/>
+            </w:tcMar>
+          </w:tcPr>
+          <w:p>
+            <w:r>
+              <w:rPr>
+                <w:b w:val="false"/>
+                <w:bCs w:val="false"/>
+                <w:sz w:val="18"/>
+                <w:szCs w:val="18"/>
+              </w:rPr>
+              <w:t xml:space="preserve">Laboratory and measuring instruments</w:t>
+            </w:r>
+          </w:p>
+        </w:tc>
+        <w:tc>
+          <w:tcPr>
+            <w:tcW w:type="dxa" w:w="2470"/>
+            <w:tcMar>
+              <w:top w:type="dxa" w:w="50"/>
+              <w:left w:type="dxa" w:w="90"/>
+              <w:bottom w:type="dxa" w:w="50"/>
+              <w:right w:type="dxa" w:w="90"/>
+            </w:tcMar>
+          </w:tcPr>
+          <w:p>
+            <w:r>
+              <w:rPr>
+                <w:b w:val="false"/>
+                <w:bCs w:val="false"/>
+                <w:sz w:val="18"/>
+                <w:szCs w:val="18"/>
+              </w:rPr>
+              <w:t xml:space="preserve">Office 301, King Faisal Street, Al Nuaimiya, Ajman</w:t>
+            </w:r>
+          </w:p>
+        </w:tc>
+        <w:tc>
+          <w:tcPr>
+            <w:tcW w:type="dxa" w:w="1616"/>
+            <w:tcMar>
+              <w:top w:type="dxa" w:w="50"/>
+              <w:left w:type="dxa" w:w="90"/>
+              <w:bottom w:type="dxa" w:w="50"/>
+              <w:right w:type="dxa" w:w="90"/>
+            </w:tcMar>
+          </w:tcPr>
+          <w:p>
+            <w:r>
+              <w:rPr>
+                <w:b w:val="false"/>
+                <w:bCs w:val="false"/>
+                <w:sz w:val="18"/>
+                <w:szCs w:val="18"/>
+              </w:rPr>
+              <w:t xml:space="preserve">+971 6 746 6890</w:t>
             </w:r>
           </w:p>
         </w:tc>
@@ -16485,7 +16829,7 @@
       <w:tr>
         <w:tc>
           <w:tcPr>
-            <w:tcW w:type="dxa" w:w="384"/>
+            <w:tcW w:type="dxa" w:w="380"/>
             <w:tcMar>
               <w:top w:type="dxa" w:w="50"/>
               <w:left w:type="dxa" w:w="90"/>
@@ -16507,89 +16851,89 @@
         </w:tc>
         <w:tc>
           <w:tcPr>
-            <w:tcW w:type="dxa" w:w="2112"/>
-            <w:tcMar>
-              <w:top w:type="dxa" w:w="50"/>
-              <w:left w:type="dxa" w:w="90"/>
-              <w:bottom w:type="dxa" w:w="50"/>
-              <w:right w:type="dxa" w:w="90"/>
-            </w:tcMar>
-          </w:tcPr>
-          <w:p>
-            <w:r>
-              <w:rPr>
-                <w:b w:val="false"/>
-                <w:bCs w:val="false"/>
-                <w:sz w:val="18"/>
-                <w:szCs w:val="18"/>
-              </w:rPr>
-              <w:t xml:space="preserve">Westec Supplies General Trading</w:t>
-            </w:r>
-          </w:p>
-        </w:tc>
-        <w:tc>
-          <w:tcPr>
-            <w:tcW w:type="dxa" w:w="2304"/>
-            <w:tcMar>
-              <w:top w:type="dxa" w:w="50"/>
-              <w:left w:type="dxa" w:w="90"/>
-              <w:bottom w:type="dxa" w:w="50"/>
-              <w:right w:type="dxa" w:w="90"/>
-            </w:tcMar>
-          </w:tcPr>
-          <w:p>
-            <w:r>
-              <w:rPr>
-                <w:b w:val="false"/>
-                <w:bCs w:val="false"/>
-                <w:sz w:val="18"/>
-                <w:szCs w:val="18"/>
-              </w:rPr>
-              <w:t xml:space="preserve">Electrical equipment and testers</w:t>
-            </w:r>
-          </w:p>
-        </w:tc>
-        <w:tc>
-          <w:tcPr>
-            <w:tcW w:type="dxa" w:w="2496"/>
-            <w:tcMar>
-              <w:top w:type="dxa" w:w="50"/>
-              <w:left w:type="dxa" w:w="90"/>
-              <w:bottom w:type="dxa" w:w="50"/>
-              <w:right w:type="dxa" w:w="90"/>
-            </w:tcMar>
-          </w:tcPr>
-          <w:p>
-            <w:r>
-              <w:rPr>
-                <w:b w:val="false"/>
-                <w:bCs w:val="false"/>
-                <w:sz w:val="18"/>
-                <w:szCs w:val="18"/>
-              </w:rPr>
-              <w:t xml:space="preserve">Westec Bldg, Al Khawarizmi Street, New Industrial Area, PO Box 14524, Ajman</w:t>
-            </w:r>
-          </w:p>
-        </w:tc>
-        <w:tc>
-          <w:tcPr>
-            <w:tcW w:type="dxa" w:w="1730"/>
-            <w:tcMar>
-              <w:top w:type="dxa" w:w="50"/>
-              <w:left w:type="dxa" w:w="90"/>
-              <w:bottom w:type="dxa" w:w="50"/>
-              <w:right w:type="dxa" w:w="90"/>
-            </w:tcMar>
-          </w:tcPr>
-          <w:p>
-            <w:r>
-              <w:rPr>
-                <w:b w:val="false"/>
-                <w:bCs w:val="false"/>
-                <w:sz w:val="18"/>
-                <w:szCs w:val="18"/>
-              </w:rPr>
-              <w:t xml:space="preserve">06 748 1133 (partial)</w:t>
+            <w:tcW w:type="dxa" w:w="2090"/>
+            <w:tcMar>
+              <w:top w:type="dxa" w:w="50"/>
+              <w:left w:type="dxa" w:w="90"/>
+              <w:bottom w:type="dxa" w:w="50"/>
+              <w:right w:type="dxa" w:w="90"/>
+            </w:tcMar>
+          </w:tcPr>
+          <w:p>
+            <w:r>
+              <w:rPr>
+                <w:b w:val="false"/>
+                <w:bCs w:val="false"/>
+                <w:sz w:val="18"/>
+                <w:szCs w:val="18"/>
+              </w:rPr>
+              <w:t xml:space="preserve">SSI Scientific Lab Equipment Trading LLC</w:t>
+            </w:r>
+          </w:p>
+        </w:tc>
+        <w:tc>
+          <w:tcPr>
+            <w:tcW w:type="dxa" w:w="2470"/>
+            <w:tcMar>
+              <w:top w:type="dxa" w:w="50"/>
+              <w:left w:type="dxa" w:w="90"/>
+              <w:bottom w:type="dxa" w:w="50"/>
+              <w:right w:type="dxa" w:w="90"/>
+            </w:tcMar>
+          </w:tcPr>
+          <w:p>
+            <w:r>
+              <w:rPr>
+                <w:b w:val="false"/>
+                <w:bCs w:val="false"/>
+                <w:sz w:val="18"/>
+                <w:szCs w:val="18"/>
+              </w:rPr>
+              <w:t xml:space="preserve">Scientific instruments</w:t>
+            </w:r>
+          </w:p>
+        </w:tc>
+        <w:tc>
+          <w:tcPr>
+            <w:tcW w:type="dxa" w:w="2470"/>
+            <w:tcMar>
+              <w:top w:type="dxa" w:w="50"/>
+              <w:left w:type="dxa" w:w="90"/>
+              <w:bottom w:type="dxa" w:w="50"/>
+              <w:right w:type="dxa" w:w="90"/>
+            </w:tcMar>
+          </w:tcPr>
+          <w:p>
+            <w:r>
+              <w:rPr>
+                <w:b w:val="false"/>
+                <w:bCs w:val="false"/>
+                <w:sz w:val="18"/>
+                <w:szCs w:val="18"/>
+              </w:rPr>
+              <w:t xml:space="preserve">Warehouse 28, Ajman Free Zone</w:t>
+            </w:r>
+          </w:p>
+        </w:tc>
+        <w:tc>
+          <w:tcPr>
+            <w:tcW w:type="dxa" w:w="1616"/>
+            <w:tcMar>
+              <w:top w:type="dxa" w:w="50"/>
+              <w:left w:type="dxa" w:w="90"/>
+              <w:bottom w:type="dxa" w:w="50"/>
+              <w:right w:type="dxa" w:w="90"/>
+            </w:tcMar>
+          </w:tcPr>
+          <w:p>
+            <w:r>
+              <w:rPr>
+                <w:b w:val="false"/>
+                <w:bCs w:val="false"/>
+                <w:sz w:val="18"/>
+                <w:szCs w:val="18"/>
+              </w:rPr>
+              <w:t xml:space="preserve">+971 56 926 7686</w:t>
             </w:r>
           </w:p>
         </w:tc>
@@ -16597,7 +16941,7 @@
       <w:tr>
         <w:tc>
           <w:tcPr>
-            <w:tcW w:type="dxa" w:w="384"/>
+            <w:tcW w:type="dxa" w:w="380"/>
             <w:tcMar>
               <w:top w:type="dxa" w:w="50"/>
               <w:left w:type="dxa" w:w="90"/>
@@ -16619,89 +16963,89 @@
         </w:tc>
         <w:tc>
           <w:tcPr>
-            <w:tcW w:type="dxa" w:w="2112"/>
-            <w:tcMar>
-              <w:top w:type="dxa" w:w="50"/>
-              <w:left w:type="dxa" w:w="90"/>
-              <w:bottom w:type="dxa" w:w="50"/>
-              <w:right w:type="dxa" w:w="90"/>
-            </w:tcMar>
-          </w:tcPr>
-          <w:p>
-            <w:r>
-              <w:rPr>
-                <w:b w:val="false"/>
-                <w:bCs w:val="false"/>
-                <w:sz w:val="18"/>
-                <w:szCs w:val="18"/>
-              </w:rPr>
-              <w:t xml:space="preserve">Abdul Basit Elect. &amp; Sanitary Tools Trading</w:t>
-            </w:r>
-          </w:p>
-        </w:tc>
-        <w:tc>
-          <w:tcPr>
-            <w:tcW w:type="dxa" w:w="2304"/>
-            <w:tcMar>
-              <w:top w:type="dxa" w:w="50"/>
-              <w:left w:type="dxa" w:w="90"/>
-              <w:bottom w:type="dxa" w:w="50"/>
-              <w:right w:type="dxa" w:w="90"/>
-            </w:tcMar>
-          </w:tcPr>
-          <w:p>
-            <w:r>
-              <w:rPr>
-                <w:b w:val="false"/>
-                <w:bCs w:val="false"/>
-                <w:sz w:val="18"/>
-                <w:szCs w:val="18"/>
-              </w:rPr>
-              <w:t xml:space="preserve">Electrical tools and testers</w:t>
-            </w:r>
-          </w:p>
-        </w:tc>
-        <w:tc>
-          <w:tcPr>
-            <w:tcW w:type="dxa" w:w="2496"/>
-            <w:tcMar>
-              <w:top w:type="dxa" w:w="50"/>
-              <w:left w:type="dxa" w:w="90"/>
-              <w:bottom w:type="dxa" w:w="50"/>
-              <w:right w:type="dxa" w:w="90"/>
-            </w:tcMar>
-          </w:tcPr>
-          <w:p>
-            <w:r>
-              <w:rPr>
-                <w:b w:val="false"/>
-                <w:bCs w:val="false"/>
-                <w:sz w:val="18"/>
-                <w:szCs w:val="18"/>
-              </w:rPr>
-              <w:t xml:space="preserve">PO Box 66032, Ajman</w:t>
-            </w:r>
-          </w:p>
-        </w:tc>
-        <w:tc>
-          <w:tcPr>
-            <w:tcW w:type="dxa" w:w="1730"/>
-            <w:tcMar>
-              <w:top w:type="dxa" w:w="50"/>
-              <w:left w:type="dxa" w:w="90"/>
-              <w:bottom w:type="dxa" w:w="50"/>
-              <w:right w:type="dxa" w:w="90"/>
-            </w:tcMar>
-          </w:tcPr>
-          <w:p>
-            <w:r>
-              <w:rPr>
-                <w:b w:val="false"/>
-                <w:bCs w:val="false"/>
-                <w:sz w:val="18"/>
-                <w:szCs w:val="18"/>
-              </w:rPr>
-              <w:t xml:space="preserve">06 743 2699 (partial)</w:t>
+            <w:tcW w:type="dxa" w:w="2090"/>
+            <w:tcMar>
+              <w:top w:type="dxa" w:w="50"/>
+              <w:left w:type="dxa" w:w="90"/>
+              <w:bottom w:type="dxa" w:w="50"/>
+              <w:right w:type="dxa" w:w="90"/>
+            </w:tcMar>
+          </w:tcPr>
+          <w:p>
+            <w:r>
+              <w:rPr>
+                <w:b w:val="false"/>
+                <w:bCs w:val="false"/>
+                <w:sz w:val="18"/>
+                <w:szCs w:val="18"/>
+              </w:rPr>
+              <w:t xml:space="preserve">Delta Medical &amp; Laboratory Equipment Trading</w:t>
+            </w:r>
+          </w:p>
+        </w:tc>
+        <w:tc>
+          <w:tcPr>
+            <w:tcW w:type="dxa" w:w="2470"/>
+            <w:tcMar>
+              <w:top w:type="dxa" w:w="50"/>
+              <w:left w:type="dxa" w:w="90"/>
+              <w:bottom w:type="dxa" w:w="50"/>
+              <w:right w:type="dxa" w:w="90"/>
+            </w:tcMar>
+          </w:tcPr>
+          <w:p>
+            <w:r>
+              <w:rPr>
+                <w:b w:val="false"/>
+                <w:bCs w:val="false"/>
+                <w:sz w:val="18"/>
+                <w:szCs w:val="18"/>
+              </w:rPr>
+              <w:t xml:space="preserve">Laboratory instruments</w:t>
+            </w:r>
+          </w:p>
+        </w:tc>
+        <w:tc>
+          <w:tcPr>
+            <w:tcW w:type="dxa" w:w="2470"/>
+            <w:tcMar>
+              <w:top w:type="dxa" w:w="50"/>
+              <w:left w:type="dxa" w:w="90"/>
+              <w:bottom w:type="dxa" w:w="50"/>
+              <w:right w:type="dxa" w:w="90"/>
+            </w:tcMar>
+          </w:tcPr>
+          <w:p>
+            <w:r>
+              <w:rPr>
+                <w:b w:val="false"/>
+                <w:bCs w:val="false"/>
+                <w:sz w:val="18"/>
+                <w:szCs w:val="18"/>
+              </w:rPr>
+              <w:t xml:space="preserve">Showroom, Al Nakheel, Ajman</w:t>
+            </w:r>
+          </w:p>
+        </w:tc>
+        <w:tc>
+          <w:tcPr>
+            <w:tcW w:type="dxa" w:w="1616"/>
+            <w:tcMar>
+              <w:top w:type="dxa" w:w="50"/>
+              <w:left w:type="dxa" w:w="90"/>
+              <w:bottom w:type="dxa" w:w="50"/>
+              <w:right w:type="dxa" w:w="90"/>
+            </w:tcMar>
+          </w:tcPr>
+          <w:p>
+            <w:r>
+              <w:rPr>
+                <w:b w:val="false"/>
+                <w:bCs w:val="false"/>
+                <w:sz w:val="18"/>
+                <w:szCs w:val="18"/>
+              </w:rPr>
+              <w:t xml:space="preserve">+971 6 740 2520</w:t>
             </w:r>
           </w:p>
         </w:tc>
@@ -16721,10 +17065,1072 @@
           <w:b/>
           <w:bCs/>
         </w:rPr>
-        <w:t xml:space="preserve">Note on names in the original brief:</w:t>
-      </w:r>
-      <w:r>
-        <w:t xml:space="preserve"> ACUME, MeasureMart, Totalcal, Al Khowahir and Core 4 Solutions could not be matched to published contact details in this search, so they are left out of the tables. Contact them directly if they are already on your vendor list.</w:t>
+        <w:t xml:space="preserve">Rental note:</w:t>
+      </w:r>
+      <w:r>
+        <w:t xml:space="preserve"> Skysun Energy (Dubai) was the only firm found that publicly advertises instrument rental in the UAE. For ultrasonic flow meters and flue gas analysers, ask MME, Adex, Alphatech and Haris Al Afaq for short-term hire or demo units. International rental firms such as Transcat can ship to the UAE, but transit time counts against the rental period.</w:t>
+      </w:r>
+    </w:p>
+    <w:p>
+      <w:pPr>
+        <w:pStyle w:val="Heading2"/>
+      </w:pPr>
+      <w:r>
+        <w:t xml:space="preserve">5.4 Calibration laboratories (ISO/IEC 17025)</w:t>
+      </w:r>
+    </w:p>
+    <w:tbl>
+      <w:tblPr>
+        <w:tblW w:type="dxa" w:w="9026"/>
+        <w:tblBorders>
+          <w:top w:val="single" w:color="auto" w:sz="4"/>
+          <w:left w:val="single" w:color="auto" w:sz="4"/>
+          <w:bottom w:val="single" w:color="auto" w:sz="4"/>
+          <w:right w:val="single" w:color="auto" w:sz="4"/>
+          <w:insideH w:val="single" w:color="auto" w:sz="4"/>
+          <w:insideV w:val="single" w:color="auto" w:sz="4"/>
+        </w:tblBorders>
+      </w:tblPr>
+      <w:tblGrid>
+        <w:gridCol w:w="396"/>
+        <w:gridCol w:w="2578"/>
+        <w:gridCol w:w="1289"/>
+        <w:gridCol w:w="2777"/>
+        <w:gridCol w:w="1986"/>
+      </w:tblGrid>
+      <w:tr>
+        <w:trPr>
+          <w:tblHeader/>
+        </w:trPr>
+        <w:tc>
+          <w:tcPr>
+            <w:tcW w:type="dxa" w:w="396"/>
+            <w:shd w:fill="1F4E79" w:val="clear"/>
+            <w:tcMar>
+              <w:top w:type="dxa" w:w="50"/>
+              <w:left w:type="dxa" w:w="90"/>
+              <w:bottom w:type="dxa" w:w="50"/>
+              <w:right w:type="dxa" w:w="90"/>
+            </w:tcMar>
+          </w:tcPr>
+          <w:p>
+            <w:r>
+              <w:rPr>
+                <w:b/>
+                <w:bCs/>
+                <w:color w:val="FFFFFF"/>
+                <w:sz w:val="18"/>
+                <w:szCs w:val="18"/>
+              </w:rPr>
+              <w:t xml:space="preserve">#</w:t>
+            </w:r>
+          </w:p>
+        </w:tc>
+        <w:tc>
+          <w:tcPr>
+            <w:tcW w:type="dxa" w:w="2578"/>
+            <w:shd w:fill="1F4E79" w:val="clear"/>
+            <w:tcMar>
+              <w:top w:type="dxa" w:w="50"/>
+              <w:left w:type="dxa" w:w="90"/>
+              <w:bottom w:type="dxa" w:w="50"/>
+              <w:right w:type="dxa" w:w="90"/>
+            </w:tcMar>
+          </w:tcPr>
+          <w:p>
+            <w:r>
+              <w:rPr>
+                <w:b/>
+                <w:bCs/>
+                <w:color w:val="FFFFFF"/>
+                <w:sz w:val="18"/>
+                <w:szCs w:val="18"/>
+              </w:rPr>
+              <w:t xml:space="preserve">Laboratory</w:t>
+            </w:r>
+          </w:p>
+        </w:tc>
+        <w:tc>
+          <w:tcPr>
+            <w:tcW w:type="dxa" w:w="1289"/>
+            <w:shd w:fill="1F4E79" w:val="clear"/>
+            <w:tcMar>
+              <w:top w:type="dxa" w:w="50"/>
+              <w:left w:type="dxa" w:w="90"/>
+              <w:bottom w:type="dxa" w:w="50"/>
+              <w:right w:type="dxa" w:w="90"/>
+            </w:tcMar>
+          </w:tcPr>
+          <w:p>
+            <w:r>
+              <w:rPr>
+                <w:b/>
+                <w:bCs/>
+                <w:color w:val="FFFFFF"/>
+                <w:sz w:val="18"/>
+                <w:szCs w:val="18"/>
+              </w:rPr>
+              <w:t xml:space="preserve">Emirate</w:t>
+            </w:r>
+          </w:p>
+        </w:tc>
+        <w:tc>
+          <w:tcPr>
+            <w:tcW w:type="dxa" w:w="2777"/>
+            <w:shd w:fill="1F4E79" w:val="clear"/>
+            <w:tcMar>
+              <w:top w:type="dxa" w:w="50"/>
+              <w:left w:type="dxa" w:w="90"/>
+              <w:bottom w:type="dxa" w:w="50"/>
+              <w:right w:type="dxa" w:w="90"/>
+            </w:tcMar>
+          </w:tcPr>
+          <w:p>
+            <w:r>
+              <w:rPr>
+                <w:b/>
+                <w:bCs/>
+                <w:color w:val="FFFFFF"/>
+                <w:sz w:val="18"/>
+                <w:szCs w:val="18"/>
+              </w:rPr>
+              <w:t xml:space="preserve">Address</w:t>
+            </w:r>
+          </w:p>
+        </w:tc>
+        <w:tc>
+          <w:tcPr>
+            <w:tcW w:type="dxa" w:w="1986"/>
+            <w:shd w:fill="1F4E79" w:val="clear"/>
+            <w:tcMar>
+              <w:top w:type="dxa" w:w="50"/>
+              <w:left w:type="dxa" w:w="90"/>
+              <w:bottom w:type="dxa" w:w="50"/>
+              <w:right w:type="dxa" w:w="90"/>
+            </w:tcMar>
+          </w:tcPr>
+          <w:p>
+            <w:r>
+              <w:rPr>
+                <w:b/>
+                <w:bCs/>
+                <w:color w:val="FFFFFF"/>
+                <w:sz w:val="18"/>
+                <w:szCs w:val="18"/>
+              </w:rPr>
+              <w:t xml:space="preserve">Phone</w:t>
+            </w:r>
+          </w:p>
+        </w:tc>
+      </w:tr>
+      <w:tr>
+        <w:tc>
+          <w:tcPr>
+            <w:tcW w:type="dxa" w:w="396"/>
+            <w:tcMar>
+              <w:top w:type="dxa" w:w="50"/>
+              <w:left w:type="dxa" w:w="90"/>
+              <w:bottom w:type="dxa" w:w="50"/>
+              <w:right w:type="dxa" w:w="90"/>
+            </w:tcMar>
+          </w:tcPr>
+          <w:p>
+            <w:r>
+              <w:rPr>
+                <w:b w:val="false"/>
+                <w:bCs w:val="false"/>
+                <w:sz w:val="18"/>
+                <w:szCs w:val="18"/>
+              </w:rPr>
+              <w:t xml:space="preserve">1</w:t>
+            </w:r>
+          </w:p>
+        </w:tc>
+        <w:tc>
+          <w:tcPr>
+            <w:tcW w:type="dxa" w:w="2578"/>
+            <w:tcMar>
+              <w:top w:type="dxa" w:w="50"/>
+              <w:left w:type="dxa" w:w="90"/>
+              <w:bottom w:type="dxa" w:w="50"/>
+              <w:right w:type="dxa" w:w="90"/>
+            </w:tcMar>
+          </w:tcPr>
+          <w:p>
+            <w:r>
+              <w:rPr>
+                <w:b w:val="false"/>
+                <w:bCs w:val="false"/>
+                <w:sz w:val="18"/>
+                <w:szCs w:val="18"/>
+              </w:rPr>
+              <w:t xml:space="preserve">Arabcal (EIAC LB-CAL-007)</w:t>
+            </w:r>
+          </w:p>
+        </w:tc>
+        <w:tc>
+          <w:tcPr>
+            <w:tcW w:type="dxa" w:w="1289"/>
+            <w:tcMar>
+              <w:top w:type="dxa" w:w="50"/>
+              <w:left w:type="dxa" w:w="90"/>
+              <w:bottom w:type="dxa" w:w="50"/>
+              <w:right w:type="dxa" w:w="90"/>
+            </w:tcMar>
+          </w:tcPr>
+          <w:p>
+            <w:r>
+              <w:rPr>
+                <w:b w:val="false"/>
+                <w:bCs w:val="false"/>
+                <w:sz w:val="18"/>
+                <w:szCs w:val="18"/>
+              </w:rPr>
+              <w:t xml:space="preserve">Dubai / Sharjah</w:t>
+            </w:r>
+          </w:p>
+        </w:tc>
+        <w:tc>
+          <w:tcPr>
+            <w:tcW w:type="dxa" w:w="2777"/>
+            <w:tcMar>
+              <w:top w:type="dxa" w:w="50"/>
+              <w:left w:type="dxa" w:w="90"/>
+              <w:bottom w:type="dxa" w:w="50"/>
+              <w:right w:type="dxa" w:w="90"/>
+            </w:tcMar>
+          </w:tcPr>
+          <w:p>
+            <w:r>
+              <w:rPr>
+                <w:b w:val="false"/>
+                <w:bCs w:val="false"/>
+                <w:sz w:val="18"/>
+                <w:szCs w:val="18"/>
+              </w:rPr>
+              <w:t xml:space="preserve">Port Saeed Rd, Dubai; Industrial Area 13, Sharjah</w:t>
+            </w:r>
+          </w:p>
+        </w:tc>
+        <w:tc>
+          <w:tcPr>
+            <w:tcW w:type="dxa" w:w="1986"/>
+            <w:tcMar>
+              <w:top w:type="dxa" w:w="50"/>
+              <w:left w:type="dxa" w:w="90"/>
+              <w:bottom w:type="dxa" w:w="50"/>
+              <w:right w:type="dxa" w:w="90"/>
+            </w:tcMar>
+          </w:tcPr>
+          <w:p>
+            <w:r>
+              <w:rPr>
+                <w:b w:val="false"/>
+                <w:bCs w:val="false"/>
+                <w:sz w:val="18"/>
+                <w:szCs w:val="18"/>
+              </w:rPr>
+              <w:t xml:space="preserve">+971 4 268 7938 / +971 6 534 5747</w:t>
+            </w:r>
+          </w:p>
+        </w:tc>
+      </w:tr>
+      <w:tr>
+        <w:tc>
+          <w:tcPr>
+            <w:tcW w:type="dxa" w:w="396"/>
+            <w:tcMar>
+              <w:top w:type="dxa" w:w="50"/>
+              <w:left w:type="dxa" w:w="90"/>
+              <w:bottom w:type="dxa" w:w="50"/>
+              <w:right w:type="dxa" w:w="90"/>
+            </w:tcMar>
+          </w:tcPr>
+          <w:p>
+            <w:r>
+              <w:rPr>
+                <w:b w:val="false"/>
+                <w:bCs w:val="false"/>
+                <w:sz w:val="18"/>
+                <w:szCs w:val="18"/>
+              </w:rPr>
+              <w:t xml:space="preserve">2</w:t>
+            </w:r>
+          </w:p>
+        </w:tc>
+        <w:tc>
+          <w:tcPr>
+            <w:tcW w:type="dxa" w:w="2578"/>
+            <w:tcMar>
+              <w:top w:type="dxa" w:w="50"/>
+              <w:left w:type="dxa" w:w="90"/>
+              <w:bottom w:type="dxa" w:w="50"/>
+              <w:right w:type="dxa" w:w="90"/>
+            </w:tcMar>
+          </w:tcPr>
+          <w:p>
+            <w:r>
+              <w:rPr>
+                <w:b w:val="false"/>
+                <w:bCs w:val="false"/>
+                <w:sz w:val="18"/>
+                <w:szCs w:val="18"/>
+              </w:rPr>
+              <w:t xml:space="preserve">Accuver Calibration Laboratory LLC</w:t>
+            </w:r>
+          </w:p>
+        </w:tc>
+        <w:tc>
+          <w:tcPr>
+            <w:tcW w:type="dxa" w:w="1289"/>
+            <w:tcMar>
+              <w:top w:type="dxa" w:w="50"/>
+              <w:left w:type="dxa" w:w="90"/>
+              <w:bottom w:type="dxa" w:w="50"/>
+              <w:right w:type="dxa" w:w="90"/>
+            </w:tcMar>
+          </w:tcPr>
+          <w:p>
+            <w:r>
+              <w:rPr>
+                <w:b w:val="false"/>
+                <w:bCs w:val="false"/>
+                <w:sz w:val="18"/>
+                <w:szCs w:val="18"/>
+              </w:rPr>
+              <w:t xml:space="preserve">Dubai</w:t>
+            </w:r>
+          </w:p>
+        </w:tc>
+        <w:tc>
+          <w:tcPr>
+            <w:tcW w:type="dxa" w:w="2777"/>
+            <w:tcMar>
+              <w:top w:type="dxa" w:w="50"/>
+              <w:left w:type="dxa" w:w="90"/>
+              <w:bottom w:type="dxa" w:w="50"/>
+              <w:right w:type="dxa" w:w="90"/>
+            </w:tcMar>
+          </w:tcPr>
+          <w:p>
+            <w:r>
+              <w:rPr>
+                <w:b w:val="false"/>
+                <w:bCs w:val="false"/>
+                <w:sz w:val="18"/>
+                <w:szCs w:val="18"/>
+              </w:rPr>
+              <w:t xml:space="preserve">Warehouse C-45, Industrial Area 1, Al Qusais</w:t>
+            </w:r>
+          </w:p>
+        </w:tc>
+        <w:tc>
+          <w:tcPr>
+            <w:tcW w:type="dxa" w:w="1986"/>
+            <w:tcMar>
+              <w:top w:type="dxa" w:w="50"/>
+              <w:left w:type="dxa" w:w="90"/>
+              <w:bottom w:type="dxa" w:w="50"/>
+              <w:right w:type="dxa" w:w="90"/>
+            </w:tcMar>
+          </w:tcPr>
+          <w:p>
+            <w:r>
+              <w:rPr>
+                <w:b w:val="false"/>
+                <w:bCs w:val="false"/>
+                <w:sz w:val="18"/>
+                <w:szCs w:val="18"/>
+              </w:rPr>
+              <w:t xml:space="preserve">+971 4 881 2664</w:t>
+            </w:r>
+          </w:p>
+        </w:tc>
+      </w:tr>
+      <w:tr>
+        <w:tc>
+          <w:tcPr>
+            <w:tcW w:type="dxa" w:w="396"/>
+            <w:tcMar>
+              <w:top w:type="dxa" w:w="50"/>
+              <w:left w:type="dxa" w:w="90"/>
+              <w:bottom w:type="dxa" w:w="50"/>
+              <w:right w:type="dxa" w:w="90"/>
+            </w:tcMar>
+          </w:tcPr>
+          <w:p>
+            <w:r>
+              <w:rPr>
+                <w:b w:val="false"/>
+                <w:bCs w:val="false"/>
+                <w:sz w:val="18"/>
+                <w:szCs w:val="18"/>
+              </w:rPr>
+              <w:t xml:space="preserve">3</w:t>
+            </w:r>
+          </w:p>
+        </w:tc>
+        <w:tc>
+          <w:tcPr>
+            <w:tcW w:type="dxa" w:w="2578"/>
+            <w:tcMar>
+              <w:top w:type="dxa" w:w="50"/>
+              <w:left w:type="dxa" w:w="90"/>
+              <w:bottom w:type="dxa" w:w="50"/>
+              <w:right w:type="dxa" w:w="90"/>
+            </w:tcMar>
+          </w:tcPr>
+          <w:p>
+            <w:r>
+              <w:rPr>
+                <w:b w:val="false"/>
+                <w:bCs w:val="false"/>
+                <w:sz w:val="18"/>
+                <w:szCs w:val="18"/>
+              </w:rPr>
+              <w:t xml:space="preserve">Alphatech (EIAC HV calibration)</w:t>
+            </w:r>
+          </w:p>
+        </w:tc>
+        <w:tc>
+          <w:tcPr>
+            <w:tcW w:type="dxa" w:w="1289"/>
+            <w:tcMar>
+              <w:top w:type="dxa" w:w="50"/>
+              <w:left w:type="dxa" w:w="90"/>
+              <w:bottom w:type="dxa" w:w="50"/>
+              <w:right w:type="dxa" w:w="90"/>
+            </w:tcMar>
+          </w:tcPr>
+          <w:p>
+            <w:r>
+              <w:rPr>
+                <w:b w:val="false"/>
+                <w:bCs w:val="false"/>
+                <w:sz w:val="18"/>
+                <w:szCs w:val="18"/>
+              </w:rPr>
+              <w:t xml:space="preserve">Dubai</w:t>
+            </w:r>
+          </w:p>
+        </w:tc>
+        <w:tc>
+          <w:tcPr>
+            <w:tcW w:type="dxa" w:w="2777"/>
+            <w:tcMar>
+              <w:top w:type="dxa" w:w="50"/>
+              <w:left w:type="dxa" w:w="90"/>
+              <w:bottom w:type="dxa" w:w="50"/>
+              <w:right w:type="dxa" w:w="90"/>
+            </w:tcMar>
+          </w:tcPr>
+          <w:p>
+            <w:r>
+              <w:rPr>
+                <w:b w:val="false"/>
+                <w:bCs w:val="false"/>
+                <w:sz w:val="18"/>
+                <w:szCs w:val="18"/>
+              </w:rPr>
+              <w:t xml:space="preserve">Dubai</w:t>
+            </w:r>
+          </w:p>
+        </w:tc>
+        <w:tc>
+          <w:tcPr>
+            <w:tcW w:type="dxa" w:w="1986"/>
+            <w:tcMar>
+              <w:top w:type="dxa" w:w="50"/>
+              <w:left w:type="dxa" w:w="90"/>
+              <w:bottom w:type="dxa" w:w="50"/>
+              <w:right w:type="dxa" w:w="90"/>
+            </w:tcMar>
+          </w:tcPr>
+          <w:p>
+            <w:r>
+              <w:rPr>
+                <w:b w:val="false"/>
+                <w:bCs w:val="false"/>
+                <w:sz w:val="18"/>
+                <w:szCs w:val="18"/>
+              </w:rPr>
+              <w:t xml:space="preserve">+971 4 207 3733</w:t>
+            </w:r>
+          </w:p>
+        </w:tc>
+      </w:tr>
+      <w:tr>
+        <w:tc>
+          <w:tcPr>
+            <w:tcW w:type="dxa" w:w="396"/>
+            <w:tcMar>
+              <w:top w:type="dxa" w:w="50"/>
+              <w:left w:type="dxa" w:w="90"/>
+              <w:bottom w:type="dxa" w:w="50"/>
+              <w:right w:type="dxa" w:w="90"/>
+            </w:tcMar>
+          </w:tcPr>
+          <w:p>
+            <w:r>
+              <w:rPr>
+                <w:b w:val="false"/>
+                <w:bCs w:val="false"/>
+                <w:sz w:val="18"/>
+                <w:szCs w:val="18"/>
+              </w:rPr>
+              <w:t xml:space="preserve">4</w:t>
+            </w:r>
+          </w:p>
+        </w:tc>
+        <w:tc>
+          <w:tcPr>
+            <w:tcW w:type="dxa" w:w="2578"/>
+            <w:tcMar>
+              <w:top w:type="dxa" w:w="50"/>
+              <w:left w:type="dxa" w:w="90"/>
+              <w:bottom w:type="dxa" w:w="50"/>
+              <w:right w:type="dxa" w:w="90"/>
+            </w:tcMar>
+          </w:tcPr>
+          <w:p>
+            <w:r>
+              <w:rPr>
+                <w:b w:val="false"/>
+                <w:bCs w:val="false"/>
+                <w:sz w:val="18"/>
+                <w:szCs w:val="18"/>
+              </w:rPr>
+              <w:t xml:space="preserve">General Tech Services (EIAC/ENAS)</w:t>
+            </w:r>
+          </w:p>
+        </w:tc>
+        <w:tc>
+          <w:tcPr>
+            <w:tcW w:type="dxa" w:w="1289"/>
+            <w:tcMar>
+              <w:top w:type="dxa" w:w="50"/>
+              <w:left w:type="dxa" w:w="90"/>
+              <w:bottom w:type="dxa" w:w="50"/>
+              <w:right w:type="dxa" w:w="90"/>
+            </w:tcMar>
+          </w:tcPr>
+          <w:p>
+            <w:r>
+              <w:rPr>
+                <w:b w:val="false"/>
+                <w:bCs w:val="false"/>
+                <w:sz w:val="18"/>
+                <w:szCs w:val="18"/>
+              </w:rPr>
+              <w:t xml:space="preserve">Sharjah</w:t>
+            </w:r>
+          </w:p>
+        </w:tc>
+        <w:tc>
+          <w:tcPr>
+            <w:tcW w:type="dxa" w:w="2777"/>
+            <w:tcMar>
+              <w:top w:type="dxa" w:w="50"/>
+              <w:left w:type="dxa" w:w="90"/>
+              <w:bottom w:type="dxa" w:w="50"/>
+              <w:right w:type="dxa" w:w="90"/>
+            </w:tcMar>
+          </w:tcPr>
+          <w:p>
+            <w:r>
+              <w:rPr>
+                <w:b w:val="false"/>
+                <w:bCs w:val="false"/>
+                <w:sz w:val="18"/>
+                <w:szCs w:val="18"/>
+              </w:rPr>
+              <w:t xml:space="preserve">Sharjah laboratory</w:t>
+            </w:r>
+          </w:p>
+        </w:tc>
+        <w:tc>
+          <w:tcPr>
+            <w:tcW w:type="dxa" w:w="1986"/>
+            <w:tcMar>
+              <w:top w:type="dxa" w:w="50"/>
+              <w:left w:type="dxa" w:w="90"/>
+              <w:bottom w:type="dxa" w:w="50"/>
+              <w:right w:type="dxa" w:w="90"/>
+            </w:tcMar>
+          </w:tcPr>
+          <w:p>
+            <w:r>
+              <w:rPr>
+                <w:b w:val="false"/>
+                <w:bCs w:val="false"/>
+                <w:sz w:val="18"/>
+                <w:szCs w:val="18"/>
+              </w:rPr>
+              <w:t xml:space="preserve">+971 6 543 6933</w:t>
+            </w:r>
+          </w:p>
+        </w:tc>
+      </w:tr>
+      <w:tr>
+        <w:tc>
+          <w:tcPr>
+            <w:tcW w:type="dxa" w:w="396"/>
+            <w:tcMar>
+              <w:top w:type="dxa" w:w="50"/>
+              <w:left w:type="dxa" w:w="90"/>
+              <w:bottom w:type="dxa" w:w="50"/>
+              <w:right w:type="dxa" w:w="90"/>
+            </w:tcMar>
+          </w:tcPr>
+          <w:p>
+            <w:r>
+              <w:rPr>
+                <w:b w:val="false"/>
+                <w:bCs w:val="false"/>
+                <w:sz w:val="18"/>
+                <w:szCs w:val="18"/>
+              </w:rPr>
+              <w:t xml:space="preserve">5</w:t>
+            </w:r>
+          </w:p>
+        </w:tc>
+        <w:tc>
+          <w:tcPr>
+            <w:tcW w:type="dxa" w:w="2578"/>
+            <w:tcMar>
+              <w:top w:type="dxa" w:w="50"/>
+              <w:left w:type="dxa" w:w="90"/>
+              <w:bottom w:type="dxa" w:w="50"/>
+              <w:right w:type="dxa" w:w="90"/>
+            </w:tcMar>
+          </w:tcPr>
+          <w:p>
+            <w:r>
+              <w:rPr>
+                <w:b w:val="false"/>
+                <w:bCs w:val="false"/>
+                <w:sz w:val="18"/>
+                <w:szCs w:val="18"/>
+              </w:rPr>
+              <w:t xml:space="preserve">Middle East Calibration Lab LLC</w:t>
+            </w:r>
+          </w:p>
+        </w:tc>
+        <w:tc>
+          <w:tcPr>
+            <w:tcW w:type="dxa" w:w="1289"/>
+            <w:tcMar>
+              <w:top w:type="dxa" w:w="50"/>
+              <w:left w:type="dxa" w:w="90"/>
+              <w:bottom w:type="dxa" w:w="50"/>
+              <w:right w:type="dxa" w:w="90"/>
+            </w:tcMar>
+          </w:tcPr>
+          <w:p>
+            <w:r>
+              <w:rPr>
+                <w:b w:val="false"/>
+                <w:bCs w:val="false"/>
+                <w:sz w:val="18"/>
+                <w:szCs w:val="18"/>
+              </w:rPr>
+              <w:t xml:space="preserve">Sharjah</w:t>
+            </w:r>
+          </w:p>
+        </w:tc>
+        <w:tc>
+          <w:tcPr>
+            <w:tcW w:type="dxa" w:w="2777"/>
+            <w:tcMar>
+              <w:top w:type="dxa" w:w="50"/>
+              <w:left w:type="dxa" w:w="90"/>
+              <w:bottom w:type="dxa" w:w="50"/>
+              <w:right w:type="dxa" w:w="90"/>
+            </w:tcMar>
+          </w:tcPr>
+          <w:p>
+            <w:r>
+              <w:rPr>
+                <w:b w:val="false"/>
+                <w:bCs w:val="false"/>
+                <w:sz w:val="18"/>
+                <w:szCs w:val="18"/>
+              </w:rPr>
+              <w:t xml:space="preserve">Industrial Area 6</w:t>
+            </w:r>
+          </w:p>
+        </w:tc>
+        <w:tc>
+          <w:tcPr>
+            <w:tcW w:type="dxa" w:w="1986"/>
+            <w:tcMar>
+              <w:top w:type="dxa" w:w="50"/>
+              <w:left w:type="dxa" w:w="90"/>
+              <w:bottom w:type="dxa" w:w="50"/>
+              <w:right w:type="dxa" w:w="90"/>
+            </w:tcMar>
+          </w:tcPr>
+          <w:p>
+            <w:r>
+              <w:rPr>
+                <w:b w:val="false"/>
+                <w:bCs w:val="false"/>
+                <w:sz w:val="18"/>
+                <w:szCs w:val="18"/>
+              </w:rPr>
+              <w:t xml:space="preserve">+971 6 524 1472</w:t>
+            </w:r>
+          </w:p>
+        </w:tc>
+      </w:tr>
+      <w:tr>
+        <w:tc>
+          <w:tcPr>
+            <w:tcW w:type="dxa" w:w="396"/>
+            <w:tcMar>
+              <w:top w:type="dxa" w:w="50"/>
+              <w:left w:type="dxa" w:w="90"/>
+              <w:bottom w:type="dxa" w:w="50"/>
+              <w:right w:type="dxa" w:w="90"/>
+            </w:tcMar>
+          </w:tcPr>
+          <w:p>
+            <w:r>
+              <w:rPr>
+                <w:b w:val="false"/>
+                <w:bCs w:val="false"/>
+                <w:sz w:val="18"/>
+                <w:szCs w:val="18"/>
+              </w:rPr>
+              <w:t xml:space="preserve">6</w:t>
+            </w:r>
+          </w:p>
+        </w:tc>
+        <w:tc>
+          <w:tcPr>
+            <w:tcW w:type="dxa" w:w="2578"/>
+            <w:tcMar>
+              <w:top w:type="dxa" w:w="50"/>
+              <w:left w:type="dxa" w:w="90"/>
+              <w:bottom w:type="dxa" w:w="50"/>
+              <w:right w:type="dxa" w:w="90"/>
+            </w:tcMar>
+          </w:tcPr>
+          <w:p>
+            <w:r>
+              <w:rPr>
+                <w:b w:val="false"/>
+                <w:bCs w:val="false"/>
+                <w:sz w:val="18"/>
+                <w:szCs w:val="18"/>
+              </w:rPr>
+              <w:t xml:space="preserve">Quality Technical Services (ENAS)</w:t>
+            </w:r>
+          </w:p>
+        </w:tc>
+        <w:tc>
+          <w:tcPr>
+            <w:tcW w:type="dxa" w:w="1289"/>
+            <w:tcMar>
+              <w:top w:type="dxa" w:w="50"/>
+              <w:left w:type="dxa" w:w="90"/>
+              <w:bottom w:type="dxa" w:w="50"/>
+              <w:right w:type="dxa" w:w="90"/>
+            </w:tcMar>
+          </w:tcPr>
+          <w:p>
+            <w:r>
+              <w:rPr>
+                <w:b w:val="false"/>
+                <w:bCs w:val="false"/>
+                <w:sz w:val="18"/>
+                <w:szCs w:val="18"/>
+              </w:rPr>
+              <w:t xml:space="preserve">UAE-wide</w:t>
+            </w:r>
+          </w:p>
+        </w:tc>
+        <w:tc>
+          <w:tcPr>
+            <w:tcW w:type="dxa" w:w="2777"/>
+            <w:tcMar>
+              <w:top w:type="dxa" w:w="50"/>
+              <w:left w:type="dxa" w:w="90"/>
+              <w:bottom w:type="dxa" w:w="50"/>
+              <w:right w:type="dxa" w:w="90"/>
+            </w:tcMar>
+          </w:tcPr>
+          <w:p>
+            <w:r>
+              <w:rPr>
+                <w:b w:val="false"/>
+                <w:bCs w:val="false"/>
+                <w:sz w:val="18"/>
+                <w:szCs w:val="18"/>
+              </w:rPr>
+              <w:t xml:space="preserve">On-site service</w:t>
+            </w:r>
+          </w:p>
+        </w:tc>
+        <w:tc>
+          <w:tcPr>
+            <w:tcW w:type="dxa" w:w="1986"/>
+            <w:tcMar>
+              <w:top w:type="dxa" w:w="50"/>
+              <w:left w:type="dxa" w:w="90"/>
+              <w:bottom w:type="dxa" w:w="50"/>
+              <w:right w:type="dxa" w:w="90"/>
+            </w:tcMar>
+          </w:tcPr>
+          <w:p>
+            <w:r>
+              <w:rPr>
+                <w:b w:val="false"/>
+                <w:bCs w:val="false"/>
+                <w:sz w:val="18"/>
+                <w:szCs w:val="18"/>
+              </w:rPr>
+              <w:t xml:space="preserve">+971 54 244 7390</w:t>
+            </w:r>
+          </w:p>
+        </w:tc>
+      </w:tr>
+      <w:tr>
+        <w:tc>
+          <w:tcPr>
+            <w:tcW w:type="dxa" w:w="396"/>
+            <w:tcMar>
+              <w:top w:type="dxa" w:w="50"/>
+              <w:left w:type="dxa" w:w="90"/>
+              <w:bottom w:type="dxa" w:w="50"/>
+              <w:right w:type="dxa" w:w="90"/>
+            </w:tcMar>
+          </w:tcPr>
+          <w:p>
+            <w:r>
+              <w:rPr>
+                <w:b w:val="false"/>
+                <w:bCs w:val="false"/>
+                <w:sz w:val="18"/>
+                <w:szCs w:val="18"/>
+              </w:rPr>
+              <w:t xml:space="preserve">7</w:t>
+            </w:r>
+          </w:p>
+        </w:tc>
+        <w:tc>
+          <w:tcPr>
+            <w:tcW w:type="dxa" w:w="2578"/>
+            <w:tcMar>
+              <w:top w:type="dxa" w:w="50"/>
+              <w:left w:type="dxa" w:w="90"/>
+              <w:bottom w:type="dxa" w:w="50"/>
+              <w:right w:type="dxa" w:w="90"/>
+            </w:tcMar>
+          </w:tcPr>
+          <w:p>
+            <w:r>
+              <w:rPr>
+                <w:b w:val="false"/>
+                <w:bCs w:val="false"/>
+                <w:sz w:val="18"/>
+                <w:szCs w:val="18"/>
+              </w:rPr>
+              <w:t xml:space="preserve">MeterPlus Calibration Services</w:t>
+            </w:r>
+          </w:p>
+        </w:tc>
+        <w:tc>
+          <w:tcPr>
+            <w:tcW w:type="dxa" w:w="1289"/>
+            <w:tcMar>
+              <w:top w:type="dxa" w:w="50"/>
+              <w:left w:type="dxa" w:w="90"/>
+              <w:bottom w:type="dxa" w:w="50"/>
+              <w:right w:type="dxa" w:w="90"/>
+            </w:tcMar>
+          </w:tcPr>
+          <w:p>
+            <w:r>
+              <w:rPr>
+                <w:b w:val="false"/>
+                <w:bCs w:val="false"/>
+                <w:sz w:val="18"/>
+                <w:szCs w:val="18"/>
+              </w:rPr>
+              <w:t xml:space="preserve">Ajman</w:t>
+            </w:r>
+          </w:p>
+        </w:tc>
+        <w:tc>
+          <w:tcPr>
+            <w:tcW w:type="dxa" w:w="2777"/>
+            <w:tcMar>
+              <w:top w:type="dxa" w:w="50"/>
+              <w:left w:type="dxa" w:w="90"/>
+              <w:bottom w:type="dxa" w:w="50"/>
+              <w:right w:type="dxa" w:w="90"/>
+            </w:tcMar>
+          </w:tcPr>
+          <w:p>
+            <w:r>
+              <w:rPr>
+                <w:b w:val="false"/>
+                <w:bCs w:val="false"/>
+                <w:sz w:val="18"/>
+                <w:szCs w:val="18"/>
+              </w:rPr>
+              <w:t xml:space="preserve">Industrial Area 2</w:t>
+            </w:r>
+          </w:p>
+        </w:tc>
+        <w:tc>
+          <w:tcPr>
+            <w:tcW w:type="dxa" w:w="1986"/>
+            <w:tcMar>
+              <w:top w:type="dxa" w:w="50"/>
+              <w:left w:type="dxa" w:w="90"/>
+              <w:bottom w:type="dxa" w:w="50"/>
+              <w:right w:type="dxa" w:w="90"/>
+            </w:tcMar>
+          </w:tcPr>
+          <w:p>
+            <w:r>
+              <w:rPr>
+                <w:b w:val="false"/>
+                <w:bCs w:val="false"/>
+                <w:sz w:val="18"/>
+                <w:szCs w:val="18"/>
+              </w:rPr>
+              <w:t xml:space="preserve">+971 54 348 0192</w:t>
+            </w:r>
+          </w:p>
+        </w:tc>
+      </w:tr>
+      <w:tr>
+        <w:tc>
+          <w:tcPr>
+            <w:tcW w:type="dxa" w:w="396"/>
+            <w:tcMar>
+              <w:top w:type="dxa" w:w="50"/>
+              <w:left w:type="dxa" w:w="90"/>
+              <w:bottom w:type="dxa" w:w="50"/>
+              <w:right w:type="dxa" w:w="90"/>
+            </w:tcMar>
+          </w:tcPr>
+          <w:p>
+            <w:r>
+              <w:rPr>
+                <w:b w:val="false"/>
+                <w:bCs w:val="false"/>
+                <w:sz w:val="18"/>
+                <w:szCs w:val="18"/>
+              </w:rPr>
+              <w:t xml:space="preserve">8</w:t>
+            </w:r>
+          </w:p>
+        </w:tc>
+        <w:tc>
+          <w:tcPr>
+            <w:tcW w:type="dxa" w:w="2578"/>
+            <w:tcMar>
+              <w:top w:type="dxa" w:w="50"/>
+              <w:left w:type="dxa" w:w="90"/>
+              <w:bottom w:type="dxa" w:w="50"/>
+              <w:right w:type="dxa" w:w="90"/>
+            </w:tcMar>
+          </w:tcPr>
+          <w:p>
+            <w:r>
+              <w:rPr>
+                <w:b w:val="false"/>
+                <w:bCs w:val="false"/>
+                <w:sz w:val="18"/>
+                <w:szCs w:val="18"/>
+              </w:rPr>
+              <w:t xml:space="preserve">Dream Torque Calibration Services LLC</w:t>
+            </w:r>
+          </w:p>
+        </w:tc>
+        <w:tc>
+          <w:tcPr>
+            <w:tcW w:type="dxa" w:w="1289"/>
+            <w:tcMar>
+              <w:top w:type="dxa" w:w="50"/>
+              <w:left w:type="dxa" w:w="90"/>
+              <w:bottom w:type="dxa" w:w="50"/>
+              <w:right w:type="dxa" w:w="90"/>
+            </w:tcMar>
+          </w:tcPr>
+          <w:p>
+            <w:r>
+              <w:rPr>
+                <w:b w:val="false"/>
+                <w:bCs w:val="false"/>
+                <w:sz w:val="18"/>
+                <w:szCs w:val="18"/>
+              </w:rPr>
+              <w:t xml:space="preserve">Ajman</w:t>
+            </w:r>
+          </w:p>
+        </w:tc>
+        <w:tc>
+          <w:tcPr>
+            <w:tcW w:type="dxa" w:w="2777"/>
+            <w:tcMar>
+              <w:top w:type="dxa" w:w="50"/>
+              <w:left w:type="dxa" w:w="90"/>
+              <w:bottom w:type="dxa" w:w="50"/>
+              <w:right w:type="dxa" w:w="90"/>
+            </w:tcMar>
+          </w:tcPr>
+          <w:p>
+            <w:r>
+              <w:rPr>
+                <w:b w:val="false"/>
+                <w:bCs w:val="false"/>
+                <w:sz w:val="18"/>
+                <w:szCs w:val="18"/>
+              </w:rPr>
+              <w:t xml:space="preserve">Jurf Industrial Zone 2</w:t>
+            </w:r>
+          </w:p>
+        </w:tc>
+        <w:tc>
+          <w:tcPr>
+            <w:tcW w:type="dxa" w:w="1986"/>
+            <w:tcMar>
+              <w:top w:type="dxa" w:w="50"/>
+              <w:left w:type="dxa" w:w="90"/>
+              <w:bottom w:type="dxa" w:w="50"/>
+              <w:right w:type="dxa" w:w="90"/>
+            </w:tcMar>
+          </w:tcPr>
+          <w:p>
+            <w:r>
+              <w:rPr>
+                <w:b w:val="false"/>
+                <w:bCs w:val="false"/>
+                <w:sz w:val="18"/>
+                <w:szCs w:val="18"/>
+              </w:rPr>
+              <w:t xml:space="preserve">+971 6 743 4880</w:t>
+            </w:r>
+          </w:p>
+        </w:tc>
+      </w:tr>
+    </w:tbl>
+    <w:p>
+      <w:pPr>
+        <w:spacing w:after="120"/>
+      </w:pPr>
+    </w:p>
+    <w:p>
+      <w:pPr>
+        <w:spacing w:after="120"/>
+      </w:pPr>
+      <w:r>
+        <w:t xml:space="preserve">EIAC head office: One Central, Trade Centre District, Dubai, +971 4 872 2666. Check every lab's current scope at eiac.gov.ae/directory.</w:t>
       </w:r>
     </w:p>
     <w:p>
@@ -16739,7 +18145,7 @@
         <w:t xml:space="preserve">Sources:</w:t>
       </w:r>
       <w:r>
-        <w:t xml:space="preserve"> alphatechgcc.com, arabcal.com, accuvergroup.com, urslabs.com, anaum.com, mme-ae.com, adexuae.com, westfortgroup.com, haris.ae, aabtools.com, ariesmar.com, generaltech.ae, mecl.ae, qtsservice.com, quark-international.com, dreamtorque.com, meterpluscalibration.com, ssiscientific.com, deltamedicaluae.com, eiac.gov.ae, yellowpages-uae.com, atninfo.com, reachuae.com, uaeresults.com.</w:t>
+        <w:t xml:space="preserve"> mme-ae.com, adexuae.com, anaum.com, alphatechgcc.com, haris.ae, uazon.ae, goswitchgear.ae, luluaa.com, skysunenergy.com, westfortgroup.com, gulfinstruments.com, aabtools.com, testomart.com, generaltech.ae, arabcal.com, mecl.ae, accuvergroup.com, qtsservice.com, meterpluscalibration.com, dreamtorque.com, ssiscientific.com, deltamedicaluae.com, eiac.gov.ae, yellowpages-uae.com, atninfo.com, reachuae.com, 2gis.ae, uaeresults.com.</w:t>
       </w:r>
     </w:p>
     <w:p>
@@ -16747,7 +18153,7 @@
         <w:pStyle w:val="Heading2"/>
       </w:pPr>
       <w:r>
-        <w:t xml:space="preserve">5.4 Logistics plan</w:t>
+        <w:t xml:space="preserve">5.5 Logistics plan</w:t>
       </w:r>
     </w:p>
     <w:tbl>
